--- a/docs/API_DOCUMENTATION.docx
+++ b/docs/API_DOCUMENTATION.docx
@@ -10,7 +10,7 @@
         <w:t xml:space="preserve">API_DOCUMENTATION</w:t>
       </w:r>
     </w:p>
-    <w:bookmarkStart w:id="22" w:name="api-documentation"/>
+    <w:bookmarkStart w:id="23" w:name="api-documentation"/>
     <w:p>
       <w:pPr>
         <w:pStyle w:val="Heading1"/>
@@ -1777,7 +1777,7 @@
     </w:p>
     <w:bookmarkEnd w:id="11"/>
     <w:bookmarkEnd w:id="12"/>
-    <w:bookmarkStart w:id="15" w:name="accounts-accounts"/>
+    <w:bookmarkStart w:id="16" w:name="accounts-accounts"/>
     <w:p>
       <w:pPr>
         <w:pStyle w:val="Heading2"/>
@@ -2296,6 +2296,290 @@
                 <w:rFonts w:ascii="Calibri" w:hAnsi="Calibri"/>
                 <w:sz w:val="18"/>
               </w:rPr>
+              <w:t xml:space="preserve">GET</w:t>
+            </w:r>
+          </w:p>
+        </w:tc>
+        <w:tc>
+          <w:tcPr>
+            <w:tcMar>
+              <w:top w:w="40" w:type="dxa"/>
+              <w:bottom w:w="40" w:type="dxa"/>
+              <w:left w:w="60" w:type="dxa"/>
+              <w:right w:w="60" w:type="dxa"/>
+            </w:tcMar>
+          </w:tcPr>
+          <w:p>
+            <w:pPr>
+              <w:pStyle w:val="Compact"/>
+              <w:spacing w:before="0" w:after="40" w:line="264" w:lineRule="auto"/>
+              <w:jc w:val="left"/>
+            </w:pPr>
+            <w:r>
+              <w:rPr>
+                <w:rStyle w:val="VerbatimChar"/>
+                <w:rFonts w:ascii="Calibri" w:hAnsi="Calibri"/>
+                <w:sz w:val="18"/>
+              </w:rPr>
+              <w:t xml:space="preserve">/accounts/{accountId}</w:t>
+            </w:r>
+          </w:p>
+        </w:tc>
+        <w:tc>
+          <w:tcPr>
+            <w:tcMar>
+              <w:top w:w="40" w:type="dxa"/>
+              <w:bottom w:w="40" w:type="dxa"/>
+              <w:left w:w="60" w:type="dxa"/>
+              <w:right w:w="60" w:type="dxa"/>
+            </w:tcMar>
+          </w:tcPr>
+          <w:p>
+            <w:pPr>
+              <w:pStyle w:val="Compact"/>
+              <w:spacing w:before="0" w:after="40" w:line="264" w:lineRule="auto"/>
+              <w:jc w:val="left"/>
+            </w:pPr>
+            <w:r>
+              <w:rPr>
+                <w:rFonts w:ascii="Calibri" w:hAnsi="Calibri"/>
+                <w:sz w:val="18"/>
+              </w:rPr>
+              <w:t xml:space="preserve">ADMIN,</w:t>
+            </w:r>
+            <w:r>
+              <w:rPr>
+                <w:rFonts w:ascii="Calibri" w:hAnsi="Calibri"/>
+                <w:sz w:val="18"/>
+              </w:rPr>
+              <w:t xml:space="preserve"> </w:t>
+            </w:r>
+            <w:r>
+              <w:rPr>
+                <w:rFonts w:ascii="Calibri" w:hAnsi="Calibri"/>
+                <w:sz w:val="18"/>
+              </w:rPr>
+              <w:t xml:space="preserve">EMPLOYEE,</w:t>
+            </w:r>
+            <w:r>
+              <w:rPr>
+                <w:rFonts w:ascii="Calibri" w:hAnsi="Calibri"/>
+                <w:sz w:val="18"/>
+              </w:rPr>
+              <w:t xml:space="preserve"> </w:t>
+            </w:r>
+            <w:r>
+              <w:rPr>
+                <w:rFonts w:ascii="Calibri" w:hAnsi="Calibri"/>
+                <w:sz w:val="18"/>
+              </w:rPr>
+              <w:t xml:space="preserve">MANAGER</w:t>
+            </w:r>
+          </w:p>
+        </w:tc>
+        <w:tc>
+          <w:tcPr>
+            <w:tcMar>
+              <w:top w:w="40" w:type="dxa"/>
+              <w:bottom w:w="40" w:type="dxa"/>
+              <w:left w:w="60" w:type="dxa"/>
+              <w:right w:w="60" w:type="dxa"/>
+            </w:tcMar>
+          </w:tcPr>
+          <w:p>
+            <w:pPr>
+              <w:pStyle w:val="Compact"/>
+              <w:spacing w:before="0" w:after="40" w:line="264" w:lineRule="auto"/>
+              <w:jc w:val="left"/>
+            </w:pPr>
+            <w:r>
+              <w:rPr>
+                <w:rFonts w:ascii="Calibri" w:hAnsi="Calibri"/>
+                <w:sz w:val="18"/>
+              </w:rPr>
+              <w:t xml:space="preserve">Single</w:t>
+            </w:r>
+            <w:r>
+              <w:rPr>
+                <w:rFonts w:ascii="Calibri" w:hAnsi="Calibri"/>
+                <w:sz w:val="18"/>
+              </w:rPr>
+              <w:t xml:space="preserve"> </w:t>
+            </w:r>
+            <w:r>
+              <w:rPr>
+                <w:rStyle w:val="VerbatimChar"/>
+                <w:rFonts w:ascii="Calibri" w:hAnsi="Calibri"/>
+                <w:sz w:val="18"/>
+              </w:rPr>
+              <w:t xml:space="preserve">AccountResponse</w:t>
+            </w:r>
+          </w:p>
+        </w:tc>
+      </w:tr>
+      <w:tr>
+        <w:tc>
+          <w:tcPr>
+            <w:tcMar>
+              <w:top w:w="40" w:type="dxa"/>
+              <w:bottom w:w="40" w:type="dxa"/>
+              <w:left w:w="60" w:type="dxa"/>
+              <w:right w:w="60" w:type="dxa"/>
+            </w:tcMar>
+          </w:tcPr>
+          <w:p>
+            <w:pPr>
+              <w:pStyle w:val="Compact"/>
+              <w:spacing w:before="0" w:after="40" w:line="264" w:lineRule="auto"/>
+              <w:jc w:val="left"/>
+            </w:pPr>
+            <w:r>
+              <w:rPr>
+                <w:rFonts w:ascii="Calibri" w:hAnsi="Calibri"/>
+                <w:sz w:val="18"/>
+              </w:rPr>
+              <w:t xml:space="preserve">GET</w:t>
+            </w:r>
+          </w:p>
+        </w:tc>
+        <w:tc>
+          <w:tcPr>
+            <w:tcMar>
+              <w:top w:w="40" w:type="dxa"/>
+              <w:bottom w:w="40" w:type="dxa"/>
+              <w:left w:w="60" w:type="dxa"/>
+              <w:right w:w="60" w:type="dxa"/>
+            </w:tcMar>
+          </w:tcPr>
+          <w:p>
+            <w:pPr>
+              <w:pStyle w:val="Compact"/>
+              <w:spacing w:before="0" w:after="40" w:line="264" w:lineRule="auto"/>
+              <w:jc w:val="left"/>
+            </w:pPr>
+            <w:r>
+              <w:rPr>
+                <w:rStyle w:val="VerbatimChar"/>
+                <w:rFonts w:ascii="Calibri" w:hAnsi="Calibri"/>
+                <w:sz w:val="18"/>
+              </w:rPr>
+              <w:t xml:space="preserve">/accounts/{accountId}/transactions?page&amp;size&amp;sortBy&amp;sortDir</w:t>
+            </w:r>
+          </w:p>
+        </w:tc>
+        <w:tc>
+          <w:tcPr>
+            <w:tcMar>
+              <w:top w:w="40" w:type="dxa"/>
+              <w:bottom w:w="40" w:type="dxa"/>
+              <w:left w:w="60" w:type="dxa"/>
+              <w:right w:w="60" w:type="dxa"/>
+            </w:tcMar>
+          </w:tcPr>
+          <w:p>
+            <w:pPr>
+              <w:pStyle w:val="Compact"/>
+              <w:spacing w:before="0" w:after="40" w:line="264" w:lineRule="auto"/>
+              <w:jc w:val="left"/>
+            </w:pPr>
+            <w:r>
+              <w:rPr>
+                <w:rFonts w:ascii="Calibri" w:hAnsi="Calibri"/>
+                <w:sz w:val="18"/>
+              </w:rPr>
+              <w:t xml:space="preserve">ADMIN, P</w:t>
+            </w:r>
+            <w:r>
+              <w:rPr>
+                <w:rFonts w:ascii="Calibri" w:hAnsi="Calibri"/>
+                <w:sz w:val="18"/>
+              </w:rPr>
+              <w:t xml:space="preserve"> </w:t>
+            </w:r>
+            <w:r>
+              <w:rPr>
+                <w:rFonts w:ascii="Calibri" w:hAnsi="Calibri"/>
+                <w:sz w:val="18"/>
+              </w:rPr>
+              <w:t xml:space="preserve">EMPLOYEE,</w:t>
+            </w:r>
+            <w:r>
+              <w:rPr>
+                <w:rFonts w:ascii="Calibri" w:hAnsi="Calibri"/>
+                <w:sz w:val="18"/>
+              </w:rPr>
+              <w:t xml:space="preserve"> </w:t>
+            </w:r>
+            <w:r>
+              <w:rPr>
+                <w:rFonts w:ascii="Calibri" w:hAnsi="Calibri"/>
+                <w:sz w:val="18"/>
+              </w:rPr>
+              <w:t xml:space="preserve">MANAGER</w:t>
+            </w:r>
+          </w:p>
+        </w:tc>
+        <w:tc>
+          <w:tcPr>
+            <w:tcMar>
+              <w:top w:w="40" w:type="dxa"/>
+              <w:bottom w:w="40" w:type="dxa"/>
+              <w:left w:w="60" w:type="dxa"/>
+              <w:right w:w="60" w:type="dxa"/>
+            </w:tcMar>
+          </w:tcPr>
+          <w:p>
+            <w:pPr>
+              <w:pStyle w:val="Compact"/>
+              <w:spacing w:before="0" w:after="40" w:line="264" w:lineRule="auto"/>
+              <w:jc w:val="left"/>
+            </w:pPr>
+            <w:r>
+              <w:rPr>
+                <w:rFonts w:ascii="Calibri" w:hAnsi="Calibri"/>
+                <w:sz w:val="18"/>
+              </w:rPr>
+              <w:t xml:space="preserve">age of</w:t>
+            </w:r>
+            <w:r>
+              <w:rPr>
+                <w:rFonts w:ascii="Calibri" w:hAnsi="Calibri"/>
+                <w:sz w:val="18"/>
+              </w:rPr>
+              <w:t xml:space="preserve"> </w:t>
+            </w:r>
+            <w:r>
+              <w:rPr>
+                <w:rStyle w:val="VerbatimChar"/>
+                <w:rFonts w:ascii="Calibri" w:hAnsi="Calibri"/>
+                <w:sz w:val="18"/>
+              </w:rPr>
+              <w:t xml:space="preserve">TransactionResponse</w:t>
+            </w:r>
+          </w:p>
+        </w:tc>
+      </w:tr>
+      <w:tr>
+        <w:tc>
+          <w:tcPr>
+            <w:tcMar>
+              <w:top w:w="40" w:type="dxa"/>
+              <w:bottom w:w="40" w:type="dxa"/>
+              <w:left w:w="60" w:type="dxa"/>
+              <w:right w:w="60" w:type="dxa"/>
+            </w:tcMar>
+          </w:tcPr>
+          <w:p>
+            <w:pPr>
+              <w:pStyle w:val="Compact"/>
+              <w:spacing w:before="0" w:after="40" w:line="264" w:lineRule="auto"/>
+              <w:jc w:val="left"/>
+            </w:pPr>
+            <w:r>
+              <w:rPr>
+                <w:rFonts w:ascii="Calibri" w:hAnsi="Calibri"/>
+                <w:sz w:val="18"/>
+              </w:rPr>
               <w:t xml:space="preserve">PUT</w:t>
             </w:r>
           </w:p>
@@ -2648,8 +2932,210 @@
       </w:r>
     </w:p>
     <w:bookmarkEnd w:id="14"/>
+    <w:bookmarkStart w:id="15" w:name="transactionresponse-list-under-account"/>
+    <w:p>
+      <w:pPr>
+        <w:pStyle w:val="Heading3"/>
+      </w:pPr>
+      <w:r>
+        <w:t xml:space="preserve">TransactionResponse (list under account)</w:t>
+      </w:r>
+    </w:p>
+    <w:p>
+      <w:pPr>
+        <w:pStyle w:val="FirstParagraph"/>
+        <w:spacing w:after="160" w:line="276" w:lineRule="auto"/>
+        <w:jc w:val="left"/>
+      </w:pPr>
+      <w:r>
+        <w:rPr>
+          <w:rStyle w:val="VerbatimChar"/>
+        </w:rPr>
+        <w:t xml:space="preserve">transactionId</w:t>
+      </w:r>
+      <w:r>
+        <w:t xml:space="preserve">,</w:t>
+      </w:r>
+      <w:r>
+        <w:t xml:space="preserve"> </w:t>
+      </w:r>
+      <w:r>
+        <w:rPr>
+          <w:rStyle w:val="VerbatimChar"/>
+        </w:rPr>
+        <w:t xml:space="preserve">accountId</w:t>
+      </w:r>
+      <w:r>
+        <w:t xml:space="preserve">,</w:t>
+      </w:r>
+      <w:r>
+        <w:t xml:space="preserve"> </w:t>
+      </w:r>
+      <w:r>
+        <w:rPr>
+          <w:rStyle w:val="VerbatimChar"/>
+        </w:rPr>
+        <w:t xml:space="preserve">transactionType</w:t>
+      </w:r>
+      <w:r>
+        <w:t xml:space="preserve">,</w:t>
+      </w:r>
+      <w:r>
+        <w:t xml:space="preserve"> </w:t>
+      </w:r>
+      <w:r>
+        <w:rPr>
+          <w:rStyle w:val="VerbatimChar"/>
+        </w:rPr>
+        <w:t xml:space="preserve">amount</w:t>
+      </w:r>
+      <w:r>
+        <w:t xml:space="preserve">,</w:t>
+      </w:r>
+      <w:r>
+        <w:t xml:space="preserve"> </w:t>
+      </w:r>
+      <w:r>
+        <w:rPr>
+          <w:rStyle w:val="VerbatimChar"/>
+        </w:rPr>
+        <w:t xml:space="preserve">balanceAfter</w:t>
+      </w:r>
+      <w:r>
+        <w:t xml:space="preserve">,</w:t>
+      </w:r>
+      <w:r>
+        <w:t xml:space="preserve"> </w:t>
+      </w:r>
+      <w:r>
+        <w:rPr>
+          <w:rStyle w:val="VerbatimChar"/>
+        </w:rPr>
+        <w:t xml:space="preserve">currencyCode</w:t>
+      </w:r>
+      <w:r>
+        <w:t xml:space="preserve">,</w:t>
+      </w:r>
+      <w:r>
+        <w:t xml:space="preserve"> </w:t>
+      </w:r>
+      <w:r>
+        <w:rPr>
+          <w:rStyle w:val="VerbatimChar"/>
+        </w:rPr>
+        <w:t xml:space="preserve">narration</w:t>
+      </w:r>
+      <w:r>
+        <w:t xml:space="preserve">,</w:t>
+      </w:r>
+      <w:r>
+        <w:t xml:space="preserve"> </w:t>
+      </w:r>
+      <w:r>
+        <w:rPr>
+          <w:rStyle w:val="VerbatimChar"/>
+        </w:rPr>
+        <w:t xml:space="preserve">createdAt</w:t>
+      </w:r>
+      <w:r>
+        <w:t xml:space="preserve">,</w:t>
+      </w:r>
+      <w:r>
+        <w:t xml:space="preserve"> </w:t>
+      </w:r>
+      <w:r>
+        <w:rPr>
+          <w:rStyle w:val="VerbatimChar"/>
+        </w:rPr>
+        <w:t xml:space="preserve">createdBy</w:t>
+      </w:r>
+      <w:r>
+        <w:t xml:space="preserve">.</w:t>
+      </w:r>
+    </w:p>
+    <w:p>
+      <w:pPr>
+        <w:pStyle w:val="BodyText"/>
+      </w:pPr>
+      <w:r>
+        <w:t xml:space="preserve">Sort whitelist for transactions:</w:t>
+      </w:r>
+      <w:r>
+        <w:t xml:space="preserve"> </w:t>
+      </w:r>
+      <w:r>
+        <w:rPr>
+          <w:rStyle w:val="VerbatimChar"/>
+        </w:rPr>
+        <w:t xml:space="preserve">createdAt</w:t>
+      </w:r>
+      <w:r>
+        <w:t xml:space="preserve">,</w:t>
+      </w:r>
+      <w:r>
+        <w:t xml:space="preserve"> </w:t>
+      </w:r>
+      <w:r>
+        <w:rPr>
+          <w:rStyle w:val="VerbatimChar"/>
+        </w:rPr>
+        <w:t xml:space="preserve">amount</w:t>
+      </w:r>
+      <w:r>
+        <w:t xml:space="preserve">,</w:t>
+      </w:r>
+      <w:r>
+        <w:t xml:space="preserve"> </w:t>
+      </w:r>
+      <w:r>
+        <w:rPr>
+          <w:rStyle w:val="VerbatimChar"/>
+        </w:rPr>
+        <w:t xml:space="preserve">transactionId</w:t>
+      </w:r>
+      <w:r>
+        <w:t xml:space="preserve">,</w:t>
+      </w:r>
+      <w:r>
+        <w:t xml:space="preserve"> </w:t>
+      </w:r>
+      <w:r>
+        <w:rPr>
+          <w:rStyle w:val="VerbatimChar"/>
+        </w:rPr>
+        <w:t xml:space="preserve">transactionType</w:t>
+      </w:r>
+      <w:r>
+        <w:t xml:space="preserve"> </w:t>
+      </w:r>
+      <w:r>
+        <w:t xml:space="preserve">(default</w:t>
+      </w:r>
+      <w:r>
+        <w:t xml:space="preserve"> </w:t>
+      </w:r>
+      <w:r>
+        <w:rPr>
+          <w:rStyle w:val="VerbatimChar"/>
+        </w:rPr>
+        <w:t xml:space="preserve">createdAt</w:t>
+      </w:r>
+      <w:r>
+        <w:t xml:space="preserve"> </w:t>
+      </w:r>
+      <w:r>
+        <w:t xml:space="preserve">desc). 404-style business error</w:t>
+      </w:r>
+      <w:r>
+        <w:t xml:space="preserve"> </w:t>
+      </w:r>
+      <w:r>
+        <w:t xml:space="preserve">if account id does not exist.</w:t>
+      </w:r>
+    </w:p>
     <w:bookmarkEnd w:id="15"/>
-    <w:bookmarkStart w:id="17" w:name="account-policies-account-policies"/>
+    <w:bookmarkEnd w:id="16"/>
+    <w:bookmarkStart w:id="18" w:name="account-policies-account-policies"/>
     <w:p>
       <w:pPr>
         <w:pStyle w:val="Heading2"/>
@@ -3066,7 +3552,7 @@
         <w:t xml:space="preserve">*Deferred hardening: restrict create (and possibly GET) to ADMIN.</w:t>
       </w:r>
     </w:p>
-    <w:bookmarkStart w:id="16" w:name="accountpolicyresponse"/>
+    <w:bookmarkStart w:id="17" w:name="accountpolicyresponse"/>
     <w:p>
       <w:pPr>
         <w:pStyle w:val="Heading3"/>
@@ -3184,9 +3670,9 @@
         <w:t xml:space="preserve">effectiveTo</w:t>
       </w:r>
     </w:p>
-    <w:bookmarkEnd w:id="16"/>
     <w:bookmarkEnd w:id="17"/>
-    <w:bookmarkStart w:id="18" w:name="users-employees-users"/>
+    <w:bookmarkEnd w:id="18"/>
+    <w:bookmarkStart w:id="19" w:name="users-employees-users"/>
     <w:p>
       <w:pPr>
         <w:pStyle w:val="Heading2"/>
@@ -3612,8 +4098,8 @@
         </w:tc>
       </w:tr>
     </w:tbl>
-    <w:bookmarkEnd w:id="18"/>
-    <w:bookmarkStart w:id="19" w:name="misc"/>
+    <w:bookmarkEnd w:id="19"/>
+    <w:bookmarkStart w:id="20" w:name="misc"/>
     <w:p>
       <w:pPr>
         <w:pStyle w:val="Heading2"/>
@@ -3804,8 +4290,8 @@
         </w:tc>
       </w:tr>
     </w:tbl>
-    <w:bookmarkEnd w:id="19"/>
-    <w:bookmarkStart w:id="20" w:name="error-shape"/>
+    <w:bookmarkEnd w:id="20"/>
+    <w:bookmarkStart w:id="21" w:name="error-shape"/>
     <w:p>
       <w:pPr>
         <w:pStyle w:val="Heading2"/>
@@ -3866,8 +4352,8 @@
         <w:t xml:space="preserve">type.</w:t>
       </w:r>
     </w:p>
-    <w:bookmarkEnd w:id="20"/>
-    <w:bookmarkStart w:id="21" w:name="frontend-api-clients"/>
+    <w:bookmarkEnd w:id="21"/>
+    <w:bookmarkStart w:id="22" w:name="frontend-api-clients"/>
     <w:p>
       <w:pPr>
         <w:pStyle w:val="Heading2"/>
@@ -4261,8 +4747,8 @@
         </w:tc>
       </w:tr>
     </w:tbl>
-    <w:bookmarkEnd w:id="21"/>
     <w:bookmarkEnd w:id="22"/>
+    <w:bookmarkEnd w:id="23"/>
     <w:sectPr>
       <w:pgSz w:h="16838" w:w="11906"/>
       <w:pgMar w:bottom="1134" w:footer="720" w:gutter="0" w:header="720" w:left="1247" w:right="1247" w:top="1134"/>

--- a/docs/API_DOCUMENTATION.docx
+++ b/docs/API_DOCUMENTATION.docx
@@ -114,6 +114,12 @@
               <w:right w:w="60" w:type="dxa"/>
             </w:tcMar>
             <w:shd w:fill="1A365D" w:val="clear"/>
+            <w:tcMar>
+              <w:top w:w="40" w:type="dxa"/>
+              <w:bottom w:w="40" w:type="dxa"/>
+              <w:left w:w="60" w:type="dxa"/>
+              <w:right w:w="60" w:type="dxa"/>
+            </w:tcMar>
           </w:tcPr>
           <w:p>
             <w:pPr>
@@ -141,6 +147,12 @@
               <w:right w:w="60" w:type="dxa"/>
             </w:tcMar>
             <w:shd w:fill="1A365D" w:val="clear"/>
+            <w:tcMar>
+              <w:top w:w="40" w:type="dxa"/>
+              <w:bottom w:w="40" w:type="dxa"/>
+              <w:left w:w="60" w:type="dxa"/>
+              <w:right w:w="60" w:type="dxa"/>
+            </w:tcMar>
           </w:tcPr>
           <w:p>
             <w:pPr>
@@ -168,6 +180,12 @@
               <w:right w:w="60" w:type="dxa"/>
             </w:tcMar>
             <w:shd w:fill="1A365D" w:val="clear"/>
+            <w:tcMar>
+              <w:top w:w="40" w:type="dxa"/>
+              <w:bottom w:w="40" w:type="dxa"/>
+              <w:left w:w="60" w:type="dxa"/>
+              <w:right w:w="60" w:type="dxa"/>
+            </w:tcMar>
           </w:tcPr>
           <w:p>
             <w:pPr>
@@ -195,6 +213,12 @@
               <w:right w:w="60" w:type="dxa"/>
             </w:tcMar>
             <w:shd w:fill="1A365D" w:val="clear"/>
+            <w:tcMar>
+              <w:top w:w="40" w:type="dxa"/>
+              <w:bottom w:w="40" w:type="dxa"/>
+              <w:left w:w="60" w:type="dxa"/>
+              <w:right w:w="60" w:type="dxa"/>
+            </w:tcMar>
           </w:tcPr>
           <w:p>
             <w:pPr>
@@ -222,6 +246,12 @@
               <w:right w:w="60" w:type="dxa"/>
             </w:tcMar>
             <w:shd w:fill="1A365D" w:val="clear"/>
+            <w:tcMar>
+              <w:top w:w="40" w:type="dxa"/>
+              <w:bottom w:w="40" w:type="dxa"/>
+              <w:left w:w="60" w:type="dxa"/>
+              <w:right w:w="60" w:type="dxa"/>
+            </w:tcMar>
           </w:tcPr>
           <w:p>
             <w:pPr>
@@ -250,6 +280,12 @@
               <w:left w:w="60" w:type="dxa"/>
               <w:right w:w="60" w:type="dxa"/>
             </w:tcMar>
+            <w:tcMar>
+              <w:top w:w="40" w:type="dxa"/>
+              <w:bottom w:w="40" w:type="dxa"/>
+              <w:left w:w="60" w:type="dxa"/>
+              <w:right w:w="60" w:type="dxa"/>
+            </w:tcMar>
           </w:tcPr>
           <w:p>
             <w:pPr>
@@ -268,6 +304,12 @@
         </w:tc>
         <w:tc>
           <w:tcPr>
+            <w:tcMar>
+              <w:top w:w="40" w:type="dxa"/>
+              <w:bottom w:w="40" w:type="dxa"/>
+              <w:left w:w="60" w:type="dxa"/>
+              <w:right w:w="60" w:type="dxa"/>
+            </w:tcMar>
             <w:tcMar>
               <w:top w:w="40" w:type="dxa"/>
               <w:bottom w:w="40" w:type="dxa"/>
@@ -293,6 +335,12 @@
         </w:tc>
         <w:tc>
           <w:tcPr>
+            <w:tcMar>
+              <w:top w:w="40" w:type="dxa"/>
+              <w:bottom w:w="40" w:type="dxa"/>
+              <w:left w:w="60" w:type="dxa"/>
+              <w:right w:w="60" w:type="dxa"/>
+            </w:tcMar>
             <w:tcMar>
               <w:top w:w="40" w:type="dxa"/>
               <w:bottom w:w="40" w:type="dxa"/>
@@ -325,6 +373,12 @@
               <w:left w:w="60" w:type="dxa"/>
               <w:right w:w="60" w:type="dxa"/>
             </w:tcMar>
+            <w:tcMar>
+              <w:top w:w="40" w:type="dxa"/>
+              <w:bottom w:w="40" w:type="dxa"/>
+              <w:left w:w="60" w:type="dxa"/>
+              <w:right w:w="60" w:type="dxa"/>
+            </w:tcMar>
           </w:tcPr>
           <w:p>
             <w:pPr>
@@ -344,6 +398,12 @@
         </w:tc>
         <w:tc>
           <w:tcPr>
+            <w:tcMar>
+              <w:top w:w="40" w:type="dxa"/>
+              <w:bottom w:w="40" w:type="dxa"/>
+              <w:left w:w="60" w:type="dxa"/>
+              <w:right w:w="60" w:type="dxa"/>
+            </w:tcMar>
             <w:tcMar>
               <w:top w:w="40" w:type="dxa"/>
               <w:bottom w:w="40" w:type="dxa"/>
@@ -406,6 +466,12 @@
               <w:left w:w="60" w:type="dxa"/>
               <w:right w:w="60" w:type="dxa"/>
             </w:tcMar>
+            <w:tcMar>
+              <w:top w:w="40" w:type="dxa"/>
+              <w:bottom w:w="40" w:type="dxa"/>
+              <w:left w:w="60" w:type="dxa"/>
+              <w:right w:w="60" w:type="dxa"/>
+            </w:tcMar>
           </w:tcPr>
           <w:p>
             <w:pPr>
@@ -424,6 +490,12 @@
         </w:tc>
         <w:tc>
           <w:tcPr>
+            <w:tcMar>
+              <w:top w:w="40" w:type="dxa"/>
+              <w:bottom w:w="40" w:type="dxa"/>
+              <w:left w:w="60" w:type="dxa"/>
+              <w:right w:w="60" w:type="dxa"/>
+            </w:tcMar>
             <w:tcMar>
               <w:top w:w="40" w:type="dxa"/>
               <w:bottom w:w="40" w:type="dxa"/>
@@ -455,6 +527,12 @@
               <w:left w:w="60" w:type="dxa"/>
               <w:right w:w="60" w:type="dxa"/>
             </w:tcMar>
+            <w:tcMar>
+              <w:top w:w="40" w:type="dxa"/>
+              <w:bottom w:w="40" w:type="dxa"/>
+              <w:left w:w="60" w:type="dxa"/>
+              <w:right w:w="60" w:type="dxa"/>
+            </w:tcMar>
           </w:tcPr>
           <w:p>
             <w:pPr>
@@ -479,6 +557,12 @@
               <w:left w:w="60" w:type="dxa"/>
               <w:right w:w="60" w:type="dxa"/>
             </w:tcMar>
+            <w:tcMar>
+              <w:top w:w="40" w:type="dxa"/>
+              <w:bottom w:w="40" w:type="dxa"/>
+              <w:left w:w="60" w:type="dxa"/>
+              <w:right w:w="60" w:type="dxa"/>
+            </w:tcMar>
           </w:tcPr>
           <w:p>
             <w:pPr>
@@ -497,6 +581,12 @@
         </w:tc>
         <w:tc>
           <w:tcPr>
+            <w:tcMar>
+              <w:top w:w="40" w:type="dxa"/>
+              <w:bottom w:w="40" w:type="dxa"/>
+              <w:left w:w="60" w:type="dxa"/>
+              <w:right w:w="60" w:type="dxa"/>
+            </w:tcMar>
             <w:tcMar>
               <w:top w:w="40" w:type="dxa"/>
               <w:bottom w:w="40" w:type="dxa"/>
@@ -530,6 +620,12 @@
               <w:left w:w="60" w:type="dxa"/>
               <w:right w:w="60" w:type="dxa"/>
             </w:tcMar>
+            <w:tcMar>
+              <w:top w:w="40" w:type="dxa"/>
+              <w:bottom w:w="40" w:type="dxa"/>
+              <w:left w:w="60" w:type="dxa"/>
+              <w:right w:w="60" w:type="dxa"/>
+            </w:tcMar>
           </w:tcPr>
           <w:p>
             <w:pPr>
@@ -548,6 +644,12 @@
         </w:tc>
         <w:tc>
           <w:tcPr>
+            <w:tcMar>
+              <w:top w:w="40" w:type="dxa"/>
+              <w:bottom w:w="40" w:type="dxa"/>
+              <w:left w:w="60" w:type="dxa"/>
+              <w:right w:w="60" w:type="dxa"/>
+            </w:tcMar>
             <w:tcMar>
               <w:top w:w="40" w:type="dxa"/>
               <w:bottom w:w="40" w:type="dxa"/>
@@ -579,6 +681,12 @@
               <w:left w:w="60" w:type="dxa"/>
               <w:right w:w="60" w:type="dxa"/>
             </w:tcMar>
+            <w:tcMar>
+              <w:top w:w="40" w:type="dxa"/>
+              <w:bottom w:w="40" w:type="dxa"/>
+              <w:left w:w="60" w:type="dxa"/>
+              <w:right w:w="60" w:type="dxa"/>
+            </w:tcMar>
           </w:tcPr>
           <w:p>
             <w:pPr>
@@ -597,6 +705,12 @@
         </w:tc>
         <w:tc>
           <w:tcPr>
+            <w:tcMar>
+              <w:top w:w="40" w:type="dxa"/>
+              <w:bottom w:w="40" w:type="dxa"/>
+              <w:left w:w="60" w:type="dxa"/>
+              <w:right w:w="60" w:type="dxa"/>
+            </w:tcMar>
             <w:tcMar>
               <w:top w:w="40" w:type="dxa"/>
               <w:bottom w:w="40" w:type="dxa"/>
@@ -622,6 +736,12 @@
         </w:tc>
         <w:tc>
           <w:tcPr>
+            <w:tcMar>
+              <w:top w:w="40" w:type="dxa"/>
+              <w:bottom w:w="40" w:type="dxa"/>
+              <w:left w:w="60" w:type="dxa"/>
+              <w:right w:w="60" w:type="dxa"/>
+            </w:tcMar>
             <w:tcMar>
               <w:top w:w="40" w:type="dxa"/>
               <w:bottom w:w="40" w:type="dxa"/>
@@ -699,6 +819,12 @@
               <w:right w:w="60" w:type="dxa"/>
             </w:tcMar>
             <w:shd w:fill="1A365D" w:val="clear"/>
+            <w:tcMar>
+              <w:top w:w="40" w:type="dxa"/>
+              <w:bottom w:w="40" w:type="dxa"/>
+              <w:left w:w="60" w:type="dxa"/>
+              <w:right w:w="60" w:type="dxa"/>
+            </w:tcMar>
           </w:tcPr>
           <w:p>
             <w:pPr>
@@ -726,6 +852,12 @@
               <w:right w:w="60" w:type="dxa"/>
             </w:tcMar>
             <w:shd w:fill="1A365D" w:val="clear"/>
+            <w:tcMar>
+              <w:top w:w="40" w:type="dxa"/>
+              <w:bottom w:w="40" w:type="dxa"/>
+              <w:left w:w="60" w:type="dxa"/>
+              <w:right w:w="60" w:type="dxa"/>
+            </w:tcMar>
           </w:tcPr>
           <w:p>
             <w:pPr>
@@ -753,6 +885,12 @@
               <w:right w:w="60" w:type="dxa"/>
             </w:tcMar>
             <w:shd w:fill="1A365D" w:val="clear"/>
+            <w:tcMar>
+              <w:top w:w="40" w:type="dxa"/>
+              <w:bottom w:w="40" w:type="dxa"/>
+              <w:left w:w="60" w:type="dxa"/>
+              <w:right w:w="60" w:type="dxa"/>
+            </w:tcMar>
           </w:tcPr>
           <w:p>
             <w:pPr>
@@ -780,6 +918,12 @@
               <w:right w:w="60" w:type="dxa"/>
             </w:tcMar>
             <w:shd w:fill="1A365D" w:val="clear"/>
+            <w:tcMar>
+              <w:top w:w="40" w:type="dxa"/>
+              <w:bottom w:w="40" w:type="dxa"/>
+              <w:left w:w="60" w:type="dxa"/>
+              <w:right w:w="60" w:type="dxa"/>
+            </w:tcMar>
           </w:tcPr>
           <w:p>
             <w:pPr>
@@ -808,6 +952,12 @@
               <w:left w:w="60" w:type="dxa"/>
               <w:right w:w="60" w:type="dxa"/>
             </w:tcMar>
+            <w:tcMar>
+              <w:top w:w="40" w:type="dxa"/>
+              <w:bottom w:w="40" w:type="dxa"/>
+              <w:left w:w="60" w:type="dxa"/>
+              <w:right w:w="60" w:type="dxa"/>
+            </w:tcMar>
           </w:tcPr>
           <w:p>
             <w:pPr>
@@ -826,6 +976,12 @@
         </w:tc>
         <w:tc>
           <w:tcPr>
+            <w:tcMar>
+              <w:top w:w="40" w:type="dxa"/>
+              <w:bottom w:w="40" w:type="dxa"/>
+              <w:left w:w="60" w:type="dxa"/>
+              <w:right w:w="60" w:type="dxa"/>
+            </w:tcMar>
             <w:tcMar>
               <w:top w:w="40" w:type="dxa"/>
               <w:bottom w:w="40" w:type="dxa"/>
@@ -857,6 +1013,12 @@
               <w:left w:w="60" w:type="dxa"/>
               <w:right w:w="60" w:type="dxa"/>
             </w:tcMar>
+            <w:tcMar>
+              <w:top w:w="40" w:type="dxa"/>
+              <w:bottom w:w="40" w:type="dxa"/>
+              <w:left w:w="60" w:type="dxa"/>
+              <w:right w:w="60" w:type="dxa"/>
+            </w:tcMar>
           </w:tcPr>
           <w:p>
             <w:pPr>
@@ -875,6 +1037,12 @@
         </w:tc>
         <w:tc>
           <w:tcPr>
+            <w:tcMar>
+              <w:top w:w="40" w:type="dxa"/>
+              <w:bottom w:w="40" w:type="dxa"/>
+              <w:left w:w="60" w:type="dxa"/>
+              <w:right w:w="60" w:type="dxa"/>
+            </w:tcMar>
             <w:tcMar>
               <w:top w:w="40" w:type="dxa"/>
               <w:bottom w:w="40" w:type="dxa"/>
@@ -966,6 +1134,12 @@
               <w:right w:w="60" w:type="dxa"/>
             </w:tcMar>
             <w:shd w:fill="1A365D" w:val="clear"/>
+            <w:tcMar>
+              <w:top w:w="40" w:type="dxa"/>
+              <w:bottom w:w="40" w:type="dxa"/>
+              <w:left w:w="60" w:type="dxa"/>
+              <w:right w:w="60" w:type="dxa"/>
+            </w:tcMar>
           </w:tcPr>
           <w:p>
             <w:pPr>
@@ -993,6 +1167,12 @@
               <w:right w:w="60" w:type="dxa"/>
             </w:tcMar>
             <w:shd w:fill="1A365D" w:val="clear"/>
+            <w:tcMar>
+              <w:top w:w="40" w:type="dxa"/>
+              <w:bottom w:w="40" w:type="dxa"/>
+              <w:left w:w="60" w:type="dxa"/>
+              <w:right w:w="60" w:type="dxa"/>
+            </w:tcMar>
           </w:tcPr>
           <w:p>
             <w:pPr>
@@ -1020,6 +1200,12 @@
               <w:right w:w="60" w:type="dxa"/>
             </w:tcMar>
             <w:shd w:fill="1A365D" w:val="clear"/>
+            <w:tcMar>
+              <w:top w:w="40" w:type="dxa"/>
+              <w:bottom w:w="40" w:type="dxa"/>
+              <w:left w:w="60" w:type="dxa"/>
+              <w:right w:w="60" w:type="dxa"/>
+            </w:tcMar>
           </w:tcPr>
           <w:p>
             <w:pPr>
@@ -1047,6 +1233,12 @@
               <w:right w:w="60" w:type="dxa"/>
             </w:tcMar>
             <w:shd w:fill="1A365D" w:val="clear"/>
+            <w:tcMar>
+              <w:top w:w="40" w:type="dxa"/>
+              <w:bottom w:w="40" w:type="dxa"/>
+              <w:left w:w="60" w:type="dxa"/>
+              <w:right w:w="60" w:type="dxa"/>
+            </w:tcMar>
           </w:tcPr>
           <w:p>
             <w:pPr>
@@ -1075,6 +1267,12 @@
               <w:left w:w="60" w:type="dxa"/>
               <w:right w:w="60" w:type="dxa"/>
             </w:tcMar>
+            <w:tcMar>
+              <w:top w:w="40" w:type="dxa"/>
+              <w:bottom w:w="40" w:type="dxa"/>
+              <w:left w:w="60" w:type="dxa"/>
+              <w:right w:w="60" w:type="dxa"/>
+            </w:tcMar>
           </w:tcPr>
           <w:p>
             <w:pPr>
@@ -1093,6 +1291,12 @@
         </w:tc>
         <w:tc>
           <w:tcPr>
+            <w:tcMar>
+              <w:top w:w="40" w:type="dxa"/>
+              <w:bottom w:w="40" w:type="dxa"/>
+              <w:left w:w="60" w:type="dxa"/>
+              <w:right w:w="60" w:type="dxa"/>
+            </w:tcMar>
             <w:tcMar>
               <w:top w:w="40" w:type="dxa"/>
               <w:bottom w:w="40" w:type="dxa"/>
@@ -1118,6 +1322,12 @@
         </w:tc>
         <w:tc>
           <w:tcPr>
+            <w:tcMar>
+              <w:top w:w="40" w:type="dxa"/>
+              <w:bottom w:w="40" w:type="dxa"/>
+              <w:left w:w="60" w:type="dxa"/>
+              <w:right w:w="60" w:type="dxa"/>
+            </w:tcMar>
             <w:tcMar>
               <w:top w:w="40" w:type="dxa"/>
               <w:bottom w:w="40" w:type="dxa"/>
@@ -1176,6 +1386,12 @@
               <w:left w:w="60" w:type="dxa"/>
               <w:right w:w="60" w:type="dxa"/>
             </w:tcMar>
+            <w:tcMar>
+              <w:top w:w="40" w:type="dxa"/>
+              <w:bottom w:w="40" w:type="dxa"/>
+              <w:left w:w="60" w:type="dxa"/>
+              <w:right w:w="60" w:type="dxa"/>
+            </w:tcMar>
           </w:tcPr>
           <w:p>
             <w:pPr>
@@ -1217,6 +1433,12 @@
               <w:left w:w="60" w:type="dxa"/>
               <w:right w:w="60" w:type="dxa"/>
             </w:tcMar>
+            <w:tcMar>
+              <w:top w:w="40" w:type="dxa"/>
+              <w:bottom w:w="40" w:type="dxa"/>
+              <w:left w:w="60" w:type="dxa"/>
+              <w:right w:w="60" w:type="dxa"/>
+            </w:tcMar>
           </w:tcPr>
           <w:p>
             <w:pPr>
@@ -1235,6 +1457,12 @@
         </w:tc>
         <w:tc>
           <w:tcPr>
+            <w:tcMar>
+              <w:top w:w="40" w:type="dxa"/>
+              <w:bottom w:w="40" w:type="dxa"/>
+              <w:left w:w="60" w:type="dxa"/>
+              <w:right w:w="60" w:type="dxa"/>
+            </w:tcMar>
             <w:tcMar>
               <w:top w:w="40" w:type="dxa"/>
               <w:bottom w:w="40" w:type="dxa"/>
@@ -1260,6 +1488,12 @@
         </w:tc>
         <w:tc>
           <w:tcPr>
+            <w:tcMar>
+              <w:top w:w="40" w:type="dxa"/>
+              <w:bottom w:w="40" w:type="dxa"/>
+              <w:left w:w="60" w:type="dxa"/>
+              <w:right w:w="60" w:type="dxa"/>
+            </w:tcMar>
             <w:tcMar>
               <w:top w:w="40" w:type="dxa"/>
               <w:bottom w:w="40" w:type="dxa"/>
@@ -1318,6 +1552,12 @@
               <w:left w:w="60" w:type="dxa"/>
               <w:right w:w="60" w:type="dxa"/>
             </w:tcMar>
+            <w:tcMar>
+              <w:top w:w="40" w:type="dxa"/>
+              <w:bottom w:w="40" w:type="dxa"/>
+              <w:left w:w="60" w:type="dxa"/>
+              <w:right w:w="60" w:type="dxa"/>
+            </w:tcMar>
           </w:tcPr>
           <w:p>
             <w:pPr>
@@ -1330,6 +1570,12 @@
       <w:tr>
         <w:tc>
           <w:tcPr>
+            <w:tcMar>
+              <w:top w:w="40" w:type="dxa"/>
+              <w:bottom w:w="40" w:type="dxa"/>
+              <w:left w:w="60" w:type="dxa"/>
+              <w:right w:w="60" w:type="dxa"/>
+            </w:tcMar>
             <w:tcMar>
               <w:top w:w="40" w:type="dxa"/>
               <w:bottom w:w="40" w:type="dxa"/>
@@ -1354,6 +1600,12 @@
         </w:tc>
         <w:tc>
           <w:tcPr>
+            <w:tcMar>
+              <w:top w:w="40" w:type="dxa"/>
+              <w:bottom w:w="40" w:type="dxa"/>
+              <w:left w:w="60" w:type="dxa"/>
+              <w:right w:w="60" w:type="dxa"/>
+            </w:tcMar>
             <w:tcMar>
               <w:top w:w="40" w:type="dxa"/>
               <w:bottom w:w="40" w:type="dxa"/>
@@ -1385,6 +1637,12 @@
               <w:left w:w="60" w:type="dxa"/>
               <w:right w:w="60" w:type="dxa"/>
             </w:tcMar>
+            <w:tcMar>
+              <w:top w:w="40" w:type="dxa"/>
+              <w:bottom w:w="40" w:type="dxa"/>
+              <w:left w:w="60" w:type="dxa"/>
+              <w:right w:w="60" w:type="dxa"/>
+            </w:tcMar>
           </w:tcPr>
           <w:p>
             <w:pPr>
@@ -1403,6 +1661,12 @@
         </w:tc>
         <w:tc>
           <w:tcPr>
+            <w:tcMar>
+              <w:top w:w="40" w:type="dxa"/>
+              <w:bottom w:w="40" w:type="dxa"/>
+              <w:left w:w="60" w:type="dxa"/>
+              <w:right w:w="60" w:type="dxa"/>
+            </w:tcMar>
             <w:tcMar>
               <w:top w:w="40" w:type="dxa"/>
               <w:bottom w:w="40" w:type="dxa"/>
@@ -1450,6 +1714,12 @@
               <w:left w:w="60" w:type="dxa"/>
               <w:right w:w="60" w:type="dxa"/>
             </w:tcMar>
+            <w:tcMar>
+              <w:top w:w="40" w:type="dxa"/>
+              <w:bottom w:w="40" w:type="dxa"/>
+              <w:left w:w="60" w:type="dxa"/>
+              <w:right w:w="60" w:type="dxa"/>
+            </w:tcMar>
           </w:tcPr>
           <w:p>
             <w:pPr>
@@ -1468,6 +1738,12 @@
         </w:tc>
         <w:tc>
           <w:tcPr>
+            <w:tcMar>
+              <w:top w:w="40" w:type="dxa"/>
+              <w:bottom w:w="40" w:type="dxa"/>
+              <w:left w:w="60" w:type="dxa"/>
+              <w:right w:w="60" w:type="dxa"/>
+            </w:tcMar>
             <w:tcMar>
               <w:top w:w="40" w:type="dxa"/>
               <w:bottom w:w="40" w:type="dxa"/>
@@ -1499,6 +1775,12 @@
               <w:left w:w="60" w:type="dxa"/>
               <w:right w:w="60" w:type="dxa"/>
             </w:tcMar>
+            <w:tcMar>
+              <w:top w:w="40" w:type="dxa"/>
+              <w:bottom w:w="40" w:type="dxa"/>
+              <w:left w:w="60" w:type="dxa"/>
+              <w:right w:w="60" w:type="dxa"/>
+            </w:tcMar>
           </w:tcPr>
           <w:p>
             <w:pPr>
@@ -1517,6 +1799,12 @@
         </w:tc>
         <w:tc>
           <w:tcPr>
+            <w:tcMar>
+              <w:top w:w="40" w:type="dxa"/>
+              <w:bottom w:w="40" w:type="dxa"/>
+              <w:left w:w="60" w:type="dxa"/>
+              <w:right w:w="60" w:type="dxa"/>
+            </w:tcMar>
             <w:tcMar>
               <w:top w:w="40" w:type="dxa"/>
               <w:bottom w:w="40" w:type="dxa"/>
@@ -1550,6 +1838,12 @@
               <w:left w:w="60" w:type="dxa"/>
               <w:right w:w="60" w:type="dxa"/>
             </w:tcMar>
+            <w:tcMar>
+              <w:top w:w="40" w:type="dxa"/>
+              <w:bottom w:w="40" w:type="dxa"/>
+              <w:left w:w="60" w:type="dxa"/>
+              <w:right w:w="60" w:type="dxa"/>
+            </w:tcMar>
           </w:tcPr>
           <w:p>
             <w:pPr>
@@ -1568,6 +1862,12 @@
         </w:tc>
         <w:tc>
           <w:tcPr>
+            <w:tcMar>
+              <w:top w:w="40" w:type="dxa"/>
+              <w:bottom w:w="40" w:type="dxa"/>
+              <w:left w:w="60" w:type="dxa"/>
+              <w:right w:w="60" w:type="dxa"/>
+            </w:tcMar>
             <w:tcMar>
               <w:top w:w="40" w:type="dxa"/>
               <w:bottom w:w="40" w:type="dxa"/>
@@ -1599,6 +1899,12 @@
               <w:left w:w="60" w:type="dxa"/>
               <w:right w:w="60" w:type="dxa"/>
             </w:tcMar>
+            <w:tcMar>
+              <w:top w:w="40" w:type="dxa"/>
+              <w:bottom w:w="40" w:type="dxa"/>
+              <w:left w:w="60" w:type="dxa"/>
+              <w:right w:w="60" w:type="dxa"/>
+            </w:tcMar>
           </w:tcPr>
           <w:p>
             <w:pPr>
@@ -1617,6 +1923,12 @@
         </w:tc>
         <w:tc>
           <w:tcPr>
+            <w:tcMar>
+              <w:top w:w="40" w:type="dxa"/>
+              <w:bottom w:w="40" w:type="dxa"/>
+              <w:left w:w="60" w:type="dxa"/>
+              <w:right w:w="60" w:type="dxa"/>
+            </w:tcMar>
             <w:tcMar>
               <w:top w:w="40" w:type="dxa"/>
               <w:bottom w:w="40" w:type="dxa"/>
@@ -1829,6 +2141,12 @@
               <w:right w:w="60" w:type="dxa"/>
             </w:tcMar>
             <w:shd w:fill="1A365D" w:val="clear"/>
+            <w:tcMar>
+              <w:top w:w="40" w:type="dxa"/>
+              <w:bottom w:w="40" w:type="dxa"/>
+              <w:left w:w="60" w:type="dxa"/>
+              <w:right w:w="60" w:type="dxa"/>
+            </w:tcMar>
           </w:tcPr>
           <w:p>
             <w:pPr>
@@ -1856,6 +2174,12 @@
               <w:right w:w="60" w:type="dxa"/>
             </w:tcMar>
             <w:shd w:fill="1A365D" w:val="clear"/>
+            <w:tcMar>
+              <w:top w:w="40" w:type="dxa"/>
+              <w:bottom w:w="40" w:type="dxa"/>
+              <w:left w:w="60" w:type="dxa"/>
+              <w:right w:w="60" w:type="dxa"/>
+            </w:tcMar>
           </w:tcPr>
           <w:p>
             <w:pPr>
@@ -1883,6 +2207,12 @@
               <w:right w:w="60" w:type="dxa"/>
             </w:tcMar>
             <w:shd w:fill="1A365D" w:val="clear"/>
+            <w:tcMar>
+              <w:top w:w="40" w:type="dxa"/>
+              <w:bottom w:w="40" w:type="dxa"/>
+              <w:left w:w="60" w:type="dxa"/>
+              <w:right w:w="60" w:type="dxa"/>
+            </w:tcMar>
           </w:tcPr>
           <w:p>
             <w:pPr>
@@ -1910,6 +2240,12 @@
               <w:right w:w="60" w:type="dxa"/>
             </w:tcMar>
             <w:shd w:fill="1A365D" w:val="clear"/>
+            <w:tcMar>
+              <w:top w:w="40" w:type="dxa"/>
+              <w:bottom w:w="40" w:type="dxa"/>
+              <w:left w:w="60" w:type="dxa"/>
+              <w:right w:w="60" w:type="dxa"/>
+            </w:tcMar>
           </w:tcPr>
           <w:p>
             <w:pPr>
@@ -1938,6 +2274,12 @@
               <w:left w:w="60" w:type="dxa"/>
               <w:right w:w="60" w:type="dxa"/>
             </w:tcMar>
+            <w:tcMar>
+              <w:top w:w="40" w:type="dxa"/>
+              <w:bottom w:w="40" w:type="dxa"/>
+              <w:left w:w="60" w:type="dxa"/>
+              <w:right w:w="60" w:type="dxa"/>
+            </w:tcMar>
           </w:tcPr>
           <w:p>
             <w:pPr>
@@ -1956,6 +2298,12 @@
         </w:tc>
         <w:tc>
           <w:tcPr>
+            <w:tcMar>
+              <w:top w:w="40" w:type="dxa"/>
+              <w:bottom w:w="40" w:type="dxa"/>
+              <w:left w:w="60" w:type="dxa"/>
+              <w:right w:w="60" w:type="dxa"/>
+            </w:tcMar>
             <w:tcMar>
               <w:top w:w="40" w:type="dxa"/>
               <w:bottom w:w="40" w:type="dxa"/>
@@ -1987,6 +2335,12 @@
               <w:left w:w="60" w:type="dxa"/>
               <w:right w:w="60" w:type="dxa"/>
             </w:tcMar>
+            <w:tcMar>
+              <w:top w:w="40" w:type="dxa"/>
+              <w:bottom w:w="40" w:type="dxa"/>
+              <w:left w:w="60" w:type="dxa"/>
+              <w:right w:w="60" w:type="dxa"/>
+            </w:tcMar>
           </w:tcPr>
           <w:p>
             <w:pPr>
@@ -2005,6 +2359,12 @@
         </w:tc>
         <w:tc>
           <w:tcPr>
+            <w:tcMar>
+              <w:top w:w="40" w:type="dxa"/>
+              <w:bottom w:w="40" w:type="dxa"/>
+              <w:left w:w="60" w:type="dxa"/>
+              <w:right w:w="60" w:type="dxa"/>
+            </w:tcMar>
             <w:tcMar>
               <w:top w:w="40" w:type="dxa"/>
               <w:bottom w:w="40" w:type="dxa"/>
@@ -2038,6 +2398,12 @@
               <w:left w:w="60" w:type="dxa"/>
               <w:right w:w="60" w:type="dxa"/>
             </w:tcMar>
+            <w:tcMar>
+              <w:top w:w="40" w:type="dxa"/>
+              <w:bottom w:w="40" w:type="dxa"/>
+              <w:left w:w="60" w:type="dxa"/>
+              <w:right w:w="60" w:type="dxa"/>
+            </w:tcMar>
           </w:tcPr>
           <w:p>
             <w:pPr>
@@ -2056,6 +2422,12 @@
         </w:tc>
         <w:tc>
           <w:tcPr>
+            <w:tcMar>
+              <w:top w:w="40" w:type="dxa"/>
+              <w:bottom w:w="40" w:type="dxa"/>
+              <w:left w:w="60" w:type="dxa"/>
+              <w:right w:w="60" w:type="dxa"/>
+            </w:tcMar>
             <w:tcMar>
               <w:top w:w="40" w:type="dxa"/>
               <w:bottom w:w="40" w:type="dxa"/>
@@ -2081,6 +2453,12 @@
         </w:tc>
         <w:tc>
           <w:tcPr>
+            <w:tcMar>
+              <w:top w:w="40" w:type="dxa"/>
+              <w:bottom w:w="40" w:type="dxa"/>
+              <w:left w:w="60" w:type="dxa"/>
+              <w:right w:w="60" w:type="dxa"/>
+            </w:tcMar>
             <w:tcMar>
               <w:top w:w="40" w:type="dxa"/>
               <w:bottom w:w="40" w:type="dxa"/>
@@ -2139,6 +2517,12 @@
               <w:left w:w="60" w:type="dxa"/>
               <w:right w:w="60" w:type="dxa"/>
             </w:tcMar>
+            <w:tcMar>
+              <w:top w:w="40" w:type="dxa"/>
+              <w:bottom w:w="40" w:type="dxa"/>
+              <w:left w:w="60" w:type="dxa"/>
+              <w:right w:w="60" w:type="dxa"/>
+            </w:tcMar>
           </w:tcPr>
           <w:p>
             <w:pPr>
@@ -2165,6 +2549,12 @@
               <w:left w:w="60" w:type="dxa"/>
               <w:right w:w="60" w:type="dxa"/>
             </w:tcMar>
+            <w:tcMar>
+              <w:top w:w="40" w:type="dxa"/>
+              <w:bottom w:w="40" w:type="dxa"/>
+              <w:left w:w="60" w:type="dxa"/>
+              <w:right w:w="60" w:type="dxa"/>
+            </w:tcMar>
           </w:tcPr>
           <w:p>
             <w:pPr>
@@ -2183,6 +2573,12 @@
         </w:tc>
         <w:tc>
           <w:tcPr>
+            <w:tcMar>
+              <w:top w:w="40" w:type="dxa"/>
+              <w:bottom w:w="40" w:type="dxa"/>
+              <w:left w:w="60" w:type="dxa"/>
+              <w:right w:w="60" w:type="dxa"/>
+            </w:tcMar>
             <w:tcMar>
               <w:top w:w="40" w:type="dxa"/>
               <w:bottom w:w="40" w:type="dxa"/>
@@ -2208,6 +2604,12 @@
         </w:tc>
         <w:tc>
           <w:tcPr>
+            <w:tcMar>
+              <w:top w:w="40" w:type="dxa"/>
+              <w:bottom w:w="40" w:type="dxa"/>
+              <w:left w:w="60" w:type="dxa"/>
+              <w:right w:w="60" w:type="dxa"/>
+            </w:tcMar>
             <w:tcMar>
               <w:top w:w="40" w:type="dxa"/>
               <w:bottom w:w="40" w:type="dxa"/>
@@ -2266,6 +2668,12 @@
               <w:left w:w="60" w:type="dxa"/>
               <w:right w:w="60" w:type="dxa"/>
             </w:tcMar>
+            <w:tcMar>
+              <w:top w:w="40" w:type="dxa"/>
+              <w:bottom w:w="40" w:type="dxa"/>
+              <w:left w:w="60" w:type="dxa"/>
+              <w:right w:w="60" w:type="dxa"/>
+            </w:tcMar>
           </w:tcPr>
           <w:p>
             <w:pPr>
@@ -2278,6 +2686,12 @@
       <w:tr>
         <w:tc>
           <w:tcPr>
+            <w:tcMar>
+              <w:top w:w="40" w:type="dxa"/>
+              <w:bottom w:w="40" w:type="dxa"/>
+              <w:left w:w="60" w:type="dxa"/>
+              <w:right w:w="60" w:type="dxa"/>
+            </w:tcMar>
             <w:tcMar>
               <w:top w:w="40" w:type="dxa"/>
               <w:bottom w:w="40" w:type="dxa"/>
@@ -2302,6 +2716,12 @@
         </w:tc>
         <w:tc>
           <w:tcPr>
+            <w:tcMar>
+              <w:top w:w="40" w:type="dxa"/>
+              <w:bottom w:w="40" w:type="dxa"/>
+              <w:left w:w="60" w:type="dxa"/>
+              <w:right w:w="60" w:type="dxa"/>
+            </w:tcMar>
             <w:tcMar>
               <w:top w:w="40" w:type="dxa"/>
               <w:bottom w:w="40" w:type="dxa"/>
@@ -2327,6 +2747,12 @@
         </w:tc>
         <w:tc>
           <w:tcPr>
+            <w:tcMar>
+              <w:top w:w="40" w:type="dxa"/>
+              <w:bottom w:w="40" w:type="dxa"/>
+              <w:left w:w="60" w:type="dxa"/>
+              <w:right w:w="60" w:type="dxa"/>
+            </w:tcMar>
             <w:tcMar>
               <w:top w:w="40" w:type="dxa"/>
               <w:bottom w:w="40" w:type="dxa"/>
@@ -2385,6 +2811,12 @@
               <w:left w:w="60" w:type="dxa"/>
               <w:right w:w="60" w:type="dxa"/>
             </w:tcMar>
+            <w:tcMar>
+              <w:top w:w="40" w:type="dxa"/>
+              <w:bottom w:w="40" w:type="dxa"/>
+              <w:left w:w="60" w:type="dxa"/>
+              <w:right w:w="60" w:type="dxa"/>
+            </w:tcMar>
           </w:tcPr>
           <w:p>
             <w:pPr>
@@ -2426,6 +2858,12 @@
               <w:left w:w="60" w:type="dxa"/>
               <w:right w:w="60" w:type="dxa"/>
             </w:tcMar>
+            <w:tcMar>
+              <w:top w:w="40" w:type="dxa"/>
+              <w:bottom w:w="40" w:type="dxa"/>
+              <w:left w:w="60" w:type="dxa"/>
+              <w:right w:w="60" w:type="dxa"/>
+            </w:tcMar>
           </w:tcPr>
           <w:p>
             <w:pPr>
@@ -2444,6 +2882,12 @@
         </w:tc>
         <w:tc>
           <w:tcPr>
+            <w:tcMar>
+              <w:top w:w="40" w:type="dxa"/>
+              <w:bottom w:w="40" w:type="dxa"/>
+              <w:left w:w="60" w:type="dxa"/>
+              <w:right w:w="60" w:type="dxa"/>
+            </w:tcMar>
             <w:tcMar>
               <w:top w:w="40" w:type="dxa"/>
               <w:bottom w:w="40" w:type="dxa"/>
@@ -2469,6 +2913,12 @@
         </w:tc>
         <w:tc>
           <w:tcPr>
+            <w:tcMar>
+              <w:top w:w="40" w:type="dxa"/>
+              <w:bottom w:w="40" w:type="dxa"/>
+              <w:left w:w="60" w:type="dxa"/>
+              <w:right w:w="60" w:type="dxa"/>
+            </w:tcMar>
             <w:tcMar>
               <w:top w:w="40" w:type="dxa"/>
               <w:bottom w:w="40" w:type="dxa"/>
@@ -2527,6 +2977,12 @@
               <w:left w:w="60" w:type="dxa"/>
               <w:right w:w="60" w:type="dxa"/>
             </w:tcMar>
+            <w:tcMar>
+              <w:top w:w="40" w:type="dxa"/>
+              <w:bottom w:w="40" w:type="dxa"/>
+              <w:left w:w="60" w:type="dxa"/>
+              <w:right w:w="60" w:type="dxa"/>
+            </w:tcMar>
           </w:tcPr>
           <w:p>
             <w:pPr>
@@ -2568,6 +3024,12 @@
               <w:left w:w="60" w:type="dxa"/>
               <w:right w:w="60" w:type="dxa"/>
             </w:tcMar>
+            <w:tcMar>
+              <w:top w:w="40" w:type="dxa"/>
+              <w:bottom w:w="40" w:type="dxa"/>
+              <w:left w:w="60" w:type="dxa"/>
+              <w:right w:w="60" w:type="dxa"/>
+            </w:tcMar>
           </w:tcPr>
           <w:p>
             <w:pPr>
@@ -2586,6 +3048,12 @@
         </w:tc>
         <w:tc>
           <w:tcPr>
+            <w:tcMar>
+              <w:top w:w="40" w:type="dxa"/>
+              <w:bottom w:w="40" w:type="dxa"/>
+              <w:left w:w="60" w:type="dxa"/>
+              <w:right w:w="60" w:type="dxa"/>
+            </w:tcMar>
             <w:tcMar>
               <w:top w:w="40" w:type="dxa"/>
               <w:bottom w:w="40" w:type="dxa"/>
@@ -2617,6 +3085,12 @@
               <w:left w:w="60" w:type="dxa"/>
               <w:right w:w="60" w:type="dxa"/>
             </w:tcMar>
+            <w:tcMar>
+              <w:top w:w="40" w:type="dxa"/>
+              <w:bottom w:w="40" w:type="dxa"/>
+              <w:left w:w="60" w:type="dxa"/>
+              <w:right w:w="60" w:type="dxa"/>
+            </w:tcMar>
           </w:tcPr>
           <w:p>
             <w:pPr>
@@ -2635,6 +3109,12 @@
         </w:tc>
         <w:tc>
           <w:tcPr>
+            <w:tcMar>
+              <w:top w:w="40" w:type="dxa"/>
+              <w:bottom w:w="40" w:type="dxa"/>
+              <w:left w:w="60" w:type="dxa"/>
+              <w:right w:w="60" w:type="dxa"/>
+            </w:tcMar>
             <w:tcMar>
               <w:top w:w="40" w:type="dxa"/>
               <w:bottom w:w="40" w:type="dxa"/>
@@ -2668,6 +3148,12 @@
               <w:left w:w="60" w:type="dxa"/>
               <w:right w:w="60" w:type="dxa"/>
             </w:tcMar>
+            <w:tcMar>
+              <w:top w:w="40" w:type="dxa"/>
+              <w:bottom w:w="40" w:type="dxa"/>
+              <w:left w:w="60" w:type="dxa"/>
+              <w:right w:w="60" w:type="dxa"/>
+            </w:tcMar>
           </w:tcPr>
           <w:p>
             <w:pPr>
@@ -2686,6 +3172,12 @@
         </w:tc>
         <w:tc>
           <w:tcPr>
+            <w:tcMar>
+              <w:top w:w="40" w:type="dxa"/>
+              <w:bottom w:w="40" w:type="dxa"/>
+              <w:left w:w="60" w:type="dxa"/>
+              <w:right w:w="60" w:type="dxa"/>
+            </w:tcMar>
             <w:tcMar>
               <w:top w:w="40" w:type="dxa"/>
               <w:bottom w:w="40" w:type="dxa"/>
@@ -2717,6 +3209,12 @@
               <w:left w:w="60" w:type="dxa"/>
               <w:right w:w="60" w:type="dxa"/>
             </w:tcMar>
+            <w:tcMar>
+              <w:top w:w="40" w:type="dxa"/>
+              <w:bottom w:w="40" w:type="dxa"/>
+              <w:left w:w="60" w:type="dxa"/>
+              <w:right w:w="60" w:type="dxa"/>
+            </w:tcMar>
           </w:tcPr>
           <w:p>
             <w:pPr>
@@ -2735,6 +3233,12 @@
         </w:tc>
         <w:tc>
           <w:tcPr>
+            <w:tcMar>
+              <w:top w:w="40" w:type="dxa"/>
+              <w:bottom w:w="40" w:type="dxa"/>
+              <w:left w:w="60" w:type="dxa"/>
+              <w:right w:w="60" w:type="dxa"/>
+            </w:tcMar>
             <w:tcMar>
               <w:top w:w="40" w:type="dxa"/>
               <w:bottom w:w="40" w:type="dxa"/>
@@ -3187,6 +3691,12 @@
               <w:right w:w="60" w:type="dxa"/>
             </w:tcMar>
             <w:shd w:fill="1A365D" w:val="clear"/>
+            <w:tcMar>
+              <w:top w:w="40" w:type="dxa"/>
+              <w:bottom w:w="40" w:type="dxa"/>
+              <w:left w:w="60" w:type="dxa"/>
+              <w:right w:w="60" w:type="dxa"/>
+            </w:tcMar>
           </w:tcPr>
           <w:p>
             <w:pPr>
@@ -3214,6 +3724,12 @@
               <w:right w:w="60" w:type="dxa"/>
             </w:tcMar>
             <w:shd w:fill="1A365D" w:val="clear"/>
+            <w:tcMar>
+              <w:top w:w="40" w:type="dxa"/>
+              <w:bottom w:w="40" w:type="dxa"/>
+              <w:left w:w="60" w:type="dxa"/>
+              <w:right w:w="60" w:type="dxa"/>
+            </w:tcMar>
           </w:tcPr>
           <w:p>
             <w:pPr>
@@ -3241,6 +3757,12 @@
               <w:right w:w="60" w:type="dxa"/>
             </w:tcMar>
             <w:shd w:fill="1A365D" w:val="clear"/>
+            <w:tcMar>
+              <w:top w:w="40" w:type="dxa"/>
+              <w:bottom w:w="40" w:type="dxa"/>
+              <w:left w:w="60" w:type="dxa"/>
+              <w:right w:w="60" w:type="dxa"/>
+            </w:tcMar>
           </w:tcPr>
           <w:p>
             <w:pPr>
@@ -3268,6 +3790,12 @@
               <w:right w:w="60" w:type="dxa"/>
             </w:tcMar>
             <w:shd w:fill="1A365D" w:val="clear"/>
+            <w:tcMar>
+              <w:top w:w="40" w:type="dxa"/>
+              <w:bottom w:w="40" w:type="dxa"/>
+              <w:left w:w="60" w:type="dxa"/>
+              <w:right w:w="60" w:type="dxa"/>
+            </w:tcMar>
           </w:tcPr>
           <w:p>
             <w:pPr>
@@ -3296,6 +3824,12 @@
               <w:left w:w="60" w:type="dxa"/>
               <w:right w:w="60" w:type="dxa"/>
             </w:tcMar>
+            <w:tcMar>
+              <w:top w:w="40" w:type="dxa"/>
+              <w:bottom w:w="40" w:type="dxa"/>
+              <w:left w:w="60" w:type="dxa"/>
+              <w:right w:w="60" w:type="dxa"/>
+            </w:tcMar>
           </w:tcPr>
           <w:p>
             <w:pPr>
@@ -3314,6 +3848,12 @@
         </w:tc>
         <w:tc>
           <w:tcPr>
+            <w:tcMar>
+              <w:top w:w="40" w:type="dxa"/>
+              <w:bottom w:w="40" w:type="dxa"/>
+              <w:left w:w="60" w:type="dxa"/>
+              <w:right w:w="60" w:type="dxa"/>
+            </w:tcMar>
             <w:tcMar>
               <w:top w:w="40" w:type="dxa"/>
               <w:bottom w:w="40" w:type="dxa"/>
@@ -3339,6 +3879,12 @@
         </w:tc>
         <w:tc>
           <w:tcPr>
+            <w:tcMar>
+              <w:top w:w="40" w:type="dxa"/>
+              <w:bottom w:w="40" w:type="dxa"/>
+              <w:left w:w="60" w:type="dxa"/>
+              <w:right w:w="60" w:type="dxa"/>
+            </w:tcMar>
             <w:tcMar>
               <w:top w:w="40" w:type="dxa"/>
               <w:bottom w:w="40" w:type="dxa"/>
@@ -3383,6 +3929,12 @@
               <w:left w:w="60" w:type="dxa"/>
               <w:right w:w="60" w:type="dxa"/>
             </w:tcMar>
+            <w:tcMar>
+              <w:top w:w="40" w:type="dxa"/>
+              <w:bottom w:w="40" w:type="dxa"/>
+              <w:left w:w="60" w:type="dxa"/>
+              <w:right w:w="60" w:type="dxa"/>
+            </w:tcMar>
           </w:tcPr>
           <w:p>
             <w:pPr>
@@ -3410,6 +3962,12 @@
               <w:left w:w="60" w:type="dxa"/>
               <w:right w:w="60" w:type="dxa"/>
             </w:tcMar>
+            <w:tcMar>
+              <w:top w:w="40" w:type="dxa"/>
+              <w:bottom w:w="40" w:type="dxa"/>
+              <w:left w:w="60" w:type="dxa"/>
+              <w:right w:w="60" w:type="dxa"/>
+            </w:tcMar>
           </w:tcPr>
           <w:p>
             <w:pPr>
@@ -3428,6 +3986,12 @@
         </w:tc>
         <w:tc>
           <w:tcPr>
+            <w:tcMar>
+              <w:top w:w="40" w:type="dxa"/>
+              <w:bottom w:w="40" w:type="dxa"/>
+              <w:left w:w="60" w:type="dxa"/>
+              <w:right w:w="60" w:type="dxa"/>
+            </w:tcMar>
             <w:tcMar>
               <w:top w:w="40" w:type="dxa"/>
               <w:bottom w:w="40" w:type="dxa"/>
@@ -3453,6 +4017,12 @@
         </w:tc>
         <w:tc>
           <w:tcPr>
+            <w:tcMar>
+              <w:top w:w="40" w:type="dxa"/>
+              <w:bottom w:w="40" w:type="dxa"/>
+              <w:left w:w="60" w:type="dxa"/>
+              <w:right w:w="60" w:type="dxa"/>
+            </w:tcMar>
             <w:tcMar>
               <w:top w:w="40" w:type="dxa"/>
               <w:bottom w:w="40" w:type="dxa"/>
@@ -3491,6 +4061,12 @@
         </w:tc>
         <w:tc>
           <w:tcPr>
+            <w:tcMar>
+              <w:top w:w="40" w:type="dxa"/>
+              <w:bottom w:w="40" w:type="dxa"/>
+              <w:left w:w="60" w:type="dxa"/>
+              <w:right w:w="60" w:type="dxa"/>
+            </w:tcMar>
             <w:tcMar>
               <w:top w:w="40" w:type="dxa"/>
               <w:bottom w:w="40" w:type="dxa"/>
@@ -3724,6 +4300,12 @@
               <w:right w:w="60" w:type="dxa"/>
             </w:tcMar>
             <w:shd w:fill="1A365D" w:val="clear"/>
+            <w:tcMar>
+              <w:top w:w="40" w:type="dxa"/>
+              <w:bottom w:w="40" w:type="dxa"/>
+              <w:left w:w="60" w:type="dxa"/>
+              <w:right w:w="60" w:type="dxa"/>
+            </w:tcMar>
           </w:tcPr>
           <w:p>
             <w:pPr>
@@ -3751,6 +4333,12 @@
               <w:right w:w="60" w:type="dxa"/>
             </w:tcMar>
             <w:shd w:fill="1A365D" w:val="clear"/>
+            <w:tcMar>
+              <w:top w:w="40" w:type="dxa"/>
+              <w:bottom w:w="40" w:type="dxa"/>
+              <w:left w:w="60" w:type="dxa"/>
+              <w:right w:w="60" w:type="dxa"/>
+            </w:tcMar>
           </w:tcPr>
           <w:p>
             <w:pPr>
@@ -3778,6 +4366,12 @@
               <w:right w:w="60" w:type="dxa"/>
             </w:tcMar>
             <w:shd w:fill="1A365D" w:val="clear"/>
+            <w:tcMar>
+              <w:top w:w="40" w:type="dxa"/>
+              <w:bottom w:w="40" w:type="dxa"/>
+              <w:left w:w="60" w:type="dxa"/>
+              <w:right w:w="60" w:type="dxa"/>
+            </w:tcMar>
           </w:tcPr>
           <w:p>
             <w:pPr>
@@ -3805,6 +4399,12 @@
               <w:right w:w="60" w:type="dxa"/>
             </w:tcMar>
             <w:shd w:fill="1A365D" w:val="clear"/>
+            <w:tcMar>
+              <w:top w:w="40" w:type="dxa"/>
+              <w:bottom w:w="40" w:type="dxa"/>
+              <w:left w:w="60" w:type="dxa"/>
+              <w:right w:w="60" w:type="dxa"/>
+            </w:tcMar>
           </w:tcPr>
           <w:p>
             <w:pPr>
@@ -3833,6 +4433,12 @@
               <w:left w:w="60" w:type="dxa"/>
               <w:right w:w="60" w:type="dxa"/>
             </w:tcMar>
+            <w:tcMar>
+              <w:top w:w="40" w:type="dxa"/>
+              <w:bottom w:w="40" w:type="dxa"/>
+              <w:left w:w="60" w:type="dxa"/>
+              <w:right w:w="60" w:type="dxa"/>
+            </w:tcMar>
           </w:tcPr>
           <w:p>
             <w:pPr>
@@ -3851,6 +4457,12 @@
         </w:tc>
         <w:tc>
           <w:tcPr>
+            <w:tcMar>
+              <w:top w:w="40" w:type="dxa"/>
+              <w:bottom w:w="40" w:type="dxa"/>
+              <w:left w:w="60" w:type="dxa"/>
+              <w:right w:w="60" w:type="dxa"/>
+            </w:tcMar>
             <w:tcMar>
               <w:top w:w="40" w:type="dxa"/>
               <w:bottom w:w="40" w:type="dxa"/>
@@ -3882,6 +4494,12 @@
               <w:left w:w="60" w:type="dxa"/>
               <w:right w:w="60" w:type="dxa"/>
             </w:tcMar>
+            <w:tcMar>
+              <w:top w:w="40" w:type="dxa"/>
+              <w:bottom w:w="40" w:type="dxa"/>
+              <w:left w:w="60" w:type="dxa"/>
+              <w:right w:w="60" w:type="dxa"/>
+            </w:tcMar>
           </w:tcPr>
           <w:p>
             <w:pPr>
@@ -3906,6 +4524,12 @@
               <w:left w:w="60" w:type="dxa"/>
               <w:right w:w="60" w:type="dxa"/>
             </w:tcMar>
+            <w:tcMar>
+              <w:top w:w="40" w:type="dxa"/>
+              <w:bottom w:w="40" w:type="dxa"/>
+              <w:left w:w="60" w:type="dxa"/>
+              <w:right w:w="60" w:type="dxa"/>
+            </w:tcMar>
           </w:tcPr>
           <w:p>
             <w:pPr>
@@ -3918,6 +4542,12 @@
       <w:tr>
         <w:tc>
           <w:tcPr>
+            <w:tcMar>
+              <w:top w:w="40" w:type="dxa"/>
+              <w:bottom w:w="40" w:type="dxa"/>
+              <w:left w:w="60" w:type="dxa"/>
+              <w:right w:w="60" w:type="dxa"/>
+            </w:tcMar>
             <w:tcMar>
               <w:top w:w="40" w:type="dxa"/>
               <w:bottom w:w="40" w:type="dxa"/>
@@ -3942,6 +4572,12 @@
         </w:tc>
         <w:tc>
           <w:tcPr>
+            <w:tcMar>
+              <w:top w:w="40" w:type="dxa"/>
+              <w:bottom w:w="40" w:type="dxa"/>
+              <w:left w:w="60" w:type="dxa"/>
+              <w:right w:w="60" w:type="dxa"/>
+            </w:tcMar>
             <w:tcMar>
               <w:top w:w="40" w:type="dxa"/>
               <w:bottom w:w="40" w:type="dxa"/>
@@ -3973,6 +4609,12 @@
               <w:left w:w="60" w:type="dxa"/>
               <w:right w:w="60" w:type="dxa"/>
             </w:tcMar>
+            <w:tcMar>
+              <w:top w:w="40" w:type="dxa"/>
+              <w:bottom w:w="40" w:type="dxa"/>
+              <w:left w:w="60" w:type="dxa"/>
+              <w:right w:w="60" w:type="dxa"/>
+            </w:tcMar>
           </w:tcPr>
           <w:p>
             <w:pPr>
@@ -3997,6 +4639,12 @@
               <w:left w:w="60" w:type="dxa"/>
               <w:right w:w="60" w:type="dxa"/>
             </w:tcMar>
+            <w:tcMar>
+              <w:top w:w="40" w:type="dxa"/>
+              <w:bottom w:w="40" w:type="dxa"/>
+              <w:left w:w="60" w:type="dxa"/>
+              <w:right w:w="60" w:type="dxa"/>
+            </w:tcMar>
           </w:tcPr>
           <w:p>
             <w:pPr>
@@ -4009,6 +4657,12 @@
       <w:tr>
         <w:tc>
           <w:tcPr>
+            <w:tcMar>
+              <w:top w:w="40" w:type="dxa"/>
+              <w:bottom w:w="40" w:type="dxa"/>
+              <w:left w:w="60" w:type="dxa"/>
+              <w:right w:w="60" w:type="dxa"/>
+            </w:tcMar>
             <w:tcMar>
               <w:top w:w="40" w:type="dxa"/>
               <w:bottom w:w="40" w:type="dxa"/>
@@ -4033,6 +4687,12 @@
         </w:tc>
         <w:tc>
           <w:tcPr>
+            <w:tcMar>
+              <w:top w:w="40" w:type="dxa"/>
+              <w:bottom w:w="40" w:type="dxa"/>
+              <w:left w:w="60" w:type="dxa"/>
+              <w:right w:w="60" w:type="dxa"/>
+            </w:tcMar>
             <w:tcMar>
               <w:top w:w="40" w:type="dxa"/>
               <w:bottom w:w="40" w:type="dxa"/>
@@ -4064,6 +4724,12 @@
               <w:left w:w="60" w:type="dxa"/>
               <w:right w:w="60" w:type="dxa"/>
             </w:tcMar>
+            <w:tcMar>
+              <w:top w:w="40" w:type="dxa"/>
+              <w:bottom w:w="40" w:type="dxa"/>
+              <w:left w:w="60" w:type="dxa"/>
+              <w:right w:w="60" w:type="dxa"/>
+            </w:tcMar>
           </w:tcPr>
           <w:p>
             <w:pPr>
@@ -4082,6 +4748,12 @@
         </w:tc>
         <w:tc>
           <w:tcPr>
+            <w:tcMar>
+              <w:top w:w="40" w:type="dxa"/>
+              <w:bottom w:w="40" w:type="dxa"/>
+              <w:left w:w="60" w:type="dxa"/>
+              <w:right w:w="60" w:type="dxa"/>
+            </w:tcMar>
             <w:tcMar>
               <w:top w:w="40" w:type="dxa"/>
               <w:bottom w:w="40" w:type="dxa"/>
@@ -4141,6 +4813,12 @@
               <w:right w:w="60" w:type="dxa"/>
             </w:tcMar>
             <w:shd w:fill="1A365D" w:val="clear"/>
+            <w:tcMar>
+              <w:top w:w="40" w:type="dxa"/>
+              <w:bottom w:w="40" w:type="dxa"/>
+              <w:left w:w="60" w:type="dxa"/>
+              <w:right w:w="60" w:type="dxa"/>
+            </w:tcMar>
           </w:tcPr>
           <w:p>
             <w:pPr>
@@ -4168,6 +4846,12 @@
               <w:right w:w="60" w:type="dxa"/>
             </w:tcMar>
             <w:shd w:fill="1A365D" w:val="clear"/>
+            <w:tcMar>
+              <w:top w:w="40" w:type="dxa"/>
+              <w:bottom w:w="40" w:type="dxa"/>
+              <w:left w:w="60" w:type="dxa"/>
+              <w:right w:w="60" w:type="dxa"/>
+            </w:tcMar>
           </w:tcPr>
           <w:p>
             <w:pPr>
@@ -4195,6 +4879,12 @@
               <w:right w:w="60" w:type="dxa"/>
             </w:tcMar>
             <w:shd w:fill="1A365D" w:val="clear"/>
+            <w:tcMar>
+              <w:top w:w="40" w:type="dxa"/>
+              <w:bottom w:w="40" w:type="dxa"/>
+              <w:left w:w="60" w:type="dxa"/>
+              <w:right w:w="60" w:type="dxa"/>
+            </w:tcMar>
           </w:tcPr>
           <w:p>
             <w:pPr>
@@ -4223,6 +4913,12 @@
               <w:left w:w="60" w:type="dxa"/>
               <w:right w:w="60" w:type="dxa"/>
             </w:tcMar>
+            <w:tcMar>
+              <w:top w:w="40" w:type="dxa"/>
+              <w:bottom w:w="40" w:type="dxa"/>
+              <w:left w:w="60" w:type="dxa"/>
+              <w:right w:w="60" w:type="dxa"/>
+            </w:tcMar>
           </w:tcPr>
           <w:p>
             <w:pPr>
@@ -4241,6 +4937,12 @@
         </w:tc>
         <w:tc>
           <w:tcPr>
+            <w:tcMar>
+              <w:top w:w="40" w:type="dxa"/>
+              <w:bottom w:w="40" w:type="dxa"/>
+              <w:left w:w="60" w:type="dxa"/>
+              <w:right w:w="60" w:type="dxa"/>
+            </w:tcMar>
             <w:tcMar>
               <w:top w:w="40" w:type="dxa"/>
               <w:bottom w:w="40" w:type="dxa"/>
@@ -4266,6 +4968,12 @@
         </w:tc>
         <w:tc>
           <w:tcPr>
+            <w:tcMar>
+              <w:top w:w="40" w:type="dxa"/>
+              <w:bottom w:w="40" w:type="dxa"/>
+              <w:left w:w="60" w:type="dxa"/>
+              <w:right w:w="60" w:type="dxa"/>
+            </w:tcMar>
             <w:tcMar>
               <w:top w:w="40" w:type="dxa"/>
               <w:bottom w:w="40" w:type="dxa"/>
@@ -4394,6 +5102,12 @@
               <w:right w:w="60" w:type="dxa"/>
             </w:tcMar>
             <w:shd w:fill="1A365D" w:val="clear"/>
+            <w:tcMar>
+              <w:top w:w="40" w:type="dxa"/>
+              <w:bottom w:w="40" w:type="dxa"/>
+              <w:left w:w="60" w:type="dxa"/>
+              <w:right w:w="60" w:type="dxa"/>
+            </w:tcMar>
           </w:tcPr>
           <w:p>
             <w:pPr>
@@ -4421,6 +5135,12 @@
               <w:right w:w="60" w:type="dxa"/>
             </w:tcMar>
             <w:shd w:fill="1A365D" w:val="clear"/>
+            <w:tcMar>
+              <w:top w:w="40" w:type="dxa"/>
+              <w:bottom w:w="40" w:type="dxa"/>
+              <w:left w:w="60" w:type="dxa"/>
+              <w:right w:w="60" w:type="dxa"/>
+            </w:tcMar>
           </w:tcPr>
           <w:p>
             <w:pPr>
@@ -4449,6 +5169,12 @@
               <w:left w:w="60" w:type="dxa"/>
               <w:right w:w="60" w:type="dxa"/>
             </w:tcMar>
+            <w:tcMar>
+              <w:top w:w="40" w:type="dxa"/>
+              <w:bottom w:w="40" w:type="dxa"/>
+              <w:left w:w="60" w:type="dxa"/>
+              <w:right w:w="60" w:type="dxa"/>
+            </w:tcMar>
           </w:tcPr>
           <w:p>
             <w:pPr>
@@ -4467,6 +5193,12 @@
         </w:tc>
         <w:tc>
           <w:tcPr>
+            <w:tcMar>
+              <w:top w:w="40" w:type="dxa"/>
+              <w:bottom w:w="40" w:type="dxa"/>
+              <w:left w:w="60" w:type="dxa"/>
+              <w:right w:w="60" w:type="dxa"/>
+            </w:tcMar>
             <w:tcMar>
               <w:top w:w="40" w:type="dxa"/>
               <w:bottom w:w="40" w:type="dxa"/>
@@ -4500,6 +5232,12 @@
               <w:left w:w="60" w:type="dxa"/>
               <w:right w:w="60" w:type="dxa"/>
             </w:tcMar>
+            <w:tcMar>
+              <w:top w:w="40" w:type="dxa"/>
+              <w:bottom w:w="40" w:type="dxa"/>
+              <w:left w:w="60" w:type="dxa"/>
+              <w:right w:w="60" w:type="dxa"/>
+            </w:tcMar>
           </w:tcPr>
           <w:p>
             <w:pPr>
@@ -4518,6 +5256,12 @@
         </w:tc>
         <w:tc>
           <w:tcPr>
+            <w:tcMar>
+              <w:top w:w="40" w:type="dxa"/>
+              <w:bottom w:w="40" w:type="dxa"/>
+              <w:left w:w="60" w:type="dxa"/>
+              <w:right w:w="60" w:type="dxa"/>
+            </w:tcMar>
             <w:tcMar>
               <w:top w:w="40" w:type="dxa"/>
               <w:bottom w:w="40" w:type="dxa"/>
@@ -4551,6 +5295,12 @@
               <w:left w:w="60" w:type="dxa"/>
               <w:right w:w="60" w:type="dxa"/>
             </w:tcMar>
+            <w:tcMar>
+              <w:top w:w="40" w:type="dxa"/>
+              <w:bottom w:w="40" w:type="dxa"/>
+              <w:left w:w="60" w:type="dxa"/>
+              <w:right w:w="60" w:type="dxa"/>
+            </w:tcMar>
           </w:tcPr>
           <w:p>
             <w:pPr>
@@ -4569,6 +5319,12 @@
         </w:tc>
         <w:tc>
           <w:tcPr>
+            <w:tcMar>
+              <w:top w:w="40" w:type="dxa"/>
+              <w:bottom w:w="40" w:type="dxa"/>
+              <w:left w:w="60" w:type="dxa"/>
+              <w:right w:w="60" w:type="dxa"/>
+            </w:tcMar>
             <w:tcMar>
               <w:top w:w="40" w:type="dxa"/>
               <w:bottom w:w="40" w:type="dxa"/>
@@ -4602,6 +5358,12 @@
               <w:left w:w="60" w:type="dxa"/>
               <w:right w:w="60" w:type="dxa"/>
             </w:tcMar>
+            <w:tcMar>
+              <w:top w:w="40" w:type="dxa"/>
+              <w:bottom w:w="40" w:type="dxa"/>
+              <w:left w:w="60" w:type="dxa"/>
+              <w:right w:w="60" w:type="dxa"/>
+            </w:tcMar>
           </w:tcPr>
           <w:p>
             <w:pPr>
@@ -4620,6 +5382,12 @@
         </w:tc>
         <w:tc>
           <w:tcPr>
+            <w:tcMar>
+              <w:top w:w="40" w:type="dxa"/>
+              <w:bottom w:w="40" w:type="dxa"/>
+              <w:left w:w="60" w:type="dxa"/>
+              <w:right w:w="60" w:type="dxa"/>
+            </w:tcMar>
             <w:tcMar>
               <w:top w:w="40" w:type="dxa"/>
               <w:bottom w:w="40" w:type="dxa"/>
@@ -4653,6 +5421,12 @@
               <w:left w:w="60" w:type="dxa"/>
               <w:right w:w="60" w:type="dxa"/>
             </w:tcMar>
+            <w:tcMar>
+              <w:top w:w="40" w:type="dxa"/>
+              <w:bottom w:w="40" w:type="dxa"/>
+              <w:left w:w="60" w:type="dxa"/>
+              <w:right w:w="60" w:type="dxa"/>
+            </w:tcMar>
           </w:tcPr>
           <w:p>
             <w:pPr>
@@ -4671,6 +5445,12 @@
         </w:tc>
         <w:tc>
           <w:tcPr>
+            <w:tcMar>
+              <w:top w:w="40" w:type="dxa"/>
+              <w:bottom w:w="40" w:type="dxa"/>
+              <w:left w:w="60" w:type="dxa"/>
+              <w:right w:w="60" w:type="dxa"/>
+            </w:tcMar>
             <w:tcMar>
               <w:top w:w="40" w:type="dxa"/>
               <w:bottom w:w="40" w:type="dxa"/>
@@ -4704,6 +5484,12 @@
               <w:left w:w="60" w:type="dxa"/>
               <w:right w:w="60" w:type="dxa"/>
             </w:tcMar>
+            <w:tcMar>
+              <w:top w:w="40" w:type="dxa"/>
+              <w:bottom w:w="40" w:type="dxa"/>
+              <w:left w:w="60" w:type="dxa"/>
+              <w:right w:w="60" w:type="dxa"/>
+            </w:tcMar>
           </w:tcPr>
           <w:p>
             <w:pPr>
@@ -4722,6 +5508,12 @@
         </w:tc>
         <w:tc>
           <w:tcPr>
+            <w:tcMar>
+              <w:top w:w="40" w:type="dxa"/>
+              <w:bottom w:w="40" w:type="dxa"/>
+              <w:left w:w="60" w:type="dxa"/>
+              <w:right w:w="60" w:type="dxa"/>
+            </w:tcMar>
             <w:tcMar>
               <w:top w:w="40" w:type="dxa"/>
               <w:bottom w:w="40" w:type="dxa"/>

--- a/docs/API_DOCUMENTATION.docx
+++ b/docs/API_DOCUMENTATION.docx
@@ -59,6 +59,82 @@
       </w:pPr>
       <w:r>
         <w:t xml:space="preserve">Unless noted, all endpoints require authentication.</w:t>
+      </w:r>
+    </w:p>
+    <w:p>
+      <w:pPr>
+        <w:pStyle w:val="BodyText"/>
+      </w:pPr>
+      <w:r>
+        <w:rPr>
+          <w:b/>
+          <w:bCs/>
+        </w:rPr>
+        <w:t xml:space="preserve">Side effect (implemented):</w:t>
+      </w:r>
+      <w:r>
+        <w:t xml:space="preserve"> </w:t>
+      </w:r>
+      <w:r>
+        <w:t xml:space="preserve">successful open account / deposit /</w:t>
+      </w:r>
+      <w:r>
+        <w:t xml:space="preserve"> </w:t>
+      </w:r>
+      <w:r>
+        <w:t xml:space="preserve">withdraw / transfer publishes a Kafka</w:t>
+      </w:r>
+      <w:r>
+        <w:t xml:space="preserve"> </w:t>
+      </w:r>
+      <w:r>
+        <w:rPr>
+          <w:rStyle w:val="VerbatimChar"/>
+        </w:rPr>
+        <w:t xml:space="preserve">BankActionEvent</w:t>
+      </w:r>
+      <w:r>
+        <w:t xml:space="preserve"> </w:t>
+      </w:r>
+      <w:r>
+        <w:t xml:space="preserve">and emails the</w:t>
+      </w:r>
+      <w:r>
+        <w:t xml:space="preserve"> </w:t>
+      </w:r>
+      <w:r>
+        <w:rPr>
+          <w:b/>
+          <w:bCs/>
+        </w:rPr>
+        <w:t xml:space="preserve">customer</w:t>
+      </w:r>
+      <w:r>
+        <w:t xml:space="preserve"> </w:t>
+      </w:r>
+      <w:r>
+        <w:t xml:space="preserve">(</w:t>
+      </w:r>
+      <w:r>
+        <w:rPr>
+          <w:rStyle w:val="VerbatimChar"/>
+        </w:rPr>
+        <w:t xml:space="preserve">customers.email</w:t>
+      </w:r>
+      <w:r>
+        <w:t xml:space="preserve">). Not a separate REST resource — see</w:t>
+      </w:r>
+      <w:r>
+        <w:t xml:space="preserve"> </w:t>
+      </w:r>
+      <w:r>
+        <w:rPr>
+          <w:rStyle w:val="VerbatimChar"/>
+        </w:rPr>
+        <w:t xml:space="preserve">MODULES/Notification.md</w:t>
+      </w:r>
+      <w:r>
+        <w:t xml:space="preserve">.</w:t>
       </w:r>
     </w:p>
     <w:bookmarkStart w:id="9" w:name="authentication-auth"/>
@@ -114,6 +190,136 @@
               <w:right w:w="60" w:type="dxa"/>
             </w:tcMar>
             <w:shd w:fill="1A365D" w:val="clear"/>
+          </w:tcPr>
+          <w:p>
+            <w:pPr>
+              <w:pStyle w:val="Compact"/>
+              <w:spacing w:before="0" w:after="40" w:line="264" w:lineRule="auto"/>
+              <w:jc w:val="left"/>
+            </w:pPr>
+            <w:r>
+              <w:rPr>
+                <w:rFonts w:ascii="Calibri" w:hAnsi="Calibri"/>
+                <w:b/>
+                <w:color w:val="FFFFFF"/>
+                <w:sz w:val="18"/>
+              </w:rPr>
+              <w:t xml:space="preserve">Method</w:t>
+            </w:r>
+          </w:p>
+        </w:tc>
+        <w:tc>
+          <w:tcPr>
+            <w:tcMar>
+              <w:top w:w="40" w:type="dxa"/>
+              <w:bottom w:w="40" w:type="dxa"/>
+              <w:left w:w="60" w:type="dxa"/>
+              <w:right w:w="60" w:type="dxa"/>
+            </w:tcMar>
+            <w:shd w:fill="1A365D" w:val="clear"/>
+          </w:tcPr>
+          <w:p>
+            <w:pPr>
+              <w:pStyle w:val="Compact"/>
+              <w:spacing w:before="0" w:after="40" w:line="264" w:lineRule="auto"/>
+              <w:jc w:val="left"/>
+            </w:pPr>
+            <w:r>
+              <w:rPr>
+                <w:rFonts w:ascii="Calibri" w:hAnsi="Calibri"/>
+                <w:b/>
+                <w:color w:val="FFFFFF"/>
+                <w:sz w:val="18"/>
+              </w:rPr>
+              <w:t xml:space="preserve">Path</w:t>
+            </w:r>
+          </w:p>
+        </w:tc>
+        <w:tc>
+          <w:tcPr>
+            <w:tcMar>
+              <w:top w:w="40" w:type="dxa"/>
+              <w:bottom w:w="40" w:type="dxa"/>
+              <w:left w:w="60" w:type="dxa"/>
+              <w:right w:w="60" w:type="dxa"/>
+            </w:tcMar>
+            <w:shd w:fill="1A365D" w:val="clear"/>
+          </w:tcPr>
+          <w:p>
+            <w:pPr>
+              <w:pStyle w:val="Compact"/>
+              <w:spacing w:before="0" w:after="40" w:line="264" w:lineRule="auto"/>
+              <w:jc w:val="left"/>
+            </w:pPr>
+            <w:r>
+              <w:rPr>
+                <w:rFonts w:ascii="Calibri" w:hAnsi="Calibri"/>
+                <w:b/>
+                <w:color w:val="FFFFFF"/>
+                <w:sz w:val="18"/>
+              </w:rPr>
+              <w:t xml:space="preserve">Roles</w:t>
+            </w:r>
+          </w:p>
+        </w:tc>
+        <w:tc>
+          <w:tcPr>
+            <w:tcMar>
+              <w:top w:w="40" w:type="dxa"/>
+              <w:bottom w:w="40" w:type="dxa"/>
+              <w:left w:w="60" w:type="dxa"/>
+              <w:right w:w="60" w:type="dxa"/>
+            </w:tcMar>
+            <w:shd w:fill="1A365D" w:val="clear"/>
+          </w:tcPr>
+          <w:p>
+            <w:pPr>
+              <w:pStyle w:val="Compact"/>
+              <w:spacing w:before="0" w:after="40" w:line="264" w:lineRule="auto"/>
+              <w:jc w:val="left"/>
+            </w:pPr>
+            <w:r>
+              <w:rPr>
+                <w:rFonts w:ascii="Calibri" w:hAnsi="Calibri"/>
+                <w:b/>
+                <w:color w:val="FFFFFF"/>
+                <w:sz w:val="18"/>
+              </w:rPr>
+              <w:t xml:space="preserve">Body / params</w:t>
+            </w:r>
+          </w:p>
+        </w:tc>
+        <w:tc>
+          <w:tcPr>
+            <w:tcMar>
+              <w:top w:w="40" w:type="dxa"/>
+              <w:bottom w:w="40" w:type="dxa"/>
+              <w:left w:w="60" w:type="dxa"/>
+              <w:right w:w="60" w:type="dxa"/>
+            </w:tcMar>
+            <w:shd w:fill="1A365D" w:val="clear"/>
+          </w:tcPr>
+          <w:p>
+            <w:pPr>
+              <w:pStyle w:val="Compact"/>
+              <w:spacing w:before="0" w:after="40" w:line="264" w:lineRule="auto"/>
+              <w:jc w:val="left"/>
+            </w:pPr>
+            <w:r>
+              <w:rPr>
+                <w:rFonts w:ascii="Calibri" w:hAnsi="Calibri"/>
+                <w:b/>
+                <w:color w:val="FFFFFF"/>
+                <w:sz w:val="18"/>
+              </w:rPr>
+              <w:t xml:space="preserve">Response</w:t>
+            </w:r>
+          </w:p>
+        </w:tc>
+      </w:tr>
+      <w:tr>
+        <w:tc>
+          <w:tcPr>
             <w:tcMar>
               <w:top w:w="40" w:type="dxa"/>
               <w:bottom w:w="40" w:type="dxa"/>
@@ -130,23 +336,14 @@
             <w:r>
               <w:rPr>
                 <w:rFonts w:ascii="Calibri" w:hAnsi="Calibri"/>
-                <w:b/>
-                <w:color w:val="FFFFFF"/>
-                <w:sz w:val="18"/>
-              </w:rPr>
-              <w:t xml:space="preserve">Method</w:t>
+                <w:sz w:val="18"/>
+              </w:rPr>
+              <w:t xml:space="preserve">POST</w:t>
             </w:r>
           </w:p>
         </w:tc>
         <w:tc>
           <w:tcPr>
-            <w:tcMar>
-              <w:top w:w="40" w:type="dxa"/>
-              <w:bottom w:w="40" w:type="dxa"/>
-              <w:left w:w="60" w:type="dxa"/>
-              <w:right w:w="60" w:type="dxa"/>
-            </w:tcMar>
-            <w:shd w:fill="1A365D" w:val="clear"/>
             <w:tcMar>
               <w:top w:w="40" w:type="dxa"/>
               <w:bottom w:w="40" w:type="dxa"/>
@@ -162,24 +359,16 @@
             </w:pPr>
             <w:r>
               <w:rPr>
-                <w:rFonts w:ascii="Calibri" w:hAnsi="Calibri"/>
-                <w:b/>
-                <w:color w:val="FFFFFF"/>
-                <w:sz w:val="18"/>
-              </w:rPr>
-              <w:t xml:space="preserve">Path</w:t>
+                <w:rStyle w:val="VerbatimChar"/>
+                <w:rFonts w:ascii="Calibri" w:hAnsi="Calibri"/>
+                <w:sz w:val="18"/>
+              </w:rPr>
+              <w:t xml:space="preserve">/auth/login</w:t>
             </w:r>
           </w:p>
         </w:tc>
         <w:tc>
           <w:tcPr>
-            <w:tcMar>
-              <w:top w:w="40" w:type="dxa"/>
-              <w:bottom w:w="40" w:type="dxa"/>
-              <w:left w:w="60" w:type="dxa"/>
-              <w:right w:w="60" w:type="dxa"/>
-            </w:tcMar>
-            <w:shd w:fill="1A365D" w:val="clear"/>
             <w:tcMar>
               <w:top w:w="40" w:type="dxa"/>
               <w:bottom w:w="40" w:type="dxa"/>
@@ -197,22 +386,15 @@
               <w:rPr>
                 <w:rFonts w:ascii="Calibri" w:hAnsi="Calibri"/>
                 <w:b/>
-                <w:color w:val="FFFFFF"/>
-                <w:sz w:val="18"/>
-              </w:rPr>
-              <w:t xml:space="preserve">Roles</w:t>
+                <w:bCs/>
+                <w:sz w:val="18"/>
+              </w:rPr>
+              <w:t xml:space="preserve">Public</w:t>
             </w:r>
           </w:p>
         </w:tc>
         <w:tc>
           <w:tcPr>
-            <w:tcMar>
-              <w:top w:w="40" w:type="dxa"/>
-              <w:bottom w:w="40" w:type="dxa"/>
-              <w:left w:w="60" w:type="dxa"/>
-              <w:right w:w="60" w:type="dxa"/>
-            </w:tcMar>
-            <w:shd w:fill="1A365D" w:val="clear"/>
             <w:tcMar>
               <w:top w:w="40" w:type="dxa"/>
               <w:bottom w:w="40" w:type="dxa"/>
@@ -228,24 +410,16 @@
             </w:pPr>
             <w:r>
               <w:rPr>
-                <w:rFonts w:ascii="Calibri" w:hAnsi="Calibri"/>
-                <w:b/>
-                <w:color w:val="FFFFFF"/>
-                <w:sz w:val="18"/>
-              </w:rPr>
-              <w:t xml:space="preserve">Body / params</w:t>
+                <w:rStyle w:val="VerbatimChar"/>
+                <w:rFonts w:ascii="Calibri" w:hAnsi="Calibri"/>
+                <w:sz w:val="18"/>
+              </w:rPr>
+              <w:t xml:space="preserve">{ username, password }</w:t>
             </w:r>
           </w:p>
         </w:tc>
         <w:tc>
           <w:tcPr>
-            <w:tcMar>
-              <w:top w:w="40" w:type="dxa"/>
-              <w:bottom w:w="40" w:type="dxa"/>
-              <w:left w:w="60" w:type="dxa"/>
-              <w:right w:w="60" w:type="dxa"/>
-            </w:tcMar>
-            <w:shd w:fill="1A365D" w:val="clear"/>
             <w:tcMar>
               <w:top w:w="40" w:type="dxa"/>
               <w:bottom w:w="40" w:type="dxa"/>
@@ -261,12 +435,40 @@
             </w:pPr>
             <w:r>
               <w:rPr>
-                <w:rFonts w:ascii="Calibri" w:hAnsi="Calibri"/>
-                <w:b/>
-                <w:color w:val="FFFFFF"/>
-                <w:sz w:val="18"/>
-              </w:rPr>
-              <w:t xml:space="preserve">Response</w:t>
+                <w:rStyle w:val="VerbatimChar"/>
+                <w:rFonts w:ascii="Calibri" w:hAnsi="Calibri"/>
+                <w:sz w:val="18"/>
+              </w:rPr>
+              <w:t xml:space="preserve">{ token, ... }</w:t>
+            </w:r>
+            <w:r>
+              <w:rPr>
+                <w:rFonts w:ascii="Calibri" w:hAnsi="Calibri"/>
+                <w:sz w:val="18"/>
+              </w:rPr>
+              <w:t xml:space="preserve"> </w:t>
+            </w:r>
+            <w:r>
+              <w:rPr>
+                <w:rFonts w:ascii="Calibri" w:hAnsi="Calibri"/>
+                <w:sz w:val="18"/>
+              </w:rPr>
+              <w:t xml:space="preserve">(</w:t>
+            </w:r>
+            <w:r>
+              <w:rPr>
+                <w:rStyle w:val="VerbatimChar"/>
+                <w:rFonts w:ascii="Calibri" w:hAnsi="Calibri"/>
+                <w:sz w:val="18"/>
+              </w:rPr>
+              <w:t xml:space="preserve">LoginResponse</w:t>
+            </w:r>
+            <w:r>
+              <w:rPr>
+                <w:rFonts w:ascii="Calibri" w:hAnsi="Calibri"/>
+                <w:sz w:val="18"/>
+              </w:rPr>
+              <w:t xml:space="preserve">)</w:t>
             </w:r>
           </w:p>
         </w:tc>
@@ -274,12 +476,6 @@
       <w:tr>
         <w:tc>
           <w:tcPr>
-            <w:tcMar>
-              <w:top w:w="40" w:type="dxa"/>
-              <w:bottom w:w="40" w:type="dxa"/>
-              <w:left w:w="60" w:type="dxa"/>
-              <w:right w:w="60" w:type="dxa"/>
-            </w:tcMar>
             <w:tcMar>
               <w:top w:w="40" w:type="dxa"/>
               <w:bottom w:w="40" w:type="dxa"/>
@@ -298,18 +494,12 @@
                 <w:rFonts w:ascii="Calibri" w:hAnsi="Calibri"/>
                 <w:sz w:val="18"/>
               </w:rPr>
-              <w:t xml:space="preserve">POST</w:t>
+              <w:t xml:space="preserve">GET</w:t>
             </w:r>
           </w:p>
         </w:tc>
         <w:tc>
           <w:tcPr>
-            <w:tcMar>
-              <w:top w:w="40" w:type="dxa"/>
-              <w:bottom w:w="40" w:type="dxa"/>
-              <w:left w:w="60" w:type="dxa"/>
-              <w:right w:w="60" w:type="dxa"/>
-            </w:tcMar>
             <w:tcMar>
               <w:top w:w="40" w:type="dxa"/>
               <w:bottom w:w="40" w:type="dxa"/>
@@ -329,18 +519,12 @@
                 <w:rFonts w:ascii="Calibri" w:hAnsi="Calibri"/>
                 <w:sz w:val="18"/>
               </w:rPr>
-              <w:t xml:space="preserve">/auth/login</w:t>
+              <w:t xml:space="preserve">/auth/me</w:t>
             </w:r>
           </w:p>
         </w:tc>
         <w:tc>
           <w:tcPr>
-            <w:tcMar>
-              <w:top w:w="40" w:type="dxa"/>
-              <w:bottom w:w="40" w:type="dxa"/>
-              <w:left w:w="60" w:type="dxa"/>
-              <w:right w:w="60" w:type="dxa"/>
-            </w:tcMar>
             <w:tcMar>
               <w:top w:w="40" w:type="dxa"/>
               <w:bottom w:w="40" w:type="dxa"/>
@@ -357,22 +541,14 @@
             <w:r>
               <w:rPr>
                 <w:rFonts w:ascii="Calibri" w:hAnsi="Calibri"/>
-                <w:b/>
-                <w:bCs/>
-                <w:sz w:val="18"/>
-              </w:rPr>
-              <w:t xml:space="preserve">Public</w:t>
+                <w:sz w:val="18"/>
+              </w:rPr>
+              <w:t xml:space="preserve">Authenticated</w:t>
             </w:r>
           </w:p>
         </w:tc>
         <w:tc>
           <w:tcPr>
-            <w:tcMar>
-              <w:top w:w="40" w:type="dxa"/>
-              <w:bottom w:w="40" w:type="dxa"/>
-              <w:left w:w="60" w:type="dxa"/>
-              <w:right w:w="60" w:type="dxa"/>
-            </w:tcMar>
             <w:tcMar>
               <w:top w:w="40" w:type="dxa"/>
               <w:bottom w:w="40" w:type="dxa"/>
@@ -388,22 +564,15 @@
             </w:pPr>
             <w:r>
               <w:rPr>
-                <w:rStyle w:val="VerbatimChar"/>
-                <w:rFonts w:ascii="Calibri" w:hAnsi="Calibri"/>
-                <w:sz w:val="18"/>
-              </w:rPr>
-              <w:t xml:space="preserve">{ username, password }</w:t>
+                <w:rFonts w:ascii="Calibri" w:hAnsi="Calibri"/>
+                <w:sz w:val="18"/>
+              </w:rPr>
+              <w:t xml:space="preserve">—</w:t>
             </w:r>
           </w:p>
         </w:tc>
         <w:tc>
           <w:tcPr>
-            <w:tcMar>
-              <w:top w:w="40" w:type="dxa"/>
-              <w:bottom w:w="40" w:type="dxa"/>
-              <w:left w:w="60" w:type="dxa"/>
-              <w:right w:w="60" w:type="dxa"/>
-            </w:tcMar>
             <w:tcMar>
               <w:top w:w="40" w:type="dxa"/>
               <w:bottom w:w="40" w:type="dxa"/>
@@ -423,36 +592,7 @@
                 <w:rFonts w:ascii="Calibri" w:hAnsi="Calibri"/>
                 <w:sz w:val="18"/>
               </w:rPr>
-              <w:t xml:space="preserve">{ token, ... }</w:t>
-            </w:r>
-            <w:r>
-              <w:rPr>
-                <w:rFonts w:ascii="Calibri" w:hAnsi="Calibri"/>
-                <w:sz w:val="18"/>
-              </w:rPr>
-              <w:t xml:space="preserve"> </w:t>
-            </w:r>
-            <w:r>
-              <w:rPr>
-                <w:rFonts w:ascii="Calibri" w:hAnsi="Calibri"/>
-                <w:sz w:val="18"/>
-              </w:rPr>
-              <w:t xml:space="preserve">(</w:t>
-            </w:r>
-            <w:r>
-              <w:rPr>
-                <w:rStyle w:val="VerbatimChar"/>
-                <w:rFonts w:ascii="Calibri" w:hAnsi="Calibri"/>
-                <w:sz w:val="18"/>
-              </w:rPr>
-              <w:t xml:space="preserve">LoginResponse</w:t>
-            </w:r>
-            <w:r>
-              <w:rPr>
-                <w:rFonts w:ascii="Calibri" w:hAnsi="Calibri"/>
-                <w:sz w:val="18"/>
-              </w:rPr>
-              <w:t xml:space="preserve">)</w:t>
+              <w:t xml:space="preserve">UserProfileResponse</w:t>
             </w:r>
           </w:p>
         </w:tc>
@@ -460,12 +600,6 @@
       <w:tr>
         <w:tc>
           <w:tcPr>
-            <w:tcMar>
-              <w:top w:w="40" w:type="dxa"/>
-              <w:bottom w:w="40" w:type="dxa"/>
-              <w:left w:w="60" w:type="dxa"/>
-              <w:right w:w="60" w:type="dxa"/>
-            </w:tcMar>
             <w:tcMar>
               <w:top w:w="40" w:type="dxa"/>
               <w:bottom w:w="40" w:type="dxa"/>
@@ -484,18 +618,12 @@
                 <w:rFonts w:ascii="Calibri" w:hAnsi="Calibri"/>
                 <w:sz w:val="18"/>
               </w:rPr>
-              <w:t xml:space="preserve">GET</w:t>
+              <w:t xml:space="preserve">PUT</w:t>
             </w:r>
           </w:p>
         </w:tc>
         <w:tc>
           <w:tcPr>
-            <w:tcMar>
-              <w:top w:w="40" w:type="dxa"/>
-              <w:bottom w:w="40" w:type="dxa"/>
-              <w:left w:w="60" w:type="dxa"/>
-              <w:right w:w="60" w:type="dxa"/>
-            </w:tcMar>
             <w:tcMar>
               <w:top w:w="40" w:type="dxa"/>
               <w:bottom w:w="40" w:type="dxa"/>
@@ -515,18 +643,12 @@
                 <w:rFonts w:ascii="Calibri" w:hAnsi="Calibri"/>
                 <w:sz w:val="18"/>
               </w:rPr>
-              <w:t xml:space="preserve">/auth/me</w:t>
+              <w:t xml:space="preserve">/auth/password</w:t>
             </w:r>
           </w:p>
         </w:tc>
         <w:tc>
           <w:tcPr>
-            <w:tcMar>
-              <w:top w:w="40" w:type="dxa"/>
-              <w:bottom w:w="40" w:type="dxa"/>
-              <w:left w:w="60" w:type="dxa"/>
-              <w:right w:w="60" w:type="dxa"/>
-            </w:tcMar>
             <w:tcMar>
               <w:top w:w="40" w:type="dxa"/>
               <w:bottom w:w="40" w:type="dxa"/>
@@ -557,12 +679,6 @@
               <w:left w:w="60" w:type="dxa"/>
               <w:right w:w="60" w:type="dxa"/>
             </w:tcMar>
-            <w:tcMar>
-              <w:top w:w="40" w:type="dxa"/>
-              <w:bottom w:w="40" w:type="dxa"/>
-              <w:left w:w="60" w:type="dxa"/>
-              <w:right w:w="60" w:type="dxa"/>
-            </w:tcMar>
           </w:tcPr>
           <w:p>
             <w:pPr>
@@ -572,176 +688,16 @@
             </w:pPr>
             <w:r>
               <w:rPr>
-                <w:rFonts w:ascii="Calibri" w:hAnsi="Calibri"/>
-                <w:sz w:val="18"/>
-              </w:rPr>
-              <w:t xml:space="preserve">—</w:t>
+                <w:rStyle w:val="VerbatimChar"/>
+                <w:rFonts w:ascii="Calibri" w:hAnsi="Calibri"/>
+                <w:sz w:val="18"/>
+              </w:rPr>
+              <w:t xml:space="preserve">ChangePasswordRequest</w:t>
             </w:r>
           </w:p>
         </w:tc>
         <w:tc>
           <w:tcPr>
-            <w:tcMar>
-              <w:top w:w="40" w:type="dxa"/>
-              <w:bottom w:w="40" w:type="dxa"/>
-              <w:left w:w="60" w:type="dxa"/>
-              <w:right w:w="60" w:type="dxa"/>
-            </w:tcMar>
-            <w:tcMar>
-              <w:top w:w="40" w:type="dxa"/>
-              <w:bottom w:w="40" w:type="dxa"/>
-              <w:left w:w="60" w:type="dxa"/>
-              <w:right w:w="60" w:type="dxa"/>
-            </w:tcMar>
-          </w:tcPr>
-          <w:p>
-            <w:pPr>
-              <w:pStyle w:val="Compact"/>
-              <w:spacing w:before="0" w:after="40" w:line="264" w:lineRule="auto"/>
-              <w:jc w:val="left"/>
-            </w:pPr>
-            <w:r>
-              <w:rPr>
-                <w:rStyle w:val="VerbatimChar"/>
-                <w:rFonts w:ascii="Calibri" w:hAnsi="Calibri"/>
-                <w:sz w:val="18"/>
-              </w:rPr>
-              <w:t xml:space="preserve">UserProfileResponse</w:t>
-            </w:r>
-          </w:p>
-        </w:tc>
-      </w:tr>
-      <w:tr>
-        <w:tc>
-          <w:tcPr>
-            <w:tcMar>
-              <w:top w:w="40" w:type="dxa"/>
-              <w:bottom w:w="40" w:type="dxa"/>
-              <w:left w:w="60" w:type="dxa"/>
-              <w:right w:w="60" w:type="dxa"/>
-            </w:tcMar>
-            <w:tcMar>
-              <w:top w:w="40" w:type="dxa"/>
-              <w:bottom w:w="40" w:type="dxa"/>
-              <w:left w:w="60" w:type="dxa"/>
-              <w:right w:w="60" w:type="dxa"/>
-            </w:tcMar>
-          </w:tcPr>
-          <w:p>
-            <w:pPr>
-              <w:pStyle w:val="Compact"/>
-              <w:spacing w:before="0" w:after="40" w:line="264" w:lineRule="auto"/>
-              <w:jc w:val="left"/>
-            </w:pPr>
-            <w:r>
-              <w:rPr>
-                <w:rFonts w:ascii="Calibri" w:hAnsi="Calibri"/>
-                <w:sz w:val="18"/>
-              </w:rPr>
-              <w:t xml:space="preserve">PUT</w:t>
-            </w:r>
-          </w:p>
-        </w:tc>
-        <w:tc>
-          <w:tcPr>
-            <w:tcMar>
-              <w:top w:w="40" w:type="dxa"/>
-              <w:bottom w:w="40" w:type="dxa"/>
-              <w:left w:w="60" w:type="dxa"/>
-              <w:right w:w="60" w:type="dxa"/>
-            </w:tcMar>
-            <w:tcMar>
-              <w:top w:w="40" w:type="dxa"/>
-              <w:bottom w:w="40" w:type="dxa"/>
-              <w:left w:w="60" w:type="dxa"/>
-              <w:right w:w="60" w:type="dxa"/>
-            </w:tcMar>
-          </w:tcPr>
-          <w:p>
-            <w:pPr>
-              <w:pStyle w:val="Compact"/>
-              <w:spacing w:before="0" w:after="40" w:line="264" w:lineRule="auto"/>
-              <w:jc w:val="left"/>
-            </w:pPr>
-            <w:r>
-              <w:rPr>
-                <w:rStyle w:val="VerbatimChar"/>
-                <w:rFonts w:ascii="Calibri" w:hAnsi="Calibri"/>
-                <w:sz w:val="18"/>
-              </w:rPr>
-              <w:t xml:space="preserve">/auth/password</w:t>
-            </w:r>
-          </w:p>
-        </w:tc>
-        <w:tc>
-          <w:tcPr>
-            <w:tcMar>
-              <w:top w:w="40" w:type="dxa"/>
-              <w:bottom w:w="40" w:type="dxa"/>
-              <w:left w:w="60" w:type="dxa"/>
-              <w:right w:w="60" w:type="dxa"/>
-            </w:tcMar>
-            <w:tcMar>
-              <w:top w:w="40" w:type="dxa"/>
-              <w:bottom w:w="40" w:type="dxa"/>
-              <w:left w:w="60" w:type="dxa"/>
-              <w:right w:w="60" w:type="dxa"/>
-            </w:tcMar>
-          </w:tcPr>
-          <w:p>
-            <w:pPr>
-              <w:pStyle w:val="Compact"/>
-              <w:spacing w:before="0" w:after="40" w:line="264" w:lineRule="auto"/>
-              <w:jc w:val="left"/>
-            </w:pPr>
-            <w:r>
-              <w:rPr>
-                <w:rFonts w:ascii="Calibri" w:hAnsi="Calibri"/>
-                <w:sz w:val="18"/>
-              </w:rPr>
-              <w:t xml:space="preserve">Authenticated</w:t>
-            </w:r>
-          </w:p>
-        </w:tc>
-        <w:tc>
-          <w:tcPr>
-            <w:tcMar>
-              <w:top w:w="40" w:type="dxa"/>
-              <w:bottom w:w="40" w:type="dxa"/>
-              <w:left w:w="60" w:type="dxa"/>
-              <w:right w:w="60" w:type="dxa"/>
-            </w:tcMar>
-            <w:tcMar>
-              <w:top w:w="40" w:type="dxa"/>
-              <w:bottom w:w="40" w:type="dxa"/>
-              <w:left w:w="60" w:type="dxa"/>
-              <w:right w:w="60" w:type="dxa"/>
-            </w:tcMar>
-          </w:tcPr>
-          <w:p>
-            <w:pPr>
-              <w:pStyle w:val="Compact"/>
-              <w:spacing w:before="0" w:after="40" w:line="264" w:lineRule="auto"/>
-              <w:jc w:val="left"/>
-            </w:pPr>
-            <w:r>
-              <w:rPr>
-                <w:rStyle w:val="VerbatimChar"/>
-                <w:rFonts w:ascii="Calibri" w:hAnsi="Calibri"/>
-                <w:sz w:val="18"/>
-              </w:rPr>
-              <w:t xml:space="preserve">ChangePasswordRequest</w:t>
-            </w:r>
-          </w:p>
-        </w:tc>
-        <w:tc>
-          <w:tcPr>
-            <w:tcMar>
-              <w:top w:w="40" w:type="dxa"/>
-              <w:bottom w:w="40" w:type="dxa"/>
-              <w:left w:w="60" w:type="dxa"/>
-              <w:right w:w="60" w:type="dxa"/>
-            </w:tcMar>
             <w:tcMar>
               <w:top w:w="40" w:type="dxa"/>
               <w:bottom w:w="40" w:type="dxa"/>
@@ -819,6 +775,109 @@
               <w:right w:w="60" w:type="dxa"/>
             </w:tcMar>
             <w:shd w:fill="1A365D" w:val="clear"/>
+          </w:tcPr>
+          <w:p>
+            <w:pPr>
+              <w:pStyle w:val="Compact"/>
+              <w:spacing w:before="0" w:after="40" w:line="264" w:lineRule="auto"/>
+              <w:jc w:val="left"/>
+            </w:pPr>
+            <w:r>
+              <w:rPr>
+                <w:rFonts w:ascii="Calibri" w:hAnsi="Calibri"/>
+                <w:b/>
+                <w:color w:val="FFFFFF"/>
+                <w:sz w:val="18"/>
+              </w:rPr>
+              <w:t xml:space="preserve">Method</w:t>
+            </w:r>
+          </w:p>
+        </w:tc>
+        <w:tc>
+          <w:tcPr>
+            <w:tcMar>
+              <w:top w:w="40" w:type="dxa"/>
+              <w:bottom w:w="40" w:type="dxa"/>
+              <w:left w:w="60" w:type="dxa"/>
+              <w:right w:w="60" w:type="dxa"/>
+            </w:tcMar>
+            <w:shd w:fill="1A365D" w:val="clear"/>
+          </w:tcPr>
+          <w:p>
+            <w:pPr>
+              <w:pStyle w:val="Compact"/>
+              <w:spacing w:before="0" w:after="40" w:line="264" w:lineRule="auto"/>
+              <w:jc w:val="left"/>
+            </w:pPr>
+            <w:r>
+              <w:rPr>
+                <w:rFonts w:ascii="Calibri" w:hAnsi="Calibri"/>
+                <w:b/>
+                <w:color w:val="FFFFFF"/>
+                <w:sz w:val="18"/>
+              </w:rPr>
+              <w:t xml:space="preserve">Path</w:t>
+            </w:r>
+          </w:p>
+        </w:tc>
+        <w:tc>
+          <w:tcPr>
+            <w:tcMar>
+              <w:top w:w="40" w:type="dxa"/>
+              <w:bottom w:w="40" w:type="dxa"/>
+              <w:left w:w="60" w:type="dxa"/>
+              <w:right w:w="60" w:type="dxa"/>
+            </w:tcMar>
+            <w:shd w:fill="1A365D" w:val="clear"/>
+          </w:tcPr>
+          <w:p>
+            <w:pPr>
+              <w:pStyle w:val="Compact"/>
+              <w:spacing w:before="0" w:after="40" w:line="264" w:lineRule="auto"/>
+              <w:jc w:val="left"/>
+            </w:pPr>
+            <w:r>
+              <w:rPr>
+                <w:rFonts w:ascii="Calibri" w:hAnsi="Calibri"/>
+                <w:b/>
+                <w:color w:val="FFFFFF"/>
+                <w:sz w:val="18"/>
+              </w:rPr>
+              <w:t xml:space="preserve">Roles</w:t>
+            </w:r>
+          </w:p>
+        </w:tc>
+        <w:tc>
+          <w:tcPr>
+            <w:tcMar>
+              <w:top w:w="40" w:type="dxa"/>
+              <w:bottom w:w="40" w:type="dxa"/>
+              <w:left w:w="60" w:type="dxa"/>
+              <w:right w:w="60" w:type="dxa"/>
+            </w:tcMar>
+            <w:shd w:fill="1A365D" w:val="clear"/>
+          </w:tcPr>
+          <w:p>
+            <w:pPr>
+              <w:pStyle w:val="Compact"/>
+              <w:spacing w:before="0" w:after="40" w:line="264" w:lineRule="auto"/>
+              <w:jc w:val="left"/>
+            </w:pPr>
+            <w:r>
+              <w:rPr>
+                <w:rFonts w:ascii="Calibri" w:hAnsi="Calibri"/>
+                <w:b/>
+                <w:color w:val="FFFFFF"/>
+                <w:sz w:val="18"/>
+              </w:rPr>
+              <w:t xml:space="preserve">Response</w:t>
+            </w:r>
+          </w:p>
+        </w:tc>
+      </w:tr>
+      <w:tr>
+        <w:tc>
+          <w:tcPr>
             <w:tcMar>
               <w:top w:w="40" w:type="dxa"/>
               <w:bottom w:w="40" w:type="dxa"/>
@@ -835,23 +894,14 @@
             <w:r>
               <w:rPr>
                 <w:rFonts w:ascii="Calibri" w:hAnsi="Calibri"/>
-                <w:b/>
-                <w:color w:val="FFFFFF"/>
-                <w:sz w:val="18"/>
-              </w:rPr>
-              <w:t xml:space="preserve">Method</w:t>
+                <w:sz w:val="18"/>
+              </w:rPr>
+              <w:t xml:space="preserve">GET</w:t>
             </w:r>
           </w:p>
         </w:tc>
         <w:tc>
           <w:tcPr>
-            <w:tcMar>
-              <w:top w:w="40" w:type="dxa"/>
-              <w:bottom w:w="40" w:type="dxa"/>
-              <w:left w:w="60" w:type="dxa"/>
-              <w:right w:w="60" w:type="dxa"/>
-            </w:tcMar>
-            <w:shd w:fill="1A365D" w:val="clear"/>
             <w:tcMar>
               <w:top w:w="40" w:type="dxa"/>
               <w:bottom w:w="40" w:type="dxa"/>
@@ -867,24 +917,16 @@
             </w:pPr>
             <w:r>
               <w:rPr>
-                <w:rFonts w:ascii="Calibri" w:hAnsi="Calibri"/>
-                <w:b/>
-                <w:color w:val="FFFFFF"/>
-                <w:sz w:val="18"/>
-              </w:rPr>
-              <w:t xml:space="preserve">Path</w:t>
+                <w:rStyle w:val="VerbatimChar"/>
+                <w:rFonts w:ascii="Calibri" w:hAnsi="Calibri"/>
+                <w:sz w:val="18"/>
+              </w:rPr>
+              <w:t xml:space="preserve">/dashboard</w:t>
             </w:r>
           </w:p>
         </w:tc>
         <w:tc>
           <w:tcPr>
-            <w:tcMar>
-              <w:top w:w="40" w:type="dxa"/>
-              <w:bottom w:w="40" w:type="dxa"/>
-              <w:left w:w="60" w:type="dxa"/>
-              <w:right w:w="60" w:type="dxa"/>
-            </w:tcMar>
-            <w:shd w:fill="1A365D" w:val="clear"/>
             <w:tcMar>
               <w:top w:w="40" w:type="dxa"/>
               <w:bottom w:w="40" w:type="dxa"/>
@@ -901,148 +943,14 @@
             <w:r>
               <w:rPr>
                 <w:rFonts w:ascii="Calibri" w:hAnsi="Calibri"/>
-                <w:b/>
-                <w:color w:val="FFFFFF"/>
-                <w:sz w:val="18"/>
-              </w:rPr>
-              <w:t xml:space="preserve">Roles</w:t>
+                <w:sz w:val="18"/>
+              </w:rPr>
+              <w:t xml:space="preserve">Authenticated</w:t>
             </w:r>
           </w:p>
         </w:tc>
         <w:tc>
           <w:tcPr>
-            <w:tcMar>
-              <w:top w:w="40" w:type="dxa"/>
-              <w:bottom w:w="40" w:type="dxa"/>
-              <w:left w:w="60" w:type="dxa"/>
-              <w:right w:w="60" w:type="dxa"/>
-            </w:tcMar>
-            <w:shd w:fill="1A365D" w:val="clear"/>
-            <w:tcMar>
-              <w:top w:w="40" w:type="dxa"/>
-              <w:bottom w:w="40" w:type="dxa"/>
-              <w:left w:w="60" w:type="dxa"/>
-              <w:right w:w="60" w:type="dxa"/>
-            </w:tcMar>
-          </w:tcPr>
-          <w:p>
-            <w:pPr>
-              <w:pStyle w:val="Compact"/>
-              <w:spacing w:before="0" w:after="40" w:line="264" w:lineRule="auto"/>
-              <w:jc w:val="left"/>
-            </w:pPr>
-            <w:r>
-              <w:rPr>
-                <w:rFonts w:ascii="Calibri" w:hAnsi="Calibri"/>
-                <w:b/>
-                <w:color w:val="FFFFFF"/>
-                <w:sz w:val="18"/>
-              </w:rPr>
-              <w:t xml:space="preserve">Response</w:t>
-            </w:r>
-          </w:p>
-        </w:tc>
-      </w:tr>
-      <w:tr>
-        <w:tc>
-          <w:tcPr>
-            <w:tcMar>
-              <w:top w:w="40" w:type="dxa"/>
-              <w:bottom w:w="40" w:type="dxa"/>
-              <w:left w:w="60" w:type="dxa"/>
-              <w:right w:w="60" w:type="dxa"/>
-            </w:tcMar>
-            <w:tcMar>
-              <w:top w:w="40" w:type="dxa"/>
-              <w:bottom w:w="40" w:type="dxa"/>
-              <w:left w:w="60" w:type="dxa"/>
-              <w:right w:w="60" w:type="dxa"/>
-            </w:tcMar>
-          </w:tcPr>
-          <w:p>
-            <w:pPr>
-              <w:pStyle w:val="Compact"/>
-              <w:spacing w:before="0" w:after="40" w:line="264" w:lineRule="auto"/>
-              <w:jc w:val="left"/>
-            </w:pPr>
-            <w:r>
-              <w:rPr>
-                <w:rFonts w:ascii="Calibri" w:hAnsi="Calibri"/>
-                <w:sz w:val="18"/>
-              </w:rPr>
-              <w:t xml:space="preserve">GET</w:t>
-            </w:r>
-          </w:p>
-        </w:tc>
-        <w:tc>
-          <w:tcPr>
-            <w:tcMar>
-              <w:top w:w="40" w:type="dxa"/>
-              <w:bottom w:w="40" w:type="dxa"/>
-              <w:left w:w="60" w:type="dxa"/>
-              <w:right w:w="60" w:type="dxa"/>
-            </w:tcMar>
-            <w:tcMar>
-              <w:top w:w="40" w:type="dxa"/>
-              <w:bottom w:w="40" w:type="dxa"/>
-              <w:left w:w="60" w:type="dxa"/>
-              <w:right w:w="60" w:type="dxa"/>
-            </w:tcMar>
-          </w:tcPr>
-          <w:p>
-            <w:pPr>
-              <w:pStyle w:val="Compact"/>
-              <w:spacing w:before="0" w:after="40" w:line="264" w:lineRule="auto"/>
-              <w:jc w:val="left"/>
-            </w:pPr>
-            <w:r>
-              <w:rPr>
-                <w:rStyle w:val="VerbatimChar"/>
-                <w:rFonts w:ascii="Calibri" w:hAnsi="Calibri"/>
-                <w:sz w:val="18"/>
-              </w:rPr>
-              <w:t xml:space="preserve">/dashboard</w:t>
-            </w:r>
-          </w:p>
-        </w:tc>
-        <w:tc>
-          <w:tcPr>
-            <w:tcMar>
-              <w:top w:w="40" w:type="dxa"/>
-              <w:bottom w:w="40" w:type="dxa"/>
-              <w:left w:w="60" w:type="dxa"/>
-              <w:right w:w="60" w:type="dxa"/>
-            </w:tcMar>
-            <w:tcMar>
-              <w:top w:w="40" w:type="dxa"/>
-              <w:bottom w:w="40" w:type="dxa"/>
-              <w:left w:w="60" w:type="dxa"/>
-              <w:right w:w="60" w:type="dxa"/>
-            </w:tcMar>
-          </w:tcPr>
-          <w:p>
-            <w:pPr>
-              <w:pStyle w:val="Compact"/>
-              <w:spacing w:before="0" w:after="40" w:line="264" w:lineRule="auto"/>
-              <w:jc w:val="left"/>
-            </w:pPr>
-            <w:r>
-              <w:rPr>
-                <w:rFonts w:ascii="Calibri" w:hAnsi="Calibri"/>
-                <w:sz w:val="18"/>
-              </w:rPr>
-              <w:t xml:space="preserve">Authenticated</w:t>
-            </w:r>
-          </w:p>
-        </w:tc>
-        <w:tc>
-          <w:tcPr>
-            <w:tcMar>
-              <w:top w:w="40" w:type="dxa"/>
-              <w:bottom w:w="40" w:type="dxa"/>
-              <w:left w:w="60" w:type="dxa"/>
-              <w:right w:w="60" w:type="dxa"/>
-            </w:tcMar>
             <w:tcMar>
               <w:top w:w="40" w:type="dxa"/>
               <w:bottom w:w="40" w:type="dxa"/>
@@ -1134,6 +1042,109 @@
               <w:right w:w="60" w:type="dxa"/>
             </w:tcMar>
             <w:shd w:fill="1A365D" w:val="clear"/>
+          </w:tcPr>
+          <w:p>
+            <w:pPr>
+              <w:pStyle w:val="Compact"/>
+              <w:spacing w:before="0" w:after="40" w:line="264" w:lineRule="auto"/>
+              <w:jc w:val="left"/>
+            </w:pPr>
+            <w:r>
+              <w:rPr>
+                <w:rFonts w:ascii="Calibri" w:hAnsi="Calibri"/>
+                <w:b/>
+                <w:color w:val="FFFFFF"/>
+                <w:sz w:val="18"/>
+              </w:rPr>
+              <w:t xml:space="preserve">Method</w:t>
+            </w:r>
+          </w:p>
+        </w:tc>
+        <w:tc>
+          <w:tcPr>
+            <w:tcMar>
+              <w:top w:w="40" w:type="dxa"/>
+              <w:bottom w:w="40" w:type="dxa"/>
+              <w:left w:w="60" w:type="dxa"/>
+              <w:right w:w="60" w:type="dxa"/>
+            </w:tcMar>
+            <w:shd w:fill="1A365D" w:val="clear"/>
+          </w:tcPr>
+          <w:p>
+            <w:pPr>
+              <w:pStyle w:val="Compact"/>
+              <w:spacing w:before="0" w:after="40" w:line="264" w:lineRule="auto"/>
+              <w:jc w:val="left"/>
+            </w:pPr>
+            <w:r>
+              <w:rPr>
+                <w:rFonts w:ascii="Calibri" w:hAnsi="Calibri"/>
+                <w:b/>
+                <w:color w:val="FFFFFF"/>
+                <w:sz w:val="18"/>
+              </w:rPr>
+              <w:t xml:space="preserve">Path</w:t>
+            </w:r>
+          </w:p>
+        </w:tc>
+        <w:tc>
+          <w:tcPr>
+            <w:tcMar>
+              <w:top w:w="40" w:type="dxa"/>
+              <w:bottom w:w="40" w:type="dxa"/>
+              <w:left w:w="60" w:type="dxa"/>
+              <w:right w:w="60" w:type="dxa"/>
+            </w:tcMar>
+            <w:shd w:fill="1A365D" w:val="clear"/>
+          </w:tcPr>
+          <w:p>
+            <w:pPr>
+              <w:pStyle w:val="Compact"/>
+              <w:spacing w:before="0" w:after="40" w:line="264" w:lineRule="auto"/>
+              <w:jc w:val="left"/>
+            </w:pPr>
+            <w:r>
+              <w:rPr>
+                <w:rFonts w:ascii="Calibri" w:hAnsi="Calibri"/>
+                <w:b/>
+                <w:color w:val="FFFFFF"/>
+                <w:sz w:val="18"/>
+              </w:rPr>
+              <w:t xml:space="preserve">Roles</w:t>
+            </w:r>
+          </w:p>
+        </w:tc>
+        <w:tc>
+          <w:tcPr>
+            <w:tcMar>
+              <w:top w:w="40" w:type="dxa"/>
+              <w:bottom w:w="40" w:type="dxa"/>
+              <w:left w:w="60" w:type="dxa"/>
+              <w:right w:w="60" w:type="dxa"/>
+            </w:tcMar>
+            <w:shd w:fill="1A365D" w:val="clear"/>
+          </w:tcPr>
+          <w:p>
+            <w:pPr>
+              <w:pStyle w:val="Compact"/>
+              <w:spacing w:before="0" w:after="40" w:line="264" w:lineRule="auto"/>
+              <w:jc w:val="left"/>
+            </w:pPr>
+            <w:r>
+              <w:rPr>
+                <w:rFonts w:ascii="Calibri" w:hAnsi="Calibri"/>
+                <w:b/>
+                <w:color w:val="FFFFFF"/>
+                <w:sz w:val="18"/>
+              </w:rPr>
+              <w:t xml:space="preserve">Notes</w:t>
+            </w:r>
+          </w:p>
+        </w:tc>
+      </w:tr>
+      <w:tr>
+        <w:tc>
+          <w:tcPr>
             <w:tcMar>
               <w:top w:w="40" w:type="dxa"/>
               <w:bottom w:w="40" w:type="dxa"/>
@@ -1150,23 +1161,14 @@
             <w:r>
               <w:rPr>
                 <w:rFonts w:ascii="Calibri" w:hAnsi="Calibri"/>
-                <w:b/>
-                <w:color w:val="FFFFFF"/>
-                <w:sz w:val="18"/>
-              </w:rPr>
-              <w:t xml:space="preserve">Method</w:t>
+                <w:sz w:val="18"/>
+              </w:rPr>
+              <w:t xml:space="preserve">GET</w:t>
             </w:r>
           </w:p>
         </w:tc>
         <w:tc>
           <w:tcPr>
-            <w:tcMar>
-              <w:top w:w="40" w:type="dxa"/>
-              <w:bottom w:w="40" w:type="dxa"/>
-              <w:left w:w="60" w:type="dxa"/>
-              <w:right w:w="60" w:type="dxa"/>
-            </w:tcMar>
-            <w:shd w:fill="1A365D" w:val="clear"/>
             <w:tcMar>
               <w:top w:w="40" w:type="dxa"/>
               <w:bottom w:w="40" w:type="dxa"/>
@@ -1182,24 +1184,16 @@
             </w:pPr>
             <w:r>
               <w:rPr>
-                <w:rFonts w:ascii="Calibri" w:hAnsi="Calibri"/>
-                <w:b/>
-                <w:color w:val="FFFFFF"/>
-                <w:sz w:val="18"/>
-              </w:rPr>
-              <w:t xml:space="preserve">Path</w:t>
+                <w:rStyle w:val="VerbatimChar"/>
+                <w:rFonts w:ascii="Calibri" w:hAnsi="Calibri"/>
+                <w:sz w:val="18"/>
+              </w:rPr>
+              <w:t xml:space="preserve">/customers?search&amp;page&amp;size&amp;sortBy&amp;sortDir</w:t>
             </w:r>
           </w:p>
         </w:tc>
         <w:tc>
           <w:tcPr>
-            <w:tcMar>
-              <w:top w:w="40" w:type="dxa"/>
-              <w:bottom w:w="40" w:type="dxa"/>
-              <w:left w:w="60" w:type="dxa"/>
-              <w:right w:w="60" w:type="dxa"/>
-            </w:tcMar>
-            <w:shd w:fill="1A365D" w:val="clear"/>
             <w:tcMar>
               <w:top w:w="40" w:type="dxa"/>
               <w:bottom w:w="40" w:type="dxa"/>
@@ -1216,23 +1210,42 @@
             <w:r>
               <w:rPr>
                 <w:rFonts w:ascii="Calibri" w:hAnsi="Calibri"/>
-                <w:b/>
-                <w:color w:val="FFFFFF"/>
-                <w:sz w:val="18"/>
-              </w:rPr>
-              <w:t xml:space="preserve">Roles</w:t>
+                <w:sz w:val="18"/>
+              </w:rPr>
+              <w:t xml:space="preserve">ADMIN,</w:t>
+            </w:r>
+            <w:r>
+              <w:rPr>
+                <w:rFonts w:ascii="Calibri" w:hAnsi="Calibri"/>
+                <w:sz w:val="18"/>
+              </w:rPr>
+              <w:t xml:space="preserve"> </w:t>
+            </w:r>
+            <w:r>
+              <w:rPr>
+                <w:rFonts w:ascii="Calibri" w:hAnsi="Calibri"/>
+                <w:sz w:val="18"/>
+              </w:rPr>
+              <w:t xml:space="preserve">EMPLOYEE,</w:t>
+            </w:r>
+            <w:r>
+              <w:rPr>
+                <w:rFonts w:ascii="Calibri" w:hAnsi="Calibri"/>
+                <w:sz w:val="18"/>
+              </w:rPr>
+              <w:t xml:space="preserve"> </w:t>
+            </w:r>
+            <w:r>
+              <w:rPr>
+                <w:rFonts w:ascii="Calibri" w:hAnsi="Calibri"/>
+                <w:sz w:val="18"/>
+              </w:rPr>
+              <w:t xml:space="preserve">MANAGER</w:t>
             </w:r>
           </w:p>
         </w:tc>
         <w:tc>
           <w:tcPr>
-            <w:tcMar>
-              <w:top w:w="40" w:type="dxa"/>
-              <w:bottom w:w="40" w:type="dxa"/>
-              <w:left w:w="60" w:type="dxa"/>
-              <w:right w:w="60" w:type="dxa"/>
-            </w:tcMar>
-            <w:shd w:fill="1A365D" w:val="clear"/>
             <w:tcMar>
               <w:top w:w="40" w:type="dxa"/>
               <w:bottom w:w="40" w:type="dxa"/>
@@ -1249,11 +1262,24 @@
             <w:r>
               <w:rPr>
                 <w:rFonts w:ascii="Calibri" w:hAnsi="Calibri"/>
-                <w:b/>
-                <w:color w:val="FFFFFF"/>
-                <w:sz w:val="18"/>
-              </w:rPr>
-              <w:t xml:space="preserve">Notes</w:t>
+                <w:sz w:val="18"/>
+              </w:rPr>
+              <w:t xml:space="preserve">Page of</w:t>
+            </w:r>
+            <w:r>
+              <w:rPr>
+                <w:rFonts w:ascii="Calibri" w:hAnsi="Calibri"/>
+                <w:sz w:val="18"/>
+              </w:rPr>
+              <w:t xml:space="preserve"> </w:t>
+            </w:r>
+            <w:r>
+              <w:rPr>
+                <w:rStyle w:val="VerbatimChar"/>
+                <w:rFonts w:ascii="Calibri" w:hAnsi="Calibri"/>
+                <w:sz w:val="18"/>
+              </w:rPr>
+              <w:t xml:space="preserve">Customer</w:t>
             </w:r>
           </w:p>
         </w:tc>
@@ -1261,12 +1287,6 @@
       <w:tr>
         <w:tc>
           <w:tcPr>
-            <w:tcMar>
-              <w:top w:w="40" w:type="dxa"/>
-              <w:bottom w:w="40" w:type="dxa"/>
-              <w:left w:w="60" w:type="dxa"/>
-              <w:right w:w="60" w:type="dxa"/>
-            </w:tcMar>
             <w:tcMar>
               <w:top w:w="40" w:type="dxa"/>
               <w:bottom w:w="40" w:type="dxa"/>
@@ -1297,6 +1317,25 @@
               <w:left w:w="60" w:type="dxa"/>
               <w:right w:w="60" w:type="dxa"/>
             </w:tcMar>
+          </w:tcPr>
+          <w:p>
+            <w:pPr>
+              <w:pStyle w:val="Compact"/>
+              <w:spacing w:before="0" w:after="40" w:line="264" w:lineRule="auto"/>
+              <w:jc w:val="left"/>
+            </w:pPr>
+            <w:r>
+              <w:rPr>
+                <w:rStyle w:val="VerbatimChar"/>
+                <w:rFonts w:ascii="Calibri" w:hAnsi="Calibri"/>
+                <w:sz w:val="18"/>
+              </w:rPr>
+              <w:t xml:space="preserve">/customers/{id}</w:t>
+            </w:r>
+          </w:p>
+        </w:tc>
+        <w:tc>
+          <w:tcPr>
             <w:tcMar>
               <w:top w:w="40" w:type="dxa"/>
               <w:bottom w:w="40" w:type="dxa"/>
@@ -1312,246 +1351,43 @@
             </w:pPr>
             <w:r>
               <w:rPr>
-                <w:rStyle w:val="VerbatimChar"/>
-                <w:rFonts w:ascii="Calibri" w:hAnsi="Calibri"/>
-                <w:sz w:val="18"/>
-              </w:rPr>
-              <w:t xml:space="preserve">/customers?search&amp;page&amp;size&amp;sortBy&amp;sortDir</w:t>
+                <w:rFonts w:ascii="Calibri" w:hAnsi="Calibri"/>
+                <w:sz w:val="18"/>
+              </w:rPr>
+              <w:t xml:space="preserve">ADMIN,</w:t>
+            </w:r>
+            <w:r>
+              <w:rPr>
+                <w:rFonts w:ascii="Calibri" w:hAnsi="Calibri"/>
+                <w:sz w:val="18"/>
+              </w:rPr>
+              <w:t xml:space="preserve"> </w:t>
+            </w:r>
+            <w:r>
+              <w:rPr>
+                <w:rFonts w:ascii="Calibri" w:hAnsi="Calibri"/>
+                <w:sz w:val="18"/>
+              </w:rPr>
+              <w:t xml:space="preserve">EMPLOYEE,</w:t>
+            </w:r>
+            <w:r>
+              <w:rPr>
+                <w:rFonts w:ascii="Calibri" w:hAnsi="Calibri"/>
+                <w:sz w:val="18"/>
+              </w:rPr>
+              <w:t xml:space="preserve"> </w:t>
+            </w:r>
+            <w:r>
+              <w:rPr>
+                <w:rFonts w:ascii="Calibri" w:hAnsi="Calibri"/>
+                <w:sz w:val="18"/>
+              </w:rPr>
+              <w:t xml:space="preserve">MANAGER</w:t>
             </w:r>
           </w:p>
         </w:tc>
         <w:tc>
           <w:tcPr>
-            <w:tcMar>
-              <w:top w:w="40" w:type="dxa"/>
-              <w:bottom w:w="40" w:type="dxa"/>
-              <w:left w:w="60" w:type="dxa"/>
-              <w:right w:w="60" w:type="dxa"/>
-            </w:tcMar>
-            <w:tcMar>
-              <w:top w:w="40" w:type="dxa"/>
-              <w:bottom w:w="40" w:type="dxa"/>
-              <w:left w:w="60" w:type="dxa"/>
-              <w:right w:w="60" w:type="dxa"/>
-            </w:tcMar>
-          </w:tcPr>
-          <w:p>
-            <w:pPr>
-              <w:pStyle w:val="Compact"/>
-              <w:spacing w:before="0" w:after="40" w:line="264" w:lineRule="auto"/>
-              <w:jc w:val="left"/>
-            </w:pPr>
-            <w:r>
-              <w:rPr>
-                <w:rFonts w:ascii="Calibri" w:hAnsi="Calibri"/>
-                <w:sz w:val="18"/>
-              </w:rPr>
-              <w:t xml:space="preserve">ADMIN,</w:t>
-            </w:r>
-            <w:r>
-              <w:rPr>
-                <w:rFonts w:ascii="Calibri" w:hAnsi="Calibri"/>
-                <w:sz w:val="18"/>
-              </w:rPr>
-              <w:t xml:space="preserve"> </w:t>
-            </w:r>
-            <w:r>
-              <w:rPr>
-                <w:rFonts w:ascii="Calibri" w:hAnsi="Calibri"/>
-                <w:sz w:val="18"/>
-              </w:rPr>
-              <w:t xml:space="preserve">EMPLOYEE,</w:t>
-            </w:r>
-            <w:r>
-              <w:rPr>
-                <w:rFonts w:ascii="Calibri" w:hAnsi="Calibri"/>
-                <w:sz w:val="18"/>
-              </w:rPr>
-              <w:t xml:space="preserve"> </w:t>
-            </w:r>
-            <w:r>
-              <w:rPr>
-                <w:rFonts w:ascii="Calibri" w:hAnsi="Calibri"/>
-                <w:sz w:val="18"/>
-              </w:rPr>
-              <w:t xml:space="preserve">MANAGER</w:t>
-            </w:r>
-          </w:p>
-        </w:tc>
-        <w:tc>
-          <w:tcPr>
-            <w:tcMar>
-              <w:top w:w="40" w:type="dxa"/>
-              <w:bottom w:w="40" w:type="dxa"/>
-              <w:left w:w="60" w:type="dxa"/>
-              <w:right w:w="60" w:type="dxa"/>
-            </w:tcMar>
-            <w:tcMar>
-              <w:top w:w="40" w:type="dxa"/>
-              <w:bottom w:w="40" w:type="dxa"/>
-              <w:left w:w="60" w:type="dxa"/>
-              <w:right w:w="60" w:type="dxa"/>
-            </w:tcMar>
-          </w:tcPr>
-          <w:p>
-            <w:pPr>
-              <w:pStyle w:val="Compact"/>
-              <w:spacing w:before="0" w:after="40" w:line="264" w:lineRule="auto"/>
-              <w:jc w:val="left"/>
-            </w:pPr>
-            <w:r>
-              <w:rPr>
-                <w:rFonts w:ascii="Calibri" w:hAnsi="Calibri"/>
-                <w:sz w:val="18"/>
-              </w:rPr>
-              <w:t xml:space="preserve">Page of</w:t>
-            </w:r>
-            <w:r>
-              <w:rPr>
-                <w:rFonts w:ascii="Calibri" w:hAnsi="Calibri"/>
-                <w:sz w:val="18"/>
-              </w:rPr>
-              <w:t xml:space="preserve"> </w:t>
-            </w:r>
-            <w:r>
-              <w:rPr>
-                <w:rStyle w:val="VerbatimChar"/>
-                <w:rFonts w:ascii="Calibri" w:hAnsi="Calibri"/>
-                <w:sz w:val="18"/>
-              </w:rPr>
-              <w:t xml:space="preserve">Customer</w:t>
-            </w:r>
-          </w:p>
-        </w:tc>
-      </w:tr>
-      <w:tr>
-        <w:tc>
-          <w:tcPr>
-            <w:tcMar>
-              <w:top w:w="40" w:type="dxa"/>
-              <w:bottom w:w="40" w:type="dxa"/>
-              <w:left w:w="60" w:type="dxa"/>
-              <w:right w:w="60" w:type="dxa"/>
-            </w:tcMar>
-            <w:tcMar>
-              <w:top w:w="40" w:type="dxa"/>
-              <w:bottom w:w="40" w:type="dxa"/>
-              <w:left w:w="60" w:type="dxa"/>
-              <w:right w:w="60" w:type="dxa"/>
-            </w:tcMar>
-          </w:tcPr>
-          <w:p>
-            <w:pPr>
-              <w:pStyle w:val="Compact"/>
-              <w:spacing w:before="0" w:after="40" w:line="264" w:lineRule="auto"/>
-              <w:jc w:val="left"/>
-            </w:pPr>
-            <w:r>
-              <w:rPr>
-                <w:rFonts w:ascii="Calibri" w:hAnsi="Calibri"/>
-                <w:sz w:val="18"/>
-              </w:rPr>
-              <w:t xml:space="preserve">GET</w:t>
-            </w:r>
-          </w:p>
-        </w:tc>
-        <w:tc>
-          <w:tcPr>
-            <w:tcMar>
-              <w:top w:w="40" w:type="dxa"/>
-              <w:bottom w:w="40" w:type="dxa"/>
-              <w:left w:w="60" w:type="dxa"/>
-              <w:right w:w="60" w:type="dxa"/>
-            </w:tcMar>
-            <w:tcMar>
-              <w:top w:w="40" w:type="dxa"/>
-              <w:bottom w:w="40" w:type="dxa"/>
-              <w:left w:w="60" w:type="dxa"/>
-              <w:right w:w="60" w:type="dxa"/>
-            </w:tcMar>
-          </w:tcPr>
-          <w:p>
-            <w:pPr>
-              <w:pStyle w:val="Compact"/>
-              <w:spacing w:before="0" w:after="40" w:line="264" w:lineRule="auto"/>
-              <w:jc w:val="left"/>
-            </w:pPr>
-            <w:r>
-              <w:rPr>
-                <w:rStyle w:val="VerbatimChar"/>
-                <w:rFonts w:ascii="Calibri" w:hAnsi="Calibri"/>
-                <w:sz w:val="18"/>
-              </w:rPr>
-              <w:t xml:space="preserve">/customers/{id}</w:t>
-            </w:r>
-          </w:p>
-        </w:tc>
-        <w:tc>
-          <w:tcPr>
-            <w:tcMar>
-              <w:top w:w="40" w:type="dxa"/>
-              <w:bottom w:w="40" w:type="dxa"/>
-              <w:left w:w="60" w:type="dxa"/>
-              <w:right w:w="60" w:type="dxa"/>
-            </w:tcMar>
-            <w:tcMar>
-              <w:top w:w="40" w:type="dxa"/>
-              <w:bottom w:w="40" w:type="dxa"/>
-              <w:left w:w="60" w:type="dxa"/>
-              <w:right w:w="60" w:type="dxa"/>
-            </w:tcMar>
-          </w:tcPr>
-          <w:p>
-            <w:pPr>
-              <w:pStyle w:val="Compact"/>
-              <w:spacing w:before="0" w:after="40" w:line="264" w:lineRule="auto"/>
-              <w:jc w:val="left"/>
-            </w:pPr>
-            <w:r>
-              <w:rPr>
-                <w:rFonts w:ascii="Calibri" w:hAnsi="Calibri"/>
-                <w:sz w:val="18"/>
-              </w:rPr>
-              <w:t xml:space="preserve">ADMIN,</w:t>
-            </w:r>
-            <w:r>
-              <w:rPr>
-                <w:rFonts w:ascii="Calibri" w:hAnsi="Calibri"/>
-                <w:sz w:val="18"/>
-              </w:rPr>
-              <w:t xml:space="preserve"> </w:t>
-            </w:r>
-            <w:r>
-              <w:rPr>
-                <w:rFonts w:ascii="Calibri" w:hAnsi="Calibri"/>
-                <w:sz w:val="18"/>
-              </w:rPr>
-              <w:t xml:space="preserve">EMPLOYEE,</w:t>
-            </w:r>
-            <w:r>
-              <w:rPr>
-                <w:rFonts w:ascii="Calibri" w:hAnsi="Calibri"/>
-                <w:sz w:val="18"/>
-              </w:rPr>
-              <w:t xml:space="preserve"> </w:t>
-            </w:r>
-            <w:r>
-              <w:rPr>
-                <w:rFonts w:ascii="Calibri" w:hAnsi="Calibri"/>
-                <w:sz w:val="18"/>
-              </w:rPr>
-              <w:t xml:space="preserve">MANAGER</w:t>
-            </w:r>
-          </w:p>
-        </w:tc>
-        <w:tc>
-          <w:tcPr>
-            <w:tcMar>
-              <w:top w:w="40" w:type="dxa"/>
-              <w:bottom w:w="40" w:type="dxa"/>
-              <w:left w:w="60" w:type="dxa"/>
-              <w:right w:w="60" w:type="dxa"/>
-            </w:tcMar>
             <w:tcMar>
               <w:top w:w="40" w:type="dxa"/>
               <w:bottom w:w="40" w:type="dxa"/>
@@ -1576,6 +1412,24 @@
               <w:left w:w="60" w:type="dxa"/>
               <w:right w:w="60" w:type="dxa"/>
             </w:tcMar>
+          </w:tcPr>
+          <w:p>
+            <w:pPr>
+              <w:pStyle w:val="Compact"/>
+              <w:spacing w:before="0" w:after="40" w:line="264" w:lineRule="auto"/>
+              <w:jc w:val="left"/>
+            </w:pPr>
+            <w:r>
+              <w:rPr>
+                <w:rFonts w:ascii="Calibri" w:hAnsi="Calibri"/>
+                <w:sz w:val="18"/>
+              </w:rPr>
+              <w:t xml:space="preserve">POST</w:t>
+            </w:r>
+          </w:p>
+        </w:tc>
+        <w:tc>
+          <w:tcPr>
             <w:tcMar>
               <w:top w:w="40" w:type="dxa"/>
               <w:bottom w:w="40" w:type="dxa"/>
@@ -1591,21 +1445,16 @@
             </w:pPr>
             <w:r>
               <w:rPr>
-                <w:rFonts w:ascii="Calibri" w:hAnsi="Calibri"/>
-                <w:sz w:val="18"/>
-              </w:rPr>
-              <w:t xml:space="preserve">POST</w:t>
+                <w:rStyle w:val="VerbatimChar"/>
+                <w:rFonts w:ascii="Calibri" w:hAnsi="Calibri"/>
+                <w:sz w:val="18"/>
+              </w:rPr>
+              <w:t xml:space="preserve">/customers</w:t>
             </w:r>
           </w:p>
         </w:tc>
         <w:tc>
           <w:tcPr>
-            <w:tcMar>
-              <w:top w:w="40" w:type="dxa"/>
-              <w:bottom w:w="40" w:type="dxa"/>
-              <w:left w:w="60" w:type="dxa"/>
-              <w:right w:w="60" w:type="dxa"/>
-            </w:tcMar>
             <w:tcMar>
               <w:top w:w="40" w:type="dxa"/>
               <w:bottom w:w="40" w:type="dxa"/>
@@ -1621,22 +1470,15 @@
             </w:pPr>
             <w:r>
               <w:rPr>
-                <w:rStyle w:val="VerbatimChar"/>
-                <w:rFonts w:ascii="Calibri" w:hAnsi="Calibri"/>
-                <w:sz w:val="18"/>
-              </w:rPr>
-              <w:t xml:space="preserve">/customers</w:t>
+                <w:rFonts w:ascii="Calibri" w:hAnsi="Calibri"/>
+                <w:sz w:val="18"/>
+              </w:rPr>
+              <w:t xml:space="preserve">ADMIN, EMPLOYEE</w:t>
             </w:r>
           </w:p>
         </w:tc>
         <w:tc>
           <w:tcPr>
-            <w:tcMar>
-              <w:top w:w="40" w:type="dxa"/>
-              <w:bottom w:w="40" w:type="dxa"/>
-              <w:left w:w="60" w:type="dxa"/>
-              <w:right w:w="60" w:type="dxa"/>
-            </w:tcMar>
             <w:tcMar>
               <w:top w:w="40" w:type="dxa"/>
               <w:bottom w:w="40" w:type="dxa"/>
@@ -1652,21 +1494,32 @@
             </w:pPr>
             <w:r>
               <w:rPr>
-                <w:rFonts w:ascii="Calibri" w:hAnsi="Calibri"/>
-                <w:sz w:val="18"/>
-              </w:rPr>
-              <w:t xml:space="preserve">ADMIN, EMPLOYEE</w:t>
+                <w:rStyle w:val="VerbatimChar"/>
+                <w:rFonts w:ascii="Calibri" w:hAnsi="Calibri"/>
+                <w:sz w:val="18"/>
+              </w:rPr>
+              <w:t xml:space="preserve">CreateCustomerRequest</w:t>
+            </w:r>
+            <w:r>
+              <w:rPr>
+                <w:rFonts w:ascii="Calibri" w:hAnsi="Calibri"/>
+                <w:sz w:val="18"/>
+              </w:rPr>
+              <w:t xml:space="preserve"> </w:t>
+            </w:r>
+            <w:r>
+              <w:rPr>
+                <w:rFonts w:ascii="Calibri" w:hAnsi="Calibri"/>
+                <w:sz w:val="18"/>
+              </w:rPr>
+              <w:t xml:space="preserve">(optional account fields)</w:t>
             </w:r>
           </w:p>
         </w:tc>
+      </w:tr>
+      <w:tr>
         <w:tc>
           <w:tcPr>
-            <w:tcMar>
-              <w:top w:w="40" w:type="dxa"/>
-              <w:bottom w:w="40" w:type="dxa"/>
-              <w:left w:w="60" w:type="dxa"/>
-              <w:right w:w="60" w:type="dxa"/>
-            </w:tcMar>
             <w:tcMar>
               <w:top w:w="40" w:type="dxa"/>
               <w:bottom w:w="40" w:type="dxa"/>
@@ -1682,38 +1535,15 @@
             </w:pPr>
             <w:r>
               <w:rPr>
-                <w:rStyle w:val="VerbatimChar"/>
-                <w:rFonts w:ascii="Calibri" w:hAnsi="Calibri"/>
-                <w:sz w:val="18"/>
-              </w:rPr>
-              <w:t xml:space="preserve">CreateCustomerRequest</w:t>
-            </w:r>
-            <w:r>
-              <w:rPr>
-                <w:rFonts w:ascii="Calibri" w:hAnsi="Calibri"/>
-                <w:sz w:val="18"/>
-              </w:rPr>
-              <w:t xml:space="preserve"> </w:t>
-            </w:r>
-            <w:r>
-              <w:rPr>
-                <w:rFonts w:ascii="Calibri" w:hAnsi="Calibri"/>
-                <w:sz w:val="18"/>
-              </w:rPr>
-              <w:t xml:space="preserve">(optional account fields)</w:t>
+                <w:rFonts w:ascii="Calibri" w:hAnsi="Calibri"/>
+                <w:sz w:val="18"/>
+              </w:rPr>
+              <w:t xml:space="preserve">PUT</w:t>
             </w:r>
           </w:p>
         </w:tc>
-      </w:tr>
-      <w:tr>
         <w:tc>
           <w:tcPr>
-            <w:tcMar>
-              <w:top w:w="40" w:type="dxa"/>
-              <w:bottom w:w="40" w:type="dxa"/>
-              <w:left w:w="60" w:type="dxa"/>
-              <w:right w:w="60" w:type="dxa"/>
-            </w:tcMar>
             <w:tcMar>
               <w:top w:w="40" w:type="dxa"/>
               <w:bottom w:w="40" w:type="dxa"/>
@@ -1729,21 +1559,16 @@
             </w:pPr>
             <w:r>
               <w:rPr>
-                <w:rFonts w:ascii="Calibri" w:hAnsi="Calibri"/>
-                <w:sz w:val="18"/>
-              </w:rPr>
-              <w:t xml:space="preserve">PUT</w:t>
+                <w:rStyle w:val="VerbatimChar"/>
+                <w:rFonts w:ascii="Calibri" w:hAnsi="Calibri"/>
+                <w:sz w:val="18"/>
+              </w:rPr>
+              <w:t xml:space="preserve">/customers/{id}</w:t>
             </w:r>
           </w:p>
         </w:tc>
         <w:tc>
           <w:tcPr>
-            <w:tcMar>
-              <w:top w:w="40" w:type="dxa"/>
-              <w:bottom w:w="40" w:type="dxa"/>
-              <w:left w:w="60" w:type="dxa"/>
-              <w:right w:w="60" w:type="dxa"/>
-            </w:tcMar>
             <w:tcMar>
               <w:top w:w="40" w:type="dxa"/>
               <w:bottom w:w="40" w:type="dxa"/>
@@ -1759,22 +1584,15 @@
             </w:pPr>
             <w:r>
               <w:rPr>
-                <w:rStyle w:val="VerbatimChar"/>
-                <w:rFonts w:ascii="Calibri" w:hAnsi="Calibri"/>
-                <w:sz w:val="18"/>
-              </w:rPr>
-              <w:t xml:space="preserve">/customers/{id}</w:t>
+                <w:rFonts w:ascii="Calibri" w:hAnsi="Calibri"/>
+                <w:sz w:val="18"/>
+              </w:rPr>
+              <w:t xml:space="preserve">ADMIN, EMPLOYEE</w:t>
             </w:r>
           </w:p>
         </w:tc>
         <w:tc>
           <w:tcPr>
-            <w:tcMar>
-              <w:top w:w="40" w:type="dxa"/>
-              <w:bottom w:w="40" w:type="dxa"/>
-              <w:left w:w="60" w:type="dxa"/>
-              <w:right w:w="60" w:type="dxa"/>
-            </w:tcMar>
             <w:tcMar>
               <w:top w:w="40" w:type="dxa"/>
               <w:bottom w:w="40" w:type="dxa"/>
@@ -1790,21 +1608,18 @@
             </w:pPr>
             <w:r>
               <w:rPr>
-                <w:rFonts w:ascii="Calibri" w:hAnsi="Calibri"/>
-                <w:sz w:val="18"/>
-              </w:rPr>
-              <w:t xml:space="preserve">ADMIN, EMPLOYEE</w:t>
+                <w:rStyle w:val="VerbatimChar"/>
+                <w:rFonts w:ascii="Calibri" w:hAnsi="Calibri"/>
+                <w:sz w:val="18"/>
+              </w:rPr>
+              <w:t xml:space="preserve">@Valid UpdateCustomerRequest</w:t>
             </w:r>
           </w:p>
         </w:tc>
+      </w:tr>
+      <w:tr>
         <w:tc>
           <w:tcPr>
-            <w:tcMar>
-              <w:top w:w="40" w:type="dxa"/>
-              <w:bottom w:w="40" w:type="dxa"/>
-              <w:left w:w="60" w:type="dxa"/>
-              <w:right w:w="60" w:type="dxa"/>
-            </w:tcMar>
             <w:tcMar>
               <w:top w:w="40" w:type="dxa"/>
               <w:bottom w:w="40" w:type="dxa"/>
@@ -1820,24 +1635,15 @@
             </w:pPr>
             <w:r>
               <w:rPr>
-                <w:rStyle w:val="VerbatimChar"/>
-                <w:rFonts w:ascii="Calibri" w:hAnsi="Calibri"/>
-                <w:sz w:val="18"/>
-              </w:rPr>
-              <w:t xml:space="preserve">@Valid UpdateCustomerRequest</w:t>
+                <w:rFonts w:ascii="Calibri" w:hAnsi="Calibri"/>
+                <w:sz w:val="18"/>
+              </w:rPr>
+              <w:t xml:space="preserve">DELETE</w:t>
             </w:r>
           </w:p>
         </w:tc>
-      </w:tr>
-      <w:tr>
         <w:tc>
           <w:tcPr>
-            <w:tcMar>
-              <w:top w:w="40" w:type="dxa"/>
-              <w:bottom w:w="40" w:type="dxa"/>
-              <w:left w:w="60" w:type="dxa"/>
-              <w:right w:w="60" w:type="dxa"/>
-            </w:tcMar>
             <w:tcMar>
               <w:top w:w="40" w:type="dxa"/>
               <w:bottom w:w="40" w:type="dxa"/>
@@ -1853,21 +1659,16 @@
             </w:pPr>
             <w:r>
               <w:rPr>
-                <w:rFonts w:ascii="Calibri" w:hAnsi="Calibri"/>
-                <w:sz w:val="18"/>
-              </w:rPr>
-              <w:t xml:space="preserve">DELETE</w:t>
+                <w:rStyle w:val="VerbatimChar"/>
+                <w:rFonts w:ascii="Calibri" w:hAnsi="Calibri"/>
+                <w:sz w:val="18"/>
+              </w:rPr>
+              <w:t xml:space="preserve">/customers/{id}</w:t>
             </w:r>
           </w:p>
         </w:tc>
         <w:tc>
           <w:tcPr>
-            <w:tcMar>
-              <w:top w:w="40" w:type="dxa"/>
-              <w:bottom w:w="40" w:type="dxa"/>
-              <w:left w:w="60" w:type="dxa"/>
-              <w:right w:w="60" w:type="dxa"/>
-            </w:tcMar>
             <w:tcMar>
               <w:top w:w="40" w:type="dxa"/>
               <w:bottom w:w="40" w:type="dxa"/>
@@ -1883,52 +1684,15 @@
             </w:pPr>
             <w:r>
               <w:rPr>
-                <w:rStyle w:val="VerbatimChar"/>
-                <w:rFonts w:ascii="Calibri" w:hAnsi="Calibri"/>
-                <w:sz w:val="18"/>
-              </w:rPr>
-              <w:t xml:space="preserve">/customers/{id}</w:t>
+                <w:rFonts w:ascii="Calibri" w:hAnsi="Calibri"/>
+                <w:sz w:val="18"/>
+              </w:rPr>
+              <w:t xml:space="preserve">ADMIN</w:t>
             </w:r>
           </w:p>
         </w:tc>
         <w:tc>
           <w:tcPr>
-            <w:tcMar>
-              <w:top w:w="40" w:type="dxa"/>
-              <w:bottom w:w="40" w:type="dxa"/>
-              <w:left w:w="60" w:type="dxa"/>
-              <w:right w:w="60" w:type="dxa"/>
-            </w:tcMar>
-            <w:tcMar>
-              <w:top w:w="40" w:type="dxa"/>
-              <w:bottom w:w="40" w:type="dxa"/>
-              <w:left w:w="60" w:type="dxa"/>
-              <w:right w:w="60" w:type="dxa"/>
-            </w:tcMar>
-          </w:tcPr>
-          <w:p>
-            <w:pPr>
-              <w:pStyle w:val="Compact"/>
-              <w:spacing w:before="0" w:after="40" w:line="264" w:lineRule="auto"/>
-              <w:jc w:val="left"/>
-            </w:pPr>
-            <w:r>
-              <w:rPr>
-                <w:rFonts w:ascii="Calibri" w:hAnsi="Calibri"/>
-                <w:sz w:val="18"/>
-              </w:rPr>
-              <w:t xml:space="preserve">ADMIN</w:t>
-            </w:r>
-          </w:p>
-        </w:tc>
-        <w:tc>
-          <w:tcPr>
-            <w:tcMar>
-              <w:top w:w="40" w:type="dxa"/>
-              <w:bottom w:w="40" w:type="dxa"/>
-              <w:left w:w="60" w:type="dxa"/>
-              <w:right w:w="60" w:type="dxa"/>
-            </w:tcMar>
             <w:tcMar>
               <w:top w:w="40" w:type="dxa"/>
               <w:bottom w:w="40" w:type="dxa"/>
@@ -2141,6 +1905,109 @@
               <w:right w:w="60" w:type="dxa"/>
             </w:tcMar>
             <w:shd w:fill="1A365D" w:val="clear"/>
+          </w:tcPr>
+          <w:p>
+            <w:pPr>
+              <w:pStyle w:val="Compact"/>
+              <w:spacing w:before="0" w:after="40" w:line="264" w:lineRule="auto"/>
+              <w:jc w:val="left"/>
+            </w:pPr>
+            <w:r>
+              <w:rPr>
+                <w:rFonts w:ascii="Calibri" w:hAnsi="Calibri"/>
+                <w:b/>
+                <w:color w:val="FFFFFF"/>
+                <w:sz w:val="18"/>
+              </w:rPr>
+              <w:t xml:space="preserve">Method</w:t>
+            </w:r>
+          </w:p>
+        </w:tc>
+        <w:tc>
+          <w:tcPr>
+            <w:tcMar>
+              <w:top w:w="40" w:type="dxa"/>
+              <w:bottom w:w="40" w:type="dxa"/>
+              <w:left w:w="60" w:type="dxa"/>
+              <w:right w:w="60" w:type="dxa"/>
+            </w:tcMar>
+            <w:shd w:fill="1A365D" w:val="clear"/>
+          </w:tcPr>
+          <w:p>
+            <w:pPr>
+              <w:pStyle w:val="Compact"/>
+              <w:spacing w:before="0" w:after="40" w:line="264" w:lineRule="auto"/>
+              <w:jc w:val="left"/>
+            </w:pPr>
+            <w:r>
+              <w:rPr>
+                <w:rFonts w:ascii="Calibri" w:hAnsi="Calibri"/>
+                <w:b/>
+                <w:color w:val="FFFFFF"/>
+                <w:sz w:val="18"/>
+              </w:rPr>
+              <w:t xml:space="preserve">Path</w:t>
+            </w:r>
+          </w:p>
+        </w:tc>
+        <w:tc>
+          <w:tcPr>
+            <w:tcMar>
+              <w:top w:w="40" w:type="dxa"/>
+              <w:bottom w:w="40" w:type="dxa"/>
+              <w:left w:w="60" w:type="dxa"/>
+              <w:right w:w="60" w:type="dxa"/>
+            </w:tcMar>
+            <w:shd w:fill="1A365D" w:val="clear"/>
+          </w:tcPr>
+          <w:p>
+            <w:pPr>
+              <w:pStyle w:val="Compact"/>
+              <w:spacing w:before="0" w:after="40" w:line="264" w:lineRule="auto"/>
+              <w:jc w:val="left"/>
+            </w:pPr>
+            <w:r>
+              <w:rPr>
+                <w:rFonts w:ascii="Calibri" w:hAnsi="Calibri"/>
+                <w:b/>
+                <w:color w:val="FFFFFF"/>
+                <w:sz w:val="18"/>
+              </w:rPr>
+              <w:t xml:space="preserve">Roles</w:t>
+            </w:r>
+          </w:p>
+        </w:tc>
+        <w:tc>
+          <w:tcPr>
+            <w:tcMar>
+              <w:top w:w="40" w:type="dxa"/>
+              <w:bottom w:w="40" w:type="dxa"/>
+              <w:left w:w="60" w:type="dxa"/>
+              <w:right w:w="60" w:type="dxa"/>
+            </w:tcMar>
+            <w:shd w:fill="1A365D" w:val="clear"/>
+          </w:tcPr>
+          <w:p>
+            <w:pPr>
+              <w:pStyle w:val="Compact"/>
+              <w:spacing w:before="0" w:after="40" w:line="264" w:lineRule="auto"/>
+              <w:jc w:val="left"/>
+            </w:pPr>
+            <w:r>
+              <w:rPr>
+                <w:rFonts w:ascii="Calibri" w:hAnsi="Calibri"/>
+                <w:b/>
+                <w:color w:val="FFFFFF"/>
+                <w:sz w:val="18"/>
+              </w:rPr>
+              <w:t xml:space="preserve">Notes</w:t>
+            </w:r>
+          </w:p>
+        </w:tc>
+      </w:tr>
+      <w:tr>
+        <w:tc>
+          <w:tcPr>
             <w:tcMar>
               <w:top w:w="40" w:type="dxa"/>
               <w:bottom w:w="40" w:type="dxa"/>
@@ -2157,23 +2024,14 @@
             <w:r>
               <w:rPr>
                 <w:rFonts w:ascii="Calibri" w:hAnsi="Calibri"/>
-                <w:b/>
-                <w:color w:val="FFFFFF"/>
-                <w:sz w:val="18"/>
-              </w:rPr>
-              <w:t xml:space="preserve">Method</w:t>
+                <w:sz w:val="18"/>
+              </w:rPr>
+              <w:t xml:space="preserve">POST</w:t>
             </w:r>
           </w:p>
         </w:tc>
         <w:tc>
           <w:tcPr>
-            <w:tcMar>
-              <w:top w:w="40" w:type="dxa"/>
-              <w:bottom w:w="40" w:type="dxa"/>
-              <w:left w:w="60" w:type="dxa"/>
-              <w:right w:w="60" w:type="dxa"/>
-            </w:tcMar>
-            <w:shd w:fill="1A365D" w:val="clear"/>
             <w:tcMar>
               <w:top w:w="40" w:type="dxa"/>
               <w:bottom w:w="40" w:type="dxa"/>
@@ -2189,24 +2047,16 @@
             </w:pPr>
             <w:r>
               <w:rPr>
-                <w:rFonts w:ascii="Calibri" w:hAnsi="Calibri"/>
-                <w:b/>
-                <w:color w:val="FFFFFF"/>
-                <w:sz w:val="18"/>
-              </w:rPr>
-              <w:t xml:space="preserve">Path</w:t>
+                <w:rStyle w:val="VerbatimChar"/>
+                <w:rFonts w:ascii="Calibri" w:hAnsi="Calibri"/>
+                <w:sz w:val="18"/>
+              </w:rPr>
+              <w:t xml:space="preserve">/accounts</w:t>
             </w:r>
           </w:p>
         </w:tc>
         <w:tc>
           <w:tcPr>
-            <w:tcMar>
-              <w:top w:w="40" w:type="dxa"/>
-              <w:bottom w:w="40" w:type="dxa"/>
-              <w:left w:w="60" w:type="dxa"/>
-              <w:right w:w="60" w:type="dxa"/>
-            </w:tcMar>
-            <w:shd w:fill="1A365D" w:val="clear"/>
             <w:tcMar>
               <w:top w:w="40" w:type="dxa"/>
               <w:bottom w:w="40" w:type="dxa"/>
@@ -2223,23 +2073,14 @@
             <w:r>
               <w:rPr>
                 <w:rFonts w:ascii="Calibri" w:hAnsi="Calibri"/>
-                <w:b/>
-                <w:color w:val="FFFFFF"/>
-                <w:sz w:val="18"/>
-              </w:rPr>
-              <w:t xml:space="preserve">Roles</w:t>
+                <w:sz w:val="18"/>
+              </w:rPr>
+              <w:t xml:space="preserve">ADMIN, EMPLOYEE</w:t>
             </w:r>
           </w:p>
         </w:tc>
         <w:tc>
           <w:tcPr>
-            <w:tcMar>
-              <w:top w:w="40" w:type="dxa"/>
-              <w:bottom w:w="40" w:type="dxa"/>
-              <w:left w:w="60" w:type="dxa"/>
-              <w:right w:w="60" w:type="dxa"/>
-            </w:tcMar>
-            <w:shd w:fill="1A365D" w:val="clear"/>
             <w:tcMar>
               <w:top w:w="40" w:type="dxa"/>
               <w:bottom w:w="40" w:type="dxa"/>
@@ -2255,12 +2096,11 @@
             </w:pPr>
             <w:r>
               <w:rPr>
-                <w:rFonts w:ascii="Calibri" w:hAnsi="Calibri"/>
-                <w:b/>
-                <w:color w:val="FFFFFF"/>
-                <w:sz w:val="18"/>
-              </w:rPr>
-              <w:t xml:space="preserve">Notes</w:t>
+                <w:rStyle w:val="VerbatimChar"/>
+                <w:rFonts w:ascii="Calibri" w:hAnsi="Calibri"/>
+                <w:sz w:val="18"/>
+              </w:rPr>
+              <w:t xml:space="preserve">OpenAccountRequest</w:t>
             </w:r>
           </w:p>
         </w:tc>
@@ -2268,12 +2108,6 @@
       <w:tr>
         <w:tc>
           <w:tcPr>
-            <w:tcMar>
-              <w:top w:w="40" w:type="dxa"/>
-              <w:bottom w:w="40" w:type="dxa"/>
-              <w:left w:w="60" w:type="dxa"/>
-              <w:right w:w="60" w:type="dxa"/>
-            </w:tcMar>
             <w:tcMar>
               <w:top w:w="40" w:type="dxa"/>
               <w:bottom w:w="40" w:type="dxa"/>
@@ -2292,18 +2126,12 @@
                 <w:rFonts w:ascii="Calibri" w:hAnsi="Calibri"/>
                 <w:sz w:val="18"/>
               </w:rPr>
-              <w:t xml:space="preserve">POST</w:t>
+              <w:t xml:space="preserve">GET</w:t>
             </w:r>
           </w:p>
         </w:tc>
         <w:tc>
           <w:tcPr>
-            <w:tcMar>
-              <w:top w:w="40" w:type="dxa"/>
-              <w:bottom w:w="40" w:type="dxa"/>
-              <w:left w:w="60" w:type="dxa"/>
-              <w:right w:w="60" w:type="dxa"/>
-            </w:tcMar>
             <w:tcMar>
               <w:top w:w="40" w:type="dxa"/>
               <w:bottom w:w="40" w:type="dxa"/>
@@ -2323,18 +2151,12 @@
                 <w:rFonts w:ascii="Calibri" w:hAnsi="Calibri"/>
                 <w:sz w:val="18"/>
               </w:rPr>
-              <w:t xml:space="preserve">/accounts</w:t>
+              <w:t xml:space="preserve">/accounts?search&amp;page&amp;size&amp;sortBy&amp;sortDir</w:t>
             </w:r>
           </w:p>
         </w:tc>
         <w:tc>
           <w:tcPr>
-            <w:tcMar>
-              <w:top w:w="40" w:type="dxa"/>
-              <w:bottom w:w="40" w:type="dxa"/>
-              <w:left w:w="60" w:type="dxa"/>
-              <w:right w:w="60" w:type="dxa"/>
-            </w:tcMar>
             <w:tcMar>
               <w:top w:w="40" w:type="dxa"/>
               <w:bottom w:w="40" w:type="dxa"/>
@@ -2353,18 +2175,40 @@
                 <w:rFonts w:ascii="Calibri" w:hAnsi="Calibri"/>
                 <w:sz w:val="18"/>
               </w:rPr>
-              <w:t xml:space="preserve">ADMIN, EMPLOYEE</w:t>
+              <w:t xml:space="preserve">ADMIN,</w:t>
+            </w:r>
+            <w:r>
+              <w:rPr>
+                <w:rFonts w:ascii="Calibri" w:hAnsi="Calibri"/>
+                <w:sz w:val="18"/>
+              </w:rPr>
+              <w:t xml:space="preserve"> </w:t>
+            </w:r>
+            <w:r>
+              <w:rPr>
+                <w:rFonts w:ascii="Calibri" w:hAnsi="Calibri"/>
+                <w:sz w:val="18"/>
+              </w:rPr>
+              <w:t xml:space="preserve">EMPLOYEE,</w:t>
+            </w:r>
+            <w:r>
+              <w:rPr>
+                <w:rFonts w:ascii="Calibri" w:hAnsi="Calibri"/>
+                <w:sz w:val="18"/>
+              </w:rPr>
+              <w:t xml:space="preserve"> </w:t>
+            </w:r>
+            <w:r>
+              <w:rPr>
+                <w:rFonts w:ascii="Calibri" w:hAnsi="Calibri"/>
+                <w:sz w:val="18"/>
+              </w:rPr>
+              <w:t xml:space="preserve">MANAGER</w:t>
             </w:r>
           </w:p>
         </w:tc>
         <w:tc>
           <w:tcPr>
-            <w:tcMar>
-              <w:top w:w="40" w:type="dxa"/>
-              <w:bottom w:w="40" w:type="dxa"/>
-              <w:left w:w="60" w:type="dxa"/>
-              <w:right w:w="60" w:type="dxa"/>
-            </w:tcMar>
             <w:tcMar>
               <w:top w:w="40" w:type="dxa"/>
               <w:bottom w:w="40" w:type="dxa"/>
@@ -2380,11 +2224,10 @@
             </w:pPr>
             <w:r>
               <w:rPr>
-                <w:rStyle w:val="VerbatimChar"/>
-                <w:rFonts w:ascii="Calibri" w:hAnsi="Calibri"/>
-                <w:sz w:val="18"/>
-              </w:rPr>
-              <w:t xml:space="preserve">OpenAccountRequest</w:t>
+                <w:rFonts w:ascii="Calibri" w:hAnsi="Calibri"/>
+                <w:sz w:val="18"/>
+              </w:rPr>
+              <w:t xml:space="preserve">Search page</w:t>
             </w:r>
           </w:p>
         </w:tc>
@@ -2392,12 +2235,6 @@
       <w:tr>
         <w:tc>
           <w:tcPr>
-            <w:tcMar>
-              <w:top w:w="40" w:type="dxa"/>
-              <w:bottom w:w="40" w:type="dxa"/>
-              <w:left w:w="60" w:type="dxa"/>
-              <w:right w:w="60" w:type="dxa"/>
-            </w:tcMar>
             <w:tcMar>
               <w:top w:w="40" w:type="dxa"/>
               <w:bottom w:w="40" w:type="dxa"/>
@@ -2428,6 +2265,25 @@
               <w:left w:w="60" w:type="dxa"/>
               <w:right w:w="60" w:type="dxa"/>
             </w:tcMar>
+          </w:tcPr>
+          <w:p>
+            <w:pPr>
+              <w:pStyle w:val="Compact"/>
+              <w:spacing w:before="0" w:after="40" w:line="264" w:lineRule="auto"/>
+              <w:jc w:val="left"/>
+            </w:pPr>
+            <w:r>
+              <w:rPr>
+                <w:rStyle w:val="VerbatimChar"/>
+                <w:rFonts w:ascii="Calibri" w:hAnsi="Calibri"/>
+                <w:sz w:val="18"/>
+              </w:rPr>
+              <w:t xml:space="preserve">/accounts/customer/{customerId}?page&amp;size&amp;sortBy&amp;sortDir</w:t>
+            </w:r>
+          </w:p>
+        </w:tc>
+        <w:tc>
+          <w:tcPr>
             <w:tcMar>
               <w:top w:w="40" w:type="dxa"/>
               <w:bottom w:w="40" w:type="dxa"/>
@@ -2443,231 +2299,43 @@
             </w:pPr>
             <w:r>
               <w:rPr>
-                <w:rStyle w:val="VerbatimChar"/>
-                <w:rFonts w:ascii="Calibri" w:hAnsi="Calibri"/>
-                <w:sz w:val="18"/>
-              </w:rPr>
-              <w:t xml:space="preserve">/accounts?search&amp;page&amp;size&amp;sortBy&amp;sortDir</w:t>
+                <w:rFonts w:ascii="Calibri" w:hAnsi="Calibri"/>
+                <w:sz w:val="18"/>
+              </w:rPr>
+              <w:t xml:space="preserve">ADMIN,</w:t>
+            </w:r>
+            <w:r>
+              <w:rPr>
+                <w:rFonts w:ascii="Calibri" w:hAnsi="Calibri"/>
+                <w:sz w:val="18"/>
+              </w:rPr>
+              <w:t xml:space="preserve"> </w:t>
+            </w:r>
+            <w:r>
+              <w:rPr>
+                <w:rFonts w:ascii="Calibri" w:hAnsi="Calibri"/>
+                <w:sz w:val="18"/>
+              </w:rPr>
+              <w:t xml:space="preserve">EMPLOYEE,</w:t>
+            </w:r>
+            <w:r>
+              <w:rPr>
+                <w:rFonts w:ascii="Calibri" w:hAnsi="Calibri"/>
+                <w:sz w:val="18"/>
+              </w:rPr>
+              <w:t xml:space="preserve"> </w:t>
+            </w:r>
+            <w:r>
+              <w:rPr>
+                <w:rFonts w:ascii="Calibri" w:hAnsi="Calibri"/>
+                <w:sz w:val="18"/>
+              </w:rPr>
+              <w:t xml:space="preserve">MANAGER</w:t>
             </w:r>
           </w:p>
         </w:tc>
         <w:tc>
           <w:tcPr>
-            <w:tcMar>
-              <w:top w:w="40" w:type="dxa"/>
-              <w:bottom w:w="40" w:type="dxa"/>
-              <w:left w:w="60" w:type="dxa"/>
-              <w:right w:w="60" w:type="dxa"/>
-            </w:tcMar>
-            <w:tcMar>
-              <w:top w:w="40" w:type="dxa"/>
-              <w:bottom w:w="40" w:type="dxa"/>
-              <w:left w:w="60" w:type="dxa"/>
-              <w:right w:w="60" w:type="dxa"/>
-            </w:tcMar>
-          </w:tcPr>
-          <w:p>
-            <w:pPr>
-              <w:pStyle w:val="Compact"/>
-              <w:spacing w:before="0" w:after="40" w:line="264" w:lineRule="auto"/>
-              <w:jc w:val="left"/>
-            </w:pPr>
-            <w:r>
-              <w:rPr>
-                <w:rFonts w:ascii="Calibri" w:hAnsi="Calibri"/>
-                <w:sz w:val="18"/>
-              </w:rPr>
-              <w:t xml:space="preserve">ADMIN,</w:t>
-            </w:r>
-            <w:r>
-              <w:rPr>
-                <w:rFonts w:ascii="Calibri" w:hAnsi="Calibri"/>
-                <w:sz w:val="18"/>
-              </w:rPr>
-              <w:t xml:space="preserve"> </w:t>
-            </w:r>
-            <w:r>
-              <w:rPr>
-                <w:rFonts w:ascii="Calibri" w:hAnsi="Calibri"/>
-                <w:sz w:val="18"/>
-              </w:rPr>
-              <w:t xml:space="preserve">EMPLOYEE,</w:t>
-            </w:r>
-            <w:r>
-              <w:rPr>
-                <w:rFonts w:ascii="Calibri" w:hAnsi="Calibri"/>
-                <w:sz w:val="18"/>
-              </w:rPr>
-              <w:t xml:space="preserve"> </w:t>
-            </w:r>
-            <w:r>
-              <w:rPr>
-                <w:rFonts w:ascii="Calibri" w:hAnsi="Calibri"/>
-                <w:sz w:val="18"/>
-              </w:rPr>
-              <w:t xml:space="preserve">MANAGER</w:t>
-            </w:r>
-          </w:p>
-        </w:tc>
-        <w:tc>
-          <w:tcPr>
-            <w:tcMar>
-              <w:top w:w="40" w:type="dxa"/>
-              <w:bottom w:w="40" w:type="dxa"/>
-              <w:left w:w="60" w:type="dxa"/>
-              <w:right w:w="60" w:type="dxa"/>
-            </w:tcMar>
-            <w:tcMar>
-              <w:top w:w="40" w:type="dxa"/>
-              <w:bottom w:w="40" w:type="dxa"/>
-              <w:left w:w="60" w:type="dxa"/>
-              <w:right w:w="60" w:type="dxa"/>
-            </w:tcMar>
-          </w:tcPr>
-          <w:p>
-            <w:pPr>
-              <w:pStyle w:val="Compact"/>
-              <w:spacing w:before="0" w:after="40" w:line="264" w:lineRule="auto"/>
-              <w:jc w:val="left"/>
-            </w:pPr>
-            <w:r>
-              <w:rPr>
-                <w:rFonts w:ascii="Calibri" w:hAnsi="Calibri"/>
-                <w:sz w:val="18"/>
-              </w:rPr>
-              <w:t xml:space="preserve">Search page</w:t>
-            </w:r>
-          </w:p>
-        </w:tc>
-      </w:tr>
-      <w:tr>
-        <w:tc>
-          <w:tcPr>
-            <w:tcMar>
-              <w:top w:w="40" w:type="dxa"/>
-              <w:bottom w:w="40" w:type="dxa"/>
-              <w:left w:w="60" w:type="dxa"/>
-              <w:right w:w="60" w:type="dxa"/>
-            </w:tcMar>
-            <w:tcMar>
-              <w:top w:w="40" w:type="dxa"/>
-              <w:bottom w:w="40" w:type="dxa"/>
-              <w:left w:w="60" w:type="dxa"/>
-              <w:right w:w="60" w:type="dxa"/>
-            </w:tcMar>
-          </w:tcPr>
-          <w:p>
-            <w:pPr>
-              <w:pStyle w:val="Compact"/>
-              <w:spacing w:before="0" w:after="40" w:line="264" w:lineRule="auto"/>
-              <w:jc w:val="left"/>
-            </w:pPr>
-            <w:r>
-              <w:rPr>
-                <w:rFonts w:ascii="Calibri" w:hAnsi="Calibri"/>
-                <w:sz w:val="18"/>
-              </w:rPr>
-              <w:t xml:space="preserve">GET</w:t>
-            </w:r>
-          </w:p>
-        </w:tc>
-        <w:tc>
-          <w:tcPr>
-            <w:tcMar>
-              <w:top w:w="40" w:type="dxa"/>
-              <w:bottom w:w="40" w:type="dxa"/>
-              <w:left w:w="60" w:type="dxa"/>
-              <w:right w:w="60" w:type="dxa"/>
-            </w:tcMar>
-            <w:tcMar>
-              <w:top w:w="40" w:type="dxa"/>
-              <w:bottom w:w="40" w:type="dxa"/>
-              <w:left w:w="60" w:type="dxa"/>
-              <w:right w:w="60" w:type="dxa"/>
-            </w:tcMar>
-          </w:tcPr>
-          <w:p>
-            <w:pPr>
-              <w:pStyle w:val="Compact"/>
-              <w:spacing w:before="0" w:after="40" w:line="264" w:lineRule="auto"/>
-              <w:jc w:val="left"/>
-            </w:pPr>
-            <w:r>
-              <w:rPr>
-                <w:rStyle w:val="VerbatimChar"/>
-                <w:rFonts w:ascii="Calibri" w:hAnsi="Calibri"/>
-                <w:sz w:val="18"/>
-              </w:rPr>
-              <w:t xml:space="preserve">/accounts/customer/{customerId}?page&amp;size&amp;sortBy&amp;sortDir</w:t>
-            </w:r>
-          </w:p>
-        </w:tc>
-        <w:tc>
-          <w:tcPr>
-            <w:tcMar>
-              <w:top w:w="40" w:type="dxa"/>
-              <w:bottom w:w="40" w:type="dxa"/>
-              <w:left w:w="60" w:type="dxa"/>
-              <w:right w:w="60" w:type="dxa"/>
-            </w:tcMar>
-            <w:tcMar>
-              <w:top w:w="40" w:type="dxa"/>
-              <w:bottom w:w="40" w:type="dxa"/>
-              <w:left w:w="60" w:type="dxa"/>
-              <w:right w:w="60" w:type="dxa"/>
-            </w:tcMar>
-          </w:tcPr>
-          <w:p>
-            <w:pPr>
-              <w:pStyle w:val="Compact"/>
-              <w:spacing w:before="0" w:after="40" w:line="264" w:lineRule="auto"/>
-              <w:jc w:val="left"/>
-            </w:pPr>
-            <w:r>
-              <w:rPr>
-                <w:rFonts w:ascii="Calibri" w:hAnsi="Calibri"/>
-                <w:sz w:val="18"/>
-              </w:rPr>
-              <w:t xml:space="preserve">ADMIN,</w:t>
-            </w:r>
-            <w:r>
-              <w:rPr>
-                <w:rFonts w:ascii="Calibri" w:hAnsi="Calibri"/>
-                <w:sz w:val="18"/>
-              </w:rPr>
-              <w:t xml:space="preserve"> </w:t>
-            </w:r>
-            <w:r>
-              <w:rPr>
-                <w:rFonts w:ascii="Calibri" w:hAnsi="Calibri"/>
-                <w:sz w:val="18"/>
-              </w:rPr>
-              <w:t xml:space="preserve">EMPLOYEE,</w:t>
-            </w:r>
-            <w:r>
-              <w:rPr>
-                <w:rFonts w:ascii="Calibri" w:hAnsi="Calibri"/>
-                <w:sz w:val="18"/>
-              </w:rPr>
-              <w:t xml:space="preserve"> </w:t>
-            </w:r>
-            <w:r>
-              <w:rPr>
-                <w:rFonts w:ascii="Calibri" w:hAnsi="Calibri"/>
-                <w:sz w:val="18"/>
-              </w:rPr>
-              <w:t xml:space="preserve">MANAGER</w:t>
-            </w:r>
-          </w:p>
-        </w:tc>
-        <w:tc>
-          <w:tcPr>
-            <w:tcMar>
-              <w:top w:w="40" w:type="dxa"/>
-              <w:bottom w:w="40" w:type="dxa"/>
-              <w:left w:w="60" w:type="dxa"/>
-              <w:right w:w="60" w:type="dxa"/>
-            </w:tcMar>
             <w:tcMar>
               <w:top w:w="40" w:type="dxa"/>
               <w:bottom w:w="40" w:type="dxa"/>
@@ -2692,6 +2360,24 @@
               <w:left w:w="60" w:type="dxa"/>
               <w:right w:w="60" w:type="dxa"/>
             </w:tcMar>
+          </w:tcPr>
+          <w:p>
+            <w:pPr>
+              <w:pStyle w:val="Compact"/>
+              <w:spacing w:before="0" w:after="40" w:line="264" w:lineRule="auto"/>
+              <w:jc w:val="left"/>
+            </w:pPr>
+            <w:r>
+              <w:rPr>
+                <w:rFonts w:ascii="Calibri" w:hAnsi="Calibri"/>
+                <w:sz w:val="18"/>
+              </w:rPr>
+              <w:t xml:space="preserve">GET</w:t>
+            </w:r>
+          </w:p>
+        </w:tc>
+        <w:tc>
+          <w:tcPr>
             <w:tcMar>
               <w:top w:w="40" w:type="dxa"/>
               <w:bottom w:w="40" w:type="dxa"/>
@@ -2707,21 +2393,16 @@
             </w:pPr>
             <w:r>
               <w:rPr>
-                <w:rFonts w:ascii="Calibri" w:hAnsi="Calibri"/>
-                <w:sz w:val="18"/>
-              </w:rPr>
-              <w:t xml:space="preserve">GET</w:t>
+                <w:rStyle w:val="VerbatimChar"/>
+                <w:rFonts w:ascii="Calibri" w:hAnsi="Calibri"/>
+                <w:sz w:val="18"/>
+              </w:rPr>
+              <w:t xml:space="preserve">/accounts/{accountId}</w:t>
             </w:r>
           </w:p>
         </w:tc>
         <w:tc>
           <w:tcPr>
-            <w:tcMar>
-              <w:top w:w="40" w:type="dxa"/>
-              <w:bottom w:w="40" w:type="dxa"/>
-              <w:left w:w="60" w:type="dxa"/>
-              <w:right w:w="60" w:type="dxa"/>
-            </w:tcMar>
             <w:tcMar>
               <w:top w:w="40" w:type="dxa"/>
               <w:bottom w:w="40" w:type="dxa"/>
@@ -2737,22 +2418,43 @@
             </w:pPr>
             <w:r>
               <w:rPr>
-                <w:rStyle w:val="VerbatimChar"/>
-                <w:rFonts w:ascii="Calibri" w:hAnsi="Calibri"/>
-                <w:sz w:val="18"/>
-              </w:rPr>
-              <w:t xml:space="preserve">/accounts/{accountId}</w:t>
+                <w:rFonts w:ascii="Calibri" w:hAnsi="Calibri"/>
+                <w:sz w:val="18"/>
+              </w:rPr>
+              <w:t xml:space="preserve">ADMIN,</w:t>
+            </w:r>
+            <w:r>
+              <w:rPr>
+                <w:rFonts w:ascii="Calibri" w:hAnsi="Calibri"/>
+                <w:sz w:val="18"/>
+              </w:rPr>
+              <w:t xml:space="preserve"> </w:t>
+            </w:r>
+            <w:r>
+              <w:rPr>
+                <w:rFonts w:ascii="Calibri" w:hAnsi="Calibri"/>
+                <w:sz w:val="18"/>
+              </w:rPr>
+              <w:t xml:space="preserve">EMPLOYEE,</w:t>
+            </w:r>
+            <w:r>
+              <w:rPr>
+                <w:rFonts w:ascii="Calibri" w:hAnsi="Calibri"/>
+                <w:sz w:val="18"/>
+              </w:rPr>
+              <w:t xml:space="preserve"> </w:t>
+            </w:r>
+            <w:r>
+              <w:rPr>
+                <w:rFonts w:ascii="Calibri" w:hAnsi="Calibri"/>
+                <w:sz w:val="18"/>
+              </w:rPr>
+              <w:t xml:space="preserve">MANAGER</w:t>
             </w:r>
           </w:p>
         </w:tc>
         <w:tc>
           <w:tcPr>
-            <w:tcMar>
-              <w:top w:w="40" w:type="dxa"/>
-              <w:bottom w:w="40" w:type="dxa"/>
-              <w:left w:w="60" w:type="dxa"/>
-              <w:right w:w="60" w:type="dxa"/>
-            </w:tcMar>
             <w:tcMar>
               <w:top w:w="40" w:type="dxa"/>
               <w:bottom w:w="40" w:type="dxa"/>
@@ -2771,7 +2473,7 @@
                 <w:rFonts w:ascii="Calibri" w:hAnsi="Calibri"/>
                 <w:sz w:val="18"/>
               </w:rPr>
-              <w:t xml:space="preserve">ADMIN,</w:t>
+              <w:t xml:space="preserve">Single</w:t>
             </w:r>
             <w:r>
               <w:rPr>
@@ -2782,35 +2484,18 @@
             </w:r>
             <w:r>
               <w:rPr>
-                <w:rFonts w:ascii="Calibri" w:hAnsi="Calibri"/>
-                <w:sz w:val="18"/>
-              </w:rPr>
-              <w:t xml:space="preserve">EMPLOYEE,</w:t>
-            </w:r>
-            <w:r>
-              <w:rPr>
-                <w:rFonts w:ascii="Calibri" w:hAnsi="Calibri"/>
-                <w:sz w:val="18"/>
-              </w:rPr>
-              <w:t xml:space="preserve"> </w:t>
-            </w:r>
-            <w:r>
-              <w:rPr>
-                <w:rFonts w:ascii="Calibri" w:hAnsi="Calibri"/>
-                <w:sz w:val="18"/>
-              </w:rPr>
-              <w:t xml:space="preserve">MANAGER</w:t>
+                <w:rStyle w:val="VerbatimChar"/>
+                <w:rFonts w:ascii="Calibri" w:hAnsi="Calibri"/>
+                <w:sz w:val="18"/>
+              </w:rPr>
+              <w:t xml:space="preserve">AccountResponse</w:t>
             </w:r>
           </w:p>
         </w:tc>
+      </w:tr>
+      <w:tr>
         <w:tc>
           <w:tcPr>
-            <w:tcMar>
-              <w:top w:w="40" w:type="dxa"/>
-              <w:bottom w:w="40" w:type="dxa"/>
-              <w:left w:w="60" w:type="dxa"/>
-              <w:right w:w="60" w:type="dxa"/>
-            </w:tcMar>
             <w:tcMar>
               <w:top w:w="40" w:type="dxa"/>
               <w:bottom w:w="40" w:type="dxa"/>
@@ -2829,35 +2514,12 @@
                 <w:rFonts w:ascii="Calibri" w:hAnsi="Calibri"/>
                 <w:sz w:val="18"/>
               </w:rPr>
-              <w:t xml:space="preserve">Single</w:t>
-            </w:r>
-            <w:r>
-              <w:rPr>
-                <w:rFonts w:ascii="Calibri" w:hAnsi="Calibri"/>
-                <w:sz w:val="18"/>
-              </w:rPr>
-              <w:t xml:space="preserve"> </w:t>
-            </w:r>
-            <w:r>
-              <w:rPr>
-                <w:rStyle w:val="VerbatimChar"/>
-                <w:rFonts w:ascii="Calibri" w:hAnsi="Calibri"/>
-                <w:sz w:val="18"/>
-              </w:rPr>
-              <w:t xml:space="preserve">AccountResponse</w:t>
+              <w:t xml:space="preserve">GET</w:t>
             </w:r>
           </w:p>
         </w:tc>
-      </w:tr>
-      <w:tr>
         <w:tc>
           <w:tcPr>
-            <w:tcMar>
-              <w:top w:w="40" w:type="dxa"/>
-              <w:bottom w:w="40" w:type="dxa"/>
-              <w:left w:w="60" w:type="dxa"/>
-              <w:right w:w="60" w:type="dxa"/>
-            </w:tcMar>
             <w:tcMar>
               <w:top w:w="40" w:type="dxa"/>
               <w:bottom w:w="40" w:type="dxa"/>
@@ -2873,21 +2535,16 @@
             </w:pPr>
             <w:r>
               <w:rPr>
-                <w:rFonts w:ascii="Calibri" w:hAnsi="Calibri"/>
-                <w:sz w:val="18"/>
-              </w:rPr>
-              <w:t xml:space="preserve">GET</w:t>
+                <w:rStyle w:val="VerbatimChar"/>
+                <w:rFonts w:ascii="Calibri" w:hAnsi="Calibri"/>
+                <w:sz w:val="18"/>
+              </w:rPr>
+              <w:t xml:space="preserve">/accounts/{accountId}/transactions?page&amp;size&amp;sortBy&amp;sortDir</w:t>
             </w:r>
           </w:p>
         </w:tc>
         <w:tc>
           <w:tcPr>
-            <w:tcMar>
-              <w:top w:w="40" w:type="dxa"/>
-              <w:bottom w:w="40" w:type="dxa"/>
-              <w:left w:w="60" w:type="dxa"/>
-              <w:right w:w="60" w:type="dxa"/>
-            </w:tcMar>
             <w:tcMar>
               <w:top w:w="40" w:type="dxa"/>
               <w:bottom w:w="40" w:type="dxa"/>
@@ -2903,22 +2560,43 @@
             </w:pPr>
             <w:r>
               <w:rPr>
-                <w:rStyle w:val="VerbatimChar"/>
-                <w:rFonts w:ascii="Calibri" w:hAnsi="Calibri"/>
-                <w:sz w:val="18"/>
-              </w:rPr>
-              <w:t xml:space="preserve">/accounts/{accountId}/transactions?page&amp;size&amp;sortBy&amp;sortDir</w:t>
+                <w:rFonts w:ascii="Calibri" w:hAnsi="Calibri"/>
+                <w:sz w:val="18"/>
+              </w:rPr>
+              <w:t xml:space="preserve">ADMIN, P</w:t>
+            </w:r>
+            <w:r>
+              <w:rPr>
+                <w:rFonts w:ascii="Calibri" w:hAnsi="Calibri"/>
+                <w:sz w:val="18"/>
+              </w:rPr>
+              <w:t xml:space="preserve"> </w:t>
+            </w:r>
+            <w:r>
+              <w:rPr>
+                <w:rFonts w:ascii="Calibri" w:hAnsi="Calibri"/>
+                <w:sz w:val="18"/>
+              </w:rPr>
+              <w:t xml:space="preserve">EMPLOYEE,</w:t>
+            </w:r>
+            <w:r>
+              <w:rPr>
+                <w:rFonts w:ascii="Calibri" w:hAnsi="Calibri"/>
+                <w:sz w:val="18"/>
+              </w:rPr>
+              <w:t xml:space="preserve"> </w:t>
+            </w:r>
+            <w:r>
+              <w:rPr>
+                <w:rFonts w:ascii="Calibri" w:hAnsi="Calibri"/>
+                <w:sz w:val="18"/>
+              </w:rPr>
+              <w:t xml:space="preserve">MANAGER</w:t>
             </w:r>
           </w:p>
         </w:tc>
         <w:tc>
           <w:tcPr>
-            <w:tcMar>
-              <w:top w:w="40" w:type="dxa"/>
-              <w:bottom w:w="40" w:type="dxa"/>
-              <w:left w:w="60" w:type="dxa"/>
-              <w:right w:w="60" w:type="dxa"/>
-            </w:tcMar>
             <w:tcMar>
               <w:top w:w="40" w:type="dxa"/>
               <w:bottom w:w="40" w:type="dxa"/>
@@ -2937,7 +2615,7 @@
                 <w:rFonts w:ascii="Calibri" w:hAnsi="Calibri"/>
                 <w:sz w:val="18"/>
               </w:rPr>
-              <w:t xml:space="preserve">ADMIN, P</w:t>
+              <w:t xml:space="preserve">age of</w:t>
             </w:r>
             <w:r>
               <w:rPr>
@@ -2948,35 +2626,18 @@
             </w:r>
             <w:r>
               <w:rPr>
-                <w:rFonts w:ascii="Calibri" w:hAnsi="Calibri"/>
-                <w:sz w:val="18"/>
-              </w:rPr>
-              <w:t xml:space="preserve">EMPLOYEE,</w:t>
-            </w:r>
-            <w:r>
-              <w:rPr>
-                <w:rFonts w:ascii="Calibri" w:hAnsi="Calibri"/>
-                <w:sz w:val="18"/>
-              </w:rPr>
-              <w:t xml:space="preserve"> </w:t>
-            </w:r>
-            <w:r>
-              <w:rPr>
-                <w:rFonts w:ascii="Calibri" w:hAnsi="Calibri"/>
-                <w:sz w:val="18"/>
-              </w:rPr>
-              <w:t xml:space="preserve">MANAGER</w:t>
+                <w:rStyle w:val="VerbatimChar"/>
+                <w:rFonts w:ascii="Calibri" w:hAnsi="Calibri"/>
+                <w:sz w:val="18"/>
+              </w:rPr>
+              <w:t xml:space="preserve">TransactionResponse</w:t>
             </w:r>
           </w:p>
         </w:tc>
+      </w:tr>
+      <w:tr>
         <w:tc>
           <w:tcPr>
-            <w:tcMar>
-              <w:top w:w="40" w:type="dxa"/>
-              <w:bottom w:w="40" w:type="dxa"/>
-              <w:left w:w="60" w:type="dxa"/>
-              <w:right w:w="60" w:type="dxa"/>
-            </w:tcMar>
             <w:tcMar>
               <w:top w:w="40" w:type="dxa"/>
               <w:bottom w:w="40" w:type="dxa"/>
@@ -2995,35 +2656,12 @@
                 <w:rFonts w:ascii="Calibri" w:hAnsi="Calibri"/>
                 <w:sz w:val="18"/>
               </w:rPr>
-              <w:t xml:space="preserve">age of</w:t>
-            </w:r>
-            <w:r>
-              <w:rPr>
-                <w:rFonts w:ascii="Calibri" w:hAnsi="Calibri"/>
-                <w:sz w:val="18"/>
-              </w:rPr>
-              <w:t xml:space="preserve"> </w:t>
-            </w:r>
-            <w:r>
-              <w:rPr>
-                <w:rStyle w:val="VerbatimChar"/>
-                <w:rFonts w:ascii="Calibri" w:hAnsi="Calibri"/>
-                <w:sz w:val="18"/>
-              </w:rPr>
-              <w:t xml:space="preserve">TransactionResponse</w:t>
+              <w:t xml:space="preserve">PUT</w:t>
             </w:r>
           </w:p>
         </w:tc>
-      </w:tr>
-      <w:tr>
         <w:tc>
           <w:tcPr>
-            <w:tcMar>
-              <w:top w:w="40" w:type="dxa"/>
-              <w:bottom w:w="40" w:type="dxa"/>
-              <w:left w:w="60" w:type="dxa"/>
-              <w:right w:w="60" w:type="dxa"/>
-            </w:tcMar>
             <w:tcMar>
               <w:top w:w="40" w:type="dxa"/>
               <w:bottom w:w="40" w:type="dxa"/>
@@ -3039,21 +2677,16 @@
             </w:pPr>
             <w:r>
               <w:rPr>
-                <w:rFonts w:ascii="Calibri" w:hAnsi="Calibri"/>
-                <w:sz w:val="18"/>
-              </w:rPr>
-              <w:t xml:space="preserve">PUT</w:t>
+                <w:rStyle w:val="VerbatimChar"/>
+                <w:rFonts w:ascii="Calibri" w:hAnsi="Calibri"/>
+                <w:sz w:val="18"/>
+              </w:rPr>
+              <w:t xml:space="preserve">/accounts/{accountId}/status</w:t>
             </w:r>
           </w:p>
         </w:tc>
         <w:tc>
           <w:tcPr>
-            <w:tcMar>
-              <w:top w:w="40" w:type="dxa"/>
-              <w:bottom w:w="40" w:type="dxa"/>
-              <w:left w:w="60" w:type="dxa"/>
-              <w:right w:w="60" w:type="dxa"/>
-            </w:tcMar>
             <w:tcMar>
               <w:top w:w="40" w:type="dxa"/>
               <w:bottom w:w="40" w:type="dxa"/>
@@ -3069,22 +2702,15 @@
             </w:pPr>
             <w:r>
               <w:rPr>
-                <w:rStyle w:val="VerbatimChar"/>
-                <w:rFonts w:ascii="Calibri" w:hAnsi="Calibri"/>
-                <w:sz w:val="18"/>
-              </w:rPr>
-              <w:t xml:space="preserve">/accounts/{accountId}/status</w:t>
+                <w:rFonts w:ascii="Calibri" w:hAnsi="Calibri"/>
+                <w:sz w:val="18"/>
+              </w:rPr>
+              <w:t xml:space="preserve">ADMIN, EMPLOYEE</w:t>
             </w:r>
           </w:p>
         </w:tc>
         <w:tc>
           <w:tcPr>
-            <w:tcMar>
-              <w:top w:w="40" w:type="dxa"/>
-              <w:bottom w:w="40" w:type="dxa"/>
-              <w:left w:w="60" w:type="dxa"/>
-              <w:right w:w="60" w:type="dxa"/>
-            </w:tcMar>
             <w:tcMar>
               <w:top w:w="40" w:type="dxa"/>
               <w:bottom w:w="40" w:type="dxa"/>
@@ -3100,21 +2726,18 @@
             </w:pPr>
             <w:r>
               <w:rPr>
-                <w:rFonts w:ascii="Calibri" w:hAnsi="Calibri"/>
-                <w:sz w:val="18"/>
-              </w:rPr>
-              <w:t xml:space="preserve">ADMIN, EMPLOYEE</w:t>
+                <w:rStyle w:val="VerbatimChar"/>
+                <w:rFonts w:ascii="Calibri" w:hAnsi="Calibri"/>
+                <w:sz w:val="18"/>
+              </w:rPr>
+              <w:t xml:space="preserve">UpdateAccountStatusRequest</w:t>
             </w:r>
           </w:p>
         </w:tc>
+      </w:tr>
+      <w:tr>
         <w:tc>
           <w:tcPr>
-            <w:tcMar>
-              <w:top w:w="40" w:type="dxa"/>
-              <w:bottom w:w="40" w:type="dxa"/>
-              <w:left w:w="60" w:type="dxa"/>
-              <w:right w:w="60" w:type="dxa"/>
-            </w:tcMar>
             <w:tcMar>
               <w:top w:w="40" w:type="dxa"/>
               <w:bottom w:w="40" w:type="dxa"/>
@@ -3130,24 +2753,15 @@
             </w:pPr>
             <w:r>
               <w:rPr>
-                <w:rStyle w:val="VerbatimChar"/>
-                <w:rFonts w:ascii="Calibri" w:hAnsi="Calibri"/>
-                <w:sz w:val="18"/>
-              </w:rPr>
-              <w:t xml:space="preserve">UpdateAccountStatusRequest</w:t>
+                <w:rFonts w:ascii="Calibri" w:hAnsi="Calibri"/>
+                <w:sz w:val="18"/>
+              </w:rPr>
+              <w:t xml:space="preserve">POST</w:t>
             </w:r>
           </w:p>
         </w:tc>
-      </w:tr>
-      <w:tr>
         <w:tc>
           <w:tcPr>
-            <w:tcMar>
-              <w:top w:w="40" w:type="dxa"/>
-              <w:bottom w:w="40" w:type="dxa"/>
-              <w:left w:w="60" w:type="dxa"/>
-              <w:right w:w="60" w:type="dxa"/>
-            </w:tcMar>
             <w:tcMar>
               <w:top w:w="40" w:type="dxa"/>
               <w:bottom w:w="40" w:type="dxa"/>
@@ -3163,21 +2777,16 @@
             </w:pPr>
             <w:r>
               <w:rPr>
-                <w:rFonts w:ascii="Calibri" w:hAnsi="Calibri"/>
-                <w:sz w:val="18"/>
-              </w:rPr>
-              <w:t xml:space="preserve">POST</w:t>
+                <w:rStyle w:val="VerbatimChar"/>
+                <w:rFonts w:ascii="Calibri" w:hAnsi="Calibri"/>
+                <w:sz w:val="18"/>
+              </w:rPr>
+              <w:t xml:space="preserve">/accounts/{accountId}/deposit</w:t>
             </w:r>
           </w:p>
         </w:tc>
         <w:tc>
           <w:tcPr>
-            <w:tcMar>
-              <w:top w:w="40" w:type="dxa"/>
-              <w:bottom w:w="40" w:type="dxa"/>
-              <w:left w:w="60" w:type="dxa"/>
-              <w:right w:w="60" w:type="dxa"/>
-            </w:tcMar>
             <w:tcMar>
               <w:top w:w="40" w:type="dxa"/>
               <w:bottom w:w="40" w:type="dxa"/>
@@ -3193,22 +2802,15 @@
             </w:pPr>
             <w:r>
               <w:rPr>
-                <w:rStyle w:val="VerbatimChar"/>
-                <w:rFonts w:ascii="Calibri" w:hAnsi="Calibri"/>
-                <w:sz w:val="18"/>
-              </w:rPr>
-              <w:t xml:space="preserve">/accounts/{accountId}/deposit</w:t>
+                <w:rFonts w:ascii="Calibri" w:hAnsi="Calibri"/>
+                <w:sz w:val="18"/>
+              </w:rPr>
+              <w:t xml:space="preserve">ADMIN, EMPLOYEE</w:t>
             </w:r>
           </w:p>
         </w:tc>
         <w:tc>
           <w:tcPr>
-            <w:tcMar>
-              <w:top w:w="40" w:type="dxa"/>
-              <w:bottom w:w="40" w:type="dxa"/>
-              <w:left w:w="60" w:type="dxa"/>
-              <w:right w:w="60" w:type="dxa"/>
-            </w:tcMar>
             <w:tcMar>
               <w:top w:w="40" w:type="dxa"/>
               <w:bottom w:w="40" w:type="dxa"/>
@@ -3224,21 +2826,33 @@
             </w:pPr>
             <w:r>
               <w:rPr>
-                <w:rFonts w:ascii="Calibri" w:hAnsi="Calibri"/>
-                <w:sz w:val="18"/>
-              </w:rPr>
-              <w:t xml:space="preserve">ADMIN, EMPLOYEE</w:t>
+                <w:rStyle w:val="VerbatimChar"/>
+                <w:rFonts w:ascii="Calibri" w:hAnsi="Calibri"/>
+                <w:sz w:val="18"/>
+              </w:rPr>
+              <w:t xml:space="preserve">DepositRequest</w:t>
+            </w:r>
+            <w:r>
+              <w:rPr>
+                <w:rFonts w:ascii="Calibri" w:hAnsi="Calibri"/>
+                <w:sz w:val="18"/>
+              </w:rPr>
+              <w:t xml:space="preserve"> </w:t>
+            </w:r>
+            <w:r>
+              <w:rPr>
+                <w:rStyle w:val="VerbatimChar"/>
+                <w:rFonts w:ascii="Calibri" w:hAnsi="Calibri"/>
+                <w:sz w:val="18"/>
+              </w:rPr>
+              <w:t xml:space="preserve">{ amount }</w:t>
             </w:r>
           </w:p>
         </w:tc>
+      </w:tr>
+      <w:tr>
         <w:tc>
           <w:tcPr>
-            <w:tcMar>
-              <w:top w:w="40" w:type="dxa"/>
-              <w:bottom w:w="40" w:type="dxa"/>
-              <w:left w:w="60" w:type="dxa"/>
-              <w:right w:w="60" w:type="dxa"/>
-            </w:tcMar>
             <w:tcMar>
               <w:top w:w="40" w:type="dxa"/>
               <w:bottom w:w="40" w:type="dxa"/>
@@ -3254,11 +2868,84 @@
             </w:pPr>
             <w:r>
               <w:rPr>
+                <w:rFonts w:ascii="Calibri" w:hAnsi="Calibri"/>
+                <w:sz w:val="18"/>
+              </w:rPr>
+              <w:t xml:space="preserve">POST</w:t>
+            </w:r>
+          </w:p>
+        </w:tc>
+        <w:tc>
+          <w:tcPr>
+            <w:tcMar>
+              <w:top w:w="40" w:type="dxa"/>
+              <w:bottom w:w="40" w:type="dxa"/>
+              <w:left w:w="60" w:type="dxa"/>
+              <w:right w:w="60" w:type="dxa"/>
+            </w:tcMar>
+          </w:tcPr>
+          <w:p>
+            <w:pPr>
+              <w:pStyle w:val="Compact"/>
+              <w:spacing w:before="0" w:after="40" w:line="264" w:lineRule="auto"/>
+              <w:jc w:val="left"/>
+            </w:pPr>
+            <w:r>
+              <w:rPr>
                 <w:rStyle w:val="VerbatimChar"/>
                 <w:rFonts w:ascii="Calibri" w:hAnsi="Calibri"/>
                 <w:sz w:val="18"/>
               </w:rPr>
-              <w:t xml:space="preserve">DepositRequest</w:t>
+              <w:t xml:space="preserve">/accounts/{accountId}/withdraw</w:t>
+            </w:r>
+          </w:p>
+        </w:tc>
+        <w:tc>
+          <w:tcPr>
+            <w:tcMar>
+              <w:top w:w="40" w:type="dxa"/>
+              <w:bottom w:w="40" w:type="dxa"/>
+              <w:left w:w="60" w:type="dxa"/>
+              <w:right w:w="60" w:type="dxa"/>
+            </w:tcMar>
+          </w:tcPr>
+          <w:p>
+            <w:pPr>
+              <w:pStyle w:val="Compact"/>
+              <w:spacing w:before="0" w:after="40" w:line="264" w:lineRule="auto"/>
+              <w:jc w:val="left"/>
+            </w:pPr>
+            <w:r>
+              <w:rPr>
+                <w:rFonts w:ascii="Calibri" w:hAnsi="Calibri"/>
+                <w:sz w:val="18"/>
+              </w:rPr>
+              <w:t xml:space="preserve">ADMIN, EMPLOYEE</w:t>
+            </w:r>
+          </w:p>
+        </w:tc>
+        <w:tc>
+          <w:tcPr>
+            <w:tcMar>
+              <w:top w:w="40" w:type="dxa"/>
+              <w:bottom w:w="40" w:type="dxa"/>
+              <w:left w:w="60" w:type="dxa"/>
+              <w:right w:w="60" w:type="dxa"/>
+            </w:tcMar>
+          </w:tcPr>
+          <w:p>
+            <w:pPr>
+              <w:pStyle w:val="Compact"/>
+              <w:spacing w:before="0" w:after="40" w:line="264" w:lineRule="auto"/>
+              <w:jc w:val="left"/>
+            </w:pPr>
+            <w:r>
+              <w:rPr>
+                <w:rStyle w:val="VerbatimChar"/>
+                <w:rFonts w:ascii="Calibri" w:hAnsi="Calibri"/>
+                <w:sz w:val="18"/>
+              </w:rPr>
+              <w:t xml:space="preserve">WithdrawRequest</w:t>
             </w:r>
             <w:r>
               <w:rPr>
@@ -3274,6 +2961,121 @@
                 <w:sz w:val="18"/>
               </w:rPr>
               <w:t xml:space="preserve">{ amount }</w:t>
+            </w:r>
+          </w:p>
+        </w:tc>
+      </w:tr>
+      <w:tr>
+        <w:tc>
+          <w:tcPr>
+            <w:tcMar>
+              <w:top w:w="40" w:type="dxa"/>
+              <w:bottom w:w="40" w:type="dxa"/>
+              <w:left w:w="60" w:type="dxa"/>
+              <w:right w:w="60" w:type="dxa"/>
+            </w:tcMar>
+          </w:tcPr>
+          <w:p>
+            <w:pPr>
+              <w:pStyle w:val="Compact"/>
+              <w:spacing w:before="0" w:after="40" w:line="264" w:lineRule="auto"/>
+              <w:jc w:val="left"/>
+            </w:pPr>
+            <w:r>
+              <w:rPr>
+                <w:rFonts w:ascii="Calibri" w:hAnsi="Calibri"/>
+                <w:sz w:val="18"/>
+              </w:rPr>
+              <w:t xml:space="preserve">POST</w:t>
+            </w:r>
+          </w:p>
+        </w:tc>
+        <w:tc>
+          <w:tcPr>
+            <w:tcMar>
+              <w:top w:w="40" w:type="dxa"/>
+              <w:bottom w:w="40" w:type="dxa"/>
+              <w:left w:w="60" w:type="dxa"/>
+              <w:right w:w="60" w:type="dxa"/>
+            </w:tcMar>
+          </w:tcPr>
+          <w:p>
+            <w:pPr>
+              <w:pStyle w:val="Compact"/>
+              <w:spacing w:before="0" w:after="40" w:line="264" w:lineRule="auto"/>
+              <w:jc w:val="left"/>
+            </w:pPr>
+            <w:r>
+              <w:rPr>
+                <w:rStyle w:val="VerbatimChar"/>
+                <w:rFonts w:ascii="Calibri" w:hAnsi="Calibri"/>
+                <w:sz w:val="18"/>
+              </w:rPr>
+              <w:t xml:space="preserve">/accounts/{accountId}/transfer</w:t>
+            </w:r>
+          </w:p>
+        </w:tc>
+        <w:tc>
+          <w:tcPr>
+            <w:tcMar>
+              <w:top w:w="40" w:type="dxa"/>
+              <w:bottom w:w="40" w:type="dxa"/>
+              <w:left w:w="60" w:type="dxa"/>
+              <w:right w:w="60" w:type="dxa"/>
+            </w:tcMar>
+          </w:tcPr>
+          <w:p>
+            <w:pPr>
+              <w:pStyle w:val="Compact"/>
+              <w:spacing w:before="0" w:after="40" w:line="264" w:lineRule="auto"/>
+              <w:jc w:val="left"/>
+            </w:pPr>
+            <w:r>
+              <w:rPr>
+                <w:rFonts w:ascii="Calibri" w:hAnsi="Calibri"/>
+                <w:sz w:val="18"/>
+              </w:rPr>
+              <w:t xml:space="preserve">ADMIN, EMPLOYEE</w:t>
+            </w:r>
+          </w:p>
+        </w:tc>
+        <w:tc>
+          <w:tcPr>
+            <w:tcMar>
+              <w:top w:w="40" w:type="dxa"/>
+              <w:bottom w:w="40" w:type="dxa"/>
+              <w:left w:w="60" w:type="dxa"/>
+              <w:right w:w="60" w:type="dxa"/>
+            </w:tcMar>
+          </w:tcPr>
+          <w:p>
+            <w:pPr>
+              <w:pStyle w:val="Compact"/>
+              <w:spacing w:before="0" w:after="40" w:line="264" w:lineRule="auto"/>
+              <w:jc w:val="left"/>
+            </w:pPr>
+            <w:r>
+              <w:rPr>
+                <w:rStyle w:val="VerbatimChar"/>
+                <w:rFonts w:ascii="Calibri" w:hAnsi="Calibri"/>
+                <w:sz w:val="18"/>
+              </w:rPr>
+              <w:t xml:space="preserve">TransferRequest</w:t>
+            </w:r>
+            <w:r>
+              <w:rPr>
+                <w:rFonts w:ascii="Calibri" w:hAnsi="Calibri"/>
+                <w:sz w:val="18"/>
+              </w:rPr>
+              <w:t xml:space="preserve"> </w:t>
+            </w:r>
+            <w:r>
+              <w:rPr>
+                <w:rStyle w:val="VerbatimChar"/>
+                <w:rFonts w:ascii="Calibri" w:hAnsi="Calibri"/>
+                <w:sz w:val="18"/>
+              </w:rPr>
+              <w:t xml:space="preserve">{ toAccountId, amount }</w:t>
             </w:r>
           </w:p>
         </w:tc>
@@ -3691,6 +3493,109 @@
               <w:right w:w="60" w:type="dxa"/>
             </w:tcMar>
             <w:shd w:fill="1A365D" w:val="clear"/>
+          </w:tcPr>
+          <w:p>
+            <w:pPr>
+              <w:pStyle w:val="Compact"/>
+              <w:spacing w:before="0" w:after="40" w:line="264" w:lineRule="auto"/>
+              <w:jc w:val="left"/>
+            </w:pPr>
+            <w:r>
+              <w:rPr>
+                <w:rFonts w:ascii="Calibri" w:hAnsi="Calibri"/>
+                <w:b/>
+                <w:color w:val="FFFFFF"/>
+                <w:sz w:val="18"/>
+              </w:rPr>
+              <w:t xml:space="preserve">Method</w:t>
+            </w:r>
+          </w:p>
+        </w:tc>
+        <w:tc>
+          <w:tcPr>
+            <w:tcMar>
+              <w:top w:w="40" w:type="dxa"/>
+              <w:bottom w:w="40" w:type="dxa"/>
+              <w:left w:w="60" w:type="dxa"/>
+              <w:right w:w="60" w:type="dxa"/>
+            </w:tcMar>
+            <w:shd w:fill="1A365D" w:val="clear"/>
+          </w:tcPr>
+          <w:p>
+            <w:pPr>
+              <w:pStyle w:val="Compact"/>
+              <w:spacing w:before="0" w:after="40" w:line="264" w:lineRule="auto"/>
+              <w:jc w:val="left"/>
+            </w:pPr>
+            <w:r>
+              <w:rPr>
+                <w:rFonts w:ascii="Calibri" w:hAnsi="Calibri"/>
+                <w:b/>
+                <w:color w:val="FFFFFF"/>
+                <w:sz w:val="18"/>
+              </w:rPr>
+              <w:t xml:space="preserve">Path</w:t>
+            </w:r>
+          </w:p>
+        </w:tc>
+        <w:tc>
+          <w:tcPr>
+            <w:tcMar>
+              <w:top w:w="40" w:type="dxa"/>
+              <w:bottom w:w="40" w:type="dxa"/>
+              <w:left w:w="60" w:type="dxa"/>
+              <w:right w:w="60" w:type="dxa"/>
+            </w:tcMar>
+            <w:shd w:fill="1A365D" w:val="clear"/>
+          </w:tcPr>
+          <w:p>
+            <w:pPr>
+              <w:pStyle w:val="Compact"/>
+              <w:spacing w:before="0" w:after="40" w:line="264" w:lineRule="auto"/>
+              <w:jc w:val="left"/>
+            </w:pPr>
+            <w:r>
+              <w:rPr>
+                <w:rFonts w:ascii="Calibri" w:hAnsi="Calibri"/>
+                <w:b/>
+                <w:color w:val="FFFFFF"/>
+                <w:sz w:val="18"/>
+              </w:rPr>
+              <w:t xml:space="preserve">Roles</w:t>
+            </w:r>
+          </w:p>
+        </w:tc>
+        <w:tc>
+          <w:tcPr>
+            <w:tcMar>
+              <w:top w:w="40" w:type="dxa"/>
+              <w:bottom w:w="40" w:type="dxa"/>
+              <w:left w:w="60" w:type="dxa"/>
+              <w:right w:w="60" w:type="dxa"/>
+            </w:tcMar>
+            <w:shd w:fill="1A365D" w:val="clear"/>
+          </w:tcPr>
+          <w:p>
+            <w:pPr>
+              <w:pStyle w:val="Compact"/>
+              <w:spacing w:before="0" w:after="40" w:line="264" w:lineRule="auto"/>
+              <w:jc w:val="left"/>
+            </w:pPr>
+            <w:r>
+              <w:rPr>
+                <w:rFonts w:ascii="Calibri" w:hAnsi="Calibri"/>
+                <w:b/>
+                <w:color w:val="FFFFFF"/>
+                <w:sz w:val="18"/>
+              </w:rPr>
+              <w:t xml:space="preserve">Notes</w:t>
+            </w:r>
+          </w:p>
+        </w:tc>
+      </w:tr>
+      <w:tr>
+        <w:tc>
+          <w:tcPr>
             <w:tcMar>
               <w:top w:w="40" w:type="dxa"/>
               <w:bottom w:w="40" w:type="dxa"/>
@@ -3707,23 +3612,14 @@
             <w:r>
               <w:rPr>
                 <w:rFonts w:ascii="Calibri" w:hAnsi="Calibri"/>
-                <w:b/>
-                <w:color w:val="FFFFFF"/>
-                <w:sz w:val="18"/>
-              </w:rPr>
-              <w:t xml:space="preserve">Method</w:t>
+                <w:sz w:val="18"/>
+              </w:rPr>
+              <w:t xml:space="preserve">POST</w:t>
             </w:r>
           </w:p>
         </w:tc>
         <w:tc>
           <w:tcPr>
-            <w:tcMar>
-              <w:top w:w="40" w:type="dxa"/>
-              <w:bottom w:w="40" w:type="dxa"/>
-              <w:left w:w="60" w:type="dxa"/>
-              <w:right w:w="60" w:type="dxa"/>
-            </w:tcMar>
-            <w:shd w:fill="1A365D" w:val="clear"/>
             <w:tcMar>
               <w:top w:w="40" w:type="dxa"/>
               <w:bottom w:w="40" w:type="dxa"/>
@@ -3739,24 +3635,16 @@
             </w:pPr>
             <w:r>
               <w:rPr>
-                <w:rFonts w:ascii="Calibri" w:hAnsi="Calibri"/>
-                <w:b/>
-                <w:color w:val="FFFFFF"/>
-                <w:sz w:val="18"/>
-              </w:rPr>
-              <w:t xml:space="preserve">Path</w:t>
+                <w:rStyle w:val="VerbatimChar"/>
+                <w:rFonts w:ascii="Calibri" w:hAnsi="Calibri"/>
+                <w:sz w:val="18"/>
+              </w:rPr>
+              <w:t xml:space="preserve">/account-policies</w:t>
             </w:r>
           </w:p>
         </w:tc>
         <w:tc>
           <w:tcPr>
-            <w:tcMar>
-              <w:top w:w="40" w:type="dxa"/>
-              <w:bottom w:w="40" w:type="dxa"/>
-              <w:left w:w="60" w:type="dxa"/>
-              <w:right w:w="60" w:type="dxa"/>
-            </w:tcMar>
-            <w:shd w:fill="1A365D" w:val="clear"/>
             <w:tcMar>
               <w:top w:w="40" w:type="dxa"/>
               <w:bottom w:w="40" w:type="dxa"/>
@@ -3773,23 +3661,28 @@
             <w:r>
               <w:rPr>
                 <w:rFonts w:ascii="Calibri" w:hAnsi="Calibri"/>
-                <w:b/>
-                <w:color w:val="FFFFFF"/>
-                <w:sz w:val="18"/>
-              </w:rPr>
-              <w:t xml:space="preserve">Roles</w:t>
+                <w:sz w:val="18"/>
+              </w:rPr>
+              <w:t xml:space="preserve">Authenticated</w:t>
+            </w:r>
+            <w:r>
+              <w:rPr>
+                <w:rFonts w:ascii="Calibri" w:hAnsi="Calibri"/>
+                <w:sz w:val="18"/>
+              </w:rPr>
+              <w:t xml:space="preserve"> </w:t>
+            </w:r>
+            <w:r>
+              <w:rPr>
+                <w:rFonts w:ascii="Calibri" w:hAnsi="Calibri"/>
+                <w:sz w:val="18"/>
+              </w:rPr>
+              <w:t xml:space="preserve">only*</w:t>
             </w:r>
           </w:p>
         </w:tc>
         <w:tc>
           <w:tcPr>
-            <w:tcMar>
-              <w:top w:w="40" w:type="dxa"/>
-              <w:bottom w:w="40" w:type="dxa"/>
-              <w:left w:w="60" w:type="dxa"/>
-              <w:right w:w="60" w:type="dxa"/>
-            </w:tcMar>
-            <w:shd w:fill="1A365D" w:val="clear"/>
             <w:tcMar>
               <w:top w:w="40" w:type="dxa"/>
               <w:bottom w:w="40" w:type="dxa"/>
@@ -3805,12 +3698,11 @@
             </w:pPr>
             <w:r>
               <w:rPr>
-                <w:rFonts w:ascii="Calibri" w:hAnsi="Calibri"/>
-                <w:b/>
-                <w:color w:val="FFFFFF"/>
-                <w:sz w:val="18"/>
-              </w:rPr>
-              <w:t xml:space="preserve">Notes</w:t>
+                <w:rStyle w:val="VerbatimChar"/>
+                <w:rFonts w:ascii="Calibri" w:hAnsi="Calibri"/>
+                <w:sz w:val="18"/>
+              </w:rPr>
+              <w:t xml:space="preserve">CreateAccountPolicyRequest</w:t>
             </w:r>
           </w:p>
         </w:tc>
@@ -3818,12 +3710,6 @@
       <w:tr>
         <w:tc>
           <w:tcPr>
-            <w:tcMar>
-              <w:top w:w="40" w:type="dxa"/>
-              <w:bottom w:w="40" w:type="dxa"/>
-              <w:left w:w="60" w:type="dxa"/>
-              <w:right w:w="60" w:type="dxa"/>
-            </w:tcMar>
             <w:tcMar>
               <w:top w:w="40" w:type="dxa"/>
               <w:bottom w:w="40" w:type="dxa"/>
@@ -3842,18 +3728,12 @@
                 <w:rFonts w:ascii="Calibri" w:hAnsi="Calibri"/>
                 <w:sz w:val="18"/>
               </w:rPr>
-              <w:t xml:space="preserve">POST</w:t>
+              <w:t xml:space="preserve">GET</w:t>
             </w:r>
           </w:p>
         </w:tc>
         <w:tc>
           <w:tcPr>
-            <w:tcMar>
-              <w:top w:w="40" w:type="dxa"/>
-              <w:bottom w:w="40" w:type="dxa"/>
-              <w:left w:w="60" w:type="dxa"/>
-              <w:right w:w="60" w:type="dxa"/>
-            </w:tcMar>
             <w:tcMar>
               <w:top w:w="40" w:type="dxa"/>
               <w:bottom w:w="40" w:type="dxa"/>
@@ -3873,18 +3753,12 @@
                 <w:rFonts w:ascii="Calibri" w:hAnsi="Calibri"/>
                 <w:sz w:val="18"/>
               </w:rPr>
-              <w:t xml:space="preserve">/account-policies</w:t>
+              <w:t xml:space="preserve">/account-policies?accountType=&amp;currencyCode=</w:t>
             </w:r>
           </w:p>
         </w:tc>
         <w:tc>
           <w:tcPr>
-            <w:tcMar>
-              <w:top w:w="40" w:type="dxa"/>
-              <w:bottom w:w="40" w:type="dxa"/>
-              <w:left w:w="60" w:type="dxa"/>
-              <w:right w:w="60" w:type="dxa"/>
-            </w:tcMar>
             <w:tcMar>
               <w:top w:w="40" w:type="dxa"/>
               <w:bottom w:w="40" w:type="dxa"/>
@@ -3923,150 +3797,6 @@
         </w:tc>
         <w:tc>
           <w:tcPr>
-            <w:tcMar>
-              <w:top w:w="40" w:type="dxa"/>
-              <w:bottom w:w="40" w:type="dxa"/>
-              <w:left w:w="60" w:type="dxa"/>
-              <w:right w:w="60" w:type="dxa"/>
-            </w:tcMar>
-            <w:tcMar>
-              <w:top w:w="40" w:type="dxa"/>
-              <w:bottom w:w="40" w:type="dxa"/>
-              <w:left w:w="60" w:type="dxa"/>
-              <w:right w:w="60" w:type="dxa"/>
-            </w:tcMar>
-          </w:tcPr>
-          <w:p>
-            <w:pPr>
-              <w:pStyle w:val="Compact"/>
-              <w:spacing w:before="0" w:after="40" w:line="264" w:lineRule="auto"/>
-              <w:jc w:val="left"/>
-            </w:pPr>
-            <w:r>
-              <w:rPr>
-                <w:rStyle w:val="VerbatimChar"/>
-                <w:rFonts w:ascii="Calibri" w:hAnsi="Calibri"/>
-                <w:sz w:val="18"/>
-              </w:rPr>
-              <w:t xml:space="preserve">CreateAccountPolicyRequest</w:t>
-            </w:r>
-          </w:p>
-        </w:tc>
-      </w:tr>
-      <w:tr>
-        <w:tc>
-          <w:tcPr>
-            <w:tcMar>
-              <w:top w:w="40" w:type="dxa"/>
-              <w:bottom w:w="40" w:type="dxa"/>
-              <w:left w:w="60" w:type="dxa"/>
-              <w:right w:w="60" w:type="dxa"/>
-            </w:tcMar>
-            <w:tcMar>
-              <w:top w:w="40" w:type="dxa"/>
-              <w:bottom w:w="40" w:type="dxa"/>
-              <w:left w:w="60" w:type="dxa"/>
-              <w:right w:w="60" w:type="dxa"/>
-            </w:tcMar>
-          </w:tcPr>
-          <w:p>
-            <w:pPr>
-              <w:pStyle w:val="Compact"/>
-              <w:spacing w:before="0" w:after="40" w:line="264" w:lineRule="auto"/>
-              <w:jc w:val="left"/>
-            </w:pPr>
-            <w:r>
-              <w:rPr>
-                <w:rFonts w:ascii="Calibri" w:hAnsi="Calibri"/>
-                <w:sz w:val="18"/>
-              </w:rPr>
-              <w:t xml:space="preserve">GET</w:t>
-            </w:r>
-          </w:p>
-        </w:tc>
-        <w:tc>
-          <w:tcPr>
-            <w:tcMar>
-              <w:top w:w="40" w:type="dxa"/>
-              <w:bottom w:w="40" w:type="dxa"/>
-              <w:left w:w="60" w:type="dxa"/>
-              <w:right w:w="60" w:type="dxa"/>
-            </w:tcMar>
-            <w:tcMar>
-              <w:top w:w="40" w:type="dxa"/>
-              <w:bottom w:w="40" w:type="dxa"/>
-              <w:left w:w="60" w:type="dxa"/>
-              <w:right w:w="60" w:type="dxa"/>
-            </w:tcMar>
-          </w:tcPr>
-          <w:p>
-            <w:pPr>
-              <w:pStyle w:val="Compact"/>
-              <w:spacing w:before="0" w:after="40" w:line="264" w:lineRule="auto"/>
-              <w:jc w:val="left"/>
-            </w:pPr>
-            <w:r>
-              <w:rPr>
-                <w:rStyle w:val="VerbatimChar"/>
-                <w:rFonts w:ascii="Calibri" w:hAnsi="Calibri"/>
-                <w:sz w:val="18"/>
-              </w:rPr>
-              <w:t xml:space="preserve">/account-policies?accountType=&amp;currencyCode=</w:t>
-            </w:r>
-          </w:p>
-        </w:tc>
-        <w:tc>
-          <w:tcPr>
-            <w:tcMar>
-              <w:top w:w="40" w:type="dxa"/>
-              <w:bottom w:w="40" w:type="dxa"/>
-              <w:left w:w="60" w:type="dxa"/>
-              <w:right w:w="60" w:type="dxa"/>
-            </w:tcMar>
-            <w:tcMar>
-              <w:top w:w="40" w:type="dxa"/>
-              <w:bottom w:w="40" w:type="dxa"/>
-              <w:left w:w="60" w:type="dxa"/>
-              <w:right w:w="60" w:type="dxa"/>
-            </w:tcMar>
-          </w:tcPr>
-          <w:p>
-            <w:pPr>
-              <w:pStyle w:val="Compact"/>
-              <w:spacing w:before="0" w:after="40" w:line="264" w:lineRule="auto"/>
-              <w:jc w:val="left"/>
-            </w:pPr>
-            <w:r>
-              <w:rPr>
-                <w:rFonts w:ascii="Calibri" w:hAnsi="Calibri"/>
-                <w:sz w:val="18"/>
-              </w:rPr>
-              <w:t xml:space="preserve">Authenticated</w:t>
-            </w:r>
-            <w:r>
-              <w:rPr>
-                <w:rFonts w:ascii="Calibri" w:hAnsi="Calibri"/>
-                <w:sz w:val="18"/>
-              </w:rPr>
-              <w:t xml:space="preserve"> </w:t>
-            </w:r>
-            <w:r>
-              <w:rPr>
-                <w:rFonts w:ascii="Calibri" w:hAnsi="Calibri"/>
-                <w:sz w:val="18"/>
-              </w:rPr>
-              <w:t xml:space="preserve">only*</w:t>
-            </w:r>
-          </w:p>
-        </w:tc>
-        <w:tc>
-          <w:tcPr>
-            <w:tcMar>
-              <w:top w:w="40" w:type="dxa"/>
-              <w:bottom w:w="40" w:type="dxa"/>
-              <w:left w:w="60" w:type="dxa"/>
-              <w:right w:w="60" w:type="dxa"/>
-            </w:tcMar>
             <w:tcMar>
               <w:top w:w="40" w:type="dxa"/>
               <w:bottom w:w="40" w:type="dxa"/>
@@ -4300,6 +4030,109 @@
               <w:right w:w="60" w:type="dxa"/>
             </w:tcMar>
             <w:shd w:fill="1A365D" w:val="clear"/>
+          </w:tcPr>
+          <w:p>
+            <w:pPr>
+              <w:pStyle w:val="Compact"/>
+              <w:spacing w:before="0" w:after="40" w:line="264" w:lineRule="auto"/>
+              <w:jc w:val="left"/>
+            </w:pPr>
+            <w:r>
+              <w:rPr>
+                <w:rFonts w:ascii="Calibri" w:hAnsi="Calibri"/>
+                <w:b/>
+                <w:color w:val="FFFFFF"/>
+                <w:sz w:val="18"/>
+              </w:rPr>
+              <w:t xml:space="preserve">Method</w:t>
+            </w:r>
+          </w:p>
+        </w:tc>
+        <w:tc>
+          <w:tcPr>
+            <w:tcMar>
+              <w:top w:w="40" w:type="dxa"/>
+              <w:bottom w:w="40" w:type="dxa"/>
+              <w:left w:w="60" w:type="dxa"/>
+              <w:right w:w="60" w:type="dxa"/>
+            </w:tcMar>
+            <w:shd w:fill="1A365D" w:val="clear"/>
+          </w:tcPr>
+          <w:p>
+            <w:pPr>
+              <w:pStyle w:val="Compact"/>
+              <w:spacing w:before="0" w:after="40" w:line="264" w:lineRule="auto"/>
+              <w:jc w:val="left"/>
+            </w:pPr>
+            <w:r>
+              <w:rPr>
+                <w:rFonts w:ascii="Calibri" w:hAnsi="Calibri"/>
+                <w:b/>
+                <w:color w:val="FFFFFF"/>
+                <w:sz w:val="18"/>
+              </w:rPr>
+              <w:t xml:space="preserve">Path</w:t>
+            </w:r>
+          </w:p>
+        </w:tc>
+        <w:tc>
+          <w:tcPr>
+            <w:tcMar>
+              <w:top w:w="40" w:type="dxa"/>
+              <w:bottom w:w="40" w:type="dxa"/>
+              <w:left w:w="60" w:type="dxa"/>
+              <w:right w:w="60" w:type="dxa"/>
+            </w:tcMar>
+            <w:shd w:fill="1A365D" w:val="clear"/>
+          </w:tcPr>
+          <w:p>
+            <w:pPr>
+              <w:pStyle w:val="Compact"/>
+              <w:spacing w:before="0" w:after="40" w:line="264" w:lineRule="auto"/>
+              <w:jc w:val="left"/>
+            </w:pPr>
+            <w:r>
+              <w:rPr>
+                <w:rFonts w:ascii="Calibri" w:hAnsi="Calibri"/>
+                <w:b/>
+                <w:color w:val="FFFFFF"/>
+                <w:sz w:val="18"/>
+              </w:rPr>
+              <w:t xml:space="preserve">Roles</w:t>
+            </w:r>
+          </w:p>
+        </w:tc>
+        <w:tc>
+          <w:tcPr>
+            <w:tcMar>
+              <w:top w:w="40" w:type="dxa"/>
+              <w:bottom w:w="40" w:type="dxa"/>
+              <w:left w:w="60" w:type="dxa"/>
+              <w:right w:w="60" w:type="dxa"/>
+            </w:tcMar>
+            <w:shd w:fill="1A365D" w:val="clear"/>
+          </w:tcPr>
+          <w:p>
+            <w:pPr>
+              <w:pStyle w:val="Compact"/>
+              <w:spacing w:before="0" w:after="40" w:line="264" w:lineRule="auto"/>
+              <w:jc w:val="left"/>
+            </w:pPr>
+            <w:r>
+              <w:rPr>
+                <w:rFonts w:ascii="Calibri" w:hAnsi="Calibri"/>
+                <w:b/>
+                <w:color w:val="FFFFFF"/>
+                <w:sz w:val="18"/>
+              </w:rPr>
+              <w:t xml:space="preserve">Notes</w:t>
+            </w:r>
+          </w:p>
+        </w:tc>
+      </w:tr>
+      <w:tr>
+        <w:tc>
+          <w:tcPr>
             <w:tcMar>
               <w:top w:w="40" w:type="dxa"/>
               <w:bottom w:w="40" w:type="dxa"/>
@@ -4316,23 +4149,14 @@
             <w:r>
               <w:rPr>
                 <w:rFonts w:ascii="Calibri" w:hAnsi="Calibri"/>
-                <w:b/>
-                <w:color w:val="FFFFFF"/>
-                <w:sz w:val="18"/>
-              </w:rPr>
-              <w:t xml:space="preserve">Method</w:t>
+                <w:sz w:val="18"/>
+              </w:rPr>
+              <w:t xml:space="preserve">GET</w:t>
             </w:r>
           </w:p>
         </w:tc>
         <w:tc>
           <w:tcPr>
-            <w:tcMar>
-              <w:top w:w="40" w:type="dxa"/>
-              <w:bottom w:w="40" w:type="dxa"/>
-              <w:left w:w="60" w:type="dxa"/>
-              <w:right w:w="60" w:type="dxa"/>
-            </w:tcMar>
-            <w:shd w:fill="1A365D" w:val="clear"/>
             <w:tcMar>
               <w:top w:w="40" w:type="dxa"/>
               <w:bottom w:w="40" w:type="dxa"/>
@@ -4348,24 +4172,16 @@
             </w:pPr>
             <w:r>
               <w:rPr>
-                <w:rFonts w:ascii="Calibri" w:hAnsi="Calibri"/>
-                <w:b/>
-                <w:color w:val="FFFFFF"/>
-                <w:sz w:val="18"/>
-              </w:rPr>
-              <w:t xml:space="preserve">Path</w:t>
+                <w:rStyle w:val="VerbatimChar"/>
+                <w:rFonts w:ascii="Calibri" w:hAnsi="Calibri"/>
+                <w:sz w:val="18"/>
+              </w:rPr>
+              <w:t xml:space="preserve">/users</w:t>
             </w:r>
           </w:p>
         </w:tc>
         <w:tc>
           <w:tcPr>
-            <w:tcMar>
-              <w:top w:w="40" w:type="dxa"/>
-              <w:bottom w:w="40" w:type="dxa"/>
-              <w:left w:w="60" w:type="dxa"/>
-              <w:right w:w="60" w:type="dxa"/>
-            </w:tcMar>
-            <w:shd w:fill="1A365D" w:val="clear"/>
             <w:tcMar>
               <w:top w:w="40" w:type="dxa"/>
               <w:bottom w:w="40" w:type="dxa"/>
@@ -4382,148 +4198,14 @@
             <w:r>
               <w:rPr>
                 <w:rFonts w:ascii="Calibri" w:hAnsi="Calibri"/>
-                <w:b/>
-                <w:color w:val="FFFFFF"/>
-                <w:sz w:val="18"/>
-              </w:rPr>
-              <w:t xml:space="preserve">Roles</w:t>
+                <w:sz w:val="18"/>
+              </w:rPr>
+              <w:t xml:space="preserve">ADMIN</w:t>
             </w:r>
           </w:p>
         </w:tc>
         <w:tc>
           <w:tcPr>
-            <w:tcMar>
-              <w:top w:w="40" w:type="dxa"/>
-              <w:bottom w:w="40" w:type="dxa"/>
-              <w:left w:w="60" w:type="dxa"/>
-              <w:right w:w="60" w:type="dxa"/>
-            </w:tcMar>
-            <w:shd w:fill="1A365D" w:val="clear"/>
-            <w:tcMar>
-              <w:top w:w="40" w:type="dxa"/>
-              <w:bottom w:w="40" w:type="dxa"/>
-              <w:left w:w="60" w:type="dxa"/>
-              <w:right w:w="60" w:type="dxa"/>
-            </w:tcMar>
-          </w:tcPr>
-          <w:p>
-            <w:pPr>
-              <w:pStyle w:val="Compact"/>
-              <w:spacing w:before="0" w:after="40" w:line="264" w:lineRule="auto"/>
-              <w:jc w:val="left"/>
-            </w:pPr>
-            <w:r>
-              <w:rPr>
-                <w:rFonts w:ascii="Calibri" w:hAnsi="Calibri"/>
-                <w:b/>
-                <w:color w:val="FFFFFF"/>
-                <w:sz w:val="18"/>
-              </w:rPr>
-              <w:t xml:space="preserve">Notes</w:t>
-            </w:r>
-          </w:p>
-        </w:tc>
-      </w:tr>
-      <w:tr>
-        <w:tc>
-          <w:tcPr>
-            <w:tcMar>
-              <w:top w:w="40" w:type="dxa"/>
-              <w:bottom w:w="40" w:type="dxa"/>
-              <w:left w:w="60" w:type="dxa"/>
-              <w:right w:w="60" w:type="dxa"/>
-            </w:tcMar>
-            <w:tcMar>
-              <w:top w:w="40" w:type="dxa"/>
-              <w:bottom w:w="40" w:type="dxa"/>
-              <w:left w:w="60" w:type="dxa"/>
-              <w:right w:w="60" w:type="dxa"/>
-            </w:tcMar>
-          </w:tcPr>
-          <w:p>
-            <w:pPr>
-              <w:pStyle w:val="Compact"/>
-              <w:spacing w:before="0" w:after="40" w:line="264" w:lineRule="auto"/>
-              <w:jc w:val="left"/>
-            </w:pPr>
-            <w:r>
-              <w:rPr>
-                <w:rFonts w:ascii="Calibri" w:hAnsi="Calibri"/>
-                <w:sz w:val="18"/>
-              </w:rPr>
-              <w:t xml:space="preserve">GET</w:t>
-            </w:r>
-          </w:p>
-        </w:tc>
-        <w:tc>
-          <w:tcPr>
-            <w:tcMar>
-              <w:top w:w="40" w:type="dxa"/>
-              <w:bottom w:w="40" w:type="dxa"/>
-              <w:left w:w="60" w:type="dxa"/>
-              <w:right w:w="60" w:type="dxa"/>
-            </w:tcMar>
-            <w:tcMar>
-              <w:top w:w="40" w:type="dxa"/>
-              <w:bottom w:w="40" w:type="dxa"/>
-              <w:left w:w="60" w:type="dxa"/>
-              <w:right w:w="60" w:type="dxa"/>
-            </w:tcMar>
-          </w:tcPr>
-          <w:p>
-            <w:pPr>
-              <w:pStyle w:val="Compact"/>
-              <w:spacing w:before="0" w:after="40" w:line="264" w:lineRule="auto"/>
-              <w:jc w:val="left"/>
-            </w:pPr>
-            <w:r>
-              <w:rPr>
-                <w:rStyle w:val="VerbatimChar"/>
-                <w:rFonts w:ascii="Calibri" w:hAnsi="Calibri"/>
-                <w:sz w:val="18"/>
-              </w:rPr>
-              <w:t xml:space="preserve">/users</w:t>
-            </w:r>
-          </w:p>
-        </w:tc>
-        <w:tc>
-          <w:tcPr>
-            <w:tcMar>
-              <w:top w:w="40" w:type="dxa"/>
-              <w:bottom w:w="40" w:type="dxa"/>
-              <w:left w:w="60" w:type="dxa"/>
-              <w:right w:w="60" w:type="dxa"/>
-            </w:tcMar>
-            <w:tcMar>
-              <w:top w:w="40" w:type="dxa"/>
-              <w:bottom w:w="40" w:type="dxa"/>
-              <w:left w:w="60" w:type="dxa"/>
-              <w:right w:w="60" w:type="dxa"/>
-            </w:tcMar>
-          </w:tcPr>
-          <w:p>
-            <w:pPr>
-              <w:pStyle w:val="Compact"/>
-              <w:spacing w:before="0" w:after="40" w:line="264" w:lineRule="auto"/>
-              <w:jc w:val="left"/>
-            </w:pPr>
-            <w:r>
-              <w:rPr>
-                <w:rFonts w:ascii="Calibri" w:hAnsi="Calibri"/>
-                <w:sz w:val="18"/>
-              </w:rPr>
-              <w:t xml:space="preserve">ADMIN</w:t>
-            </w:r>
-          </w:p>
-        </w:tc>
-        <w:tc>
-          <w:tcPr>
-            <w:tcMar>
-              <w:top w:w="40" w:type="dxa"/>
-              <w:bottom w:w="40" w:type="dxa"/>
-              <w:left w:w="60" w:type="dxa"/>
-              <w:right w:w="60" w:type="dxa"/>
-            </w:tcMar>
             <w:tcMar>
               <w:top w:w="40" w:type="dxa"/>
               <w:bottom w:w="40" w:type="dxa"/>
@@ -4548,6 +4230,24 @@
               <w:left w:w="60" w:type="dxa"/>
               <w:right w:w="60" w:type="dxa"/>
             </w:tcMar>
+          </w:tcPr>
+          <w:p>
+            <w:pPr>
+              <w:pStyle w:val="Compact"/>
+              <w:spacing w:before="0" w:after="40" w:line="264" w:lineRule="auto"/>
+              <w:jc w:val="left"/>
+            </w:pPr>
+            <w:r>
+              <w:rPr>
+                <w:rFonts w:ascii="Calibri" w:hAnsi="Calibri"/>
+                <w:sz w:val="18"/>
+              </w:rPr>
+              <w:t xml:space="preserve">POST</w:t>
+            </w:r>
+          </w:p>
+        </w:tc>
+        <w:tc>
+          <w:tcPr>
             <w:tcMar>
               <w:top w:w="40" w:type="dxa"/>
               <w:bottom w:w="40" w:type="dxa"/>
@@ -4563,21 +4263,16 @@
             </w:pPr>
             <w:r>
               <w:rPr>
-                <w:rFonts w:ascii="Calibri" w:hAnsi="Calibri"/>
-                <w:sz w:val="18"/>
-              </w:rPr>
-              <w:t xml:space="preserve">POST</w:t>
+                <w:rStyle w:val="VerbatimChar"/>
+                <w:rFonts w:ascii="Calibri" w:hAnsi="Calibri"/>
+                <w:sz w:val="18"/>
+              </w:rPr>
+              <w:t xml:space="preserve">/users</w:t>
             </w:r>
           </w:p>
         </w:tc>
         <w:tc>
           <w:tcPr>
-            <w:tcMar>
-              <w:top w:w="40" w:type="dxa"/>
-              <w:bottom w:w="40" w:type="dxa"/>
-              <w:left w:w="60" w:type="dxa"/>
-              <w:right w:w="60" w:type="dxa"/>
-            </w:tcMar>
             <w:tcMar>
               <w:top w:w="40" w:type="dxa"/>
               <w:bottom w:w="40" w:type="dxa"/>
@@ -4593,52 +4288,15 @@
             </w:pPr>
             <w:r>
               <w:rPr>
-                <w:rStyle w:val="VerbatimChar"/>
-                <w:rFonts w:ascii="Calibri" w:hAnsi="Calibri"/>
-                <w:sz w:val="18"/>
-              </w:rPr>
-              <w:t xml:space="preserve">/users</w:t>
+                <w:rFonts w:ascii="Calibri" w:hAnsi="Calibri"/>
+                <w:sz w:val="18"/>
+              </w:rPr>
+              <w:t xml:space="preserve">ADMIN</w:t>
             </w:r>
           </w:p>
         </w:tc>
         <w:tc>
           <w:tcPr>
-            <w:tcMar>
-              <w:top w:w="40" w:type="dxa"/>
-              <w:bottom w:w="40" w:type="dxa"/>
-              <w:left w:w="60" w:type="dxa"/>
-              <w:right w:w="60" w:type="dxa"/>
-            </w:tcMar>
-            <w:tcMar>
-              <w:top w:w="40" w:type="dxa"/>
-              <w:bottom w:w="40" w:type="dxa"/>
-              <w:left w:w="60" w:type="dxa"/>
-              <w:right w:w="60" w:type="dxa"/>
-            </w:tcMar>
-          </w:tcPr>
-          <w:p>
-            <w:pPr>
-              <w:pStyle w:val="Compact"/>
-              <w:spacing w:before="0" w:after="40" w:line="264" w:lineRule="auto"/>
-              <w:jc w:val="left"/>
-            </w:pPr>
-            <w:r>
-              <w:rPr>
-                <w:rFonts w:ascii="Calibri" w:hAnsi="Calibri"/>
-                <w:sz w:val="18"/>
-              </w:rPr>
-              <w:t xml:space="preserve">ADMIN</w:t>
-            </w:r>
-          </w:p>
-        </w:tc>
-        <w:tc>
-          <w:tcPr>
-            <w:tcMar>
-              <w:top w:w="40" w:type="dxa"/>
-              <w:bottom w:w="40" w:type="dxa"/>
-              <w:left w:w="60" w:type="dxa"/>
-              <w:right w:w="60" w:type="dxa"/>
-            </w:tcMar>
             <w:tcMar>
               <w:top w:w="40" w:type="dxa"/>
               <w:bottom w:w="40" w:type="dxa"/>
@@ -4663,6 +4321,24 @@
               <w:left w:w="60" w:type="dxa"/>
               <w:right w:w="60" w:type="dxa"/>
             </w:tcMar>
+          </w:tcPr>
+          <w:p>
+            <w:pPr>
+              <w:pStyle w:val="Compact"/>
+              <w:spacing w:before="0" w:after="40" w:line="264" w:lineRule="auto"/>
+              <w:jc w:val="left"/>
+            </w:pPr>
+            <w:r>
+              <w:rPr>
+                <w:rFonts w:ascii="Calibri" w:hAnsi="Calibri"/>
+                <w:sz w:val="18"/>
+              </w:rPr>
+              <w:t xml:space="preserve">PUT</w:t>
+            </w:r>
+          </w:p>
+        </w:tc>
+        <w:tc>
+          <w:tcPr>
             <w:tcMar>
               <w:top w:w="40" w:type="dxa"/>
               <w:bottom w:w="40" w:type="dxa"/>
@@ -4678,21 +4354,16 @@
             </w:pPr>
             <w:r>
               <w:rPr>
-                <w:rFonts w:ascii="Calibri" w:hAnsi="Calibri"/>
-                <w:sz w:val="18"/>
-              </w:rPr>
-              <w:t xml:space="preserve">PUT</w:t>
+                <w:rStyle w:val="VerbatimChar"/>
+                <w:rFonts w:ascii="Calibri" w:hAnsi="Calibri"/>
+                <w:sz w:val="18"/>
+              </w:rPr>
+              <w:t xml:space="preserve">/users/{id}</w:t>
             </w:r>
           </w:p>
         </w:tc>
         <w:tc>
           <w:tcPr>
-            <w:tcMar>
-              <w:top w:w="40" w:type="dxa"/>
-              <w:bottom w:w="40" w:type="dxa"/>
-              <w:left w:w="60" w:type="dxa"/>
-              <w:right w:w="60" w:type="dxa"/>
-            </w:tcMar>
             <w:tcMar>
               <w:top w:w="40" w:type="dxa"/>
               <w:bottom w:w="40" w:type="dxa"/>
@@ -4708,52 +4379,15 @@
             </w:pPr>
             <w:r>
               <w:rPr>
-                <w:rStyle w:val="VerbatimChar"/>
-                <w:rFonts w:ascii="Calibri" w:hAnsi="Calibri"/>
-                <w:sz w:val="18"/>
-              </w:rPr>
-              <w:t xml:space="preserve">/users/{id}</w:t>
+                <w:rFonts w:ascii="Calibri" w:hAnsi="Calibri"/>
+                <w:sz w:val="18"/>
+              </w:rPr>
+              <w:t xml:space="preserve">ADMIN</w:t>
             </w:r>
           </w:p>
         </w:tc>
         <w:tc>
           <w:tcPr>
-            <w:tcMar>
-              <w:top w:w="40" w:type="dxa"/>
-              <w:bottom w:w="40" w:type="dxa"/>
-              <w:left w:w="60" w:type="dxa"/>
-              <w:right w:w="60" w:type="dxa"/>
-            </w:tcMar>
-            <w:tcMar>
-              <w:top w:w="40" w:type="dxa"/>
-              <w:bottom w:w="40" w:type="dxa"/>
-              <w:left w:w="60" w:type="dxa"/>
-              <w:right w:w="60" w:type="dxa"/>
-            </w:tcMar>
-          </w:tcPr>
-          <w:p>
-            <w:pPr>
-              <w:pStyle w:val="Compact"/>
-              <w:spacing w:before="0" w:after="40" w:line="264" w:lineRule="auto"/>
-              <w:jc w:val="left"/>
-            </w:pPr>
-            <w:r>
-              <w:rPr>
-                <w:rFonts w:ascii="Calibri" w:hAnsi="Calibri"/>
-                <w:sz w:val="18"/>
-              </w:rPr>
-              <w:t xml:space="preserve">ADMIN</w:t>
-            </w:r>
-          </w:p>
-        </w:tc>
-        <w:tc>
-          <w:tcPr>
-            <w:tcMar>
-              <w:top w:w="40" w:type="dxa"/>
-              <w:bottom w:w="40" w:type="dxa"/>
-              <w:left w:w="60" w:type="dxa"/>
-              <w:right w:w="60" w:type="dxa"/>
-            </w:tcMar>
             <w:tcMar>
               <w:top w:w="40" w:type="dxa"/>
               <w:bottom w:w="40" w:type="dxa"/>
@@ -4813,6 +4447,82 @@
               <w:right w:w="60" w:type="dxa"/>
             </w:tcMar>
             <w:shd w:fill="1A365D" w:val="clear"/>
+          </w:tcPr>
+          <w:p>
+            <w:pPr>
+              <w:pStyle w:val="Compact"/>
+              <w:spacing w:before="0" w:after="40" w:line="264" w:lineRule="auto"/>
+              <w:jc w:val="left"/>
+            </w:pPr>
+            <w:r>
+              <w:rPr>
+                <w:rFonts w:ascii="Calibri" w:hAnsi="Calibri"/>
+                <w:b/>
+                <w:color w:val="FFFFFF"/>
+                <w:sz w:val="18"/>
+              </w:rPr>
+              <w:t xml:space="preserve">Method</w:t>
+            </w:r>
+          </w:p>
+        </w:tc>
+        <w:tc>
+          <w:tcPr>
+            <w:tcMar>
+              <w:top w:w="40" w:type="dxa"/>
+              <w:bottom w:w="40" w:type="dxa"/>
+              <w:left w:w="60" w:type="dxa"/>
+              <w:right w:w="60" w:type="dxa"/>
+            </w:tcMar>
+            <w:shd w:fill="1A365D" w:val="clear"/>
+          </w:tcPr>
+          <w:p>
+            <w:pPr>
+              <w:pStyle w:val="Compact"/>
+              <w:spacing w:before="0" w:after="40" w:line="264" w:lineRule="auto"/>
+              <w:jc w:val="left"/>
+            </w:pPr>
+            <w:r>
+              <w:rPr>
+                <w:rFonts w:ascii="Calibri" w:hAnsi="Calibri"/>
+                <w:b/>
+                <w:color w:val="FFFFFF"/>
+                <w:sz w:val="18"/>
+              </w:rPr>
+              <w:t xml:space="preserve">Path</w:t>
+            </w:r>
+          </w:p>
+        </w:tc>
+        <w:tc>
+          <w:tcPr>
+            <w:tcMar>
+              <w:top w:w="40" w:type="dxa"/>
+              <w:bottom w:w="40" w:type="dxa"/>
+              <w:left w:w="60" w:type="dxa"/>
+              <w:right w:w="60" w:type="dxa"/>
+            </w:tcMar>
+            <w:shd w:fill="1A365D" w:val="clear"/>
+          </w:tcPr>
+          <w:p>
+            <w:pPr>
+              <w:pStyle w:val="Compact"/>
+              <w:spacing w:before="0" w:after="40" w:line="264" w:lineRule="auto"/>
+              <w:jc w:val="left"/>
+            </w:pPr>
+            <w:r>
+              <w:rPr>
+                <w:rFonts w:ascii="Calibri" w:hAnsi="Calibri"/>
+                <w:b/>
+                <w:color w:val="FFFFFF"/>
+                <w:sz w:val="18"/>
+              </w:rPr>
+              <w:t xml:space="preserve">Roles</w:t>
+            </w:r>
+          </w:p>
+        </w:tc>
+      </w:tr>
+      <w:tr>
+        <w:tc>
+          <w:tcPr>
             <w:tcMar>
               <w:top w:w="40" w:type="dxa"/>
               <w:bottom w:w="40" w:type="dxa"/>
@@ -4829,23 +4539,14 @@
             <w:r>
               <w:rPr>
                 <w:rFonts w:ascii="Calibri" w:hAnsi="Calibri"/>
-                <w:b/>
-                <w:color w:val="FFFFFF"/>
-                <w:sz w:val="18"/>
-              </w:rPr>
-              <w:t xml:space="preserve">Method</w:t>
+                <w:sz w:val="18"/>
+              </w:rPr>
+              <w:t xml:space="preserve">GET</w:t>
             </w:r>
           </w:p>
         </w:tc>
         <w:tc>
           <w:tcPr>
-            <w:tcMar>
-              <w:top w:w="40" w:type="dxa"/>
-              <w:bottom w:w="40" w:type="dxa"/>
-              <w:left w:w="60" w:type="dxa"/>
-              <w:right w:w="60" w:type="dxa"/>
-            </w:tcMar>
-            <w:shd w:fill="1A365D" w:val="clear"/>
             <w:tcMar>
               <w:top w:w="40" w:type="dxa"/>
               <w:bottom w:w="40" w:type="dxa"/>
@@ -4861,119 +4562,16 @@
             </w:pPr>
             <w:r>
               <w:rPr>
-                <w:rFonts w:ascii="Calibri" w:hAnsi="Calibri"/>
-                <w:b/>
-                <w:color w:val="FFFFFF"/>
-                <w:sz w:val="18"/>
-              </w:rPr>
-              <w:t xml:space="preserve">Path</w:t>
+                <w:rStyle w:val="VerbatimChar"/>
+                <w:rFonts w:ascii="Calibri" w:hAnsi="Calibri"/>
+                <w:sz w:val="18"/>
+              </w:rPr>
+              <w:t xml:space="preserve">/api/hello</w:t>
             </w:r>
           </w:p>
         </w:tc>
         <w:tc>
           <w:tcPr>
-            <w:tcMar>
-              <w:top w:w="40" w:type="dxa"/>
-              <w:bottom w:w="40" w:type="dxa"/>
-              <w:left w:w="60" w:type="dxa"/>
-              <w:right w:w="60" w:type="dxa"/>
-            </w:tcMar>
-            <w:shd w:fill="1A365D" w:val="clear"/>
-            <w:tcMar>
-              <w:top w:w="40" w:type="dxa"/>
-              <w:bottom w:w="40" w:type="dxa"/>
-              <w:left w:w="60" w:type="dxa"/>
-              <w:right w:w="60" w:type="dxa"/>
-            </w:tcMar>
-          </w:tcPr>
-          <w:p>
-            <w:pPr>
-              <w:pStyle w:val="Compact"/>
-              <w:spacing w:before="0" w:after="40" w:line="264" w:lineRule="auto"/>
-              <w:jc w:val="left"/>
-            </w:pPr>
-            <w:r>
-              <w:rPr>
-                <w:rFonts w:ascii="Calibri" w:hAnsi="Calibri"/>
-                <w:b/>
-                <w:color w:val="FFFFFF"/>
-                <w:sz w:val="18"/>
-              </w:rPr>
-              <w:t xml:space="preserve">Roles</w:t>
-            </w:r>
-          </w:p>
-        </w:tc>
-      </w:tr>
-      <w:tr>
-        <w:tc>
-          <w:tcPr>
-            <w:tcMar>
-              <w:top w:w="40" w:type="dxa"/>
-              <w:bottom w:w="40" w:type="dxa"/>
-              <w:left w:w="60" w:type="dxa"/>
-              <w:right w:w="60" w:type="dxa"/>
-            </w:tcMar>
-            <w:tcMar>
-              <w:top w:w="40" w:type="dxa"/>
-              <w:bottom w:w="40" w:type="dxa"/>
-              <w:left w:w="60" w:type="dxa"/>
-              <w:right w:w="60" w:type="dxa"/>
-            </w:tcMar>
-          </w:tcPr>
-          <w:p>
-            <w:pPr>
-              <w:pStyle w:val="Compact"/>
-              <w:spacing w:before="0" w:after="40" w:line="264" w:lineRule="auto"/>
-              <w:jc w:val="left"/>
-            </w:pPr>
-            <w:r>
-              <w:rPr>
-                <w:rFonts w:ascii="Calibri" w:hAnsi="Calibri"/>
-                <w:sz w:val="18"/>
-              </w:rPr>
-              <w:t xml:space="preserve">GET</w:t>
-            </w:r>
-          </w:p>
-        </w:tc>
-        <w:tc>
-          <w:tcPr>
-            <w:tcMar>
-              <w:top w:w="40" w:type="dxa"/>
-              <w:bottom w:w="40" w:type="dxa"/>
-              <w:left w:w="60" w:type="dxa"/>
-              <w:right w:w="60" w:type="dxa"/>
-            </w:tcMar>
-            <w:tcMar>
-              <w:top w:w="40" w:type="dxa"/>
-              <w:bottom w:w="40" w:type="dxa"/>
-              <w:left w:w="60" w:type="dxa"/>
-              <w:right w:w="60" w:type="dxa"/>
-            </w:tcMar>
-          </w:tcPr>
-          <w:p>
-            <w:pPr>
-              <w:pStyle w:val="Compact"/>
-              <w:spacing w:before="0" w:after="40" w:line="264" w:lineRule="auto"/>
-              <w:jc w:val="left"/>
-            </w:pPr>
-            <w:r>
-              <w:rPr>
-                <w:rStyle w:val="VerbatimChar"/>
-                <w:rFonts w:ascii="Calibri" w:hAnsi="Calibri"/>
-                <w:sz w:val="18"/>
-              </w:rPr>
-              <w:t xml:space="preserve">/api/hello</w:t>
-            </w:r>
-          </w:p>
-        </w:tc>
-        <w:tc>
-          <w:tcPr>
-            <w:tcMar>
-              <w:top w:w="40" w:type="dxa"/>
-              <w:bottom w:w="40" w:type="dxa"/>
-              <w:left w:w="60" w:type="dxa"/>
-              <w:right w:w="60" w:type="dxa"/>
-            </w:tcMar>
             <w:tcMar>
               <w:top w:w="40" w:type="dxa"/>
               <w:bottom w:w="40" w:type="dxa"/>
@@ -5102,6 +4700,55 @@
               <w:right w:w="60" w:type="dxa"/>
             </w:tcMar>
             <w:shd w:fill="1A365D" w:val="clear"/>
+          </w:tcPr>
+          <w:p>
+            <w:pPr>
+              <w:pStyle w:val="Compact"/>
+              <w:spacing w:before="0" w:after="40" w:line="264" w:lineRule="auto"/>
+              <w:jc w:val="left"/>
+            </w:pPr>
+            <w:r>
+              <w:rPr>
+                <w:rFonts w:ascii="Calibri" w:hAnsi="Calibri"/>
+                <w:b/>
+                <w:color w:val="FFFFFF"/>
+                <w:sz w:val="18"/>
+              </w:rPr>
+              <w:t xml:space="preserve">Service</w:t>
+            </w:r>
+          </w:p>
+        </w:tc>
+        <w:tc>
+          <w:tcPr>
+            <w:tcMar>
+              <w:top w:w="40" w:type="dxa"/>
+              <w:bottom w:w="40" w:type="dxa"/>
+              <w:left w:w="60" w:type="dxa"/>
+              <w:right w:w="60" w:type="dxa"/>
+            </w:tcMar>
+            <w:shd w:fill="1A365D" w:val="clear"/>
+          </w:tcPr>
+          <w:p>
+            <w:pPr>
+              <w:pStyle w:val="Compact"/>
+              <w:spacing w:before="0" w:after="40" w:line="264" w:lineRule="auto"/>
+              <w:jc w:val="left"/>
+            </w:pPr>
+            <w:r>
+              <w:rPr>
+                <w:rFonts w:ascii="Calibri" w:hAnsi="Calibri"/>
+                <w:b/>
+                <w:color w:val="FFFFFF"/>
+                <w:sz w:val="18"/>
+              </w:rPr>
+              <w:t xml:space="preserve">File</w:t>
+            </w:r>
+          </w:p>
+        </w:tc>
+      </w:tr>
+      <w:tr>
+        <w:tc>
+          <w:tcPr>
             <w:tcMar>
               <w:top w:w="40" w:type="dxa"/>
               <w:bottom w:w="40" w:type="dxa"/>
@@ -5118,23 +4765,14 @@
             <w:r>
               <w:rPr>
                 <w:rFonts w:ascii="Calibri" w:hAnsi="Calibri"/>
-                <w:b/>
-                <w:color w:val="FFFFFF"/>
-                <w:sz w:val="18"/>
-              </w:rPr>
-              <w:t xml:space="preserve">Service</w:t>
+                <w:sz w:val="18"/>
+              </w:rPr>
+              <w:t xml:space="preserve">Auth</w:t>
             </w:r>
           </w:p>
         </w:tc>
         <w:tc>
           <w:tcPr>
-            <w:tcMar>
-              <w:top w:w="40" w:type="dxa"/>
-              <w:bottom w:w="40" w:type="dxa"/>
-              <w:left w:w="60" w:type="dxa"/>
-              <w:right w:w="60" w:type="dxa"/>
-            </w:tcMar>
-            <w:shd w:fill="1A365D" w:val="clear"/>
             <w:tcMar>
               <w:top w:w="40" w:type="dxa"/>
               <w:bottom w:w="40" w:type="dxa"/>
@@ -5150,12 +4788,11 @@
             </w:pPr>
             <w:r>
               <w:rPr>
-                <w:rFonts w:ascii="Calibri" w:hAnsi="Calibri"/>
-                <w:b/>
-                <w:color w:val="FFFFFF"/>
-                <w:sz w:val="18"/>
-              </w:rPr>
-              <w:t xml:space="preserve">File</w:t>
+                <w:rStyle w:val="VerbatimChar"/>
+                <w:rFonts w:ascii="Calibri" w:hAnsi="Calibri"/>
+                <w:sz w:val="18"/>
+              </w:rPr>
+              <w:t xml:space="preserve">BankOne-Frontend/src/app/core/services/auth.ts</w:t>
             </w:r>
           </w:p>
         </w:tc>
@@ -5163,12 +4800,6 @@
       <w:tr>
         <w:tc>
           <w:tcPr>
-            <w:tcMar>
-              <w:top w:w="40" w:type="dxa"/>
-              <w:bottom w:w="40" w:type="dxa"/>
-              <w:left w:w="60" w:type="dxa"/>
-              <w:right w:w="60" w:type="dxa"/>
-            </w:tcMar>
             <w:tcMar>
               <w:top w:w="40" w:type="dxa"/>
               <w:bottom w:w="40" w:type="dxa"/>
@@ -5187,18 +4818,12 @@
                 <w:rFonts w:ascii="Calibri" w:hAnsi="Calibri"/>
                 <w:sz w:val="18"/>
               </w:rPr>
-              <w:t xml:space="preserve">Auth</w:t>
+              <w:t xml:space="preserve">Customer</w:t>
             </w:r>
           </w:p>
         </w:tc>
         <w:tc>
           <w:tcPr>
-            <w:tcMar>
-              <w:top w:w="40" w:type="dxa"/>
-              <w:bottom w:w="40" w:type="dxa"/>
-              <w:left w:w="60" w:type="dxa"/>
-              <w:right w:w="60" w:type="dxa"/>
-            </w:tcMar>
             <w:tcMar>
               <w:top w:w="40" w:type="dxa"/>
               <w:bottom w:w="40" w:type="dxa"/>
@@ -5218,7 +4843,7 @@
                 <w:rFonts w:ascii="Calibri" w:hAnsi="Calibri"/>
                 <w:sz w:val="18"/>
               </w:rPr>
-              <w:t xml:space="preserve">BankOne-Frontend/src/app/core/services/auth.ts</w:t>
+              <w:t xml:space="preserve">.../customer.ts</w:t>
             </w:r>
           </w:p>
         </w:tc>
@@ -5226,12 +4851,6 @@
       <w:tr>
         <w:tc>
           <w:tcPr>
-            <w:tcMar>
-              <w:top w:w="40" w:type="dxa"/>
-              <w:bottom w:w="40" w:type="dxa"/>
-              <w:left w:w="60" w:type="dxa"/>
-              <w:right w:w="60" w:type="dxa"/>
-            </w:tcMar>
             <w:tcMar>
               <w:top w:w="40" w:type="dxa"/>
               <w:bottom w:w="40" w:type="dxa"/>
@@ -5250,18 +4869,12 @@
                 <w:rFonts w:ascii="Calibri" w:hAnsi="Calibri"/>
                 <w:sz w:val="18"/>
               </w:rPr>
-              <w:t xml:space="preserve">Customer</w:t>
+              <w:t xml:space="preserve">Account</w:t>
             </w:r>
           </w:p>
         </w:tc>
         <w:tc>
           <w:tcPr>
-            <w:tcMar>
-              <w:top w:w="40" w:type="dxa"/>
-              <w:bottom w:w="40" w:type="dxa"/>
-              <w:left w:w="60" w:type="dxa"/>
-              <w:right w:w="60" w:type="dxa"/>
-            </w:tcMar>
             <w:tcMar>
               <w:top w:w="40" w:type="dxa"/>
               <w:bottom w:w="40" w:type="dxa"/>
@@ -5281,7 +4894,7 @@
                 <w:rFonts w:ascii="Calibri" w:hAnsi="Calibri"/>
                 <w:sz w:val="18"/>
               </w:rPr>
-              <w:t xml:space="preserve">.../customer.ts</w:t>
+              <w:t xml:space="preserve">.../account.ts</w:t>
             </w:r>
           </w:p>
         </w:tc>
@@ -5289,12 +4902,6 @@
       <w:tr>
         <w:tc>
           <w:tcPr>
-            <w:tcMar>
-              <w:top w:w="40" w:type="dxa"/>
-              <w:bottom w:w="40" w:type="dxa"/>
-              <w:left w:w="60" w:type="dxa"/>
-              <w:right w:w="60" w:type="dxa"/>
-            </w:tcMar>
             <w:tcMar>
               <w:top w:w="40" w:type="dxa"/>
               <w:bottom w:w="40" w:type="dxa"/>
@@ -5313,18 +4920,12 @@
                 <w:rFonts w:ascii="Calibri" w:hAnsi="Calibri"/>
                 <w:sz w:val="18"/>
               </w:rPr>
-              <w:t xml:space="preserve">Account</w:t>
+              <w:t xml:space="preserve">Account policy</w:t>
             </w:r>
           </w:p>
         </w:tc>
         <w:tc>
           <w:tcPr>
-            <w:tcMar>
-              <w:top w:w="40" w:type="dxa"/>
-              <w:bottom w:w="40" w:type="dxa"/>
-              <w:left w:w="60" w:type="dxa"/>
-              <w:right w:w="60" w:type="dxa"/>
-            </w:tcMar>
             <w:tcMar>
               <w:top w:w="40" w:type="dxa"/>
               <w:bottom w:w="40" w:type="dxa"/>
@@ -5344,7 +4945,7 @@
                 <w:rFonts w:ascii="Calibri" w:hAnsi="Calibri"/>
                 <w:sz w:val="18"/>
               </w:rPr>
-              <w:t xml:space="preserve">.../account.ts</w:t>
+              <w:t xml:space="preserve">.../account-policy.ts</w:t>
             </w:r>
           </w:p>
         </w:tc>
@@ -5352,12 +4953,6 @@
       <w:tr>
         <w:tc>
           <w:tcPr>
-            <w:tcMar>
-              <w:top w:w="40" w:type="dxa"/>
-              <w:bottom w:w="40" w:type="dxa"/>
-              <w:left w:w="60" w:type="dxa"/>
-              <w:right w:w="60" w:type="dxa"/>
-            </w:tcMar>
             <w:tcMar>
               <w:top w:w="40" w:type="dxa"/>
               <w:bottom w:w="40" w:type="dxa"/>
@@ -5376,18 +4971,12 @@
                 <w:rFonts w:ascii="Calibri" w:hAnsi="Calibri"/>
                 <w:sz w:val="18"/>
               </w:rPr>
-              <w:t xml:space="preserve">Account policy</w:t>
+              <w:t xml:space="preserve">User</w:t>
             </w:r>
           </w:p>
         </w:tc>
         <w:tc>
           <w:tcPr>
-            <w:tcMar>
-              <w:top w:w="40" w:type="dxa"/>
-              <w:bottom w:w="40" w:type="dxa"/>
-              <w:left w:w="60" w:type="dxa"/>
-              <w:right w:w="60" w:type="dxa"/>
-            </w:tcMar>
             <w:tcMar>
               <w:top w:w="40" w:type="dxa"/>
               <w:bottom w:w="40" w:type="dxa"/>
@@ -5407,7 +4996,7 @@
                 <w:rFonts w:ascii="Calibri" w:hAnsi="Calibri"/>
                 <w:sz w:val="18"/>
               </w:rPr>
-              <w:t xml:space="preserve">.../account-policy.ts</w:t>
+              <w:t xml:space="preserve">.../user.ts</w:t>
             </w:r>
           </w:p>
         </w:tc>
@@ -5415,12 +5004,6 @@
       <w:tr>
         <w:tc>
           <w:tcPr>
-            <w:tcMar>
-              <w:top w:w="40" w:type="dxa"/>
-              <w:bottom w:w="40" w:type="dxa"/>
-              <w:left w:w="60" w:type="dxa"/>
-              <w:right w:w="60" w:type="dxa"/>
-            </w:tcMar>
             <w:tcMar>
               <w:top w:w="40" w:type="dxa"/>
               <w:bottom w:w="40" w:type="dxa"/>
@@ -5439,81 +5022,12 @@
                 <w:rFonts w:ascii="Calibri" w:hAnsi="Calibri"/>
                 <w:sz w:val="18"/>
               </w:rPr>
-              <w:t xml:space="preserve">User</w:t>
+              <w:t xml:space="preserve">Dashboard</w:t>
             </w:r>
           </w:p>
         </w:tc>
         <w:tc>
           <w:tcPr>
-            <w:tcMar>
-              <w:top w:w="40" w:type="dxa"/>
-              <w:bottom w:w="40" w:type="dxa"/>
-              <w:left w:w="60" w:type="dxa"/>
-              <w:right w:w="60" w:type="dxa"/>
-            </w:tcMar>
-            <w:tcMar>
-              <w:top w:w="40" w:type="dxa"/>
-              <w:bottom w:w="40" w:type="dxa"/>
-              <w:left w:w="60" w:type="dxa"/>
-              <w:right w:w="60" w:type="dxa"/>
-            </w:tcMar>
-          </w:tcPr>
-          <w:p>
-            <w:pPr>
-              <w:pStyle w:val="Compact"/>
-              <w:spacing w:before="0" w:after="40" w:line="264" w:lineRule="auto"/>
-              <w:jc w:val="left"/>
-            </w:pPr>
-            <w:r>
-              <w:rPr>
-                <w:rStyle w:val="VerbatimChar"/>
-                <w:rFonts w:ascii="Calibri" w:hAnsi="Calibri"/>
-                <w:sz w:val="18"/>
-              </w:rPr>
-              <w:t xml:space="preserve">.../user.ts</w:t>
-            </w:r>
-          </w:p>
-        </w:tc>
-      </w:tr>
-      <w:tr>
-        <w:tc>
-          <w:tcPr>
-            <w:tcMar>
-              <w:top w:w="40" w:type="dxa"/>
-              <w:bottom w:w="40" w:type="dxa"/>
-              <w:left w:w="60" w:type="dxa"/>
-              <w:right w:w="60" w:type="dxa"/>
-            </w:tcMar>
-            <w:tcMar>
-              <w:top w:w="40" w:type="dxa"/>
-              <w:bottom w:w="40" w:type="dxa"/>
-              <w:left w:w="60" w:type="dxa"/>
-              <w:right w:w="60" w:type="dxa"/>
-            </w:tcMar>
-          </w:tcPr>
-          <w:p>
-            <w:pPr>
-              <w:pStyle w:val="Compact"/>
-              <w:spacing w:before="0" w:after="40" w:line="264" w:lineRule="auto"/>
-              <w:jc w:val="left"/>
-            </w:pPr>
-            <w:r>
-              <w:rPr>
-                <w:rFonts w:ascii="Calibri" w:hAnsi="Calibri"/>
-                <w:sz w:val="18"/>
-              </w:rPr>
-              <w:t xml:space="preserve">Dashboard</w:t>
-            </w:r>
-          </w:p>
-        </w:tc>
-        <w:tc>
-          <w:tcPr>
-            <w:tcMar>
-              <w:top w:w="40" w:type="dxa"/>
-              <w:bottom w:w="40" w:type="dxa"/>
-              <w:left w:w="60" w:type="dxa"/>
-              <w:right w:w="60" w:type="dxa"/>
-            </w:tcMar>
             <w:tcMar>
               <w:top w:w="40" w:type="dxa"/>
               <w:bottom w:w="40" w:type="dxa"/>

--- a/docs/API_DOCUMENTATION.docx
+++ b/docs/API_DOCUMENTATION.docx
@@ -10,7 +10,7 @@
         <w:t xml:space="preserve">API_DOCUMENTATION</w:t>
       </w:r>
     </w:p>
-    <w:bookmarkStart w:id="23" w:name="api-documentation"/>
+    <w:bookmarkStart w:id="33" w:name="api-documentation"/>
     <w:p>
       <w:pPr>
         <w:pStyle w:val="Heading1"/>
@@ -22,8 +22,6 @@
     <w:p>
       <w:pPr>
         <w:pStyle w:val="FirstParagraph"/>
-        <w:spacing w:after="160" w:line="276" w:lineRule="auto"/>
-        <w:jc w:val="left"/>
       </w:pPr>
       <w:r>
         <w:t xml:space="preserve">Base URL (Liberty):</w:t>
@@ -158,17 +156,9 @@
     <w:tbl>
       <w:tblPr>
         <w:tblStyle w:val="Table"/>
-        <w:tblW w:type="pct" w:w="5000"/>
-        <w:tblLayout w:type="autofit"/>
+        <w:tblW w:type="pct" w:w="4899"/>
+        <w:tblLayout w:type="fixed"/>
         <w:tblLook w:firstRow="1" w:lastRow="0" w:firstColumn="0" w:lastColumn="0" w:noHBand="0" w:noVBand="0" w:val="0020"/>
-        <w:tblBorders>
-          <w:top w:val="single" w:sz="4" w:space="0" w:color="CBD5E0"/>
-          <w:left w:val="single" w:sz="4" w:space="0" w:color="CBD5E0"/>
-          <w:bottom w:val="single" w:sz="4" w:space="0" w:color="CBD5E0"/>
-          <w:right w:val="single" w:sz="4" w:space="0" w:color="CBD5E0"/>
-          <w:insideH w:val="single" w:sz="4" w:space="0" w:color="CBD5E0"/>
-          <w:insideV w:val="single" w:sz="4" w:space="0" w:color="CBD5E0"/>
-        </w:tblBorders>
       </w:tblPr>
       <w:tblGrid>
         <w:gridCol w:w="880"/>
@@ -182,136 +172,61 @@
           <w:tblHeader w:val="on"/>
         </w:trPr>
         <w:tc>
-          <w:tcPr>
-            <w:tcMar>
-              <w:top w:w="40" w:type="dxa"/>
-              <w:bottom w:w="40" w:type="dxa"/>
-              <w:left w:w="60" w:type="dxa"/>
-              <w:right w:w="60" w:type="dxa"/>
-            </w:tcMar>
-            <w:shd w:fill="1A365D" w:val="clear"/>
-          </w:tcPr>
+          <w:tcPr/>
           <w:p>
             <w:pPr>
               <w:pStyle w:val="Compact"/>
-              <w:spacing w:before="0" w:after="40" w:line="264" w:lineRule="auto"/>
               <w:jc w:val="left"/>
             </w:pPr>
             <w:r>
-              <w:rPr>
-                <w:rFonts w:ascii="Calibri" w:hAnsi="Calibri"/>
-                <w:b/>
-                <w:color w:val="FFFFFF"/>
-                <w:sz w:val="18"/>
-              </w:rPr>
               <w:t xml:space="preserve">Method</w:t>
             </w:r>
           </w:p>
         </w:tc>
         <w:tc>
-          <w:tcPr>
-            <w:tcMar>
-              <w:top w:w="40" w:type="dxa"/>
-              <w:bottom w:w="40" w:type="dxa"/>
-              <w:left w:w="60" w:type="dxa"/>
-              <w:right w:w="60" w:type="dxa"/>
-            </w:tcMar>
-            <w:shd w:fill="1A365D" w:val="clear"/>
-          </w:tcPr>
+          <w:tcPr/>
           <w:p>
             <w:pPr>
               <w:pStyle w:val="Compact"/>
-              <w:spacing w:before="0" w:after="40" w:line="264" w:lineRule="auto"/>
               <w:jc w:val="left"/>
             </w:pPr>
             <w:r>
-              <w:rPr>
-                <w:rFonts w:ascii="Calibri" w:hAnsi="Calibri"/>
-                <w:b/>
-                <w:color w:val="FFFFFF"/>
-                <w:sz w:val="18"/>
-              </w:rPr>
               <w:t xml:space="preserve">Path</w:t>
             </w:r>
           </w:p>
         </w:tc>
         <w:tc>
-          <w:tcPr>
-            <w:tcMar>
-              <w:top w:w="40" w:type="dxa"/>
-              <w:bottom w:w="40" w:type="dxa"/>
-              <w:left w:w="60" w:type="dxa"/>
-              <w:right w:w="60" w:type="dxa"/>
-            </w:tcMar>
-            <w:shd w:fill="1A365D" w:val="clear"/>
-          </w:tcPr>
+          <w:tcPr/>
           <w:p>
             <w:pPr>
               <w:pStyle w:val="Compact"/>
-              <w:spacing w:before="0" w:after="40" w:line="264" w:lineRule="auto"/>
               <w:jc w:val="left"/>
             </w:pPr>
             <w:r>
-              <w:rPr>
-                <w:rFonts w:ascii="Calibri" w:hAnsi="Calibri"/>
-                <w:b/>
-                <w:color w:val="FFFFFF"/>
-                <w:sz w:val="18"/>
-              </w:rPr>
               <w:t xml:space="preserve">Roles</w:t>
             </w:r>
           </w:p>
         </w:tc>
         <w:tc>
-          <w:tcPr>
-            <w:tcMar>
-              <w:top w:w="40" w:type="dxa"/>
-              <w:bottom w:w="40" w:type="dxa"/>
-              <w:left w:w="60" w:type="dxa"/>
-              <w:right w:w="60" w:type="dxa"/>
-            </w:tcMar>
-            <w:shd w:fill="1A365D" w:val="clear"/>
-          </w:tcPr>
+          <w:tcPr/>
           <w:p>
             <w:pPr>
               <w:pStyle w:val="Compact"/>
-              <w:spacing w:before="0" w:after="40" w:line="264" w:lineRule="auto"/>
               <w:jc w:val="left"/>
             </w:pPr>
             <w:r>
-              <w:rPr>
-                <w:rFonts w:ascii="Calibri" w:hAnsi="Calibri"/>
-                <w:b/>
-                <w:color w:val="FFFFFF"/>
-                <w:sz w:val="18"/>
-              </w:rPr>
               <w:t xml:space="preserve">Body / params</w:t>
             </w:r>
           </w:p>
         </w:tc>
         <w:tc>
-          <w:tcPr>
-            <w:tcMar>
-              <w:top w:w="40" w:type="dxa"/>
-              <w:bottom w:w="40" w:type="dxa"/>
-              <w:left w:w="60" w:type="dxa"/>
-              <w:right w:w="60" w:type="dxa"/>
-            </w:tcMar>
-            <w:shd w:fill="1A365D" w:val="clear"/>
-          </w:tcPr>
+          <w:tcPr/>
           <w:p>
             <w:pPr>
               <w:pStyle w:val="Compact"/>
-              <w:spacing w:before="0" w:after="40" w:line="264" w:lineRule="auto"/>
               <w:jc w:val="left"/>
             </w:pPr>
             <w:r>
-              <w:rPr>
-                <w:rFonts w:ascii="Calibri" w:hAnsi="Calibri"/>
-                <w:b/>
-                <w:color w:val="FFFFFF"/>
-                <w:sz w:val="18"/>
-              </w:rPr>
               <w:t xml:space="preserve">Response</w:t>
             </w:r>
           </w:p>
@@ -319,155 +234,89 @@
       </w:tr>
       <w:tr>
         <w:tc>
-          <w:tcPr>
-            <w:tcMar>
-              <w:top w:w="40" w:type="dxa"/>
-              <w:bottom w:w="40" w:type="dxa"/>
-              <w:left w:w="60" w:type="dxa"/>
-              <w:right w:w="60" w:type="dxa"/>
-            </w:tcMar>
-          </w:tcPr>
+          <w:tcPr/>
           <w:p>
             <w:pPr>
               <w:pStyle w:val="Compact"/>
-              <w:spacing w:before="0" w:after="40" w:line="264" w:lineRule="auto"/>
               <w:jc w:val="left"/>
             </w:pPr>
             <w:r>
-              <w:rPr>
-                <w:rFonts w:ascii="Calibri" w:hAnsi="Calibri"/>
-                <w:sz w:val="18"/>
-              </w:rPr>
               <w:t xml:space="preserve">POST</w:t>
             </w:r>
           </w:p>
         </w:tc>
         <w:tc>
-          <w:tcPr>
-            <w:tcMar>
-              <w:top w:w="40" w:type="dxa"/>
-              <w:bottom w:w="40" w:type="dxa"/>
-              <w:left w:w="60" w:type="dxa"/>
-              <w:right w:w="60" w:type="dxa"/>
-            </w:tcMar>
-          </w:tcPr>
+          <w:tcPr/>
           <w:p>
             <w:pPr>
               <w:pStyle w:val="Compact"/>
-              <w:spacing w:before="0" w:after="40" w:line="264" w:lineRule="auto"/>
               <w:jc w:val="left"/>
             </w:pPr>
             <w:r>
               <w:rPr>
                 <w:rStyle w:val="VerbatimChar"/>
-                <w:rFonts w:ascii="Calibri" w:hAnsi="Calibri"/>
-                <w:sz w:val="18"/>
               </w:rPr>
               <w:t xml:space="preserve">/auth/login</w:t>
             </w:r>
           </w:p>
         </w:tc>
         <w:tc>
-          <w:tcPr>
-            <w:tcMar>
-              <w:top w:w="40" w:type="dxa"/>
-              <w:bottom w:w="40" w:type="dxa"/>
-              <w:left w:w="60" w:type="dxa"/>
-              <w:right w:w="60" w:type="dxa"/>
-            </w:tcMar>
-          </w:tcPr>
+          <w:tcPr/>
           <w:p>
             <w:pPr>
               <w:pStyle w:val="Compact"/>
-              <w:spacing w:before="0" w:after="40" w:line="264" w:lineRule="auto"/>
               <w:jc w:val="left"/>
             </w:pPr>
             <w:r>
               <w:rPr>
-                <w:rFonts w:ascii="Calibri" w:hAnsi="Calibri"/>
                 <w:b/>
                 <w:bCs/>
-                <w:sz w:val="18"/>
               </w:rPr>
               <w:t xml:space="preserve">Public</w:t>
             </w:r>
           </w:p>
         </w:tc>
         <w:tc>
-          <w:tcPr>
-            <w:tcMar>
-              <w:top w:w="40" w:type="dxa"/>
-              <w:bottom w:w="40" w:type="dxa"/>
-              <w:left w:w="60" w:type="dxa"/>
-              <w:right w:w="60" w:type="dxa"/>
-            </w:tcMar>
-          </w:tcPr>
+          <w:tcPr/>
           <w:p>
             <w:pPr>
               <w:pStyle w:val="Compact"/>
-              <w:spacing w:before="0" w:after="40" w:line="264" w:lineRule="auto"/>
               <w:jc w:val="left"/>
             </w:pPr>
             <w:r>
               <w:rPr>
                 <w:rStyle w:val="VerbatimChar"/>
-                <w:rFonts w:ascii="Calibri" w:hAnsi="Calibri"/>
-                <w:sz w:val="18"/>
               </w:rPr>
               <w:t xml:space="preserve">{ username, password }</w:t>
             </w:r>
           </w:p>
         </w:tc>
         <w:tc>
-          <w:tcPr>
-            <w:tcMar>
-              <w:top w:w="40" w:type="dxa"/>
-              <w:bottom w:w="40" w:type="dxa"/>
-              <w:left w:w="60" w:type="dxa"/>
-              <w:right w:w="60" w:type="dxa"/>
-            </w:tcMar>
-          </w:tcPr>
+          <w:tcPr/>
           <w:p>
             <w:pPr>
               <w:pStyle w:val="Compact"/>
-              <w:spacing w:before="0" w:after="40" w:line="264" w:lineRule="auto"/>
               <w:jc w:val="left"/>
             </w:pPr>
             <w:r>
               <w:rPr>
                 <w:rStyle w:val="VerbatimChar"/>
-                <w:rFonts w:ascii="Calibri" w:hAnsi="Calibri"/>
-                <w:sz w:val="18"/>
               </w:rPr>
               <w:t xml:space="preserve">{ token, ... }</w:t>
             </w:r>
             <w:r>
-              <w:rPr>
-                <w:rFonts w:ascii="Calibri" w:hAnsi="Calibri"/>
-                <w:sz w:val="18"/>
-              </w:rPr>
               <w:t xml:space="preserve"> </w:t>
             </w:r>
             <w:r>
-              <w:rPr>
-                <w:rFonts w:ascii="Calibri" w:hAnsi="Calibri"/>
-                <w:sz w:val="18"/>
-              </w:rPr>
               <w:t xml:space="preserve">(</w:t>
             </w:r>
             <w:r>
               <w:rPr>
                 <w:rStyle w:val="VerbatimChar"/>
-                <w:rFonts w:ascii="Calibri" w:hAnsi="Calibri"/>
-                <w:sz w:val="18"/>
               </w:rPr>
               <w:t xml:space="preserve">LoginResponse</w:t>
             </w:r>
             <w:r>
-              <w:rPr>
-                <w:rFonts w:ascii="Calibri" w:hAnsi="Calibri"/>
-                <w:sz w:val="18"/>
-              </w:rPr>
               <w:t xml:space="preserve">)</w:t>
             </w:r>
           </w:p>
@@ -475,247 +324,206 @@
       </w:tr>
       <w:tr>
         <w:tc>
-          <w:tcPr>
-            <w:tcMar>
-              <w:top w:w="40" w:type="dxa"/>
-              <w:bottom w:w="40" w:type="dxa"/>
-              <w:left w:w="60" w:type="dxa"/>
-              <w:right w:w="60" w:type="dxa"/>
-            </w:tcMar>
-          </w:tcPr>
+          <w:tcPr/>
           <w:p>
             <w:pPr>
               <w:pStyle w:val="Compact"/>
-              <w:spacing w:before="0" w:after="40" w:line="264" w:lineRule="auto"/>
               <w:jc w:val="left"/>
             </w:pPr>
             <w:r>
-              <w:rPr>
-                <w:rFonts w:ascii="Calibri" w:hAnsi="Calibri"/>
-                <w:sz w:val="18"/>
-              </w:rPr>
-              <w:t xml:space="preserve">GET</w:t>
+              <w:t xml:space="preserve">POST</w:t>
             </w:r>
           </w:p>
         </w:tc>
         <w:tc>
-          <w:tcPr>
-            <w:tcMar>
-              <w:top w:w="40" w:type="dxa"/>
-              <w:bottom w:w="40" w:type="dxa"/>
-              <w:left w:w="60" w:type="dxa"/>
-              <w:right w:w="60" w:type="dxa"/>
-            </w:tcMar>
-          </w:tcPr>
+          <w:tcPr/>
           <w:p>
             <w:pPr>
               <w:pStyle w:val="Compact"/>
-              <w:spacing w:before="0" w:after="40" w:line="264" w:lineRule="auto"/>
               <w:jc w:val="left"/>
             </w:pPr>
             <w:r>
               <w:rPr>
                 <w:rStyle w:val="VerbatimChar"/>
-                <w:rFonts w:ascii="Calibri" w:hAnsi="Calibri"/>
-                <w:sz w:val="18"/>
               </w:rPr>
-              <w:t xml:space="preserve">/auth/me</w:t>
+              <w:t xml:space="preserve">/auth/logout</w:t>
             </w:r>
           </w:p>
         </w:tc>
         <w:tc>
-          <w:tcPr>
-            <w:tcMar>
-              <w:top w:w="40" w:type="dxa"/>
-              <w:bottom w:w="40" w:type="dxa"/>
-              <w:left w:w="60" w:type="dxa"/>
-              <w:right w:w="60" w:type="dxa"/>
-            </w:tcMar>
-          </w:tcPr>
+          <w:tcPr/>
           <w:p>
             <w:pPr>
               <w:pStyle w:val="Compact"/>
-              <w:spacing w:before="0" w:after="40" w:line="264" w:lineRule="auto"/>
               <w:jc w:val="left"/>
             </w:pPr>
             <w:r>
-              <w:rPr>
-                <w:rFonts w:ascii="Calibri" w:hAnsi="Calibri"/>
-                <w:sz w:val="18"/>
-              </w:rPr>
               <w:t xml:space="preserve">Authenticated</w:t>
             </w:r>
           </w:p>
         </w:tc>
         <w:tc>
-          <w:tcPr>
-            <w:tcMar>
-              <w:top w:w="40" w:type="dxa"/>
-              <w:bottom w:w="40" w:type="dxa"/>
-              <w:left w:w="60" w:type="dxa"/>
-              <w:right w:w="60" w:type="dxa"/>
-            </w:tcMar>
-          </w:tcPr>
+          <w:tcPr/>
           <w:p>
             <w:pPr>
               <w:pStyle w:val="Compact"/>
-              <w:spacing w:before="0" w:after="40" w:line="264" w:lineRule="auto"/>
               <w:jc w:val="left"/>
             </w:pPr>
             <w:r>
-              <w:rPr>
-                <w:rFonts w:ascii="Calibri" w:hAnsi="Calibri"/>
-                <w:sz w:val="18"/>
-              </w:rPr>
               <w:t xml:space="preserve">—</w:t>
             </w:r>
           </w:p>
         </w:tc>
         <w:tc>
-          <w:tcPr>
-            <w:tcMar>
-              <w:top w:w="40" w:type="dxa"/>
-              <w:bottom w:w="40" w:type="dxa"/>
-              <w:left w:w="60" w:type="dxa"/>
-              <w:right w:w="60" w:type="dxa"/>
-            </w:tcMar>
-          </w:tcPr>
+          <w:tcPr/>
           <w:p>
             <w:pPr>
               <w:pStyle w:val="Compact"/>
-              <w:spacing w:before="0" w:after="40" w:line="264" w:lineRule="auto"/>
               <w:jc w:val="left"/>
             </w:pPr>
             <w:r>
-              <w:rPr>
-                <w:rStyle w:val="VerbatimChar"/>
-                <w:rFonts w:ascii="Calibri" w:hAnsi="Calibri"/>
-                <w:sz w:val="18"/>
-              </w:rPr>
-              <w:t xml:space="preserve">UserProfileResponse</w:t>
+              <w:t xml:space="preserve">204 (writes AUTH</w:t>
+            </w:r>
+            <w:r>
+              <w:t xml:space="preserve"> </w:t>
+            </w:r>
+            <w:r>
+              <w:t xml:space="preserve">LOGOUT audit)</w:t>
             </w:r>
           </w:p>
         </w:tc>
       </w:tr>
       <w:tr>
         <w:tc>
-          <w:tcPr>
-            <w:tcMar>
-              <w:top w:w="40" w:type="dxa"/>
-              <w:bottom w:w="40" w:type="dxa"/>
-              <w:left w:w="60" w:type="dxa"/>
-              <w:right w:w="60" w:type="dxa"/>
-            </w:tcMar>
-          </w:tcPr>
+          <w:tcPr/>
           <w:p>
             <w:pPr>
               <w:pStyle w:val="Compact"/>
-              <w:spacing w:before="0" w:after="40" w:line="264" w:lineRule="auto"/>
               <w:jc w:val="left"/>
             </w:pPr>
             <w:r>
-              <w:rPr>
-                <w:rFonts w:ascii="Calibri" w:hAnsi="Calibri"/>
-                <w:sz w:val="18"/>
-              </w:rPr>
-              <w:t xml:space="preserve">PUT</w:t>
+              <w:t xml:space="preserve">GET</w:t>
             </w:r>
           </w:p>
         </w:tc>
         <w:tc>
-          <w:tcPr>
-            <w:tcMar>
-              <w:top w:w="40" w:type="dxa"/>
-              <w:bottom w:w="40" w:type="dxa"/>
-              <w:left w:w="60" w:type="dxa"/>
-              <w:right w:w="60" w:type="dxa"/>
-            </w:tcMar>
-          </w:tcPr>
+          <w:tcPr/>
           <w:p>
             <w:pPr>
               <w:pStyle w:val="Compact"/>
-              <w:spacing w:before="0" w:after="40" w:line="264" w:lineRule="auto"/>
               <w:jc w:val="left"/>
             </w:pPr>
             <w:r>
               <w:rPr>
                 <w:rStyle w:val="VerbatimChar"/>
-                <w:rFonts w:ascii="Calibri" w:hAnsi="Calibri"/>
-                <w:sz w:val="18"/>
               </w:rPr>
-              <w:t xml:space="preserve">/auth/password</w:t>
+              <w:t xml:space="preserve">/auth/me</w:t>
             </w:r>
           </w:p>
         </w:tc>
         <w:tc>
-          <w:tcPr>
-            <w:tcMar>
-              <w:top w:w="40" w:type="dxa"/>
-              <w:bottom w:w="40" w:type="dxa"/>
-              <w:left w:w="60" w:type="dxa"/>
-              <w:right w:w="60" w:type="dxa"/>
-            </w:tcMar>
-          </w:tcPr>
+          <w:tcPr/>
           <w:p>
             <w:pPr>
               <w:pStyle w:val="Compact"/>
-              <w:spacing w:before="0" w:after="40" w:line="264" w:lineRule="auto"/>
               <w:jc w:val="left"/>
             </w:pPr>
             <w:r>
-              <w:rPr>
-                <w:rFonts w:ascii="Calibri" w:hAnsi="Calibri"/>
-                <w:sz w:val="18"/>
-              </w:rPr>
               <w:t xml:space="preserve">Authenticated</w:t>
             </w:r>
           </w:p>
         </w:tc>
         <w:tc>
-          <w:tcPr>
-            <w:tcMar>
-              <w:top w:w="40" w:type="dxa"/>
-              <w:bottom w:w="40" w:type="dxa"/>
-              <w:left w:w="60" w:type="dxa"/>
-              <w:right w:w="60" w:type="dxa"/>
-            </w:tcMar>
-          </w:tcPr>
+          <w:tcPr/>
           <w:p>
             <w:pPr>
               <w:pStyle w:val="Compact"/>
-              <w:spacing w:before="0" w:after="40" w:line="264" w:lineRule="auto"/>
               <w:jc w:val="left"/>
             </w:pPr>
             <w:r>
-              <w:rPr>
-                <w:rStyle w:val="VerbatimChar"/>
-                <w:rFonts w:ascii="Calibri" w:hAnsi="Calibri"/>
-                <w:sz w:val="18"/>
-              </w:rPr>
-              <w:t xml:space="preserve">ChangePasswordRequest</w:t>
+              <w:t xml:space="preserve">—</w:t>
             </w:r>
           </w:p>
         </w:tc>
         <w:tc>
-          <w:tcPr>
-            <w:tcMar>
-              <w:top w:w="40" w:type="dxa"/>
-              <w:bottom w:w="40" w:type="dxa"/>
-              <w:left w:w="60" w:type="dxa"/>
-              <w:right w:w="60" w:type="dxa"/>
-            </w:tcMar>
-          </w:tcPr>
+          <w:tcPr/>
           <w:p>
             <w:pPr>
               <w:pStyle w:val="Compact"/>
-              <w:spacing w:before="0" w:after="40" w:line="264" w:lineRule="auto"/>
               <w:jc w:val="left"/>
             </w:pPr>
             <w:r>
               <w:rPr>
-                <w:rFonts w:ascii="Calibri" w:hAnsi="Calibri"/>
-                <w:sz w:val="18"/>
+                <w:rStyle w:val="VerbatimChar"/>
               </w:rPr>
+              <w:t xml:space="preserve">UserProfileResponse</w:t>
+            </w:r>
+          </w:p>
+        </w:tc>
+      </w:tr>
+      <w:tr>
+        <w:tc>
+          <w:tcPr/>
+          <w:p>
+            <w:pPr>
+              <w:pStyle w:val="Compact"/>
+              <w:jc w:val="left"/>
+            </w:pPr>
+            <w:r>
+              <w:t xml:space="preserve">PUT</w:t>
+            </w:r>
+          </w:p>
+        </w:tc>
+        <w:tc>
+          <w:tcPr/>
+          <w:p>
+            <w:pPr>
+              <w:pStyle w:val="Compact"/>
+              <w:jc w:val="left"/>
+            </w:pPr>
+            <w:r>
+              <w:rPr>
+                <w:rStyle w:val="VerbatimChar"/>
+              </w:rPr>
+              <w:t xml:space="preserve">/auth/password</w:t>
+            </w:r>
+          </w:p>
+        </w:tc>
+        <w:tc>
+          <w:tcPr/>
+          <w:p>
+            <w:pPr>
+              <w:pStyle w:val="Compact"/>
+              <w:jc w:val="left"/>
+            </w:pPr>
+            <w:r>
+              <w:t xml:space="preserve">Authenticated</w:t>
+            </w:r>
+          </w:p>
+        </w:tc>
+        <w:tc>
+          <w:tcPr/>
+          <w:p>
+            <w:pPr>
+              <w:pStyle w:val="Compact"/>
+              <w:jc w:val="left"/>
+            </w:pPr>
+            <w:r>
+              <w:rPr>
+                <w:rStyle w:val="VerbatimChar"/>
+              </w:rPr>
+              <w:t xml:space="preserve">ChangePasswordRequest</w:t>
+            </w:r>
+          </w:p>
+        </w:tc>
+        <w:tc>
+          <w:tcPr/>
+          <w:p>
+            <w:pPr>
+              <w:pStyle w:val="Compact"/>
+              <w:jc w:val="left"/>
+            </w:pPr>
+            <w:r>
               <w:t xml:space="preserve">204</w:t>
             </w:r>
           </w:p>
@@ -744,17 +552,9 @@
     <w:tbl>
       <w:tblPr>
         <w:tblStyle w:val="Table"/>
-        <w:tblW w:type="pct" w:w="5000"/>
-        <w:tblLayout w:type="autofit"/>
+        <w:tblW w:type="pct" w:w="4444"/>
+        <w:tblLayout w:type="fixed"/>
         <w:tblLook w:firstRow="1" w:lastRow="0" w:firstColumn="0" w:lastColumn="0" w:noHBand="0" w:noVBand="0" w:val="0020"/>
-        <w:tblBorders>
-          <w:top w:val="single" w:sz="4" w:space="0" w:color="CBD5E0"/>
-          <w:left w:val="single" w:sz="4" w:space="0" w:color="CBD5E0"/>
-          <w:bottom w:val="single" w:sz="4" w:space="0" w:color="CBD5E0"/>
-          <w:right w:val="single" w:sz="4" w:space="0" w:color="CBD5E0"/>
-          <w:insideH w:val="single" w:sz="4" w:space="0" w:color="CBD5E0"/>
-          <w:insideV w:val="single" w:sz="4" w:space="0" w:color="CBD5E0"/>
-        </w:tblBorders>
       </w:tblPr>
       <w:tblGrid>
         <w:gridCol w:w="1760"/>
@@ -767,109 +567,49 @@
           <w:tblHeader w:val="on"/>
         </w:trPr>
         <w:tc>
-          <w:tcPr>
-            <w:tcMar>
-              <w:top w:w="40" w:type="dxa"/>
-              <w:bottom w:w="40" w:type="dxa"/>
-              <w:left w:w="60" w:type="dxa"/>
-              <w:right w:w="60" w:type="dxa"/>
-            </w:tcMar>
-            <w:shd w:fill="1A365D" w:val="clear"/>
-          </w:tcPr>
+          <w:tcPr/>
           <w:p>
             <w:pPr>
               <w:pStyle w:val="Compact"/>
-              <w:spacing w:before="0" w:after="40" w:line="264" w:lineRule="auto"/>
               <w:jc w:val="left"/>
             </w:pPr>
             <w:r>
-              <w:rPr>
-                <w:rFonts w:ascii="Calibri" w:hAnsi="Calibri"/>
-                <w:b/>
-                <w:color w:val="FFFFFF"/>
-                <w:sz w:val="18"/>
-              </w:rPr>
               <w:t xml:space="preserve">Method</w:t>
             </w:r>
           </w:p>
         </w:tc>
         <w:tc>
-          <w:tcPr>
-            <w:tcMar>
-              <w:top w:w="40" w:type="dxa"/>
-              <w:bottom w:w="40" w:type="dxa"/>
-              <w:left w:w="60" w:type="dxa"/>
-              <w:right w:w="60" w:type="dxa"/>
-            </w:tcMar>
-            <w:shd w:fill="1A365D" w:val="clear"/>
-          </w:tcPr>
+          <w:tcPr/>
           <w:p>
             <w:pPr>
               <w:pStyle w:val="Compact"/>
-              <w:spacing w:before="0" w:after="40" w:line="264" w:lineRule="auto"/>
               <w:jc w:val="left"/>
             </w:pPr>
             <w:r>
-              <w:rPr>
-                <w:rFonts w:ascii="Calibri" w:hAnsi="Calibri"/>
-                <w:b/>
-                <w:color w:val="FFFFFF"/>
-                <w:sz w:val="18"/>
-              </w:rPr>
               <w:t xml:space="preserve">Path</w:t>
             </w:r>
           </w:p>
         </w:tc>
         <w:tc>
-          <w:tcPr>
-            <w:tcMar>
-              <w:top w:w="40" w:type="dxa"/>
-              <w:bottom w:w="40" w:type="dxa"/>
-              <w:left w:w="60" w:type="dxa"/>
-              <w:right w:w="60" w:type="dxa"/>
-            </w:tcMar>
-            <w:shd w:fill="1A365D" w:val="clear"/>
-          </w:tcPr>
+          <w:tcPr/>
           <w:p>
             <w:pPr>
               <w:pStyle w:val="Compact"/>
-              <w:spacing w:before="0" w:after="40" w:line="264" w:lineRule="auto"/>
               <w:jc w:val="left"/>
             </w:pPr>
             <w:r>
-              <w:rPr>
-                <w:rFonts w:ascii="Calibri" w:hAnsi="Calibri"/>
-                <w:b/>
-                <w:color w:val="FFFFFF"/>
-                <w:sz w:val="18"/>
-              </w:rPr>
               <w:t xml:space="preserve">Roles</w:t>
             </w:r>
           </w:p>
         </w:tc>
         <w:tc>
-          <w:tcPr>
-            <w:tcMar>
-              <w:top w:w="40" w:type="dxa"/>
-              <w:bottom w:w="40" w:type="dxa"/>
-              <w:left w:w="60" w:type="dxa"/>
-              <w:right w:w="60" w:type="dxa"/>
-            </w:tcMar>
-            <w:shd w:fill="1A365D" w:val="clear"/>
-          </w:tcPr>
+          <w:tcPr/>
           <w:p>
             <w:pPr>
               <w:pStyle w:val="Compact"/>
-              <w:spacing w:before="0" w:after="40" w:line="264" w:lineRule="auto"/>
               <w:jc w:val="left"/>
             </w:pPr>
             <w:r>
-              <w:rPr>
-                <w:rFonts w:ascii="Calibri" w:hAnsi="Calibri"/>
-                <w:b/>
-                <w:color w:val="FFFFFF"/>
-                <w:sz w:val="18"/>
-              </w:rPr>
               <w:t xml:space="preserve">Response</w:t>
             </w:r>
           </w:p>
@@ -877,112 +617,58 @@
       </w:tr>
       <w:tr>
         <w:tc>
-          <w:tcPr>
-            <w:tcMar>
-              <w:top w:w="40" w:type="dxa"/>
-              <w:bottom w:w="40" w:type="dxa"/>
-              <w:left w:w="60" w:type="dxa"/>
-              <w:right w:w="60" w:type="dxa"/>
-            </w:tcMar>
-          </w:tcPr>
+          <w:tcPr/>
           <w:p>
             <w:pPr>
               <w:pStyle w:val="Compact"/>
-              <w:spacing w:before="0" w:after="40" w:line="264" w:lineRule="auto"/>
               <w:jc w:val="left"/>
             </w:pPr>
             <w:r>
-              <w:rPr>
-                <w:rFonts w:ascii="Calibri" w:hAnsi="Calibri"/>
-                <w:sz w:val="18"/>
-              </w:rPr>
               <w:t xml:space="preserve">GET</w:t>
             </w:r>
           </w:p>
         </w:tc>
         <w:tc>
-          <w:tcPr>
-            <w:tcMar>
-              <w:top w:w="40" w:type="dxa"/>
-              <w:bottom w:w="40" w:type="dxa"/>
-              <w:left w:w="60" w:type="dxa"/>
-              <w:right w:w="60" w:type="dxa"/>
-            </w:tcMar>
-          </w:tcPr>
+          <w:tcPr/>
           <w:p>
             <w:pPr>
               <w:pStyle w:val="Compact"/>
-              <w:spacing w:before="0" w:after="40" w:line="264" w:lineRule="auto"/>
               <w:jc w:val="left"/>
             </w:pPr>
             <w:r>
               <w:rPr>
                 <w:rStyle w:val="VerbatimChar"/>
-                <w:rFonts w:ascii="Calibri" w:hAnsi="Calibri"/>
-                <w:sz w:val="18"/>
               </w:rPr>
               <w:t xml:space="preserve">/dashboard</w:t>
             </w:r>
           </w:p>
         </w:tc>
         <w:tc>
-          <w:tcPr>
-            <w:tcMar>
-              <w:top w:w="40" w:type="dxa"/>
-              <w:bottom w:w="40" w:type="dxa"/>
-              <w:left w:w="60" w:type="dxa"/>
-              <w:right w:w="60" w:type="dxa"/>
-            </w:tcMar>
-          </w:tcPr>
+          <w:tcPr/>
           <w:p>
             <w:pPr>
               <w:pStyle w:val="Compact"/>
-              <w:spacing w:before="0" w:after="40" w:line="264" w:lineRule="auto"/>
               <w:jc w:val="left"/>
             </w:pPr>
             <w:r>
-              <w:rPr>
-                <w:rFonts w:ascii="Calibri" w:hAnsi="Calibri"/>
-                <w:sz w:val="18"/>
-              </w:rPr>
               <w:t xml:space="preserve">Authenticated</w:t>
             </w:r>
           </w:p>
         </w:tc>
         <w:tc>
-          <w:tcPr>
-            <w:tcMar>
-              <w:top w:w="40" w:type="dxa"/>
-              <w:bottom w:w="40" w:type="dxa"/>
-              <w:left w:w="60" w:type="dxa"/>
-              <w:right w:w="60" w:type="dxa"/>
-            </w:tcMar>
-          </w:tcPr>
+          <w:tcPr/>
           <w:p>
             <w:pPr>
               <w:pStyle w:val="Compact"/>
-              <w:spacing w:before="0" w:after="40" w:line="264" w:lineRule="auto"/>
               <w:jc w:val="left"/>
             </w:pPr>
             <w:r>
-              <w:rPr>
-                <w:rFonts w:ascii="Calibri" w:hAnsi="Calibri"/>
-                <w:sz w:val="18"/>
-              </w:rPr>
               <w:t xml:space="preserve">Dashboard</w:t>
             </w:r>
             <w:r>
-              <w:rPr>
-                <w:rFonts w:ascii="Calibri" w:hAnsi="Calibri"/>
-                <w:sz w:val="18"/>
-              </w:rPr>
               <w:t xml:space="preserve"> </w:t>
             </w:r>
             <w:r>
-              <w:rPr>
-                <w:rFonts w:ascii="Calibri" w:hAnsi="Calibri"/>
-                <w:sz w:val="18"/>
-              </w:rPr>
               <w:t xml:space="preserve">summary DTO</w:t>
             </w:r>
           </w:p>
@@ -1011,17 +697,9 @@
     <w:tbl>
       <w:tblPr>
         <w:tblStyle w:val="Table"/>
-        <w:tblW w:type="pct" w:w="5000"/>
-        <w:tblLayout w:type="autofit"/>
+        <w:tblW w:type="pct" w:w="4914"/>
+        <w:tblLayout w:type="fixed"/>
         <w:tblLook w:firstRow="1" w:lastRow="0" w:firstColumn="0" w:lastColumn="0" w:noHBand="0" w:noVBand="0" w:val="0020"/>
-        <w:tblBorders>
-          <w:top w:val="single" w:sz="4" w:space="0" w:color="CBD5E0"/>
-          <w:left w:val="single" w:sz="4" w:space="0" w:color="CBD5E0"/>
-          <w:bottom w:val="single" w:sz="4" w:space="0" w:color="CBD5E0"/>
-          <w:right w:val="single" w:sz="4" w:space="0" w:color="CBD5E0"/>
-          <w:insideH w:val="single" w:sz="4" w:space="0" w:color="CBD5E0"/>
-          <w:insideV w:val="single" w:sz="4" w:space="0" w:color="CBD5E0"/>
-        </w:tblBorders>
       </w:tblPr>
       <w:tblGrid>
         <w:gridCol w:w="1228"/>
@@ -1034,109 +712,49 @@
           <w:tblHeader w:val="on"/>
         </w:trPr>
         <w:tc>
-          <w:tcPr>
-            <w:tcMar>
-              <w:top w:w="40" w:type="dxa"/>
-              <w:bottom w:w="40" w:type="dxa"/>
-              <w:left w:w="60" w:type="dxa"/>
-              <w:right w:w="60" w:type="dxa"/>
-            </w:tcMar>
-            <w:shd w:fill="1A365D" w:val="clear"/>
-          </w:tcPr>
+          <w:tcPr/>
           <w:p>
             <w:pPr>
               <w:pStyle w:val="Compact"/>
-              <w:spacing w:before="0" w:after="40" w:line="264" w:lineRule="auto"/>
               <w:jc w:val="left"/>
             </w:pPr>
             <w:r>
-              <w:rPr>
-                <w:rFonts w:ascii="Calibri" w:hAnsi="Calibri"/>
-                <w:b/>
-                <w:color w:val="FFFFFF"/>
-                <w:sz w:val="18"/>
-              </w:rPr>
               <w:t xml:space="preserve">Method</w:t>
             </w:r>
           </w:p>
         </w:tc>
         <w:tc>
-          <w:tcPr>
-            <w:tcMar>
-              <w:top w:w="40" w:type="dxa"/>
-              <w:bottom w:w="40" w:type="dxa"/>
-              <w:left w:w="60" w:type="dxa"/>
-              <w:right w:w="60" w:type="dxa"/>
-            </w:tcMar>
-            <w:shd w:fill="1A365D" w:val="clear"/>
-          </w:tcPr>
+          <w:tcPr/>
           <w:p>
             <w:pPr>
               <w:pStyle w:val="Compact"/>
-              <w:spacing w:before="0" w:after="40" w:line="264" w:lineRule="auto"/>
               <w:jc w:val="left"/>
             </w:pPr>
             <w:r>
-              <w:rPr>
-                <w:rFonts w:ascii="Calibri" w:hAnsi="Calibri"/>
-                <w:b/>
-                <w:color w:val="FFFFFF"/>
-                <w:sz w:val="18"/>
-              </w:rPr>
               <w:t xml:space="preserve">Path</w:t>
             </w:r>
           </w:p>
         </w:tc>
         <w:tc>
-          <w:tcPr>
-            <w:tcMar>
-              <w:top w:w="40" w:type="dxa"/>
-              <w:bottom w:w="40" w:type="dxa"/>
-              <w:left w:w="60" w:type="dxa"/>
-              <w:right w:w="60" w:type="dxa"/>
-            </w:tcMar>
-            <w:shd w:fill="1A365D" w:val="clear"/>
-          </w:tcPr>
+          <w:tcPr/>
           <w:p>
             <w:pPr>
               <w:pStyle w:val="Compact"/>
-              <w:spacing w:before="0" w:after="40" w:line="264" w:lineRule="auto"/>
               <w:jc w:val="left"/>
             </w:pPr>
             <w:r>
-              <w:rPr>
-                <w:rFonts w:ascii="Calibri" w:hAnsi="Calibri"/>
-                <w:b/>
-                <w:color w:val="FFFFFF"/>
-                <w:sz w:val="18"/>
-              </w:rPr>
               <w:t xml:space="preserve">Roles</w:t>
             </w:r>
           </w:p>
         </w:tc>
         <w:tc>
-          <w:tcPr>
-            <w:tcMar>
-              <w:top w:w="40" w:type="dxa"/>
-              <w:bottom w:w="40" w:type="dxa"/>
-              <w:left w:w="60" w:type="dxa"/>
-              <w:right w:w="60" w:type="dxa"/>
-            </w:tcMar>
-            <w:shd w:fill="1A365D" w:val="clear"/>
-          </w:tcPr>
+          <w:tcPr/>
           <w:p>
             <w:pPr>
               <w:pStyle w:val="Compact"/>
-              <w:spacing w:before="0" w:after="40" w:line="264" w:lineRule="auto"/>
               <w:jc w:val="left"/>
             </w:pPr>
             <w:r>
-              <w:rPr>
-                <w:rFonts w:ascii="Calibri" w:hAnsi="Calibri"/>
-                <w:b/>
-                <w:color w:val="FFFFFF"/>
-                <w:sz w:val="18"/>
-              </w:rPr>
               <w:t xml:space="preserve">Notes</w:t>
             </w:r>
           </w:p>
@@ -1144,140 +762,72 @@
       </w:tr>
       <w:tr>
         <w:tc>
-          <w:tcPr>
-            <w:tcMar>
-              <w:top w:w="40" w:type="dxa"/>
-              <w:bottom w:w="40" w:type="dxa"/>
-              <w:left w:w="60" w:type="dxa"/>
-              <w:right w:w="60" w:type="dxa"/>
-            </w:tcMar>
-          </w:tcPr>
+          <w:tcPr/>
           <w:p>
             <w:pPr>
               <w:pStyle w:val="Compact"/>
-              <w:spacing w:before="0" w:after="40" w:line="264" w:lineRule="auto"/>
               <w:jc w:val="left"/>
             </w:pPr>
             <w:r>
-              <w:rPr>
-                <w:rFonts w:ascii="Calibri" w:hAnsi="Calibri"/>
-                <w:sz w:val="18"/>
-              </w:rPr>
               <w:t xml:space="preserve">GET</w:t>
             </w:r>
           </w:p>
         </w:tc>
         <w:tc>
-          <w:tcPr>
-            <w:tcMar>
-              <w:top w:w="40" w:type="dxa"/>
-              <w:bottom w:w="40" w:type="dxa"/>
-              <w:left w:w="60" w:type="dxa"/>
-              <w:right w:w="60" w:type="dxa"/>
-            </w:tcMar>
-          </w:tcPr>
+          <w:tcPr/>
           <w:p>
             <w:pPr>
               <w:pStyle w:val="Compact"/>
-              <w:spacing w:before="0" w:after="40" w:line="264" w:lineRule="auto"/>
               <w:jc w:val="left"/>
             </w:pPr>
             <w:r>
               <w:rPr>
                 <w:rStyle w:val="VerbatimChar"/>
-                <w:rFonts w:ascii="Calibri" w:hAnsi="Calibri"/>
-                <w:sz w:val="18"/>
               </w:rPr>
               <w:t xml:space="preserve">/customers?search&amp;page&amp;size&amp;sortBy&amp;sortDir</w:t>
             </w:r>
           </w:p>
         </w:tc>
         <w:tc>
-          <w:tcPr>
-            <w:tcMar>
-              <w:top w:w="40" w:type="dxa"/>
-              <w:bottom w:w="40" w:type="dxa"/>
-              <w:left w:w="60" w:type="dxa"/>
-              <w:right w:w="60" w:type="dxa"/>
-            </w:tcMar>
-          </w:tcPr>
+          <w:tcPr/>
           <w:p>
             <w:pPr>
               <w:pStyle w:val="Compact"/>
-              <w:spacing w:before="0" w:after="40" w:line="264" w:lineRule="auto"/>
               <w:jc w:val="left"/>
             </w:pPr>
             <w:r>
-              <w:rPr>
-                <w:rFonts w:ascii="Calibri" w:hAnsi="Calibri"/>
-                <w:sz w:val="18"/>
-              </w:rPr>
               <w:t xml:space="preserve">ADMIN,</w:t>
             </w:r>
             <w:r>
-              <w:rPr>
-                <w:rFonts w:ascii="Calibri" w:hAnsi="Calibri"/>
-                <w:sz w:val="18"/>
-              </w:rPr>
               <w:t xml:space="preserve"> </w:t>
             </w:r>
             <w:r>
-              <w:rPr>
-                <w:rFonts w:ascii="Calibri" w:hAnsi="Calibri"/>
-                <w:sz w:val="18"/>
-              </w:rPr>
               <w:t xml:space="preserve">EMPLOYEE,</w:t>
             </w:r>
             <w:r>
-              <w:rPr>
-                <w:rFonts w:ascii="Calibri" w:hAnsi="Calibri"/>
-                <w:sz w:val="18"/>
-              </w:rPr>
               <w:t xml:space="preserve"> </w:t>
             </w:r>
             <w:r>
-              <w:rPr>
-                <w:rFonts w:ascii="Calibri" w:hAnsi="Calibri"/>
-                <w:sz w:val="18"/>
-              </w:rPr>
               <w:t xml:space="preserve">MANAGER</w:t>
             </w:r>
           </w:p>
         </w:tc>
         <w:tc>
-          <w:tcPr>
-            <w:tcMar>
-              <w:top w:w="40" w:type="dxa"/>
-              <w:bottom w:w="40" w:type="dxa"/>
-              <w:left w:w="60" w:type="dxa"/>
-              <w:right w:w="60" w:type="dxa"/>
-            </w:tcMar>
-          </w:tcPr>
+          <w:tcPr/>
           <w:p>
             <w:pPr>
               <w:pStyle w:val="Compact"/>
-              <w:spacing w:before="0" w:after="40" w:line="264" w:lineRule="auto"/>
               <w:jc w:val="left"/>
             </w:pPr>
             <w:r>
-              <w:rPr>
-                <w:rFonts w:ascii="Calibri" w:hAnsi="Calibri"/>
-                <w:sz w:val="18"/>
-              </w:rPr>
               <w:t xml:space="preserve">Page of</w:t>
             </w:r>
             <w:r>
-              <w:rPr>
-                <w:rFonts w:ascii="Calibri" w:hAnsi="Calibri"/>
-                <w:sz w:val="18"/>
-              </w:rPr>
               <w:t xml:space="preserve"> </w:t>
             </w:r>
             <w:r>
               <w:rPr>
                 <w:rStyle w:val="VerbatimChar"/>
-                <w:rFonts w:ascii="Calibri" w:hAnsi="Calibri"/>
-                <w:sz w:val="18"/>
               </w:rPr>
               <w:t xml:space="preserve">Customer</w:t>
             </w:r>
@@ -1286,232 +836,122 @@
       </w:tr>
       <w:tr>
         <w:tc>
-          <w:tcPr>
-            <w:tcMar>
-              <w:top w:w="40" w:type="dxa"/>
-              <w:bottom w:w="40" w:type="dxa"/>
-              <w:left w:w="60" w:type="dxa"/>
-              <w:right w:w="60" w:type="dxa"/>
-            </w:tcMar>
-          </w:tcPr>
+          <w:tcPr/>
           <w:p>
             <w:pPr>
               <w:pStyle w:val="Compact"/>
-              <w:spacing w:before="0" w:after="40" w:line="264" w:lineRule="auto"/>
               <w:jc w:val="left"/>
             </w:pPr>
             <w:r>
-              <w:rPr>
-                <w:rFonts w:ascii="Calibri" w:hAnsi="Calibri"/>
-                <w:sz w:val="18"/>
-              </w:rPr>
               <w:t xml:space="preserve">GET</w:t>
             </w:r>
           </w:p>
         </w:tc>
         <w:tc>
-          <w:tcPr>
-            <w:tcMar>
-              <w:top w:w="40" w:type="dxa"/>
-              <w:bottom w:w="40" w:type="dxa"/>
-              <w:left w:w="60" w:type="dxa"/>
-              <w:right w:w="60" w:type="dxa"/>
-            </w:tcMar>
-          </w:tcPr>
+          <w:tcPr/>
           <w:p>
             <w:pPr>
               <w:pStyle w:val="Compact"/>
-              <w:spacing w:before="0" w:after="40" w:line="264" w:lineRule="auto"/>
               <w:jc w:val="left"/>
             </w:pPr>
             <w:r>
               <w:rPr>
                 <w:rStyle w:val="VerbatimChar"/>
-                <w:rFonts w:ascii="Calibri" w:hAnsi="Calibri"/>
-                <w:sz w:val="18"/>
               </w:rPr>
               <w:t xml:space="preserve">/customers/{id}</w:t>
             </w:r>
           </w:p>
         </w:tc>
         <w:tc>
-          <w:tcPr>
-            <w:tcMar>
-              <w:top w:w="40" w:type="dxa"/>
-              <w:bottom w:w="40" w:type="dxa"/>
-              <w:left w:w="60" w:type="dxa"/>
-              <w:right w:w="60" w:type="dxa"/>
-            </w:tcMar>
-          </w:tcPr>
+          <w:tcPr/>
           <w:p>
             <w:pPr>
               <w:pStyle w:val="Compact"/>
-              <w:spacing w:before="0" w:after="40" w:line="264" w:lineRule="auto"/>
               <w:jc w:val="left"/>
             </w:pPr>
             <w:r>
-              <w:rPr>
-                <w:rFonts w:ascii="Calibri" w:hAnsi="Calibri"/>
-                <w:sz w:val="18"/>
-              </w:rPr>
               <w:t xml:space="preserve">ADMIN,</w:t>
             </w:r>
             <w:r>
-              <w:rPr>
-                <w:rFonts w:ascii="Calibri" w:hAnsi="Calibri"/>
-                <w:sz w:val="18"/>
-              </w:rPr>
               <w:t xml:space="preserve"> </w:t>
             </w:r>
             <w:r>
-              <w:rPr>
-                <w:rFonts w:ascii="Calibri" w:hAnsi="Calibri"/>
-                <w:sz w:val="18"/>
-              </w:rPr>
               <w:t xml:space="preserve">EMPLOYEE,</w:t>
             </w:r>
             <w:r>
-              <w:rPr>
-                <w:rFonts w:ascii="Calibri" w:hAnsi="Calibri"/>
-                <w:sz w:val="18"/>
-              </w:rPr>
               <w:t xml:space="preserve"> </w:t>
             </w:r>
             <w:r>
-              <w:rPr>
-                <w:rFonts w:ascii="Calibri" w:hAnsi="Calibri"/>
-                <w:sz w:val="18"/>
-              </w:rPr>
               <w:t xml:space="preserve">MANAGER</w:t>
             </w:r>
           </w:p>
         </w:tc>
         <w:tc>
-          <w:tcPr>
-            <w:tcMar>
-              <w:top w:w="40" w:type="dxa"/>
-              <w:bottom w:w="40" w:type="dxa"/>
-              <w:left w:w="60" w:type="dxa"/>
-              <w:right w:w="60" w:type="dxa"/>
-            </w:tcMar>
-          </w:tcPr>
+          <w:tcPr/>
           <w:p>
             <w:pPr>
               <w:pStyle w:val="Compact"/>
-              <w:spacing w:before="0" w:after="40" w:line="264" w:lineRule="auto"/>
             </w:pPr>
           </w:p>
         </w:tc>
       </w:tr>
       <w:tr>
         <w:tc>
-          <w:tcPr>
-            <w:tcMar>
-              <w:top w:w="40" w:type="dxa"/>
-              <w:bottom w:w="40" w:type="dxa"/>
-              <w:left w:w="60" w:type="dxa"/>
-              <w:right w:w="60" w:type="dxa"/>
-            </w:tcMar>
-          </w:tcPr>
+          <w:tcPr/>
           <w:p>
             <w:pPr>
               <w:pStyle w:val="Compact"/>
-              <w:spacing w:before="0" w:after="40" w:line="264" w:lineRule="auto"/>
               <w:jc w:val="left"/>
             </w:pPr>
             <w:r>
-              <w:rPr>
-                <w:rFonts w:ascii="Calibri" w:hAnsi="Calibri"/>
-                <w:sz w:val="18"/>
-              </w:rPr>
               <w:t xml:space="preserve">POST</w:t>
             </w:r>
           </w:p>
         </w:tc>
         <w:tc>
-          <w:tcPr>
-            <w:tcMar>
-              <w:top w:w="40" w:type="dxa"/>
-              <w:bottom w:w="40" w:type="dxa"/>
-              <w:left w:w="60" w:type="dxa"/>
-              <w:right w:w="60" w:type="dxa"/>
-            </w:tcMar>
-          </w:tcPr>
+          <w:tcPr/>
           <w:p>
             <w:pPr>
               <w:pStyle w:val="Compact"/>
-              <w:spacing w:before="0" w:after="40" w:line="264" w:lineRule="auto"/>
               <w:jc w:val="left"/>
             </w:pPr>
             <w:r>
               <w:rPr>
                 <w:rStyle w:val="VerbatimChar"/>
-                <w:rFonts w:ascii="Calibri" w:hAnsi="Calibri"/>
-                <w:sz w:val="18"/>
               </w:rPr>
               <w:t xml:space="preserve">/customers</w:t>
             </w:r>
           </w:p>
         </w:tc>
         <w:tc>
-          <w:tcPr>
-            <w:tcMar>
-              <w:top w:w="40" w:type="dxa"/>
-              <w:bottom w:w="40" w:type="dxa"/>
-              <w:left w:w="60" w:type="dxa"/>
-              <w:right w:w="60" w:type="dxa"/>
-            </w:tcMar>
-          </w:tcPr>
+          <w:tcPr/>
           <w:p>
             <w:pPr>
               <w:pStyle w:val="Compact"/>
-              <w:spacing w:before="0" w:after="40" w:line="264" w:lineRule="auto"/>
               <w:jc w:val="left"/>
             </w:pPr>
             <w:r>
-              <w:rPr>
-                <w:rFonts w:ascii="Calibri" w:hAnsi="Calibri"/>
-                <w:sz w:val="18"/>
-              </w:rPr>
               <w:t xml:space="preserve">ADMIN, EMPLOYEE</w:t>
             </w:r>
           </w:p>
         </w:tc>
         <w:tc>
-          <w:tcPr>
-            <w:tcMar>
-              <w:top w:w="40" w:type="dxa"/>
-              <w:bottom w:w="40" w:type="dxa"/>
-              <w:left w:w="60" w:type="dxa"/>
-              <w:right w:w="60" w:type="dxa"/>
-            </w:tcMar>
-          </w:tcPr>
+          <w:tcPr/>
           <w:p>
             <w:pPr>
               <w:pStyle w:val="Compact"/>
-              <w:spacing w:before="0" w:after="40" w:line="264" w:lineRule="auto"/>
               <w:jc w:val="left"/>
             </w:pPr>
             <w:r>
               <w:rPr>
                 <w:rStyle w:val="VerbatimChar"/>
-                <w:rFonts w:ascii="Calibri" w:hAnsi="Calibri"/>
-                <w:sz w:val="18"/>
               </w:rPr>
               <w:t xml:space="preserve">CreateCustomerRequest</w:t>
             </w:r>
             <w:r>
-              <w:rPr>
-                <w:rFonts w:ascii="Calibri" w:hAnsi="Calibri"/>
-                <w:sz w:val="18"/>
-              </w:rPr>
               <w:t xml:space="preserve"> </w:t>
             </w:r>
             <w:r>
-              <w:rPr>
-                <w:rFonts w:ascii="Calibri" w:hAnsi="Calibri"/>
-                <w:sz w:val="18"/>
-              </w:rPr>
               <w:t xml:space="preserve">(optional account fields)</w:t>
             </w:r>
           </w:p>
@@ -1519,98 +959,54 @@
       </w:tr>
       <w:tr>
         <w:tc>
-          <w:tcPr>
-            <w:tcMar>
-              <w:top w:w="40" w:type="dxa"/>
-              <w:bottom w:w="40" w:type="dxa"/>
-              <w:left w:w="60" w:type="dxa"/>
-              <w:right w:w="60" w:type="dxa"/>
-            </w:tcMar>
-          </w:tcPr>
+          <w:tcPr/>
           <w:p>
             <w:pPr>
               <w:pStyle w:val="Compact"/>
-              <w:spacing w:before="0" w:after="40" w:line="264" w:lineRule="auto"/>
               <w:jc w:val="left"/>
             </w:pPr>
             <w:r>
-              <w:rPr>
-                <w:rFonts w:ascii="Calibri" w:hAnsi="Calibri"/>
-                <w:sz w:val="18"/>
-              </w:rPr>
               <w:t xml:space="preserve">PUT</w:t>
             </w:r>
           </w:p>
         </w:tc>
         <w:tc>
-          <w:tcPr>
-            <w:tcMar>
-              <w:top w:w="40" w:type="dxa"/>
-              <w:bottom w:w="40" w:type="dxa"/>
-              <w:left w:w="60" w:type="dxa"/>
-              <w:right w:w="60" w:type="dxa"/>
-            </w:tcMar>
-          </w:tcPr>
+          <w:tcPr/>
           <w:p>
             <w:pPr>
               <w:pStyle w:val="Compact"/>
-              <w:spacing w:before="0" w:after="40" w:line="264" w:lineRule="auto"/>
               <w:jc w:val="left"/>
             </w:pPr>
             <w:r>
               <w:rPr>
                 <w:rStyle w:val="VerbatimChar"/>
-                <w:rFonts w:ascii="Calibri" w:hAnsi="Calibri"/>
-                <w:sz w:val="18"/>
               </w:rPr>
               <w:t xml:space="preserve">/customers/{id}</w:t>
             </w:r>
           </w:p>
         </w:tc>
         <w:tc>
-          <w:tcPr>
-            <w:tcMar>
-              <w:top w:w="40" w:type="dxa"/>
-              <w:bottom w:w="40" w:type="dxa"/>
-              <w:left w:w="60" w:type="dxa"/>
-              <w:right w:w="60" w:type="dxa"/>
-            </w:tcMar>
-          </w:tcPr>
+          <w:tcPr/>
           <w:p>
             <w:pPr>
               <w:pStyle w:val="Compact"/>
-              <w:spacing w:before="0" w:after="40" w:line="264" w:lineRule="auto"/>
               <w:jc w:val="left"/>
             </w:pPr>
             <w:r>
-              <w:rPr>
-                <w:rFonts w:ascii="Calibri" w:hAnsi="Calibri"/>
-                <w:sz w:val="18"/>
-              </w:rPr>
               <w:t xml:space="preserve">ADMIN, EMPLOYEE</w:t>
             </w:r>
           </w:p>
         </w:tc>
         <w:tc>
-          <w:tcPr>
-            <w:tcMar>
-              <w:top w:w="40" w:type="dxa"/>
-              <w:bottom w:w="40" w:type="dxa"/>
-              <w:left w:w="60" w:type="dxa"/>
-              <w:right w:w="60" w:type="dxa"/>
-            </w:tcMar>
-          </w:tcPr>
+          <w:tcPr/>
           <w:p>
             <w:pPr>
               <w:pStyle w:val="Compact"/>
-              <w:spacing w:before="0" w:after="40" w:line="264" w:lineRule="auto"/>
               <w:jc w:val="left"/>
             </w:pPr>
             <w:r>
               <w:rPr>
                 <w:rStyle w:val="VerbatimChar"/>
-                <w:rFonts w:ascii="Calibri" w:hAnsi="Calibri"/>
-                <w:sz w:val="18"/>
               </w:rPr>
               <w:t xml:space="preserve">@Valid UpdateCustomerRequest</w:t>
             </w:r>
@@ -1619,91 +1015,49 @@
       </w:tr>
       <w:tr>
         <w:tc>
-          <w:tcPr>
-            <w:tcMar>
-              <w:top w:w="40" w:type="dxa"/>
-              <w:bottom w:w="40" w:type="dxa"/>
-              <w:left w:w="60" w:type="dxa"/>
-              <w:right w:w="60" w:type="dxa"/>
-            </w:tcMar>
-          </w:tcPr>
+          <w:tcPr/>
           <w:p>
             <w:pPr>
               <w:pStyle w:val="Compact"/>
-              <w:spacing w:before="0" w:after="40" w:line="264" w:lineRule="auto"/>
               <w:jc w:val="left"/>
             </w:pPr>
             <w:r>
-              <w:rPr>
-                <w:rFonts w:ascii="Calibri" w:hAnsi="Calibri"/>
-                <w:sz w:val="18"/>
-              </w:rPr>
               <w:t xml:space="preserve">DELETE</w:t>
             </w:r>
           </w:p>
         </w:tc>
         <w:tc>
-          <w:tcPr>
-            <w:tcMar>
-              <w:top w:w="40" w:type="dxa"/>
-              <w:bottom w:w="40" w:type="dxa"/>
-              <w:left w:w="60" w:type="dxa"/>
-              <w:right w:w="60" w:type="dxa"/>
-            </w:tcMar>
-          </w:tcPr>
+          <w:tcPr/>
           <w:p>
             <w:pPr>
               <w:pStyle w:val="Compact"/>
-              <w:spacing w:before="0" w:after="40" w:line="264" w:lineRule="auto"/>
               <w:jc w:val="left"/>
             </w:pPr>
             <w:r>
               <w:rPr>
                 <w:rStyle w:val="VerbatimChar"/>
-                <w:rFonts w:ascii="Calibri" w:hAnsi="Calibri"/>
-                <w:sz w:val="18"/>
               </w:rPr>
               <w:t xml:space="preserve">/customers/{id}</w:t>
             </w:r>
           </w:p>
         </w:tc>
         <w:tc>
-          <w:tcPr>
-            <w:tcMar>
-              <w:top w:w="40" w:type="dxa"/>
-              <w:bottom w:w="40" w:type="dxa"/>
-              <w:left w:w="60" w:type="dxa"/>
-              <w:right w:w="60" w:type="dxa"/>
-            </w:tcMar>
-          </w:tcPr>
+          <w:tcPr/>
           <w:p>
             <w:pPr>
               <w:pStyle w:val="Compact"/>
-              <w:spacing w:before="0" w:after="40" w:line="264" w:lineRule="auto"/>
               <w:jc w:val="left"/>
             </w:pPr>
             <w:r>
-              <w:rPr>
-                <w:rFonts w:ascii="Calibri" w:hAnsi="Calibri"/>
-                <w:sz w:val="18"/>
-              </w:rPr>
               <w:t xml:space="preserve">ADMIN</w:t>
             </w:r>
           </w:p>
         </w:tc>
         <w:tc>
-          <w:tcPr>
-            <w:tcMar>
-              <w:top w:w="40" w:type="dxa"/>
-              <w:bottom w:w="40" w:type="dxa"/>
-              <w:left w:w="60" w:type="dxa"/>
-              <w:right w:w="60" w:type="dxa"/>
-            </w:tcMar>
-          </w:tcPr>
+          <w:tcPr/>
           <w:p>
             <w:pPr>
               <w:pStyle w:val="Compact"/>
-              <w:spacing w:before="0" w:after="40" w:line="264" w:lineRule="auto"/>
             </w:pPr>
           </w:p>
         </w:tc>
@@ -1721,8 +1075,6 @@
     <w:p>
       <w:pPr>
         <w:pStyle w:val="FirstParagraph"/>
-        <w:spacing w:after="160" w:line="276" w:lineRule="auto"/>
-        <w:jc w:val="left"/>
       </w:pPr>
       <w:r>
         <w:rPr>
@@ -1874,17 +1226,9 @@
     <w:tbl>
       <w:tblPr>
         <w:tblStyle w:val="Table"/>
-        <w:tblW w:type="pct" w:w="5000"/>
-        <w:tblLayout w:type="autofit"/>
+        <w:tblW w:type="pct" w:w="4922"/>
+        <w:tblLayout w:type="fixed"/>
         <w:tblLook w:firstRow="1" w:lastRow="0" w:firstColumn="0" w:lastColumn="0" w:noHBand="0" w:noVBand="0" w:val="0020"/>
-        <w:tblBorders>
-          <w:top w:val="single" w:sz="4" w:space="0" w:color="CBD5E0"/>
-          <w:left w:val="single" w:sz="4" w:space="0" w:color="CBD5E0"/>
-          <w:bottom w:val="single" w:sz="4" w:space="0" w:color="CBD5E0"/>
-          <w:right w:val="single" w:sz="4" w:space="0" w:color="CBD5E0"/>
-          <w:insideH w:val="single" w:sz="4" w:space="0" w:color="CBD5E0"/>
-          <w:insideV w:val="single" w:sz="4" w:space="0" w:color="CBD5E0"/>
-        </w:tblBorders>
       </w:tblPr>
       <w:tblGrid>
         <w:gridCol w:w="1113"/>
@@ -1897,109 +1241,49 @@
           <w:tblHeader w:val="on"/>
         </w:trPr>
         <w:tc>
-          <w:tcPr>
-            <w:tcMar>
-              <w:top w:w="40" w:type="dxa"/>
-              <w:bottom w:w="40" w:type="dxa"/>
-              <w:left w:w="60" w:type="dxa"/>
-              <w:right w:w="60" w:type="dxa"/>
-            </w:tcMar>
-            <w:shd w:fill="1A365D" w:val="clear"/>
-          </w:tcPr>
+          <w:tcPr/>
           <w:p>
             <w:pPr>
               <w:pStyle w:val="Compact"/>
-              <w:spacing w:before="0" w:after="40" w:line="264" w:lineRule="auto"/>
               <w:jc w:val="left"/>
             </w:pPr>
             <w:r>
-              <w:rPr>
-                <w:rFonts w:ascii="Calibri" w:hAnsi="Calibri"/>
-                <w:b/>
-                <w:color w:val="FFFFFF"/>
-                <w:sz w:val="18"/>
-              </w:rPr>
               <w:t xml:space="preserve">Method</w:t>
             </w:r>
           </w:p>
         </w:tc>
         <w:tc>
-          <w:tcPr>
-            <w:tcMar>
-              <w:top w:w="40" w:type="dxa"/>
-              <w:bottom w:w="40" w:type="dxa"/>
-              <w:left w:w="60" w:type="dxa"/>
-              <w:right w:w="60" w:type="dxa"/>
-            </w:tcMar>
-            <w:shd w:fill="1A365D" w:val="clear"/>
-          </w:tcPr>
+          <w:tcPr/>
           <w:p>
             <w:pPr>
               <w:pStyle w:val="Compact"/>
-              <w:spacing w:before="0" w:after="40" w:line="264" w:lineRule="auto"/>
               <w:jc w:val="left"/>
             </w:pPr>
             <w:r>
-              <w:rPr>
-                <w:rFonts w:ascii="Calibri" w:hAnsi="Calibri"/>
-                <w:b/>
-                <w:color w:val="FFFFFF"/>
-                <w:sz w:val="18"/>
-              </w:rPr>
               <w:t xml:space="preserve">Path</w:t>
             </w:r>
           </w:p>
         </w:tc>
         <w:tc>
-          <w:tcPr>
-            <w:tcMar>
-              <w:top w:w="40" w:type="dxa"/>
-              <w:bottom w:w="40" w:type="dxa"/>
-              <w:left w:w="60" w:type="dxa"/>
-              <w:right w:w="60" w:type="dxa"/>
-            </w:tcMar>
-            <w:shd w:fill="1A365D" w:val="clear"/>
-          </w:tcPr>
+          <w:tcPr/>
           <w:p>
             <w:pPr>
               <w:pStyle w:val="Compact"/>
-              <w:spacing w:before="0" w:after="40" w:line="264" w:lineRule="auto"/>
               <w:jc w:val="left"/>
             </w:pPr>
             <w:r>
-              <w:rPr>
-                <w:rFonts w:ascii="Calibri" w:hAnsi="Calibri"/>
-                <w:b/>
-                <w:color w:val="FFFFFF"/>
-                <w:sz w:val="18"/>
-              </w:rPr>
               <w:t xml:space="preserve">Roles</w:t>
             </w:r>
           </w:p>
         </w:tc>
         <w:tc>
-          <w:tcPr>
-            <w:tcMar>
-              <w:top w:w="40" w:type="dxa"/>
-              <w:bottom w:w="40" w:type="dxa"/>
-              <w:left w:w="60" w:type="dxa"/>
-              <w:right w:w="60" w:type="dxa"/>
-            </w:tcMar>
-            <w:shd w:fill="1A365D" w:val="clear"/>
-          </w:tcPr>
+          <w:tcPr/>
           <w:p>
             <w:pPr>
               <w:pStyle w:val="Compact"/>
-              <w:spacing w:before="0" w:after="40" w:line="264" w:lineRule="auto"/>
               <w:jc w:val="left"/>
             </w:pPr>
             <w:r>
-              <w:rPr>
-                <w:rFonts w:ascii="Calibri" w:hAnsi="Calibri"/>
-                <w:b/>
-                <w:color w:val="FFFFFF"/>
-                <w:sz w:val="18"/>
-              </w:rPr>
               <w:t xml:space="preserve">Notes</w:t>
             </w:r>
           </w:p>
@@ -2007,98 +1291,54 @@
       </w:tr>
       <w:tr>
         <w:tc>
-          <w:tcPr>
-            <w:tcMar>
-              <w:top w:w="40" w:type="dxa"/>
-              <w:bottom w:w="40" w:type="dxa"/>
-              <w:left w:w="60" w:type="dxa"/>
-              <w:right w:w="60" w:type="dxa"/>
-            </w:tcMar>
-          </w:tcPr>
+          <w:tcPr/>
           <w:p>
             <w:pPr>
               <w:pStyle w:val="Compact"/>
-              <w:spacing w:before="0" w:after="40" w:line="264" w:lineRule="auto"/>
               <w:jc w:val="left"/>
             </w:pPr>
             <w:r>
-              <w:rPr>
-                <w:rFonts w:ascii="Calibri" w:hAnsi="Calibri"/>
-                <w:sz w:val="18"/>
-              </w:rPr>
               <w:t xml:space="preserve">POST</w:t>
             </w:r>
           </w:p>
         </w:tc>
         <w:tc>
-          <w:tcPr>
-            <w:tcMar>
-              <w:top w:w="40" w:type="dxa"/>
-              <w:bottom w:w="40" w:type="dxa"/>
-              <w:left w:w="60" w:type="dxa"/>
-              <w:right w:w="60" w:type="dxa"/>
-            </w:tcMar>
-          </w:tcPr>
+          <w:tcPr/>
           <w:p>
             <w:pPr>
               <w:pStyle w:val="Compact"/>
-              <w:spacing w:before="0" w:after="40" w:line="264" w:lineRule="auto"/>
               <w:jc w:val="left"/>
             </w:pPr>
             <w:r>
               <w:rPr>
                 <w:rStyle w:val="VerbatimChar"/>
-                <w:rFonts w:ascii="Calibri" w:hAnsi="Calibri"/>
-                <w:sz w:val="18"/>
               </w:rPr>
               <w:t xml:space="preserve">/accounts</w:t>
             </w:r>
           </w:p>
         </w:tc>
         <w:tc>
-          <w:tcPr>
-            <w:tcMar>
-              <w:top w:w="40" w:type="dxa"/>
-              <w:bottom w:w="40" w:type="dxa"/>
-              <w:left w:w="60" w:type="dxa"/>
-              <w:right w:w="60" w:type="dxa"/>
-            </w:tcMar>
-          </w:tcPr>
+          <w:tcPr/>
           <w:p>
             <w:pPr>
               <w:pStyle w:val="Compact"/>
-              <w:spacing w:before="0" w:after="40" w:line="264" w:lineRule="auto"/>
               <w:jc w:val="left"/>
             </w:pPr>
             <w:r>
-              <w:rPr>
-                <w:rFonts w:ascii="Calibri" w:hAnsi="Calibri"/>
-                <w:sz w:val="18"/>
-              </w:rPr>
               <w:t xml:space="preserve">ADMIN, EMPLOYEE</w:t>
             </w:r>
           </w:p>
         </w:tc>
         <w:tc>
-          <w:tcPr>
-            <w:tcMar>
-              <w:top w:w="40" w:type="dxa"/>
-              <w:bottom w:w="40" w:type="dxa"/>
-              <w:left w:w="60" w:type="dxa"/>
-              <w:right w:w="60" w:type="dxa"/>
-            </w:tcMar>
-          </w:tcPr>
+          <w:tcPr/>
           <w:p>
             <w:pPr>
               <w:pStyle w:val="Compact"/>
-              <w:spacing w:before="0" w:after="40" w:line="264" w:lineRule="auto"/>
               <w:jc w:val="left"/>
             </w:pPr>
             <w:r>
               <w:rPr>
                 <w:rStyle w:val="VerbatimChar"/>
-                <w:rFonts w:ascii="Calibri" w:hAnsi="Calibri"/>
-                <w:sz w:val="18"/>
               </w:rPr>
               <w:t xml:space="preserve">OpenAccountRequest</w:t>
             </w:r>
@@ -2107,126 +1347,64 @@
       </w:tr>
       <w:tr>
         <w:tc>
-          <w:tcPr>
-            <w:tcMar>
-              <w:top w:w="40" w:type="dxa"/>
-              <w:bottom w:w="40" w:type="dxa"/>
-              <w:left w:w="60" w:type="dxa"/>
-              <w:right w:w="60" w:type="dxa"/>
-            </w:tcMar>
-          </w:tcPr>
+          <w:tcPr/>
           <w:p>
             <w:pPr>
               <w:pStyle w:val="Compact"/>
-              <w:spacing w:before="0" w:after="40" w:line="264" w:lineRule="auto"/>
               <w:jc w:val="left"/>
             </w:pPr>
             <w:r>
-              <w:rPr>
-                <w:rFonts w:ascii="Calibri" w:hAnsi="Calibri"/>
-                <w:sz w:val="18"/>
-              </w:rPr>
               <w:t xml:space="preserve">GET</w:t>
             </w:r>
           </w:p>
         </w:tc>
         <w:tc>
-          <w:tcPr>
-            <w:tcMar>
-              <w:top w:w="40" w:type="dxa"/>
-              <w:bottom w:w="40" w:type="dxa"/>
-              <w:left w:w="60" w:type="dxa"/>
-              <w:right w:w="60" w:type="dxa"/>
-            </w:tcMar>
-          </w:tcPr>
+          <w:tcPr/>
           <w:p>
             <w:pPr>
               <w:pStyle w:val="Compact"/>
-              <w:spacing w:before="0" w:after="40" w:line="264" w:lineRule="auto"/>
               <w:jc w:val="left"/>
             </w:pPr>
             <w:r>
               <w:rPr>
                 <w:rStyle w:val="VerbatimChar"/>
-                <w:rFonts w:ascii="Calibri" w:hAnsi="Calibri"/>
-                <w:sz w:val="18"/>
               </w:rPr>
               <w:t xml:space="preserve">/accounts?search&amp;page&amp;size&amp;sortBy&amp;sortDir</w:t>
             </w:r>
           </w:p>
         </w:tc>
         <w:tc>
-          <w:tcPr>
-            <w:tcMar>
-              <w:top w:w="40" w:type="dxa"/>
-              <w:bottom w:w="40" w:type="dxa"/>
-              <w:left w:w="60" w:type="dxa"/>
-              <w:right w:w="60" w:type="dxa"/>
-            </w:tcMar>
-          </w:tcPr>
+          <w:tcPr/>
           <w:p>
             <w:pPr>
               <w:pStyle w:val="Compact"/>
-              <w:spacing w:before="0" w:after="40" w:line="264" w:lineRule="auto"/>
               <w:jc w:val="left"/>
             </w:pPr>
             <w:r>
-              <w:rPr>
-                <w:rFonts w:ascii="Calibri" w:hAnsi="Calibri"/>
-                <w:sz w:val="18"/>
-              </w:rPr>
               <w:t xml:space="preserve">ADMIN,</w:t>
             </w:r>
             <w:r>
-              <w:rPr>
-                <w:rFonts w:ascii="Calibri" w:hAnsi="Calibri"/>
-                <w:sz w:val="18"/>
-              </w:rPr>
               <w:t xml:space="preserve"> </w:t>
             </w:r>
             <w:r>
-              <w:rPr>
-                <w:rFonts w:ascii="Calibri" w:hAnsi="Calibri"/>
-                <w:sz w:val="18"/>
-              </w:rPr>
               <w:t xml:space="preserve">EMPLOYEE,</w:t>
             </w:r>
             <w:r>
-              <w:rPr>
-                <w:rFonts w:ascii="Calibri" w:hAnsi="Calibri"/>
-                <w:sz w:val="18"/>
-              </w:rPr>
               <w:t xml:space="preserve"> </w:t>
             </w:r>
             <w:r>
-              <w:rPr>
-                <w:rFonts w:ascii="Calibri" w:hAnsi="Calibri"/>
-                <w:sz w:val="18"/>
-              </w:rPr>
               <w:t xml:space="preserve">MANAGER</w:t>
             </w:r>
           </w:p>
         </w:tc>
         <w:tc>
-          <w:tcPr>
-            <w:tcMar>
-              <w:top w:w="40" w:type="dxa"/>
-              <w:bottom w:w="40" w:type="dxa"/>
-              <w:left w:w="60" w:type="dxa"/>
-              <w:right w:w="60" w:type="dxa"/>
-            </w:tcMar>
-          </w:tcPr>
+          <w:tcPr/>
           <w:p>
             <w:pPr>
               <w:pStyle w:val="Compact"/>
-              <w:spacing w:before="0" w:after="40" w:line="264" w:lineRule="auto"/>
               <w:jc w:val="left"/>
             </w:pPr>
             <w:r>
-              <w:rPr>
-                <w:rFonts w:ascii="Calibri" w:hAnsi="Calibri"/>
-                <w:sz w:val="18"/>
-              </w:rPr>
               <w:t xml:space="preserve">Search page</w:t>
             </w:r>
           </w:p>
@@ -2234,259 +1412,133 @@
       </w:tr>
       <w:tr>
         <w:tc>
-          <w:tcPr>
-            <w:tcMar>
-              <w:top w:w="40" w:type="dxa"/>
-              <w:bottom w:w="40" w:type="dxa"/>
-              <w:left w:w="60" w:type="dxa"/>
-              <w:right w:w="60" w:type="dxa"/>
-            </w:tcMar>
-          </w:tcPr>
+          <w:tcPr/>
           <w:p>
             <w:pPr>
               <w:pStyle w:val="Compact"/>
-              <w:spacing w:before="0" w:after="40" w:line="264" w:lineRule="auto"/>
               <w:jc w:val="left"/>
             </w:pPr>
             <w:r>
-              <w:rPr>
-                <w:rFonts w:ascii="Calibri" w:hAnsi="Calibri"/>
-                <w:sz w:val="18"/>
-              </w:rPr>
               <w:t xml:space="preserve">GET</w:t>
             </w:r>
           </w:p>
         </w:tc>
         <w:tc>
-          <w:tcPr>
-            <w:tcMar>
-              <w:top w:w="40" w:type="dxa"/>
-              <w:bottom w:w="40" w:type="dxa"/>
-              <w:left w:w="60" w:type="dxa"/>
-              <w:right w:w="60" w:type="dxa"/>
-            </w:tcMar>
-          </w:tcPr>
+          <w:tcPr/>
           <w:p>
             <w:pPr>
               <w:pStyle w:val="Compact"/>
-              <w:spacing w:before="0" w:after="40" w:line="264" w:lineRule="auto"/>
               <w:jc w:val="left"/>
             </w:pPr>
             <w:r>
               <w:rPr>
                 <w:rStyle w:val="VerbatimChar"/>
-                <w:rFonts w:ascii="Calibri" w:hAnsi="Calibri"/>
-                <w:sz w:val="18"/>
               </w:rPr>
               <w:t xml:space="preserve">/accounts/customer/{customerId}?page&amp;size&amp;sortBy&amp;sortDir</w:t>
             </w:r>
           </w:p>
         </w:tc>
         <w:tc>
-          <w:tcPr>
-            <w:tcMar>
-              <w:top w:w="40" w:type="dxa"/>
-              <w:bottom w:w="40" w:type="dxa"/>
-              <w:left w:w="60" w:type="dxa"/>
-              <w:right w:w="60" w:type="dxa"/>
-            </w:tcMar>
-          </w:tcPr>
+          <w:tcPr/>
           <w:p>
             <w:pPr>
               <w:pStyle w:val="Compact"/>
-              <w:spacing w:before="0" w:after="40" w:line="264" w:lineRule="auto"/>
               <w:jc w:val="left"/>
             </w:pPr>
             <w:r>
-              <w:rPr>
-                <w:rFonts w:ascii="Calibri" w:hAnsi="Calibri"/>
-                <w:sz w:val="18"/>
-              </w:rPr>
               <w:t xml:space="preserve">ADMIN,</w:t>
             </w:r>
             <w:r>
-              <w:rPr>
-                <w:rFonts w:ascii="Calibri" w:hAnsi="Calibri"/>
-                <w:sz w:val="18"/>
-              </w:rPr>
               <w:t xml:space="preserve"> </w:t>
             </w:r>
             <w:r>
-              <w:rPr>
-                <w:rFonts w:ascii="Calibri" w:hAnsi="Calibri"/>
-                <w:sz w:val="18"/>
-              </w:rPr>
               <w:t xml:space="preserve">EMPLOYEE,</w:t>
             </w:r>
             <w:r>
-              <w:rPr>
-                <w:rFonts w:ascii="Calibri" w:hAnsi="Calibri"/>
-                <w:sz w:val="18"/>
-              </w:rPr>
               <w:t xml:space="preserve"> </w:t>
             </w:r>
             <w:r>
-              <w:rPr>
-                <w:rFonts w:ascii="Calibri" w:hAnsi="Calibri"/>
-                <w:sz w:val="18"/>
-              </w:rPr>
               <w:t xml:space="preserve">MANAGER</w:t>
             </w:r>
           </w:p>
         </w:tc>
         <w:tc>
-          <w:tcPr>
-            <w:tcMar>
-              <w:top w:w="40" w:type="dxa"/>
-              <w:bottom w:w="40" w:type="dxa"/>
-              <w:left w:w="60" w:type="dxa"/>
-              <w:right w:w="60" w:type="dxa"/>
-            </w:tcMar>
-          </w:tcPr>
+          <w:tcPr/>
           <w:p>
             <w:pPr>
               <w:pStyle w:val="Compact"/>
-              <w:spacing w:before="0" w:after="40" w:line="264" w:lineRule="auto"/>
             </w:pPr>
           </w:p>
         </w:tc>
       </w:tr>
       <w:tr>
         <w:tc>
-          <w:tcPr>
-            <w:tcMar>
-              <w:top w:w="40" w:type="dxa"/>
-              <w:bottom w:w="40" w:type="dxa"/>
-              <w:left w:w="60" w:type="dxa"/>
-              <w:right w:w="60" w:type="dxa"/>
-            </w:tcMar>
-          </w:tcPr>
+          <w:tcPr/>
           <w:p>
             <w:pPr>
               <w:pStyle w:val="Compact"/>
-              <w:spacing w:before="0" w:after="40" w:line="264" w:lineRule="auto"/>
               <w:jc w:val="left"/>
             </w:pPr>
             <w:r>
-              <w:rPr>
-                <w:rFonts w:ascii="Calibri" w:hAnsi="Calibri"/>
-                <w:sz w:val="18"/>
-              </w:rPr>
               <w:t xml:space="preserve">GET</w:t>
             </w:r>
           </w:p>
         </w:tc>
         <w:tc>
-          <w:tcPr>
-            <w:tcMar>
-              <w:top w:w="40" w:type="dxa"/>
-              <w:bottom w:w="40" w:type="dxa"/>
-              <w:left w:w="60" w:type="dxa"/>
-              <w:right w:w="60" w:type="dxa"/>
-            </w:tcMar>
-          </w:tcPr>
+          <w:tcPr/>
           <w:p>
             <w:pPr>
               <w:pStyle w:val="Compact"/>
-              <w:spacing w:before="0" w:after="40" w:line="264" w:lineRule="auto"/>
               <w:jc w:val="left"/>
             </w:pPr>
             <w:r>
               <w:rPr>
                 <w:rStyle w:val="VerbatimChar"/>
-                <w:rFonts w:ascii="Calibri" w:hAnsi="Calibri"/>
-                <w:sz w:val="18"/>
               </w:rPr>
               <w:t xml:space="preserve">/accounts/{accountId}</w:t>
             </w:r>
           </w:p>
         </w:tc>
         <w:tc>
-          <w:tcPr>
-            <w:tcMar>
-              <w:top w:w="40" w:type="dxa"/>
-              <w:bottom w:w="40" w:type="dxa"/>
-              <w:left w:w="60" w:type="dxa"/>
-              <w:right w:w="60" w:type="dxa"/>
-            </w:tcMar>
-          </w:tcPr>
+          <w:tcPr/>
           <w:p>
             <w:pPr>
               <w:pStyle w:val="Compact"/>
-              <w:spacing w:before="0" w:after="40" w:line="264" w:lineRule="auto"/>
               <w:jc w:val="left"/>
             </w:pPr>
             <w:r>
-              <w:rPr>
-                <w:rFonts w:ascii="Calibri" w:hAnsi="Calibri"/>
-                <w:sz w:val="18"/>
-              </w:rPr>
               <w:t xml:space="preserve">ADMIN,</w:t>
             </w:r>
             <w:r>
-              <w:rPr>
-                <w:rFonts w:ascii="Calibri" w:hAnsi="Calibri"/>
-                <w:sz w:val="18"/>
-              </w:rPr>
               <w:t xml:space="preserve"> </w:t>
             </w:r>
             <w:r>
-              <w:rPr>
-                <w:rFonts w:ascii="Calibri" w:hAnsi="Calibri"/>
-                <w:sz w:val="18"/>
-              </w:rPr>
               <w:t xml:space="preserve">EMPLOYEE,</w:t>
             </w:r>
             <w:r>
-              <w:rPr>
-                <w:rFonts w:ascii="Calibri" w:hAnsi="Calibri"/>
-                <w:sz w:val="18"/>
-              </w:rPr>
               <w:t xml:space="preserve"> </w:t>
             </w:r>
             <w:r>
-              <w:rPr>
-                <w:rFonts w:ascii="Calibri" w:hAnsi="Calibri"/>
-                <w:sz w:val="18"/>
-              </w:rPr>
               <w:t xml:space="preserve">MANAGER</w:t>
             </w:r>
           </w:p>
         </w:tc>
         <w:tc>
-          <w:tcPr>
-            <w:tcMar>
-              <w:top w:w="40" w:type="dxa"/>
-              <w:bottom w:w="40" w:type="dxa"/>
-              <w:left w:w="60" w:type="dxa"/>
-              <w:right w:w="60" w:type="dxa"/>
-            </w:tcMar>
-          </w:tcPr>
+          <w:tcPr/>
           <w:p>
             <w:pPr>
               <w:pStyle w:val="Compact"/>
-              <w:spacing w:before="0" w:after="40" w:line="264" w:lineRule="auto"/>
               <w:jc w:val="left"/>
             </w:pPr>
             <w:r>
-              <w:rPr>
-                <w:rFonts w:ascii="Calibri" w:hAnsi="Calibri"/>
-                <w:sz w:val="18"/>
-              </w:rPr>
               <w:t xml:space="preserve">Single</w:t>
             </w:r>
             <w:r>
-              <w:rPr>
-                <w:rFonts w:ascii="Calibri" w:hAnsi="Calibri"/>
-                <w:sz w:val="18"/>
-              </w:rPr>
               <w:t xml:space="preserve"> </w:t>
             </w:r>
             <w:r>
               <w:rPr>
                 <w:rStyle w:val="VerbatimChar"/>
-                <w:rFonts w:ascii="Calibri" w:hAnsi="Calibri"/>
-                <w:sz w:val="18"/>
               </w:rPr>
               <w:t xml:space="preserve">AccountResponse</w:t>
             </w:r>
@@ -2495,140 +1547,72 @@
       </w:tr>
       <w:tr>
         <w:tc>
-          <w:tcPr>
-            <w:tcMar>
-              <w:top w:w="40" w:type="dxa"/>
-              <w:bottom w:w="40" w:type="dxa"/>
-              <w:left w:w="60" w:type="dxa"/>
-              <w:right w:w="60" w:type="dxa"/>
-            </w:tcMar>
-          </w:tcPr>
+          <w:tcPr/>
           <w:p>
             <w:pPr>
               <w:pStyle w:val="Compact"/>
-              <w:spacing w:before="0" w:after="40" w:line="264" w:lineRule="auto"/>
               <w:jc w:val="left"/>
             </w:pPr>
             <w:r>
-              <w:rPr>
-                <w:rFonts w:ascii="Calibri" w:hAnsi="Calibri"/>
-                <w:sz w:val="18"/>
-              </w:rPr>
               <w:t xml:space="preserve">GET</w:t>
             </w:r>
           </w:p>
         </w:tc>
         <w:tc>
-          <w:tcPr>
-            <w:tcMar>
-              <w:top w:w="40" w:type="dxa"/>
-              <w:bottom w:w="40" w:type="dxa"/>
-              <w:left w:w="60" w:type="dxa"/>
-              <w:right w:w="60" w:type="dxa"/>
-            </w:tcMar>
-          </w:tcPr>
+          <w:tcPr/>
           <w:p>
             <w:pPr>
               <w:pStyle w:val="Compact"/>
-              <w:spacing w:before="0" w:after="40" w:line="264" w:lineRule="auto"/>
               <w:jc w:val="left"/>
             </w:pPr>
             <w:r>
               <w:rPr>
                 <w:rStyle w:val="VerbatimChar"/>
-                <w:rFonts w:ascii="Calibri" w:hAnsi="Calibri"/>
-                <w:sz w:val="18"/>
               </w:rPr>
               <w:t xml:space="preserve">/accounts/{accountId}/transactions?page&amp;size&amp;sortBy&amp;sortDir</w:t>
             </w:r>
           </w:p>
         </w:tc>
         <w:tc>
-          <w:tcPr>
-            <w:tcMar>
-              <w:top w:w="40" w:type="dxa"/>
-              <w:bottom w:w="40" w:type="dxa"/>
-              <w:left w:w="60" w:type="dxa"/>
-              <w:right w:w="60" w:type="dxa"/>
-            </w:tcMar>
-          </w:tcPr>
+          <w:tcPr/>
           <w:p>
             <w:pPr>
               <w:pStyle w:val="Compact"/>
-              <w:spacing w:before="0" w:after="40" w:line="264" w:lineRule="auto"/>
               <w:jc w:val="left"/>
             </w:pPr>
             <w:r>
-              <w:rPr>
-                <w:rFonts w:ascii="Calibri" w:hAnsi="Calibri"/>
-                <w:sz w:val="18"/>
-              </w:rPr>
               <w:t xml:space="preserve">ADMIN, P</w:t>
             </w:r>
             <w:r>
-              <w:rPr>
-                <w:rFonts w:ascii="Calibri" w:hAnsi="Calibri"/>
-                <w:sz w:val="18"/>
-              </w:rPr>
               <w:t xml:space="preserve"> </w:t>
             </w:r>
             <w:r>
-              <w:rPr>
-                <w:rFonts w:ascii="Calibri" w:hAnsi="Calibri"/>
-                <w:sz w:val="18"/>
-              </w:rPr>
               <w:t xml:space="preserve">EMPLOYEE,</w:t>
             </w:r>
             <w:r>
-              <w:rPr>
-                <w:rFonts w:ascii="Calibri" w:hAnsi="Calibri"/>
-                <w:sz w:val="18"/>
-              </w:rPr>
               <w:t xml:space="preserve"> </w:t>
             </w:r>
             <w:r>
-              <w:rPr>
-                <w:rFonts w:ascii="Calibri" w:hAnsi="Calibri"/>
-                <w:sz w:val="18"/>
-              </w:rPr>
               <w:t xml:space="preserve">MANAGER</w:t>
             </w:r>
           </w:p>
         </w:tc>
         <w:tc>
-          <w:tcPr>
-            <w:tcMar>
-              <w:top w:w="40" w:type="dxa"/>
-              <w:bottom w:w="40" w:type="dxa"/>
-              <w:left w:w="60" w:type="dxa"/>
-              <w:right w:w="60" w:type="dxa"/>
-            </w:tcMar>
-          </w:tcPr>
+          <w:tcPr/>
           <w:p>
             <w:pPr>
               <w:pStyle w:val="Compact"/>
-              <w:spacing w:before="0" w:after="40" w:line="264" w:lineRule="auto"/>
               <w:jc w:val="left"/>
             </w:pPr>
             <w:r>
-              <w:rPr>
-                <w:rFonts w:ascii="Calibri" w:hAnsi="Calibri"/>
-                <w:sz w:val="18"/>
-              </w:rPr>
               <w:t xml:space="preserve">age of</w:t>
             </w:r>
             <w:r>
-              <w:rPr>
-                <w:rFonts w:ascii="Calibri" w:hAnsi="Calibri"/>
-                <w:sz w:val="18"/>
-              </w:rPr>
               <w:t xml:space="preserve"> </w:t>
             </w:r>
             <w:r>
               <w:rPr>
                 <w:rStyle w:val="VerbatimChar"/>
-                <w:rFonts w:ascii="Calibri" w:hAnsi="Calibri"/>
-                <w:sz w:val="18"/>
               </w:rPr>
               <w:t xml:space="preserve">TransactionResponse</w:t>
             </w:r>
@@ -2637,98 +1621,54 @@
       </w:tr>
       <w:tr>
         <w:tc>
-          <w:tcPr>
-            <w:tcMar>
-              <w:top w:w="40" w:type="dxa"/>
-              <w:bottom w:w="40" w:type="dxa"/>
-              <w:left w:w="60" w:type="dxa"/>
-              <w:right w:w="60" w:type="dxa"/>
-            </w:tcMar>
-          </w:tcPr>
+          <w:tcPr/>
           <w:p>
             <w:pPr>
               <w:pStyle w:val="Compact"/>
-              <w:spacing w:before="0" w:after="40" w:line="264" w:lineRule="auto"/>
               <w:jc w:val="left"/>
             </w:pPr>
             <w:r>
-              <w:rPr>
-                <w:rFonts w:ascii="Calibri" w:hAnsi="Calibri"/>
-                <w:sz w:val="18"/>
-              </w:rPr>
               <w:t xml:space="preserve">PUT</w:t>
             </w:r>
           </w:p>
         </w:tc>
         <w:tc>
-          <w:tcPr>
-            <w:tcMar>
-              <w:top w:w="40" w:type="dxa"/>
-              <w:bottom w:w="40" w:type="dxa"/>
-              <w:left w:w="60" w:type="dxa"/>
-              <w:right w:w="60" w:type="dxa"/>
-            </w:tcMar>
-          </w:tcPr>
+          <w:tcPr/>
           <w:p>
             <w:pPr>
               <w:pStyle w:val="Compact"/>
-              <w:spacing w:before="0" w:after="40" w:line="264" w:lineRule="auto"/>
               <w:jc w:val="left"/>
             </w:pPr>
             <w:r>
               <w:rPr>
                 <w:rStyle w:val="VerbatimChar"/>
-                <w:rFonts w:ascii="Calibri" w:hAnsi="Calibri"/>
-                <w:sz w:val="18"/>
               </w:rPr>
               <w:t xml:space="preserve">/accounts/{accountId}/status</w:t>
             </w:r>
           </w:p>
         </w:tc>
         <w:tc>
-          <w:tcPr>
-            <w:tcMar>
-              <w:top w:w="40" w:type="dxa"/>
-              <w:bottom w:w="40" w:type="dxa"/>
-              <w:left w:w="60" w:type="dxa"/>
-              <w:right w:w="60" w:type="dxa"/>
-            </w:tcMar>
-          </w:tcPr>
+          <w:tcPr/>
           <w:p>
             <w:pPr>
               <w:pStyle w:val="Compact"/>
-              <w:spacing w:before="0" w:after="40" w:line="264" w:lineRule="auto"/>
               <w:jc w:val="left"/>
             </w:pPr>
             <w:r>
-              <w:rPr>
-                <w:rFonts w:ascii="Calibri" w:hAnsi="Calibri"/>
-                <w:sz w:val="18"/>
-              </w:rPr>
               <w:t xml:space="preserve">ADMIN, EMPLOYEE</w:t>
             </w:r>
           </w:p>
         </w:tc>
         <w:tc>
-          <w:tcPr>
-            <w:tcMar>
-              <w:top w:w="40" w:type="dxa"/>
-              <w:bottom w:w="40" w:type="dxa"/>
-              <w:left w:w="60" w:type="dxa"/>
-              <w:right w:w="60" w:type="dxa"/>
-            </w:tcMar>
-          </w:tcPr>
+          <w:tcPr/>
           <w:p>
             <w:pPr>
               <w:pStyle w:val="Compact"/>
-              <w:spacing w:before="0" w:after="40" w:line="264" w:lineRule="auto"/>
               <w:jc w:val="left"/>
             </w:pPr>
             <w:r>
               <w:rPr>
                 <w:rStyle w:val="VerbatimChar"/>
-                <w:rFonts w:ascii="Calibri" w:hAnsi="Calibri"/>
-                <w:sz w:val="18"/>
               </w:rPr>
               <w:t xml:space="preserve">UpdateAccountStatusRequest</w:t>
             </w:r>
@@ -2737,113 +1677,63 @@
       </w:tr>
       <w:tr>
         <w:tc>
-          <w:tcPr>
-            <w:tcMar>
-              <w:top w:w="40" w:type="dxa"/>
-              <w:bottom w:w="40" w:type="dxa"/>
-              <w:left w:w="60" w:type="dxa"/>
-              <w:right w:w="60" w:type="dxa"/>
-            </w:tcMar>
-          </w:tcPr>
+          <w:tcPr/>
           <w:p>
             <w:pPr>
               <w:pStyle w:val="Compact"/>
-              <w:spacing w:before="0" w:after="40" w:line="264" w:lineRule="auto"/>
               <w:jc w:val="left"/>
             </w:pPr>
             <w:r>
-              <w:rPr>
-                <w:rFonts w:ascii="Calibri" w:hAnsi="Calibri"/>
-                <w:sz w:val="18"/>
-              </w:rPr>
               <w:t xml:space="preserve">POST</w:t>
             </w:r>
           </w:p>
         </w:tc>
         <w:tc>
-          <w:tcPr>
-            <w:tcMar>
-              <w:top w:w="40" w:type="dxa"/>
-              <w:bottom w:w="40" w:type="dxa"/>
-              <w:left w:w="60" w:type="dxa"/>
-              <w:right w:w="60" w:type="dxa"/>
-            </w:tcMar>
-          </w:tcPr>
+          <w:tcPr/>
           <w:p>
             <w:pPr>
               <w:pStyle w:val="Compact"/>
-              <w:spacing w:before="0" w:after="40" w:line="264" w:lineRule="auto"/>
               <w:jc w:val="left"/>
             </w:pPr>
             <w:r>
               <w:rPr>
                 <w:rStyle w:val="VerbatimChar"/>
-                <w:rFonts w:ascii="Calibri" w:hAnsi="Calibri"/>
-                <w:sz w:val="18"/>
               </w:rPr>
               <w:t xml:space="preserve">/accounts/{accountId}/deposit</w:t>
             </w:r>
           </w:p>
         </w:tc>
         <w:tc>
-          <w:tcPr>
-            <w:tcMar>
-              <w:top w:w="40" w:type="dxa"/>
-              <w:bottom w:w="40" w:type="dxa"/>
-              <w:left w:w="60" w:type="dxa"/>
-              <w:right w:w="60" w:type="dxa"/>
-            </w:tcMar>
-          </w:tcPr>
+          <w:tcPr/>
           <w:p>
             <w:pPr>
               <w:pStyle w:val="Compact"/>
-              <w:spacing w:before="0" w:after="40" w:line="264" w:lineRule="auto"/>
               <w:jc w:val="left"/>
             </w:pPr>
             <w:r>
-              <w:rPr>
-                <w:rFonts w:ascii="Calibri" w:hAnsi="Calibri"/>
-                <w:sz w:val="18"/>
-              </w:rPr>
               <w:t xml:space="preserve">ADMIN, EMPLOYEE</w:t>
             </w:r>
           </w:p>
         </w:tc>
         <w:tc>
-          <w:tcPr>
-            <w:tcMar>
-              <w:top w:w="40" w:type="dxa"/>
-              <w:bottom w:w="40" w:type="dxa"/>
-              <w:left w:w="60" w:type="dxa"/>
-              <w:right w:w="60" w:type="dxa"/>
-            </w:tcMar>
-          </w:tcPr>
+          <w:tcPr/>
           <w:p>
             <w:pPr>
               <w:pStyle w:val="Compact"/>
-              <w:spacing w:before="0" w:after="40" w:line="264" w:lineRule="auto"/>
               <w:jc w:val="left"/>
             </w:pPr>
             <w:r>
               <w:rPr>
                 <w:rStyle w:val="VerbatimChar"/>
-                <w:rFonts w:ascii="Calibri" w:hAnsi="Calibri"/>
-                <w:sz w:val="18"/>
               </w:rPr>
               <w:t xml:space="preserve">DepositRequest</w:t>
             </w:r>
             <w:r>
-              <w:rPr>
-                <w:rFonts w:ascii="Calibri" w:hAnsi="Calibri"/>
-                <w:sz w:val="18"/>
-              </w:rPr>
               <w:t xml:space="preserve"> </w:t>
             </w:r>
             <w:r>
               <w:rPr>
                 <w:rStyle w:val="VerbatimChar"/>
-                <w:rFonts w:ascii="Calibri" w:hAnsi="Calibri"/>
-                <w:sz w:val="18"/>
               </w:rPr>
               <w:t xml:space="preserve">{ amount }</w:t>
             </w:r>
@@ -2852,113 +1742,63 @@
       </w:tr>
       <w:tr>
         <w:tc>
-          <w:tcPr>
-            <w:tcMar>
-              <w:top w:w="40" w:type="dxa"/>
-              <w:bottom w:w="40" w:type="dxa"/>
-              <w:left w:w="60" w:type="dxa"/>
-              <w:right w:w="60" w:type="dxa"/>
-            </w:tcMar>
-          </w:tcPr>
+          <w:tcPr/>
           <w:p>
             <w:pPr>
               <w:pStyle w:val="Compact"/>
-              <w:spacing w:before="0" w:after="40" w:line="264" w:lineRule="auto"/>
               <w:jc w:val="left"/>
             </w:pPr>
             <w:r>
-              <w:rPr>
-                <w:rFonts w:ascii="Calibri" w:hAnsi="Calibri"/>
-                <w:sz w:val="18"/>
-              </w:rPr>
               <w:t xml:space="preserve">POST</w:t>
             </w:r>
           </w:p>
         </w:tc>
         <w:tc>
-          <w:tcPr>
-            <w:tcMar>
-              <w:top w:w="40" w:type="dxa"/>
-              <w:bottom w:w="40" w:type="dxa"/>
-              <w:left w:w="60" w:type="dxa"/>
-              <w:right w:w="60" w:type="dxa"/>
-            </w:tcMar>
-          </w:tcPr>
+          <w:tcPr/>
           <w:p>
             <w:pPr>
               <w:pStyle w:val="Compact"/>
-              <w:spacing w:before="0" w:after="40" w:line="264" w:lineRule="auto"/>
               <w:jc w:val="left"/>
             </w:pPr>
             <w:r>
               <w:rPr>
                 <w:rStyle w:val="VerbatimChar"/>
-                <w:rFonts w:ascii="Calibri" w:hAnsi="Calibri"/>
-                <w:sz w:val="18"/>
               </w:rPr>
               <w:t xml:space="preserve">/accounts/{accountId}/withdraw</w:t>
             </w:r>
           </w:p>
         </w:tc>
         <w:tc>
-          <w:tcPr>
-            <w:tcMar>
-              <w:top w:w="40" w:type="dxa"/>
-              <w:bottom w:w="40" w:type="dxa"/>
-              <w:left w:w="60" w:type="dxa"/>
-              <w:right w:w="60" w:type="dxa"/>
-            </w:tcMar>
-          </w:tcPr>
+          <w:tcPr/>
           <w:p>
             <w:pPr>
               <w:pStyle w:val="Compact"/>
-              <w:spacing w:before="0" w:after="40" w:line="264" w:lineRule="auto"/>
               <w:jc w:val="left"/>
             </w:pPr>
             <w:r>
-              <w:rPr>
-                <w:rFonts w:ascii="Calibri" w:hAnsi="Calibri"/>
-                <w:sz w:val="18"/>
-              </w:rPr>
               <w:t xml:space="preserve">ADMIN, EMPLOYEE</w:t>
             </w:r>
           </w:p>
         </w:tc>
         <w:tc>
-          <w:tcPr>
-            <w:tcMar>
-              <w:top w:w="40" w:type="dxa"/>
-              <w:bottom w:w="40" w:type="dxa"/>
-              <w:left w:w="60" w:type="dxa"/>
-              <w:right w:w="60" w:type="dxa"/>
-            </w:tcMar>
-          </w:tcPr>
+          <w:tcPr/>
           <w:p>
             <w:pPr>
               <w:pStyle w:val="Compact"/>
-              <w:spacing w:before="0" w:after="40" w:line="264" w:lineRule="auto"/>
               <w:jc w:val="left"/>
             </w:pPr>
             <w:r>
               <w:rPr>
                 <w:rStyle w:val="VerbatimChar"/>
-                <w:rFonts w:ascii="Calibri" w:hAnsi="Calibri"/>
-                <w:sz w:val="18"/>
               </w:rPr>
               <w:t xml:space="preserve">WithdrawRequest</w:t>
             </w:r>
             <w:r>
-              <w:rPr>
-                <w:rFonts w:ascii="Calibri" w:hAnsi="Calibri"/>
-                <w:sz w:val="18"/>
-              </w:rPr>
               <w:t xml:space="preserve"> </w:t>
             </w:r>
             <w:r>
               <w:rPr>
                 <w:rStyle w:val="VerbatimChar"/>
-                <w:rFonts w:ascii="Calibri" w:hAnsi="Calibri"/>
-                <w:sz w:val="18"/>
               </w:rPr>
               <w:t xml:space="preserve">{ amount }</w:t>
             </w:r>
@@ -2967,113 +1807,63 @@
       </w:tr>
       <w:tr>
         <w:tc>
-          <w:tcPr>
-            <w:tcMar>
-              <w:top w:w="40" w:type="dxa"/>
-              <w:bottom w:w="40" w:type="dxa"/>
-              <w:left w:w="60" w:type="dxa"/>
-              <w:right w:w="60" w:type="dxa"/>
-            </w:tcMar>
-          </w:tcPr>
+          <w:tcPr/>
           <w:p>
             <w:pPr>
               <w:pStyle w:val="Compact"/>
-              <w:spacing w:before="0" w:after="40" w:line="264" w:lineRule="auto"/>
               <w:jc w:val="left"/>
             </w:pPr>
             <w:r>
-              <w:rPr>
-                <w:rFonts w:ascii="Calibri" w:hAnsi="Calibri"/>
-                <w:sz w:val="18"/>
-              </w:rPr>
               <w:t xml:space="preserve">POST</w:t>
             </w:r>
           </w:p>
         </w:tc>
         <w:tc>
-          <w:tcPr>
-            <w:tcMar>
-              <w:top w:w="40" w:type="dxa"/>
-              <w:bottom w:w="40" w:type="dxa"/>
-              <w:left w:w="60" w:type="dxa"/>
-              <w:right w:w="60" w:type="dxa"/>
-            </w:tcMar>
-          </w:tcPr>
+          <w:tcPr/>
           <w:p>
             <w:pPr>
               <w:pStyle w:val="Compact"/>
-              <w:spacing w:before="0" w:after="40" w:line="264" w:lineRule="auto"/>
               <w:jc w:val="left"/>
             </w:pPr>
             <w:r>
               <w:rPr>
                 <w:rStyle w:val="VerbatimChar"/>
-                <w:rFonts w:ascii="Calibri" w:hAnsi="Calibri"/>
-                <w:sz w:val="18"/>
               </w:rPr>
               <w:t xml:space="preserve">/accounts/{accountId}/transfer</w:t>
             </w:r>
           </w:p>
         </w:tc>
         <w:tc>
-          <w:tcPr>
-            <w:tcMar>
-              <w:top w:w="40" w:type="dxa"/>
-              <w:bottom w:w="40" w:type="dxa"/>
-              <w:left w:w="60" w:type="dxa"/>
-              <w:right w:w="60" w:type="dxa"/>
-            </w:tcMar>
-          </w:tcPr>
+          <w:tcPr/>
           <w:p>
             <w:pPr>
               <w:pStyle w:val="Compact"/>
-              <w:spacing w:before="0" w:after="40" w:line="264" w:lineRule="auto"/>
               <w:jc w:val="left"/>
             </w:pPr>
             <w:r>
-              <w:rPr>
-                <w:rFonts w:ascii="Calibri" w:hAnsi="Calibri"/>
-                <w:sz w:val="18"/>
-              </w:rPr>
               <w:t xml:space="preserve">ADMIN, EMPLOYEE</w:t>
             </w:r>
           </w:p>
         </w:tc>
         <w:tc>
-          <w:tcPr>
-            <w:tcMar>
-              <w:top w:w="40" w:type="dxa"/>
-              <w:bottom w:w="40" w:type="dxa"/>
-              <w:left w:w="60" w:type="dxa"/>
-              <w:right w:w="60" w:type="dxa"/>
-            </w:tcMar>
-          </w:tcPr>
+          <w:tcPr/>
           <w:p>
             <w:pPr>
               <w:pStyle w:val="Compact"/>
-              <w:spacing w:before="0" w:after="40" w:line="264" w:lineRule="auto"/>
               <w:jc w:val="left"/>
             </w:pPr>
             <w:r>
               <w:rPr>
                 <w:rStyle w:val="VerbatimChar"/>
-                <w:rFonts w:ascii="Calibri" w:hAnsi="Calibri"/>
-                <w:sz w:val="18"/>
               </w:rPr>
               <w:t xml:space="preserve">TransferRequest</w:t>
             </w:r>
             <w:r>
-              <w:rPr>
-                <w:rFonts w:ascii="Calibri" w:hAnsi="Calibri"/>
-                <w:sz w:val="18"/>
-              </w:rPr>
               <w:t xml:space="preserve"> </w:t>
             </w:r>
             <w:r>
               <w:rPr>
                 <w:rStyle w:val="VerbatimChar"/>
-                <w:rFonts w:ascii="Calibri" w:hAnsi="Calibri"/>
-                <w:sz w:val="18"/>
               </w:rPr>
               <w:t xml:space="preserve">{ toAccountId, amount }</w:t>
             </w:r>
@@ -3093,8 +1883,6 @@
     <w:p>
       <w:pPr>
         <w:pStyle w:val="FirstParagraph"/>
-        <w:spacing w:after="160" w:line="276" w:lineRule="auto"/>
-        <w:jc w:val="left"/>
       </w:pPr>
       <w:r>
         <w:rPr>
@@ -3176,8 +1964,6 @@
     <w:p>
       <w:pPr>
         <w:pStyle w:val="FirstParagraph"/>
-        <w:spacing w:after="160" w:line="276" w:lineRule="auto"/>
-        <w:jc w:val="left"/>
       </w:pPr>
       <w:r>
         <w:t xml:space="preserve">Includes</w:t>
@@ -3250,8 +2036,6 @@
     <w:p>
       <w:pPr>
         <w:pStyle w:val="FirstParagraph"/>
-        <w:spacing w:after="160" w:line="276" w:lineRule="auto"/>
-        <w:jc w:val="left"/>
       </w:pPr>
       <w:r>
         <w:rPr>
@@ -3462,132 +2246,64 @@
     <w:tbl>
       <w:tblPr>
         <w:tblStyle w:val="Table"/>
-        <w:tblW w:type="pct" w:w="5000"/>
-        <w:tblLayout w:type="autofit"/>
+        <w:tblW w:type="pct" w:w="4923"/>
+        <w:tblLayout w:type="fixed"/>
         <w:tblLook w:firstRow="1" w:lastRow="0" w:firstColumn="0" w:lastColumn="0" w:noHBand="0" w:noVBand="0" w:val="0020"/>
-        <w:tblBorders>
-          <w:top w:val="single" w:sz="4" w:space="0" w:color="CBD5E0"/>
-          <w:left w:val="single" w:sz="4" w:space="0" w:color="CBD5E0"/>
-          <w:bottom w:val="single" w:sz="4" w:space="0" w:color="CBD5E0"/>
-          <w:right w:val="single" w:sz="4" w:space="0" w:color="CBD5E0"/>
-          <w:insideH w:val="single" w:sz="4" w:space="0" w:color="CBD5E0"/>
-          <w:insideV w:val="single" w:sz="4" w:space="0" w:color="CBD5E0"/>
-        </w:tblBorders>
       </w:tblPr>
       <w:tblGrid>
-        <w:gridCol w:w="1228"/>
-        <w:gridCol w:w="3345"/>
-        <w:gridCol w:w="1092"/>
-        <w:gridCol w:w="2116"/>
+        <w:gridCol w:w="1096"/>
+        <w:gridCol w:w="2985"/>
+        <w:gridCol w:w="1827"/>
+        <w:gridCol w:w="1888"/>
       </w:tblGrid>
       <w:tr>
         <w:trPr>
           <w:tblHeader w:val="on"/>
         </w:trPr>
         <w:tc>
-          <w:tcPr>
-            <w:tcMar>
-              <w:top w:w="40" w:type="dxa"/>
-              <w:bottom w:w="40" w:type="dxa"/>
-              <w:left w:w="60" w:type="dxa"/>
-              <w:right w:w="60" w:type="dxa"/>
-            </w:tcMar>
-            <w:shd w:fill="1A365D" w:val="clear"/>
-          </w:tcPr>
+          <w:tcPr/>
           <w:p>
             <w:pPr>
               <w:pStyle w:val="Compact"/>
-              <w:spacing w:before="0" w:after="40" w:line="264" w:lineRule="auto"/>
               <w:jc w:val="left"/>
             </w:pPr>
             <w:r>
-              <w:rPr>
-                <w:rFonts w:ascii="Calibri" w:hAnsi="Calibri"/>
-                <w:b/>
-                <w:color w:val="FFFFFF"/>
-                <w:sz w:val="18"/>
-              </w:rPr>
               <w:t xml:space="preserve">Method</w:t>
             </w:r>
           </w:p>
         </w:tc>
         <w:tc>
-          <w:tcPr>
-            <w:tcMar>
-              <w:top w:w="40" w:type="dxa"/>
-              <w:bottom w:w="40" w:type="dxa"/>
-              <w:left w:w="60" w:type="dxa"/>
-              <w:right w:w="60" w:type="dxa"/>
-            </w:tcMar>
-            <w:shd w:fill="1A365D" w:val="clear"/>
-          </w:tcPr>
+          <w:tcPr/>
           <w:p>
             <w:pPr>
               <w:pStyle w:val="Compact"/>
-              <w:spacing w:before="0" w:after="40" w:line="264" w:lineRule="auto"/>
               <w:jc w:val="left"/>
             </w:pPr>
             <w:r>
-              <w:rPr>
-                <w:rFonts w:ascii="Calibri" w:hAnsi="Calibri"/>
-                <w:b/>
-                <w:color w:val="FFFFFF"/>
-                <w:sz w:val="18"/>
-              </w:rPr>
               <w:t xml:space="preserve">Path</w:t>
             </w:r>
           </w:p>
         </w:tc>
         <w:tc>
-          <w:tcPr>
-            <w:tcMar>
-              <w:top w:w="40" w:type="dxa"/>
-              <w:bottom w:w="40" w:type="dxa"/>
-              <w:left w:w="60" w:type="dxa"/>
-              <w:right w:w="60" w:type="dxa"/>
-            </w:tcMar>
-            <w:shd w:fill="1A365D" w:val="clear"/>
-          </w:tcPr>
+          <w:tcPr/>
           <w:p>
             <w:pPr>
               <w:pStyle w:val="Compact"/>
-              <w:spacing w:before="0" w:after="40" w:line="264" w:lineRule="auto"/>
               <w:jc w:val="left"/>
             </w:pPr>
             <w:r>
-              <w:rPr>
-                <w:rFonts w:ascii="Calibri" w:hAnsi="Calibri"/>
-                <w:b/>
-                <w:color w:val="FFFFFF"/>
-                <w:sz w:val="18"/>
-              </w:rPr>
-              <w:t xml:space="preserve">Roles</w:t>
+              <w:t xml:space="preserve">Access</w:t>
             </w:r>
           </w:p>
         </w:tc>
         <w:tc>
-          <w:tcPr>
-            <w:tcMar>
-              <w:top w:w="40" w:type="dxa"/>
-              <w:bottom w:w="40" w:type="dxa"/>
-              <w:left w:w="60" w:type="dxa"/>
-              <w:right w:w="60" w:type="dxa"/>
-            </w:tcMar>
-            <w:shd w:fill="1A365D" w:val="clear"/>
-          </w:tcPr>
+          <w:tcPr/>
           <w:p>
             <w:pPr>
               <w:pStyle w:val="Compact"/>
-              <w:spacing w:before="0" w:after="40" w:line="264" w:lineRule="auto"/>
               <w:jc w:val="left"/>
             </w:pPr>
             <w:r>
-              <w:rPr>
-                <w:rFonts w:ascii="Calibri" w:hAnsi="Calibri"/>
-                <w:b/>
-                <w:color w:val="FFFFFF"/>
-                <w:sz w:val="18"/>
-              </w:rPr>
               <w:t xml:space="preserve">Notes</w:t>
             </w:r>
           </w:p>
@@ -3595,269 +2311,238 @@
       </w:tr>
       <w:tr>
         <w:tc>
-          <w:tcPr>
-            <w:tcMar>
-              <w:top w:w="40" w:type="dxa"/>
-              <w:bottom w:w="40" w:type="dxa"/>
-              <w:left w:w="60" w:type="dxa"/>
-              <w:right w:w="60" w:type="dxa"/>
-            </w:tcMar>
-          </w:tcPr>
+          <w:tcPr/>
           <w:p>
             <w:pPr>
               <w:pStyle w:val="Compact"/>
-              <w:spacing w:before="0" w:after="40" w:line="264" w:lineRule="auto"/>
               <w:jc w:val="left"/>
             </w:pPr>
             <w:r>
-              <w:rPr>
-                <w:rFonts w:ascii="Calibri" w:hAnsi="Calibri"/>
-                <w:sz w:val="18"/>
-              </w:rPr>
-              <w:t xml:space="preserve">POST</w:t>
+              <w:t xml:space="preserve">GET</w:t>
             </w:r>
           </w:p>
         </w:tc>
         <w:tc>
-          <w:tcPr>
-            <w:tcMar>
-              <w:top w:w="40" w:type="dxa"/>
-              <w:bottom w:w="40" w:type="dxa"/>
-              <w:left w:w="60" w:type="dxa"/>
-              <w:right w:w="60" w:type="dxa"/>
-            </w:tcMar>
-          </w:tcPr>
+          <w:tcPr/>
           <w:p>
             <w:pPr>
               <w:pStyle w:val="Compact"/>
-              <w:spacing w:before="0" w:after="40" w:line="264" w:lineRule="auto"/>
               <w:jc w:val="left"/>
             </w:pPr>
             <w:r>
               <w:rPr>
                 <w:rStyle w:val="VerbatimChar"/>
-                <w:rFonts w:ascii="Calibri" w:hAnsi="Calibri"/>
-                <w:sz w:val="18"/>
               </w:rPr>
-              <w:t xml:space="preserve">/account-policies</w:t>
+              <w:t xml:space="preserve">/account-policies?accountType=&amp;currencyCode=</w:t>
             </w:r>
           </w:p>
         </w:tc>
         <w:tc>
-          <w:tcPr>
-            <w:tcMar>
-              <w:top w:w="40" w:type="dxa"/>
-              <w:bottom w:w="40" w:type="dxa"/>
-              <w:left w:w="60" w:type="dxa"/>
-              <w:right w:w="60" w:type="dxa"/>
-            </w:tcMar>
-          </w:tcPr>
+          <w:tcPr/>
           <w:p>
             <w:pPr>
               <w:pStyle w:val="Compact"/>
-              <w:spacing w:before="0" w:after="40" w:line="264" w:lineRule="auto"/>
               <w:jc w:val="left"/>
             </w:pPr>
             <w:r>
-              <w:rPr>
-                <w:rFonts w:ascii="Calibri" w:hAnsi="Calibri"/>
-                <w:sz w:val="18"/>
-              </w:rPr>
-              <w:t xml:space="preserve">Authenticated</w:t>
-            </w:r>
-            <w:r>
-              <w:rPr>
-                <w:rFonts w:ascii="Calibri" w:hAnsi="Calibri"/>
-                <w:sz w:val="18"/>
-              </w:rPr>
+              <w:t xml:space="preserve">POLICIES_MANAGE or</w:t>
+            </w:r>
+            <w:r>
               <w:t xml:space="preserve"> </w:t>
             </w:r>
             <w:r>
-              <w:rPr>
-                <w:rFonts w:ascii="Calibri" w:hAnsi="Calibri"/>
-                <w:sz w:val="18"/>
-              </w:rPr>
-              <w:t xml:space="preserve">only*</w:t>
+              <w:t xml:space="preserve">ACCOUNTS_READ/WRITE</w:t>
             </w:r>
           </w:p>
         </w:tc>
         <w:tc>
-          <w:tcPr>
-            <w:tcMar>
-              <w:top w:w="40" w:type="dxa"/>
-              <w:bottom w:w="40" w:type="dxa"/>
-              <w:left w:w="60" w:type="dxa"/>
-              <w:right w:w="60" w:type="dxa"/>
-            </w:tcMar>
-          </w:tcPr>
+          <w:tcPr/>
           <w:p>
             <w:pPr>
               <w:pStyle w:val="Compact"/>
-              <w:spacing w:before="0" w:after="40" w:line="264" w:lineRule="auto"/>
               <w:jc w:val="left"/>
             </w:pPr>
             <w:r>
+              <w:t xml:space="preserve">Active policy; default</w:t>
+            </w:r>
+            <w:r>
+              <w:t xml:space="preserve"> </w:t>
+            </w:r>
+            <w:r>
+              <w:t xml:space="preserve">currency</w:t>
+            </w:r>
+            <w:r>
+              <w:t xml:space="preserve"> </w:t>
+            </w:r>
+            <w:r>
               <w:rPr>
                 <w:rStyle w:val="VerbatimChar"/>
-                <w:rFonts w:ascii="Calibri" w:hAnsi="Calibri"/>
-                <w:sz w:val="18"/>
               </w:rPr>
-              <w:t xml:space="preserve">CreateAccountPolicyRequest</w:t>
+              <w:t xml:space="preserve">INR</w:t>
             </w:r>
           </w:p>
         </w:tc>
       </w:tr>
       <w:tr>
         <w:tc>
-          <w:tcPr>
-            <w:tcMar>
-              <w:top w:w="40" w:type="dxa"/>
-              <w:bottom w:w="40" w:type="dxa"/>
-              <w:left w:w="60" w:type="dxa"/>
-              <w:right w:w="60" w:type="dxa"/>
-            </w:tcMar>
-          </w:tcPr>
+          <w:tcPr/>
           <w:p>
             <w:pPr>
               <w:pStyle w:val="Compact"/>
-              <w:spacing w:before="0" w:after="40" w:line="264" w:lineRule="auto"/>
               <w:jc w:val="left"/>
             </w:pPr>
             <w:r>
-              <w:rPr>
-                <w:rFonts w:ascii="Calibri" w:hAnsi="Calibri"/>
-                <w:sz w:val="18"/>
-              </w:rPr>
               <w:t xml:space="preserve">GET</w:t>
             </w:r>
           </w:p>
         </w:tc>
         <w:tc>
-          <w:tcPr>
-            <w:tcMar>
-              <w:top w:w="40" w:type="dxa"/>
-              <w:bottom w:w="40" w:type="dxa"/>
-              <w:left w:w="60" w:type="dxa"/>
-              <w:right w:w="60" w:type="dxa"/>
-            </w:tcMar>
-          </w:tcPr>
+          <w:tcPr/>
           <w:p>
             <w:pPr>
               <w:pStyle w:val="Compact"/>
-              <w:spacing w:before="0" w:after="40" w:line="264" w:lineRule="auto"/>
               <w:jc w:val="left"/>
             </w:pPr>
             <w:r>
               <w:rPr>
                 <w:rStyle w:val="VerbatimChar"/>
-                <w:rFonts w:ascii="Calibri" w:hAnsi="Calibri"/>
-                <w:sz w:val="18"/>
               </w:rPr>
-              <w:t xml:space="preserve">/account-policies?accountType=&amp;currencyCode=</w:t>
+              <w:t xml:space="preserve">/account-policies/all</w:t>
             </w:r>
           </w:p>
         </w:tc>
         <w:tc>
-          <w:tcPr>
-            <w:tcMar>
-              <w:top w:w="40" w:type="dxa"/>
-              <w:bottom w:w="40" w:type="dxa"/>
-              <w:left w:w="60" w:type="dxa"/>
-              <w:right w:w="60" w:type="dxa"/>
-            </w:tcMar>
-          </w:tcPr>
+          <w:tcPr/>
           <w:p>
             <w:pPr>
               <w:pStyle w:val="Compact"/>
-              <w:spacing w:before="0" w:after="40" w:line="264" w:lineRule="auto"/>
               <w:jc w:val="left"/>
             </w:pPr>
             <w:r>
-              <w:rPr>
-                <w:rFonts w:ascii="Calibri" w:hAnsi="Calibri"/>
-                <w:sz w:val="18"/>
-              </w:rPr>
-              <w:t xml:space="preserve">Authenticated</w:t>
-            </w:r>
-            <w:r>
-              <w:rPr>
-                <w:rFonts w:ascii="Calibri" w:hAnsi="Calibri"/>
-                <w:sz w:val="18"/>
-              </w:rPr>
-              <w:t xml:space="preserve"> </w:t>
-            </w:r>
-            <w:r>
-              <w:rPr>
-                <w:rFonts w:ascii="Calibri" w:hAnsi="Calibri"/>
-                <w:sz w:val="18"/>
-              </w:rPr>
-              <w:t xml:space="preserve">only*</w:t>
+              <w:t xml:space="preserve">same</w:t>
             </w:r>
           </w:p>
         </w:tc>
         <w:tc>
-          <w:tcPr>
-            <w:tcMar>
-              <w:top w:w="40" w:type="dxa"/>
-              <w:bottom w:w="40" w:type="dxa"/>
-              <w:left w:w="60" w:type="dxa"/>
-              <w:right w:w="60" w:type="dxa"/>
-            </w:tcMar>
-          </w:tcPr>
+          <w:tcPr/>
           <w:p>
             <w:pPr>
               <w:pStyle w:val="Compact"/>
-              <w:spacing w:before="0" w:after="40" w:line="264" w:lineRule="auto"/>
               <w:jc w:val="left"/>
             </w:pPr>
             <w:r>
-              <w:rPr>
-                <w:rFonts w:ascii="Calibri" w:hAnsi="Calibri"/>
-                <w:sz w:val="18"/>
-              </w:rPr>
-              <w:t xml:space="preserve">Active policy; default</w:t>
-            </w:r>
-            <w:r>
-              <w:rPr>
-                <w:rFonts w:ascii="Calibri" w:hAnsi="Calibri"/>
-                <w:sz w:val="18"/>
-              </w:rPr>
-              <w:t xml:space="preserve"> </w:t>
-            </w:r>
-            <w:r>
-              <w:rPr>
-                <w:rFonts w:ascii="Calibri" w:hAnsi="Calibri"/>
-                <w:sz w:val="18"/>
-              </w:rPr>
-              <w:t xml:space="preserve">currency</w:t>
-            </w:r>
-            <w:r>
-              <w:rPr>
-                <w:rFonts w:ascii="Calibri" w:hAnsi="Calibri"/>
-                <w:sz w:val="18"/>
-              </w:rPr>
-              <w:t xml:space="preserve"> </w:t>
-            </w:r>
+              <w:t xml:space="preserve">All policies (mgmt UI)</w:t>
+            </w:r>
+          </w:p>
+        </w:tc>
+      </w:tr>
+      <w:tr>
+        <w:tc>
+          <w:tcPr/>
+          <w:p>
+            <w:pPr>
+              <w:pStyle w:val="Compact"/>
+              <w:jc w:val="left"/>
+            </w:pPr>
+            <w:r>
+              <w:t xml:space="preserve">PUT</w:t>
+            </w:r>
+          </w:p>
+        </w:tc>
+        <w:tc>
+          <w:tcPr/>
+          <w:p>
+            <w:pPr>
+              <w:pStyle w:val="Compact"/>
+              <w:jc w:val="left"/>
+            </w:pPr>
             <w:r>
               <w:rPr>
                 <w:rStyle w:val="VerbatimChar"/>
-                <w:rFonts w:ascii="Calibri" w:hAnsi="Calibri"/>
-                <w:sz w:val="18"/>
               </w:rPr>
-              <w:t xml:space="preserve">INR</w:t>
+              <w:t xml:space="preserve">/account-policies/{id}</w:t>
+            </w:r>
+          </w:p>
+        </w:tc>
+        <w:tc>
+          <w:tcPr/>
+          <w:p>
+            <w:pPr>
+              <w:pStyle w:val="Compact"/>
+              <w:jc w:val="left"/>
+            </w:pPr>
+            <w:r>
+              <w:t xml:space="preserve">POLICIES_MANAGE</w:t>
+            </w:r>
+          </w:p>
+        </w:tc>
+        <w:tc>
+          <w:tcPr/>
+          <w:p>
+            <w:pPr>
+              <w:pStyle w:val="Compact"/>
+              <w:jc w:val="left"/>
+            </w:pPr>
+            <w:r>
+              <w:t xml:space="preserve">Update policy</w:t>
+            </w:r>
+          </w:p>
+        </w:tc>
+      </w:tr>
+      <w:tr>
+        <w:tc>
+          <w:tcPr/>
+          <w:p>
+            <w:pPr>
+              <w:pStyle w:val="Compact"/>
+              <w:jc w:val="left"/>
+            </w:pPr>
+            <w:r>
+              <w:t xml:space="preserve">POST</w:t>
+            </w:r>
+          </w:p>
+        </w:tc>
+        <w:tc>
+          <w:tcPr/>
+          <w:p>
+            <w:pPr>
+              <w:pStyle w:val="Compact"/>
+              <w:jc w:val="left"/>
+            </w:pPr>
+            <w:r>
+              <w:rPr>
+                <w:rStyle w:val="VerbatimChar"/>
+              </w:rPr>
+              <w:t xml:space="preserve">/account-policies</w:t>
+            </w:r>
+          </w:p>
+        </w:tc>
+        <w:tc>
+          <w:tcPr/>
+          <w:p>
+            <w:pPr>
+              <w:pStyle w:val="Compact"/>
+              <w:jc w:val="left"/>
+            </w:pPr>
+            <w:r>
+              <w:t xml:space="preserve">POLICIES_MANAGE</w:t>
+            </w:r>
+          </w:p>
+        </w:tc>
+        <w:tc>
+          <w:tcPr/>
+          <w:p>
+            <w:pPr>
+              <w:pStyle w:val="Compact"/>
+              <w:jc w:val="left"/>
+            </w:pPr>
+            <w:r>
+              <w:t xml:space="preserve">Create (if exposed)</w:t>
             </w:r>
           </w:p>
         </w:tc>
       </w:tr>
     </w:tbl>
-    <w:p>
-      <w:pPr>
-        <w:pStyle w:val="BodyText"/>
-      </w:pPr>
-      <w:r>
-        <w:t xml:space="preserve">*Deferred hardening: restrict create (and possibly GET) to ADMIN.</w:t>
-      </w:r>
-    </w:p>
     <w:bookmarkStart w:id="17" w:name="accountpolicyresponse"/>
     <w:p>
       <w:pPr>
@@ -3870,8 +2555,6 @@
     <w:p>
       <w:pPr>
         <w:pStyle w:val="FirstParagraph"/>
-        <w:spacing w:after="160" w:line="276" w:lineRule="auto"/>
-        <w:jc w:val="left"/>
       </w:pPr>
       <w:r>
         <w:rPr>
@@ -3996,135 +2679,77 @@
         <w:t xml:space="preserve">/users</w:t>
       </w:r>
     </w:p>
+    <w:p>
+      <w:pPr>
+        <w:pStyle w:val="FirstParagraph"/>
+      </w:pPr>
+      <w:r>
+        <w:t xml:space="preserve">Requires</w:t>
+      </w:r>
+      <w:r>
+        <w:t xml:space="preserve"> </w:t>
+      </w:r>
+      <w:r>
+        <w:rPr>
+          <w:rStyle w:val="VerbatimChar"/>
+        </w:rPr>
+        <w:t xml:space="preserve">ACCESS_USERS_MANAGE</w:t>
+      </w:r>
+      <w:r>
+        <w:t xml:space="preserve"> </w:t>
+      </w:r>
+      <w:r>
+        <w:t xml:space="preserve">(typically ADMIN).</w:t>
+      </w:r>
+    </w:p>
     <w:tbl>
       <w:tblPr>
         <w:tblStyle w:val="Table"/>
-        <w:tblW w:type="pct" w:w="5000"/>
-        <w:tblLayout w:type="autofit"/>
+        <w:tblW w:type="pct" w:w="4444"/>
+        <w:tblLayout w:type="fixed"/>
         <w:tblLook w:firstRow="1" w:lastRow="0" w:firstColumn="0" w:lastColumn="0" w:noHBand="0" w:noVBand="0" w:val="0020"/>
-        <w:tblBorders>
-          <w:top w:val="single" w:sz="4" w:space="0" w:color="CBD5E0"/>
-          <w:left w:val="single" w:sz="4" w:space="0" w:color="CBD5E0"/>
-          <w:bottom w:val="single" w:sz="4" w:space="0" w:color="CBD5E0"/>
-          <w:right w:val="single" w:sz="4" w:space="0" w:color="CBD5E0"/>
-          <w:insideH w:val="single" w:sz="4" w:space="0" w:color="CBD5E0"/>
-          <w:insideV w:val="single" w:sz="4" w:space="0" w:color="CBD5E0"/>
-        </w:tblBorders>
       </w:tblPr>
       <w:tblGrid>
         <w:gridCol w:w="1760"/>
         <w:gridCol w:w="1760"/>
-        <w:gridCol w:w="1760"/>
-        <w:gridCol w:w="1760"/>
+        <w:gridCol w:w="3520"/>
       </w:tblGrid>
       <w:tr>
         <w:trPr>
           <w:tblHeader w:val="on"/>
         </w:trPr>
         <w:tc>
-          <w:tcPr>
-            <w:tcMar>
-              <w:top w:w="40" w:type="dxa"/>
-              <w:bottom w:w="40" w:type="dxa"/>
-              <w:left w:w="60" w:type="dxa"/>
-              <w:right w:w="60" w:type="dxa"/>
-            </w:tcMar>
-            <w:shd w:fill="1A365D" w:val="clear"/>
-          </w:tcPr>
+          <w:tcPr/>
           <w:p>
             <w:pPr>
               <w:pStyle w:val="Compact"/>
-              <w:spacing w:before="0" w:after="40" w:line="264" w:lineRule="auto"/>
               <w:jc w:val="left"/>
             </w:pPr>
             <w:r>
-              <w:rPr>
-                <w:rFonts w:ascii="Calibri" w:hAnsi="Calibri"/>
-                <w:b/>
-                <w:color w:val="FFFFFF"/>
-                <w:sz w:val="18"/>
-              </w:rPr>
               <w:t xml:space="preserve">Method</w:t>
             </w:r>
           </w:p>
         </w:tc>
         <w:tc>
-          <w:tcPr>
-            <w:tcMar>
-              <w:top w:w="40" w:type="dxa"/>
-              <w:bottom w:w="40" w:type="dxa"/>
-              <w:left w:w="60" w:type="dxa"/>
-              <w:right w:w="60" w:type="dxa"/>
-            </w:tcMar>
-            <w:shd w:fill="1A365D" w:val="clear"/>
-          </w:tcPr>
+          <w:tcPr/>
           <w:p>
             <w:pPr>
               <w:pStyle w:val="Compact"/>
-              <w:spacing w:before="0" w:after="40" w:line="264" w:lineRule="auto"/>
               <w:jc w:val="left"/>
             </w:pPr>
             <w:r>
-              <w:rPr>
-                <w:rFonts w:ascii="Calibri" w:hAnsi="Calibri"/>
-                <w:b/>
-                <w:color w:val="FFFFFF"/>
-                <w:sz w:val="18"/>
-              </w:rPr>
               <w:t xml:space="preserve">Path</w:t>
             </w:r>
           </w:p>
         </w:tc>
         <w:tc>
-          <w:tcPr>
-            <w:tcMar>
-              <w:top w:w="40" w:type="dxa"/>
-              <w:bottom w:w="40" w:type="dxa"/>
-              <w:left w:w="60" w:type="dxa"/>
-              <w:right w:w="60" w:type="dxa"/>
-            </w:tcMar>
-            <w:shd w:fill="1A365D" w:val="clear"/>
-          </w:tcPr>
+          <w:tcPr/>
           <w:p>
             <w:pPr>
               <w:pStyle w:val="Compact"/>
-              <w:spacing w:before="0" w:after="40" w:line="264" w:lineRule="auto"/>
               <w:jc w:val="left"/>
             </w:pPr>
             <w:r>
-              <w:rPr>
-                <w:rFonts w:ascii="Calibri" w:hAnsi="Calibri"/>
-                <w:b/>
-                <w:color w:val="FFFFFF"/>
-                <w:sz w:val="18"/>
-              </w:rPr>
-              <w:t xml:space="preserve">Roles</w:t>
-            </w:r>
-          </w:p>
-        </w:tc>
-        <w:tc>
-          <w:tcPr>
-            <w:tcMar>
-              <w:top w:w="40" w:type="dxa"/>
-              <w:bottom w:w="40" w:type="dxa"/>
-              <w:left w:w="60" w:type="dxa"/>
-              <w:right w:w="60" w:type="dxa"/>
-            </w:tcMar>
-            <w:shd w:fill="1A365D" w:val="clear"/>
-          </w:tcPr>
-          <w:p>
-            <w:pPr>
-              <w:pStyle w:val="Compact"/>
-              <w:spacing w:before="0" w:after="40" w:line="264" w:lineRule="auto"/>
-              <w:jc w:val="left"/>
-            </w:pPr>
-            <w:r>
-              <w:rPr>
-                <w:rFonts w:ascii="Calibri" w:hAnsi="Calibri"/>
-                <w:b/>
-                <w:color w:val="FFFFFF"/>
-                <w:sz w:val="18"/>
-              </w:rPr>
               <w:t xml:space="preserve">Notes</w:t>
             </w:r>
           </w:p>
@@ -4132,302 +2757,815 @@
       </w:tr>
       <w:tr>
         <w:tc>
-          <w:tcPr>
-            <w:tcMar>
-              <w:top w:w="40" w:type="dxa"/>
-              <w:bottom w:w="40" w:type="dxa"/>
-              <w:left w:w="60" w:type="dxa"/>
-              <w:right w:w="60" w:type="dxa"/>
-            </w:tcMar>
-          </w:tcPr>
+          <w:tcPr/>
           <w:p>
             <w:pPr>
               <w:pStyle w:val="Compact"/>
-              <w:spacing w:before="0" w:after="40" w:line="264" w:lineRule="auto"/>
               <w:jc w:val="left"/>
             </w:pPr>
             <w:r>
-              <w:rPr>
-                <w:rFonts w:ascii="Calibri" w:hAnsi="Calibri"/>
-                <w:sz w:val="18"/>
-              </w:rPr>
               <w:t xml:space="preserve">GET</w:t>
             </w:r>
           </w:p>
         </w:tc>
         <w:tc>
-          <w:tcPr>
-            <w:tcMar>
-              <w:top w:w="40" w:type="dxa"/>
-              <w:bottom w:w="40" w:type="dxa"/>
-              <w:left w:w="60" w:type="dxa"/>
-              <w:right w:w="60" w:type="dxa"/>
-            </w:tcMar>
-          </w:tcPr>
+          <w:tcPr/>
           <w:p>
             <w:pPr>
               <w:pStyle w:val="Compact"/>
-              <w:spacing w:before="0" w:after="40" w:line="264" w:lineRule="auto"/>
               <w:jc w:val="left"/>
             </w:pPr>
             <w:r>
               <w:rPr>
                 <w:rStyle w:val="VerbatimChar"/>
-                <w:rFonts w:ascii="Calibri" w:hAnsi="Calibri"/>
-                <w:sz w:val="18"/>
               </w:rPr>
               <w:t xml:space="preserve">/users</w:t>
             </w:r>
           </w:p>
         </w:tc>
         <w:tc>
-          <w:tcPr>
-            <w:tcMar>
-              <w:top w:w="40" w:type="dxa"/>
-              <w:bottom w:w="40" w:type="dxa"/>
-              <w:left w:w="60" w:type="dxa"/>
-              <w:right w:w="60" w:type="dxa"/>
-            </w:tcMar>
-          </w:tcPr>
+          <w:tcPr/>
           <w:p>
             <w:pPr>
               <w:pStyle w:val="Compact"/>
-              <w:spacing w:before="0" w:after="40" w:line="264" w:lineRule="auto"/>
               <w:jc w:val="left"/>
             </w:pPr>
             <w:r>
-              <w:rPr>
-                <w:rFonts w:ascii="Calibri" w:hAnsi="Calibri"/>
-                <w:sz w:val="18"/>
-              </w:rPr>
-              <w:t xml:space="preserve">ADMIN</w:t>
-            </w:r>
-          </w:p>
-        </w:tc>
-        <w:tc>
-          <w:tcPr>
-            <w:tcMar>
-              <w:top w:w="40" w:type="dxa"/>
-              <w:bottom w:w="40" w:type="dxa"/>
-              <w:left w:w="60" w:type="dxa"/>
-              <w:right w:w="60" w:type="dxa"/>
-            </w:tcMar>
-          </w:tcPr>
-          <w:p>
-            <w:pPr>
-              <w:pStyle w:val="Compact"/>
-              <w:spacing w:before="0" w:after="40" w:line="264" w:lineRule="auto"/>
-            </w:pPr>
+              <w:t xml:space="preserve">Paged employees + search</w:t>
+            </w:r>
           </w:p>
         </w:tc>
       </w:tr>
       <w:tr>
         <w:tc>
-          <w:tcPr>
-            <w:tcMar>
-              <w:top w:w="40" w:type="dxa"/>
-              <w:bottom w:w="40" w:type="dxa"/>
-              <w:left w:w="60" w:type="dxa"/>
-              <w:right w:w="60" w:type="dxa"/>
-            </w:tcMar>
-          </w:tcPr>
+          <w:tcPr/>
           <w:p>
             <w:pPr>
               <w:pStyle w:val="Compact"/>
-              <w:spacing w:before="0" w:after="40" w:line="264" w:lineRule="auto"/>
               <w:jc w:val="left"/>
             </w:pPr>
             <w:r>
-              <w:rPr>
-                <w:rFonts w:ascii="Calibri" w:hAnsi="Calibri"/>
-                <w:sz w:val="18"/>
-              </w:rPr>
               <w:t xml:space="preserve">POST</w:t>
             </w:r>
           </w:p>
         </w:tc>
         <w:tc>
-          <w:tcPr>
-            <w:tcMar>
-              <w:top w:w="40" w:type="dxa"/>
-              <w:bottom w:w="40" w:type="dxa"/>
-              <w:left w:w="60" w:type="dxa"/>
-              <w:right w:w="60" w:type="dxa"/>
-            </w:tcMar>
-          </w:tcPr>
+          <w:tcPr/>
           <w:p>
             <w:pPr>
               <w:pStyle w:val="Compact"/>
-              <w:spacing w:before="0" w:after="40" w:line="264" w:lineRule="auto"/>
               <w:jc w:val="left"/>
             </w:pPr>
             <w:r>
               <w:rPr>
                 <w:rStyle w:val="VerbatimChar"/>
-                <w:rFonts w:ascii="Calibri" w:hAnsi="Calibri"/>
-                <w:sz w:val="18"/>
               </w:rPr>
               <w:t xml:space="preserve">/users</w:t>
             </w:r>
           </w:p>
         </w:tc>
         <w:tc>
-          <w:tcPr>
-            <w:tcMar>
-              <w:top w:w="40" w:type="dxa"/>
-              <w:bottom w:w="40" w:type="dxa"/>
-              <w:left w:w="60" w:type="dxa"/>
-              <w:right w:w="60" w:type="dxa"/>
-            </w:tcMar>
-          </w:tcPr>
+          <w:tcPr/>
           <w:p>
             <w:pPr>
               <w:pStyle w:val="Compact"/>
-              <w:spacing w:before="0" w:after="40" w:line="264" w:lineRule="auto"/>
               <w:jc w:val="left"/>
             </w:pPr>
             <w:r>
+              <w:t xml:space="preserve">Staff or portal user</w:t>
+            </w:r>
+            <w:r>
+              <w:t xml:space="preserve"> </w:t>
+            </w:r>
+            <w:r>
+              <w:t xml:space="preserve">(</w:t>
+            </w:r>
+            <w:r>
               <w:rPr>
-                <w:rFonts w:ascii="Calibri" w:hAnsi="Calibri"/>
-                <w:sz w:val="18"/>
+                <w:rStyle w:val="VerbatimChar"/>
               </w:rPr>
-              <w:t xml:space="preserve">ADMIN</w:t>
-            </w:r>
-          </w:p>
-        </w:tc>
-        <w:tc>
-          <w:tcPr>
-            <w:tcMar>
-              <w:top w:w="40" w:type="dxa"/>
-              <w:bottom w:w="40" w:type="dxa"/>
-              <w:left w:w="60" w:type="dxa"/>
-              <w:right w:w="60" w:type="dxa"/>
-            </w:tcMar>
-          </w:tcPr>
-          <w:p>
-            <w:pPr>
-              <w:pStyle w:val="Compact"/>
-              <w:spacing w:before="0" w:after="40" w:line="264" w:lineRule="auto"/>
-            </w:pPr>
+              <w:t xml:space="preserve">userType</w:t>
+            </w:r>
+            <w:r>
+              <w:t xml:space="preserve">,</w:t>
+            </w:r>
+            <w:r>
+              <w:t xml:space="preserve"> </w:t>
+            </w:r>
+            <w:r>
+              <w:rPr>
+                <w:rStyle w:val="VerbatimChar"/>
+              </w:rPr>
+              <w:t xml:space="preserve">roleNames[]</w:t>
+            </w:r>
+            <w:r>
+              <w:t xml:space="preserve">)</w:t>
+            </w:r>
           </w:p>
         </w:tc>
       </w:tr>
       <w:tr>
         <w:tc>
-          <w:tcPr>
-            <w:tcMar>
-              <w:top w:w="40" w:type="dxa"/>
-              <w:bottom w:w="40" w:type="dxa"/>
-              <w:left w:w="60" w:type="dxa"/>
-              <w:right w:w="60" w:type="dxa"/>
-            </w:tcMar>
-          </w:tcPr>
+          <w:tcPr/>
           <w:p>
             <w:pPr>
               <w:pStyle w:val="Compact"/>
-              <w:spacing w:before="0" w:after="40" w:line="264" w:lineRule="auto"/>
               <w:jc w:val="left"/>
             </w:pPr>
             <w:r>
-              <w:rPr>
-                <w:rFonts w:ascii="Calibri" w:hAnsi="Calibri"/>
-                <w:sz w:val="18"/>
-              </w:rPr>
               <w:t xml:space="preserve">PUT</w:t>
             </w:r>
           </w:p>
         </w:tc>
         <w:tc>
-          <w:tcPr>
-            <w:tcMar>
-              <w:top w:w="40" w:type="dxa"/>
-              <w:bottom w:w="40" w:type="dxa"/>
-              <w:left w:w="60" w:type="dxa"/>
-              <w:right w:w="60" w:type="dxa"/>
-            </w:tcMar>
-          </w:tcPr>
+          <w:tcPr/>
           <w:p>
             <w:pPr>
               <w:pStyle w:val="Compact"/>
-              <w:spacing w:before="0" w:after="40" w:line="264" w:lineRule="auto"/>
               <w:jc w:val="left"/>
             </w:pPr>
             <w:r>
               <w:rPr>
                 <w:rStyle w:val="VerbatimChar"/>
-                <w:rFonts w:ascii="Calibri" w:hAnsi="Calibri"/>
-                <w:sz w:val="18"/>
               </w:rPr>
               <w:t xml:space="preserve">/users/{id}</w:t>
             </w:r>
           </w:p>
         </w:tc>
         <w:tc>
-          <w:tcPr>
-            <w:tcMar>
-              <w:top w:w="40" w:type="dxa"/>
-              <w:bottom w:w="40" w:type="dxa"/>
-              <w:left w:w="60" w:type="dxa"/>
-              <w:right w:w="60" w:type="dxa"/>
-            </w:tcMar>
-          </w:tcPr>
+          <w:tcPr/>
           <w:p>
             <w:pPr>
               <w:pStyle w:val="Compact"/>
-              <w:spacing w:before="0" w:after="40" w:line="264" w:lineRule="auto"/>
               <w:jc w:val="left"/>
             </w:pPr>
             <w:r>
-              <w:rPr>
-                <w:rFonts w:ascii="Calibri" w:hAnsi="Calibri"/>
-                <w:sz w:val="18"/>
-              </w:rPr>
-              <w:t xml:space="preserve">ADMIN</w:t>
-            </w:r>
-          </w:p>
-        </w:tc>
-        <w:tc>
-          <w:tcPr>
-            <w:tcMar>
-              <w:top w:w="40" w:type="dxa"/>
-              <w:bottom w:w="40" w:type="dxa"/>
-              <w:left w:w="60" w:type="dxa"/>
-              <w:right w:w="60" w:type="dxa"/>
-            </w:tcMar>
-          </w:tcPr>
-          <w:p>
-            <w:pPr>
-              <w:pStyle w:val="Compact"/>
-              <w:spacing w:before="0" w:after="40" w:line="264" w:lineRule="auto"/>
-            </w:pPr>
+              <w:t xml:space="preserve">Update profile / roles /</w:t>
+            </w:r>
+            <w:r>
+              <w:t xml:space="preserve"> </w:t>
+            </w:r>
+            <w:r>
+              <w:t xml:space="preserve">enabled</w:t>
+            </w:r>
           </w:p>
         </w:tc>
       </w:tr>
     </w:tbl>
     <w:bookmarkEnd w:id="19"/>
-    <w:bookmarkStart w:id="20" w:name="misc"/>
+    <w:bookmarkStart w:id="20" w:name="roles-roles"/>
     <w:p>
       <w:pPr>
         <w:pStyle w:val="Heading2"/>
       </w:pPr>
       <w:r>
-        <w:t xml:space="preserve">Misc</w:t>
+        <w:t xml:space="preserve">Roles —</w:t>
+      </w:r>
+      <w:r>
+        <w:t xml:space="preserve"> </w:t>
+      </w:r>
+      <w:r>
+        <w:rPr>
+          <w:rStyle w:val="VerbatimChar"/>
+        </w:rPr>
+        <w:t xml:space="preserve">/roles</w:t>
+      </w:r>
+    </w:p>
+    <w:p>
+      <w:pPr>
+        <w:pStyle w:val="FirstParagraph"/>
+      </w:pPr>
+      <w:r>
+        <w:rPr>
+          <w:rStyle w:val="VerbatimChar"/>
+        </w:rPr>
+        <w:t xml:space="preserve">ACCESS_ROLES_MANAGE</w:t>
+      </w:r>
+      <w:r>
+        <w:t xml:space="preserve"> </w:t>
+      </w:r>
+      <w:r>
+        <w:t xml:space="preserve">or</w:t>
+      </w:r>
+      <w:r>
+        <w:t xml:space="preserve"> </w:t>
+      </w:r>
+      <w:r>
+        <w:rPr>
+          <w:rStyle w:val="VerbatimChar"/>
+        </w:rPr>
+        <w:t xml:space="preserve">ACCESS_USERS_MANAGE</w:t>
+      </w:r>
+      <w:r>
+        <w:t xml:space="preserve">.</w:t>
       </w:r>
     </w:p>
     <w:tbl>
       <w:tblPr>
         <w:tblStyle w:val="Table"/>
-        <w:tblW w:type="pct" w:w="5000"/>
-        <w:tblLayout w:type="autofit"/>
+        <w:tblW w:type="pct" w:w="4444"/>
+        <w:tblLayout w:type="fixed"/>
         <w:tblLook w:firstRow="1" w:lastRow="0" w:firstColumn="0" w:lastColumn="0" w:noHBand="0" w:noVBand="0" w:val="0020"/>
-        <w:tblBorders>
-          <w:top w:val="single" w:sz="4" w:space="0" w:color="CBD5E0"/>
-          <w:left w:val="single" w:sz="4" w:space="0" w:color="CBD5E0"/>
-          <w:bottom w:val="single" w:sz="4" w:space="0" w:color="CBD5E0"/>
-          <w:right w:val="single" w:sz="4" w:space="0" w:color="CBD5E0"/>
-          <w:insideH w:val="single" w:sz="4" w:space="0" w:color="CBD5E0"/>
-          <w:insideV w:val="single" w:sz="4" w:space="0" w:color="CBD5E0"/>
-        </w:tblBorders>
+      </w:tblPr>
+      <w:tblGrid>
+        <w:gridCol w:w="1760"/>
+        <w:gridCol w:w="1760"/>
+        <w:gridCol w:w="3520"/>
+      </w:tblGrid>
+      <w:tr>
+        <w:trPr>
+          <w:tblHeader w:val="on"/>
+        </w:trPr>
+        <w:tc>
+          <w:tcPr/>
+          <w:p>
+            <w:pPr>
+              <w:pStyle w:val="Compact"/>
+              <w:jc w:val="left"/>
+            </w:pPr>
+            <w:r>
+              <w:t xml:space="preserve">Method</w:t>
+            </w:r>
+          </w:p>
+        </w:tc>
+        <w:tc>
+          <w:tcPr/>
+          <w:p>
+            <w:pPr>
+              <w:pStyle w:val="Compact"/>
+              <w:jc w:val="left"/>
+            </w:pPr>
+            <w:r>
+              <w:t xml:space="preserve">Path</w:t>
+            </w:r>
+          </w:p>
+        </w:tc>
+        <w:tc>
+          <w:tcPr/>
+          <w:p>
+            <w:pPr>
+              <w:pStyle w:val="Compact"/>
+              <w:jc w:val="left"/>
+            </w:pPr>
+            <w:r>
+              <w:t xml:space="preserve">Notes</w:t>
+            </w:r>
+          </w:p>
+        </w:tc>
+      </w:tr>
+      <w:tr>
+        <w:tc>
+          <w:tcPr/>
+          <w:p>
+            <w:pPr>
+              <w:pStyle w:val="Compact"/>
+              <w:jc w:val="left"/>
+            </w:pPr>
+            <w:r>
+              <w:t xml:space="preserve">GET</w:t>
+            </w:r>
+          </w:p>
+        </w:tc>
+        <w:tc>
+          <w:tcPr/>
+          <w:p>
+            <w:pPr>
+              <w:pStyle w:val="Compact"/>
+              <w:jc w:val="left"/>
+            </w:pPr>
+            <w:r>
+              <w:rPr>
+                <w:rStyle w:val="VerbatimChar"/>
+              </w:rPr>
+              <w:t xml:space="preserve">/roles</w:t>
+            </w:r>
+          </w:p>
+        </w:tc>
+        <w:tc>
+          <w:tcPr/>
+          <w:p>
+            <w:pPr>
+              <w:pStyle w:val="Compact"/>
+              <w:jc w:val="left"/>
+            </w:pPr>
+            <w:r>
+              <w:t xml:space="preserve">List roles + access codes</w:t>
+            </w:r>
+          </w:p>
+        </w:tc>
+      </w:tr>
+      <w:tr>
+        <w:tc>
+          <w:tcPr/>
+          <w:p>
+            <w:pPr>
+              <w:pStyle w:val="Compact"/>
+              <w:jc w:val="left"/>
+            </w:pPr>
+            <w:r>
+              <w:t xml:space="preserve">GET</w:t>
+            </w:r>
+          </w:p>
+        </w:tc>
+        <w:tc>
+          <w:tcPr/>
+          <w:p>
+            <w:pPr>
+              <w:pStyle w:val="Compact"/>
+              <w:jc w:val="left"/>
+            </w:pPr>
+            <w:r>
+              <w:rPr>
+                <w:rStyle w:val="VerbatimChar"/>
+              </w:rPr>
+              <w:t xml:space="preserve">/roles/{id}</w:t>
+            </w:r>
+          </w:p>
+        </w:tc>
+        <w:tc>
+          <w:tcPr/>
+          <w:p>
+            <w:pPr>
+              <w:pStyle w:val="Compact"/>
+              <w:jc w:val="left"/>
+            </w:pPr>
+            <w:r>
+              <w:t xml:space="preserve">Detail</w:t>
+            </w:r>
+          </w:p>
+        </w:tc>
+      </w:tr>
+      <w:tr>
+        <w:tc>
+          <w:tcPr/>
+          <w:p>
+            <w:pPr>
+              <w:pStyle w:val="Compact"/>
+              <w:jc w:val="left"/>
+            </w:pPr>
+            <w:r>
+              <w:t xml:space="preserve">POST</w:t>
+            </w:r>
+          </w:p>
+        </w:tc>
+        <w:tc>
+          <w:tcPr/>
+          <w:p>
+            <w:pPr>
+              <w:pStyle w:val="Compact"/>
+              <w:jc w:val="left"/>
+            </w:pPr>
+            <w:r>
+              <w:rPr>
+                <w:rStyle w:val="VerbatimChar"/>
+              </w:rPr>
+              <w:t xml:space="preserve">/roles</w:t>
+            </w:r>
+          </w:p>
+        </w:tc>
+        <w:tc>
+          <w:tcPr/>
+          <w:p>
+            <w:pPr>
+              <w:pStyle w:val="Compact"/>
+              <w:jc w:val="left"/>
+            </w:pPr>
+            <w:r>
+              <w:t xml:space="preserve">Create</w:t>
+            </w:r>
+          </w:p>
+        </w:tc>
+      </w:tr>
+      <w:tr>
+        <w:tc>
+          <w:tcPr/>
+          <w:p>
+            <w:pPr>
+              <w:pStyle w:val="Compact"/>
+              <w:jc w:val="left"/>
+            </w:pPr>
+            <w:r>
+              <w:t xml:space="preserve">PUT</w:t>
+            </w:r>
+          </w:p>
+        </w:tc>
+        <w:tc>
+          <w:tcPr/>
+          <w:p>
+            <w:pPr>
+              <w:pStyle w:val="Compact"/>
+              <w:jc w:val="left"/>
+            </w:pPr>
+            <w:r>
+              <w:rPr>
+                <w:rStyle w:val="VerbatimChar"/>
+              </w:rPr>
+              <w:t xml:space="preserve">/roles/{id}</w:t>
+            </w:r>
+          </w:p>
+        </w:tc>
+        <w:tc>
+          <w:tcPr/>
+          <w:p>
+            <w:pPr>
+              <w:pStyle w:val="Compact"/>
+              <w:jc w:val="left"/>
+            </w:pPr>
+            <w:r>
+              <w:t xml:space="preserve">Update description / accesses</w:t>
+            </w:r>
+          </w:p>
+        </w:tc>
+      </w:tr>
+    </w:tbl>
+    <w:bookmarkEnd w:id="20"/>
+    <w:bookmarkStart w:id="21" w:name="transactions-staff-transactions"/>
+    <w:p>
+      <w:pPr>
+        <w:pStyle w:val="Heading2"/>
+      </w:pPr>
+      <w:r>
+        <w:t xml:space="preserve">Transactions (staff) —</w:t>
+      </w:r>
+      <w:r>
+        <w:t xml:space="preserve"> </w:t>
+      </w:r>
+      <w:r>
+        <w:rPr>
+          <w:rStyle w:val="VerbatimChar"/>
+        </w:rPr>
+        <w:t xml:space="preserve">/transactions</w:t>
+      </w:r>
+    </w:p>
+    <w:p>
+      <w:pPr>
+        <w:pStyle w:val="FirstParagraph"/>
+      </w:pPr>
+      <w:r>
+        <w:rPr>
+          <w:rStyle w:val="VerbatimChar"/>
+        </w:rPr>
+        <w:t xml:space="preserve">ACCESS_ACCOUNTS_READ</w:t>
+      </w:r>
+      <w:r>
+        <w:t xml:space="preserve">. Paged search across ledger.</w:t>
+      </w:r>
+    </w:p>
+    <w:p>
+      <w:pPr>
+        <w:pStyle w:val="BodyText"/>
+      </w:pPr>
+      <w:r>
+        <w:t xml:space="preserve">GET</w:t>
+      </w:r>
+      <w:r>
+        <w:t xml:space="preserve"> </w:t>
+      </w:r>
+      <w:r>
+        <w:rPr>
+          <w:rStyle w:val="VerbatimChar"/>
+        </w:rPr>
+        <w:t xml:space="preserve">/transactions?accountId&amp;txType&amp;search&amp;page&amp;size&amp;sortBy&amp;sortDir</w:t>
+      </w:r>
+    </w:p>
+    <w:bookmarkEnd w:id="21"/>
+    <w:bookmarkStart w:id="23" w:name="portal-portal"/>
+    <w:p>
+      <w:pPr>
+        <w:pStyle w:val="Heading2"/>
+      </w:pPr>
+      <w:r>
+        <w:t xml:space="preserve">Portal —</w:t>
+      </w:r>
+      <w:r>
+        <w:t xml:space="preserve"> </w:t>
+      </w:r>
+      <w:r>
+        <w:rPr>
+          <w:rStyle w:val="VerbatimChar"/>
+        </w:rPr>
+        <w:t xml:space="preserve">/portal</w:t>
+      </w:r>
+    </w:p>
+    <w:p>
+      <w:pPr>
+        <w:pStyle w:val="FirstParagraph"/>
+      </w:pPr>
+      <w:r>
+        <w:rPr>
+          <w:rStyle w:val="VerbatimChar"/>
+        </w:rPr>
+        <w:t xml:space="preserve">ACCESS_PORTAL_ACCOUNTS</w:t>
+      </w:r>
+      <w:r>
+        <w:t xml:space="preserve">. See</w:t>
+      </w:r>
+      <w:r>
+        <w:t xml:space="preserve"> </w:t>
+      </w:r>
+      <w:hyperlink r:id="rId22">
+        <w:r>
+          <w:rPr>
+            <w:rStyle w:val="Hyperlink"/>
+          </w:rPr>
+          <w:t xml:space="preserve">MODULES/Portal.md</w:t>
+        </w:r>
+      </w:hyperlink>
+      <w:r>
+        <w:t xml:space="preserve">.</w:t>
+      </w:r>
+    </w:p>
+    <w:bookmarkEnd w:id="23"/>
+    <w:bookmarkStart w:id="24" w:name="transfer-approvals-transfer-approvals"/>
+    <w:p>
+      <w:pPr>
+        <w:pStyle w:val="Heading2"/>
+      </w:pPr>
+      <w:r>
+        <w:t xml:space="preserve">Transfer approvals —</w:t>
+      </w:r>
+      <w:r>
+        <w:t xml:space="preserve"> </w:t>
+      </w:r>
+      <w:r>
+        <w:rPr>
+          <w:rStyle w:val="VerbatimChar"/>
+        </w:rPr>
+        <w:t xml:space="preserve">/transfer-approvals</w:t>
+      </w:r>
+    </w:p>
+    <w:p>
+      <w:pPr>
+        <w:pStyle w:val="FirstParagraph"/>
+      </w:pPr>
+      <w:r>
+        <w:rPr>
+          <w:rStyle w:val="VerbatimChar"/>
+        </w:rPr>
+        <w:t xml:space="preserve">ACCESS_ACCOUNTS_WRITE</w:t>
+      </w:r>
+      <w:r>
+        <w:t xml:space="preserve">. Pending / my-history / approve / reject.</w:t>
+      </w:r>
+      <w:r>
+        <w:t xml:space="preserve"> </w:t>
+      </w:r>
+      <w:r>
+        <w:t xml:space="preserve">See Portal module doc.</w:t>
+      </w:r>
+    </w:p>
+    <w:bookmarkEnd w:id="24"/>
+    <w:bookmarkStart w:id="26" w:name="audit-audit"/>
+    <w:p>
+      <w:pPr>
+        <w:pStyle w:val="Heading2"/>
+      </w:pPr>
+      <w:r>
+        <w:t xml:space="preserve">Audit —</w:t>
+      </w:r>
+      <w:r>
+        <w:t xml:space="preserve"> </w:t>
+      </w:r>
+      <w:r>
+        <w:rPr>
+          <w:rStyle w:val="VerbatimChar"/>
+        </w:rPr>
+        <w:t xml:space="preserve">/audit</w:t>
+      </w:r>
+    </w:p>
+    <w:p>
+      <w:pPr>
+        <w:pStyle w:val="FirstParagraph"/>
+      </w:pPr>
+      <w:r>
+        <w:t xml:space="preserve">ADMIN | MANAGER | AUDITOR. See</w:t>
+      </w:r>
+      <w:r>
+        <w:t xml:space="preserve"> </w:t>
+      </w:r>
+      <w:hyperlink r:id="rId25">
+        <w:r>
+          <w:rPr>
+            <w:rStyle w:val="Hyperlink"/>
+          </w:rPr>
+          <w:t xml:space="preserve">MODULES/Audit.md</w:t>
+        </w:r>
+      </w:hyperlink>
+      <w:r>
+        <w:t xml:space="preserve">.</w:t>
+      </w:r>
+    </w:p>
+    <w:p>
+      <w:pPr>
+        <w:pStyle w:val="BodyText"/>
+      </w:pPr>
+      <w:r>
+        <w:t xml:space="preserve">GET</w:t>
+      </w:r>
+      <w:r>
+        <w:t xml:space="preserve"> </w:t>
+      </w:r>
+      <w:r>
+        <w:rPr>
+          <w:rStyle w:val="VerbatimChar"/>
+        </w:rPr>
+        <w:t xml:space="preserve">/audit/events?category&amp;action&amp;actor&amp;page&amp;size</w:t>
+      </w:r>
+      <w:r>
+        <w:br/>
+      </w:r>
+      <w:r>
+        <w:t xml:space="preserve">GET</w:t>
+      </w:r>
+      <w:r>
+        <w:t xml:space="preserve"> </w:t>
+      </w:r>
+      <w:r>
+        <w:rPr>
+          <w:rStyle w:val="VerbatimChar"/>
+        </w:rPr>
+        <w:t xml:space="preserve">/audit/transfer-approvals</w:t>
+      </w:r>
+      <w:r>
+        <w:br/>
+      </w:r>
+      <w:r>
+        <w:t xml:space="preserve">POST</w:t>
+      </w:r>
+      <w:r>
+        <w:t xml:space="preserve"> </w:t>
+      </w:r>
+      <w:r>
+        <w:rPr>
+          <w:rStyle w:val="VerbatimChar"/>
+        </w:rPr>
+        <w:t xml:space="preserve">/audit/backfill</w:t>
+      </w:r>
+      <w:r>
+        <w:t xml:space="preserve"> </w:t>
+      </w:r>
+      <w:r>
+        <w:t xml:space="preserve">(ADMIN)</w:t>
+      </w:r>
+    </w:p>
+    <w:bookmarkEnd w:id="26"/>
+    <w:bookmarkStart w:id="28" w:name="reports-reports"/>
+    <w:p>
+      <w:pPr>
+        <w:pStyle w:val="Heading2"/>
+      </w:pPr>
+      <w:r>
+        <w:t xml:space="preserve">Reports —</w:t>
+      </w:r>
+      <w:r>
+        <w:t xml:space="preserve"> </w:t>
+      </w:r>
+      <w:r>
+        <w:rPr>
+          <w:rStyle w:val="VerbatimChar"/>
+        </w:rPr>
+        <w:t xml:space="preserve">/reports</w:t>
+      </w:r>
+    </w:p>
+    <w:p>
+      <w:pPr>
+        <w:pStyle w:val="FirstParagraph"/>
+      </w:pPr>
+      <w:r>
+        <w:t xml:space="preserve">See</w:t>
+      </w:r>
+      <w:r>
+        <w:t xml:space="preserve"> </w:t>
+      </w:r>
+      <w:hyperlink r:id="rId27">
+        <w:r>
+          <w:rPr>
+            <w:rStyle w:val="Hyperlink"/>
+          </w:rPr>
+          <w:t xml:space="preserve">MODULES/Reports.md</w:t>
+        </w:r>
+      </w:hyperlink>
+      <w:r>
+        <w:t xml:space="preserve">.</w:t>
+      </w:r>
+    </w:p>
+    <w:p>
+      <w:pPr>
+        <w:pStyle w:val="BodyText"/>
+      </w:pPr>
+      <w:r>
+        <w:t xml:space="preserve">GET</w:t>
+      </w:r>
+      <w:r>
+        <w:t xml:space="preserve"> </w:t>
+      </w:r>
+      <w:r>
+        <w:rPr>
+          <w:rStyle w:val="VerbatimChar"/>
+        </w:rPr>
+        <w:t xml:space="preserve">/reports/transaction-trends</w:t>
+      </w:r>
+      <w:r>
+        <w:t xml:space="preserve"> </w:t>
+      </w:r>
+      <w:r>
+        <w:t xml:space="preserve">(+</w:t>
+      </w:r>
+      <w:r>
+        <w:t xml:space="preserve"> </w:t>
+      </w:r>
+      <w:r>
+        <w:rPr>
+          <w:rStyle w:val="VerbatimChar"/>
+        </w:rPr>
+        <w:t xml:space="preserve">/pdf</w:t>
+      </w:r>
+      <w:r>
+        <w:t xml:space="preserve">)</w:t>
+      </w:r>
+      <w:r>
+        <w:br/>
+      </w:r>
+      <w:r>
+        <w:t xml:space="preserve">GET</w:t>
+      </w:r>
+      <w:r>
+        <w:t xml:space="preserve"> </w:t>
+      </w:r>
+      <w:r>
+        <w:rPr>
+          <w:rStyle w:val="VerbatimChar"/>
+        </w:rPr>
+        <w:t xml:space="preserve">/reports/account-mix</w:t>
+      </w:r>
+      <w:r>
+        <w:t xml:space="preserve"> </w:t>
+      </w:r>
+      <w:r>
+        <w:t xml:space="preserve">(+</w:t>
+      </w:r>
+      <w:r>
+        <w:t xml:space="preserve"> </w:t>
+      </w:r>
+      <w:r>
+        <w:rPr>
+          <w:rStyle w:val="VerbatimChar"/>
+        </w:rPr>
+        <w:t xml:space="preserve">/pdf</w:t>
+      </w:r>
+      <w:r>
+        <w:t xml:space="preserve">)</w:t>
+      </w:r>
+      <w:r>
+        <w:br/>
+      </w:r>
+      <w:r>
+        <w:t xml:space="preserve">GET</w:t>
+      </w:r>
+      <w:r>
+        <w:t xml:space="preserve"> </w:t>
+      </w:r>
+      <w:r>
+        <w:rPr>
+          <w:rStyle w:val="VerbatimChar"/>
+        </w:rPr>
+        <w:t xml:space="preserve">/reports/approvals</w:t>
+      </w:r>
+      <w:r>
+        <w:t xml:space="preserve"> </w:t>
+      </w:r>
+      <w:r>
+        <w:t xml:space="preserve">(+</w:t>
+      </w:r>
+      <w:r>
+        <w:t xml:space="preserve"> </w:t>
+      </w:r>
+      <w:r>
+        <w:rPr>
+          <w:rStyle w:val="VerbatimChar"/>
+        </w:rPr>
+        <w:t xml:space="preserve">/pdf</w:t>
+      </w:r>
+      <w:r>
+        <w:t xml:space="preserve">) — Admin/Manager/Auditor</w:t>
+      </w:r>
+    </w:p>
+    <w:bookmarkEnd w:id="28"/>
+    <w:bookmarkStart w:id="29" w:name="misc"/>
+    <w:p>
+      <w:pPr>
+        <w:pStyle w:val="Heading2"/>
+      </w:pPr>
+      <w:r>
+        <w:t xml:space="preserve">Misc</w:t>
+      </w:r>
+    </w:p>
+    <w:tbl>
+      <w:tblPr>
+        <w:tblStyle w:val="Table"/>
+        <w:tblW w:type="pct" w:w="4375"/>
+        <w:tblLayout w:type="fixed"/>
+        <w:tblLook w:firstRow="1" w:lastRow="0" w:firstColumn="0" w:lastColumn="0" w:noHBand="0" w:noVBand="0" w:val="0020"/>
       </w:tblPr>
       <w:tblGrid>
         <w:gridCol w:w="2310"/>
@@ -4439,82 +3577,37 @@
           <w:tblHeader w:val="on"/>
         </w:trPr>
         <w:tc>
-          <w:tcPr>
-            <w:tcMar>
-              <w:top w:w="40" w:type="dxa"/>
-              <w:bottom w:w="40" w:type="dxa"/>
-              <w:left w:w="60" w:type="dxa"/>
-              <w:right w:w="60" w:type="dxa"/>
-            </w:tcMar>
-            <w:shd w:fill="1A365D" w:val="clear"/>
-          </w:tcPr>
+          <w:tcPr/>
           <w:p>
             <w:pPr>
               <w:pStyle w:val="Compact"/>
-              <w:spacing w:before="0" w:after="40" w:line="264" w:lineRule="auto"/>
               <w:jc w:val="left"/>
             </w:pPr>
             <w:r>
-              <w:rPr>
-                <w:rFonts w:ascii="Calibri" w:hAnsi="Calibri"/>
-                <w:b/>
-                <w:color w:val="FFFFFF"/>
-                <w:sz w:val="18"/>
-              </w:rPr>
               <w:t xml:space="preserve">Method</w:t>
             </w:r>
           </w:p>
         </w:tc>
         <w:tc>
-          <w:tcPr>
-            <w:tcMar>
-              <w:top w:w="40" w:type="dxa"/>
-              <w:bottom w:w="40" w:type="dxa"/>
-              <w:left w:w="60" w:type="dxa"/>
-              <w:right w:w="60" w:type="dxa"/>
-            </w:tcMar>
-            <w:shd w:fill="1A365D" w:val="clear"/>
-          </w:tcPr>
+          <w:tcPr/>
           <w:p>
             <w:pPr>
               <w:pStyle w:val="Compact"/>
-              <w:spacing w:before="0" w:after="40" w:line="264" w:lineRule="auto"/>
               <w:jc w:val="left"/>
             </w:pPr>
             <w:r>
-              <w:rPr>
-                <w:rFonts w:ascii="Calibri" w:hAnsi="Calibri"/>
-                <w:b/>
-                <w:color w:val="FFFFFF"/>
-                <w:sz w:val="18"/>
-              </w:rPr>
               <w:t xml:space="preserve">Path</w:t>
             </w:r>
           </w:p>
         </w:tc>
         <w:tc>
-          <w:tcPr>
-            <w:tcMar>
-              <w:top w:w="40" w:type="dxa"/>
-              <w:bottom w:w="40" w:type="dxa"/>
-              <w:left w:w="60" w:type="dxa"/>
-              <w:right w:w="60" w:type="dxa"/>
-            </w:tcMar>
-            <w:shd w:fill="1A365D" w:val="clear"/>
-          </w:tcPr>
+          <w:tcPr/>
           <w:p>
             <w:pPr>
               <w:pStyle w:val="Compact"/>
-              <w:spacing w:before="0" w:after="40" w:line="264" w:lineRule="auto"/>
               <w:jc w:val="left"/>
             </w:pPr>
             <w:r>
-              <w:rPr>
-                <w:rFonts w:ascii="Calibri" w:hAnsi="Calibri"/>
-                <w:b/>
-                <w:color w:val="FFFFFF"/>
-                <w:sz w:val="18"/>
-              </w:rPr>
               <w:t xml:space="preserve">Roles</w:t>
             </w:r>
           </w:p>
@@ -4522,82 +3615,48 @@
       </w:tr>
       <w:tr>
         <w:tc>
-          <w:tcPr>
-            <w:tcMar>
-              <w:top w:w="40" w:type="dxa"/>
-              <w:bottom w:w="40" w:type="dxa"/>
-              <w:left w:w="60" w:type="dxa"/>
-              <w:right w:w="60" w:type="dxa"/>
-            </w:tcMar>
-          </w:tcPr>
+          <w:tcPr/>
           <w:p>
             <w:pPr>
               <w:pStyle w:val="Compact"/>
-              <w:spacing w:before="0" w:after="40" w:line="264" w:lineRule="auto"/>
               <w:jc w:val="left"/>
             </w:pPr>
             <w:r>
-              <w:rPr>
-                <w:rFonts w:ascii="Calibri" w:hAnsi="Calibri"/>
-                <w:sz w:val="18"/>
-              </w:rPr>
               <w:t xml:space="preserve">GET</w:t>
             </w:r>
           </w:p>
         </w:tc>
         <w:tc>
-          <w:tcPr>
-            <w:tcMar>
-              <w:top w:w="40" w:type="dxa"/>
-              <w:bottom w:w="40" w:type="dxa"/>
-              <w:left w:w="60" w:type="dxa"/>
-              <w:right w:w="60" w:type="dxa"/>
-            </w:tcMar>
-          </w:tcPr>
+          <w:tcPr/>
           <w:p>
             <w:pPr>
               <w:pStyle w:val="Compact"/>
-              <w:spacing w:before="0" w:after="40" w:line="264" w:lineRule="auto"/>
               <w:jc w:val="left"/>
             </w:pPr>
             <w:r>
               <w:rPr>
                 <w:rStyle w:val="VerbatimChar"/>
-                <w:rFonts w:ascii="Calibri" w:hAnsi="Calibri"/>
-                <w:sz w:val="18"/>
               </w:rPr>
               <w:t xml:space="preserve">/api/hello</w:t>
             </w:r>
           </w:p>
         </w:tc>
         <w:tc>
-          <w:tcPr>
-            <w:tcMar>
-              <w:top w:w="40" w:type="dxa"/>
-              <w:bottom w:w="40" w:type="dxa"/>
-              <w:left w:w="60" w:type="dxa"/>
-              <w:right w:w="60" w:type="dxa"/>
-            </w:tcMar>
-          </w:tcPr>
+          <w:tcPr/>
           <w:p>
             <w:pPr>
               <w:pStyle w:val="Compact"/>
-              <w:spacing w:before="0" w:after="40" w:line="264" w:lineRule="auto"/>
               <w:jc w:val="left"/>
             </w:pPr>
             <w:r>
-              <w:rPr>
-                <w:rFonts w:ascii="Calibri" w:hAnsi="Calibri"/>
-                <w:sz w:val="18"/>
-              </w:rPr>
               <w:t xml:space="preserve">Authenticated</w:t>
             </w:r>
           </w:p>
         </w:tc>
       </w:tr>
     </w:tbl>
-    <w:bookmarkEnd w:id="20"/>
-    <w:bookmarkStart w:id="21" w:name="error-shape"/>
+    <w:bookmarkEnd w:id="29"/>
+    <w:bookmarkStart w:id="31" w:name="error-shape"/>
     <w:p>
       <w:pPr>
         <w:pStyle w:val="Heading2"/>
@@ -4609,8 +3668,6 @@
     <w:p>
       <w:pPr>
         <w:pStyle w:val="FirstParagraph"/>
-        <w:spacing w:after="160" w:line="276" w:lineRule="auto"/>
-        <w:jc w:val="left"/>
       </w:pPr>
       <w:r>
         <w:t xml:space="preserve">Handled by</w:t>
@@ -4655,11 +3712,28 @@
         <w:t xml:space="preserve"> </w:t>
       </w:r>
       <w:r>
-        <w:t xml:space="preserve">type.</w:t>
+        <w:t xml:space="preserve">type. Rate-limit learning work will add HTTP 429 later</w:t>
+      </w:r>
+      <w:r>
+        <w:t xml:space="preserve"> </w:t>
+      </w:r>
+      <w:r>
+        <w:t xml:space="preserve">(</w:t>
+      </w:r>
+      <w:hyperlink r:id="rId30">
+        <w:r>
+          <w:rPr>
+            <w:rStyle w:val="Hyperlink"/>
+          </w:rPr>
+          <w:t xml:space="preserve">TECH_LEARNING_PLAN.md</w:t>
+        </w:r>
+      </w:hyperlink>
+      <w:r>
+        <w:t xml:space="preserve">).</w:t>
       </w:r>
     </w:p>
-    <w:bookmarkEnd w:id="21"/>
-    <w:bookmarkStart w:id="22" w:name="frontend-api-clients"/>
+    <w:bookmarkEnd w:id="31"/>
+    <w:bookmarkStart w:id="32" w:name="frontend-api-clients"/>
     <w:p>
       <w:pPr>
         <w:pStyle w:val="Heading2"/>
@@ -4671,17 +3745,9 @@
     <w:tbl>
       <w:tblPr>
         <w:tblStyle w:val="Table"/>
-        <w:tblW w:type="pct" w:w="5000"/>
-        <w:tblLayout w:type="autofit"/>
+        <w:tblW w:type="pct" w:w="4881"/>
+        <w:tblLayout w:type="fixed"/>
         <w:tblLook w:firstRow="1" w:lastRow="0" w:firstColumn="0" w:lastColumn="0" w:noHBand="0" w:noVBand="0" w:val="0020"/>
-        <w:tblBorders>
-          <w:top w:val="single" w:sz="4" w:space="0" w:color="CBD5E0"/>
-          <w:left w:val="single" w:sz="4" w:space="0" w:color="CBD5E0"/>
-          <w:bottom w:val="single" w:sz="4" w:space="0" w:color="CBD5E0"/>
-          <w:right w:val="single" w:sz="4" w:space="0" w:color="CBD5E0"/>
-          <w:insideH w:val="single" w:sz="4" w:space="0" w:color="CBD5E0"/>
-          <w:insideV w:val="single" w:sz="4" w:space="0" w:color="CBD5E0"/>
-        </w:tblBorders>
       </w:tblPr>
       <w:tblGrid>
         <w:gridCol w:w="2922"/>
@@ -4692,55 +3758,25 @@
           <w:tblHeader w:val="on"/>
         </w:trPr>
         <w:tc>
-          <w:tcPr>
-            <w:tcMar>
-              <w:top w:w="40" w:type="dxa"/>
-              <w:bottom w:w="40" w:type="dxa"/>
-              <w:left w:w="60" w:type="dxa"/>
-              <w:right w:w="60" w:type="dxa"/>
-            </w:tcMar>
-            <w:shd w:fill="1A365D" w:val="clear"/>
-          </w:tcPr>
+          <w:tcPr/>
           <w:p>
             <w:pPr>
               <w:pStyle w:val="Compact"/>
-              <w:spacing w:before="0" w:after="40" w:line="264" w:lineRule="auto"/>
               <w:jc w:val="left"/>
             </w:pPr>
             <w:r>
-              <w:rPr>
-                <w:rFonts w:ascii="Calibri" w:hAnsi="Calibri"/>
-                <w:b/>
-                <w:color w:val="FFFFFF"/>
-                <w:sz w:val="18"/>
-              </w:rPr>
               <w:t xml:space="preserve">Service</w:t>
             </w:r>
           </w:p>
         </w:tc>
         <w:tc>
-          <w:tcPr>
-            <w:tcMar>
-              <w:top w:w="40" w:type="dxa"/>
-              <w:bottom w:w="40" w:type="dxa"/>
-              <w:left w:w="60" w:type="dxa"/>
-              <w:right w:w="60" w:type="dxa"/>
-            </w:tcMar>
-            <w:shd w:fill="1A365D" w:val="clear"/>
-          </w:tcPr>
+          <w:tcPr/>
           <w:p>
             <w:pPr>
               <w:pStyle w:val="Compact"/>
-              <w:spacing w:before="0" w:after="40" w:line="264" w:lineRule="auto"/>
               <w:jc w:val="left"/>
             </w:pPr>
             <w:r>
-              <w:rPr>
-                <w:rFonts w:ascii="Calibri" w:hAnsi="Calibri"/>
-                <w:b/>
-                <w:color w:val="FFFFFF"/>
-                <w:sz w:val="18"/>
-              </w:rPr>
               <w:t xml:space="preserve">File</w:t>
             </w:r>
           </w:p>
@@ -4748,49 +3784,27 @@
       </w:tr>
       <w:tr>
         <w:tc>
-          <w:tcPr>
-            <w:tcMar>
-              <w:top w:w="40" w:type="dxa"/>
-              <w:bottom w:w="40" w:type="dxa"/>
-              <w:left w:w="60" w:type="dxa"/>
-              <w:right w:w="60" w:type="dxa"/>
-            </w:tcMar>
-          </w:tcPr>
+          <w:tcPr/>
           <w:p>
             <w:pPr>
               <w:pStyle w:val="Compact"/>
-              <w:spacing w:before="0" w:after="40" w:line="264" w:lineRule="auto"/>
               <w:jc w:val="left"/>
             </w:pPr>
             <w:r>
-              <w:rPr>
-                <w:rFonts w:ascii="Calibri" w:hAnsi="Calibri"/>
-                <w:sz w:val="18"/>
-              </w:rPr>
               <w:t xml:space="preserve">Auth</w:t>
             </w:r>
           </w:p>
         </w:tc>
         <w:tc>
-          <w:tcPr>
-            <w:tcMar>
-              <w:top w:w="40" w:type="dxa"/>
-              <w:bottom w:w="40" w:type="dxa"/>
-              <w:left w:w="60" w:type="dxa"/>
-              <w:right w:w="60" w:type="dxa"/>
-            </w:tcMar>
-          </w:tcPr>
+          <w:tcPr/>
           <w:p>
             <w:pPr>
               <w:pStyle w:val="Compact"/>
-              <w:spacing w:before="0" w:after="40" w:line="264" w:lineRule="auto"/>
               <w:jc w:val="left"/>
             </w:pPr>
             <w:r>
               <w:rPr>
                 <w:rStyle w:val="VerbatimChar"/>
-                <w:rFonts w:ascii="Calibri" w:hAnsi="Calibri"/>
-                <w:sz w:val="18"/>
               </w:rPr>
               <w:t xml:space="preserve">BankOne-Frontend/src/app/core/services/auth.ts</w:t>
             </w:r>
@@ -4799,49 +3813,27 @@
       </w:tr>
       <w:tr>
         <w:tc>
-          <w:tcPr>
-            <w:tcMar>
-              <w:top w:w="40" w:type="dxa"/>
-              <w:bottom w:w="40" w:type="dxa"/>
-              <w:left w:w="60" w:type="dxa"/>
-              <w:right w:w="60" w:type="dxa"/>
-            </w:tcMar>
-          </w:tcPr>
+          <w:tcPr/>
           <w:p>
             <w:pPr>
               <w:pStyle w:val="Compact"/>
-              <w:spacing w:before="0" w:after="40" w:line="264" w:lineRule="auto"/>
               <w:jc w:val="left"/>
             </w:pPr>
             <w:r>
-              <w:rPr>
-                <w:rFonts w:ascii="Calibri" w:hAnsi="Calibri"/>
-                <w:sz w:val="18"/>
-              </w:rPr>
               <w:t xml:space="preserve">Customer</w:t>
             </w:r>
           </w:p>
         </w:tc>
         <w:tc>
-          <w:tcPr>
-            <w:tcMar>
-              <w:top w:w="40" w:type="dxa"/>
-              <w:bottom w:w="40" w:type="dxa"/>
-              <w:left w:w="60" w:type="dxa"/>
-              <w:right w:w="60" w:type="dxa"/>
-            </w:tcMar>
-          </w:tcPr>
+          <w:tcPr/>
           <w:p>
             <w:pPr>
               <w:pStyle w:val="Compact"/>
-              <w:spacing w:before="0" w:after="40" w:line="264" w:lineRule="auto"/>
               <w:jc w:val="left"/>
             </w:pPr>
             <w:r>
               <w:rPr>
                 <w:rStyle w:val="VerbatimChar"/>
-                <w:rFonts w:ascii="Calibri" w:hAnsi="Calibri"/>
-                <w:sz w:val="18"/>
               </w:rPr>
               <w:t xml:space="preserve">.../customer.ts</w:t>
             </w:r>
@@ -4850,49 +3842,27 @@
       </w:tr>
       <w:tr>
         <w:tc>
-          <w:tcPr>
-            <w:tcMar>
-              <w:top w:w="40" w:type="dxa"/>
-              <w:bottom w:w="40" w:type="dxa"/>
-              <w:left w:w="60" w:type="dxa"/>
-              <w:right w:w="60" w:type="dxa"/>
-            </w:tcMar>
-          </w:tcPr>
+          <w:tcPr/>
           <w:p>
             <w:pPr>
               <w:pStyle w:val="Compact"/>
-              <w:spacing w:before="0" w:after="40" w:line="264" w:lineRule="auto"/>
               <w:jc w:val="left"/>
             </w:pPr>
             <w:r>
-              <w:rPr>
-                <w:rFonts w:ascii="Calibri" w:hAnsi="Calibri"/>
-                <w:sz w:val="18"/>
-              </w:rPr>
               <w:t xml:space="preserve">Account</w:t>
             </w:r>
           </w:p>
         </w:tc>
         <w:tc>
-          <w:tcPr>
-            <w:tcMar>
-              <w:top w:w="40" w:type="dxa"/>
-              <w:bottom w:w="40" w:type="dxa"/>
-              <w:left w:w="60" w:type="dxa"/>
-              <w:right w:w="60" w:type="dxa"/>
-            </w:tcMar>
-          </w:tcPr>
+          <w:tcPr/>
           <w:p>
             <w:pPr>
               <w:pStyle w:val="Compact"/>
-              <w:spacing w:before="0" w:after="40" w:line="264" w:lineRule="auto"/>
               <w:jc w:val="left"/>
             </w:pPr>
             <w:r>
               <w:rPr>
                 <w:rStyle w:val="VerbatimChar"/>
-                <w:rFonts w:ascii="Calibri" w:hAnsi="Calibri"/>
-                <w:sz w:val="18"/>
               </w:rPr>
               <w:t xml:space="preserve">.../account.ts</w:t>
             </w:r>
@@ -4901,49 +3871,27 @@
       </w:tr>
       <w:tr>
         <w:tc>
-          <w:tcPr>
-            <w:tcMar>
-              <w:top w:w="40" w:type="dxa"/>
-              <w:bottom w:w="40" w:type="dxa"/>
-              <w:left w:w="60" w:type="dxa"/>
-              <w:right w:w="60" w:type="dxa"/>
-            </w:tcMar>
-          </w:tcPr>
+          <w:tcPr/>
           <w:p>
             <w:pPr>
               <w:pStyle w:val="Compact"/>
-              <w:spacing w:before="0" w:after="40" w:line="264" w:lineRule="auto"/>
               <w:jc w:val="left"/>
             </w:pPr>
             <w:r>
-              <w:rPr>
-                <w:rFonts w:ascii="Calibri" w:hAnsi="Calibri"/>
-                <w:sz w:val="18"/>
-              </w:rPr>
               <w:t xml:space="preserve">Account policy</w:t>
             </w:r>
           </w:p>
         </w:tc>
         <w:tc>
-          <w:tcPr>
-            <w:tcMar>
-              <w:top w:w="40" w:type="dxa"/>
-              <w:bottom w:w="40" w:type="dxa"/>
-              <w:left w:w="60" w:type="dxa"/>
-              <w:right w:w="60" w:type="dxa"/>
-            </w:tcMar>
-          </w:tcPr>
+          <w:tcPr/>
           <w:p>
             <w:pPr>
               <w:pStyle w:val="Compact"/>
-              <w:spacing w:before="0" w:after="40" w:line="264" w:lineRule="auto"/>
               <w:jc w:val="left"/>
             </w:pPr>
             <w:r>
               <w:rPr>
                 <w:rStyle w:val="VerbatimChar"/>
-                <w:rFonts w:ascii="Calibri" w:hAnsi="Calibri"/>
-                <w:sz w:val="18"/>
               </w:rPr>
               <w:t xml:space="preserve">.../account-policy.ts</w:t>
             </w:r>
@@ -4952,49 +3900,27 @@
       </w:tr>
       <w:tr>
         <w:tc>
-          <w:tcPr>
-            <w:tcMar>
-              <w:top w:w="40" w:type="dxa"/>
-              <w:bottom w:w="40" w:type="dxa"/>
-              <w:left w:w="60" w:type="dxa"/>
-              <w:right w:w="60" w:type="dxa"/>
-            </w:tcMar>
-          </w:tcPr>
+          <w:tcPr/>
           <w:p>
             <w:pPr>
               <w:pStyle w:val="Compact"/>
-              <w:spacing w:before="0" w:after="40" w:line="264" w:lineRule="auto"/>
               <w:jc w:val="left"/>
             </w:pPr>
             <w:r>
-              <w:rPr>
-                <w:rFonts w:ascii="Calibri" w:hAnsi="Calibri"/>
-                <w:sz w:val="18"/>
-              </w:rPr>
               <w:t xml:space="preserve">User</w:t>
             </w:r>
           </w:p>
         </w:tc>
         <w:tc>
-          <w:tcPr>
-            <w:tcMar>
-              <w:top w:w="40" w:type="dxa"/>
-              <w:bottom w:w="40" w:type="dxa"/>
-              <w:left w:w="60" w:type="dxa"/>
-              <w:right w:w="60" w:type="dxa"/>
-            </w:tcMar>
-          </w:tcPr>
+          <w:tcPr/>
           <w:p>
             <w:pPr>
               <w:pStyle w:val="Compact"/>
-              <w:spacing w:before="0" w:after="40" w:line="264" w:lineRule="auto"/>
               <w:jc w:val="left"/>
             </w:pPr>
             <w:r>
               <w:rPr>
                 <w:rStyle w:val="VerbatimChar"/>
-                <w:rFonts w:ascii="Calibri" w:hAnsi="Calibri"/>
-                <w:sz w:val="18"/>
               </w:rPr>
               <w:t xml:space="preserve">.../user.ts</w:t>
             </w:r>
@@ -5003,58 +3929,100 @@
       </w:tr>
       <w:tr>
         <w:tc>
-          <w:tcPr>
-            <w:tcMar>
-              <w:top w:w="40" w:type="dxa"/>
-              <w:bottom w:w="40" w:type="dxa"/>
-              <w:left w:w="60" w:type="dxa"/>
-              <w:right w:w="60" w:type="dxa"/>
-            </w:tcMar>
-          </w:tcPr>
+          <w:tcPr/>
           <w:p>
             <w:pPr>
               <w:pStyle w:val="Compact"/>
-              <w:spacing w:before="0" w:after="40" w:line="264" w:lineRule="auto"/>
               <w:jc w:val="left"/>
             </w:pPr>
             <w:r>
-              <w:rPr>
-                <w:rFonts w:ascii="Calibri" w:hAnsi="Calibri"/>
-                <w:sz w:val="18"/>
-              </w:rPr>
               <w:t xml:space="preserve">Dashboard</w:t>
             </w:r>
           </w:p>
         </w:tc>
         <w:tc>
-          <w:tcPr>
-            <w:tcMar>
-              <w:top w:w="40" w:type="dxa"/>
-              <w:bottom w:w="40" w:type="dxa"/>
-              <w:left w:w="60" w:type="dxa"/>
-              <w:right w:w="60" w:type="dxa"/>
-            </w:tcMar>
-          </w:tcPr>
+          <w:tcPr/>
           <w:p>
             <w:pPr>
               <w:pStyle w:val="Compact"/>
-              <w:spacing w:before="0" w:after="40" w:line="264" w:lineRule="auto"/>
               <w:jc w:val="left"/>
             </w:pPr>
             <w:r>
               <w:rPr>
                 <w:rStyle w:val="VerbatimChar"/>
-                <w:rFonts w:ascii="Calibri" w:hAnsi="Calibri"/>
-                <w:sz w:val="18"/>
               </w:rPr>
               <w:t xml:space="preserve">.../dashboard.service.ts</w:t>
+            </w:r>
+          </w:p>
+        </w:tc>
+      </w:tr>
+      <w:tr>
+        <w:tc>
+          <w:tcPr/>
+          <w:p>
+            <w:pPr>
+              <w:pStyle w:val="Compact"/>
+              <w:jc w:val="left"/>
+            </w:pPr>
+            <w:r>
+              <w:t xml:space="preserve">Portal / approvals / audit</w:t>
+            </w:r>
+          </w:p>
+        </w:tc>
+        <w:tc>
+          <w:tcPr/>
+          <w:p>
+            <w:pPr>
+              <w:pStyle w:val="Compact"/>
+              <w:jc w:val="left"/>
+            </w:pPr>
+            <w:r>
+              <w:rPr>
+                <w:rStyle w:val="VerbatimChar"/>
+              </w:rPr>
+              <w:t xml:space="preserve">.../portal.ts</w:t>
+            </w:r>
+          </w:p>
+        </w:tc>
+      </w:tr>
+      <w:tr>
+        <w:tc>
+          <w:tcPr/>
+          <w:p>
+            <w:pPr>
+              <w:pStyle w:val="Compact"/>
+              <w:jc w:val="left"/>
+            </w:pPr>
+            <w:r>
+              <w:t xml:space="preserve">Reports</w:t>
+            </w:r>
+          </w:p>
+        </w:tc>
+        <w:tc>
+          <w:tcPr/>
+          <w:p>
+            <w:pPr>
+              <w:pStyle w:val="Compact"/>
+              <w:jc w:val="left"/>
+            </w:pPr>
+            <w:r>
+              <w:rPr>
+                <w:rStyle w:val="VerbatimChar"/>
+              </w:rPr>
+              <w:t xml:space="preserve">features/reports</w:t>
+            </w:r>
+            <w:r>
+              <w:t xml:space="preserve"> </w:t>
+            </w:r>
+            <w:r>
+              <w:t xml:space="preserve">(+ HTTP in component/service)</w:t>
             </w:r>
           </w:p>
         </w:tc>
       </w:tr>
     </w:tbl>
-    <w:bookmarkEnd w:id="22"/>
-    <w:bookmarkEnd w:id="23"/>
+    <w:bookmarkEnd w:id="32"/>
+    <w:bookmarkEnd w:id="33"/>
     <w:sectPr>
       <w:pgSz w:h="16838" w:w="11906"/>
       <w:pgMar w:bottom="1134" w:footer="720" w:gutter="0" w:header="720" w:left="1247" w:right="1247" w:top="1134"/>

--- a/docs/API_DOCUMENTATION.docx
+++ b/docs/API_DOCUMENTATION.docx
@@ -10,7 +10,7 @@
         <w:t xml:space="preserve">API_DOCUMENTATION</w:t>
       </w:r>
     </w:p>
-    <w:bookmarkStart w:id="33" w:name="api-documentation"/>
+    <w:bookmarkStart w:id="34" w:name="api-documentation"/>
     <w:p>
       <w:pPr>
         <w:pStyle w:val="Heading1"/>
@@ -22,6 +22,8 @@
     <w:p>
       <w:pPr>
         <w:pStyle w:val="FirstParagraph"/>
+        <w:spacing w:after="160" w:line="276" w:lineRule="auto"/>
+        <w:jc w:val="left"/>
       </w:pPr>
       <w:r>
         <w:t xml:space="preserve">Base URL (Liberty):</w:t>
@@ -156,9 +158,17 @@
     <w:tbl>
       <w:tblPr>
         <w:tblStyle w:val="Table"/>
-        <w:tblW w:type="pct" w:w="4899"/>
-        <w:tblLayout w:type="fixed"/>
+        <w:tblW w:type="pct" w:w="5000"/>
+        <w:tblLayout w:type="autofit"/>
         <w:tblLook w:firstRow="1" w:lastRow="0" w:firstColumn="0" w:lastColumn="0" w:noHBand="0" w:noVBand="0" w:val="0020"/>
+        <w:tblBorders>
+          <w:top w:val="single" w:sz="4" w:space="0" w:color="CBD5E0"/>
+          <w:left w:val="single" w:sz="4" w:space="0" w:color="CBD5E0"/>
+          <w:bottom w:val="single" w:sz="4" w:space="0" w:color="CBD5E0"/>
+          <w:right w:val="single" w:sz="4" w:space="0" w:color="CBD5E0"/>
+          <w:insideH w:val="single" w:sz="4" w:space="0" w:color="CBD5E0"/>
+          <w:insideV w:val="single" w:sz="4" w:space="0" w:color="CBD5E0"/>
+        </w:tblBorders>
       </w:tblPr>
       <w:tblGrid>
         <w:gridCol w:w="880"/>
@@ -172,61 +182,166 @@
           <w:tblHeader w:val="on"/>
         </w:trPr>
         <w:tc>
-          <w:tcPr/>
+          <w:tcPr>
+            <w:tcMar>
+              <w:top w:w="40" w:type="dxa"/>
+              <w:bottom w:w="40" w:type="dxa"/>
+              <w:left w:w="60" w:type="dxa"/>
+              <w:right w:w="60" w:type="dxa"/>
+            </w:tcMar>
+            <w:shd w:fill="1A365D" w:val="clear"/>
+            <w:tcMar>
+              <w:top w:w="40" w:type="dxa"/>
+              <w:bottom w:w="40" w:type="dxa"/>
+              <w:left w:w="60" w:type="dxa"/>
+              <w:right w:w="60" w:type="dxa"/>
+            </w:tcMar>
+          </w:tcPr>
           <w:p>
             <w:pPr>
               <w:pStyle w:val="Compact"/>
+              <w:spacing w:before="0" w:after="40" w:line="264" w:lineRule="auto"/>
               <w:jc w:val="left"/>
             </w:pPr>
             <w:r>
+              <w:rPr>
+                <w:rFonts w:ascii="Calibri" w:hAnsi="Calibri"/>
+                <w:b/>
+                <w:color w:val="FFFFFF"/>
+                <w:sz w:val="18"/>
+              </w:rPr>
               <w:t xml:space="preserve">Method</w:t>
             </w:r>
           </w:p>
         </w:tc>
         <w:tc>
-          <w:tcPr/>
+          <w:tcPr>
+            <w:tcMar>
+              <w:top w:w="40" w:type="dxa"/>
+              <w:bottom w:w="40" w:type="dxa"/>
+              <w:left w:w="60" w:type="dxa"/>
+              <w:right w:w="60" w:type="dxa"/>
+            </w:tcMar>
+            <w:shd w:fill="1A365D" w:val="clear"/>
+            <w:tcMar>
+              <w:top w:w="40" w:type="dxa"/>
+              <w:bottom w:w="40" w:type="dxa"/>
+              <w:left w:w="60" w:type="dxa"/>
+              <w:right w:w="60" w:type="dxa"/>
+            </w:tcMar>
+          </w:tcPr>
           <w:p>
             <w:pPr>
               <w:pStyle w:val="Compact"/>
+              <w:spacing w:before="0" w:after="40" w:line="264" w:lineRule="auto"/>
               <w:jc w:val="left"/>
             </w:pPr>
             <w:r>
+              <w:rPr>
+                <w:rFonts w:ascii="Calibri" w:hAnsi="Calibri"/>
+                <w:b/>
+                <w:color w:val="FFFFFF"/>
+                <w:sz w:val="18"/>
+              </w:rPr>
               <w:t xml:space="preserve">Path</w:t>
             </w:r>
           </w:p>
         </w:tc>
         <w:tc>
-          <w:tcPr/>
+          <w:tcPr>
+            <w:tcMar>
+              <w:top w:w="40" w:type="dxa"/>
+              <w:bottom w:w="40" w:type="dxa"/>
+              <w:left w:w="60" w:type="dxa"/>
+              <w:right w:w="60" w:type="dxa"/>
+            </w:tcMar>
+            <w:shd w:fill="1A365D" w:val="clear"/>
+            <w:tcMar>
+              <w:top w:w="40" w:type="dxa"/>
+              <w:bottom w:w="40" w:type="dxa"/>
+              <w:left w:w="60" w:type="dxa"/>
+              <w:right w:w="60" w:type="dxa"/>
+            </w:tcMar>
+          </w:tcPr>
           <w:p>
             <w:pPr>
               <w:pStyle w:val="Compact"/>
+              <w:spacing w:before="0" w:after="40" w:line="264" w:lineRule="auto"/>
               <w:jc w:val="left"/>
             </w:pPr>
             <w:r>
+              <w:rPr>
+                <w:rFonts w:ascii="Calibri" w:hAnsi="Calibri"/>
+                <w:b/>
+                <w:color w:val="FFFFFF"/>
+                <w:sz w:val="18"/>
+              </w:rPr>
               <w:t xml:space="preserve">Roles</w:t>
             </w:r>
           </w:p>
         </w:tc>
         <w:tc>
-          <w:tcPr/>
+          <w:tcPr>
+            <w:tcMar>
+              <w:top w:w="40" w:type="dxa"/>
+              <w:bottom w:w="40" w:type="dxa"/>
+              <w:left w:w="60" w:type="dxa"/>
+              <w:right w:w="60" w:type="dxa"/>
+            </w:tcMar>
+            <w:shd w:fill="1A365D" w:val="clear"/>
+            <w:tcMar>
+              <w:top w:w="40" w:type="dxa"/>
+              <w:bottom w:w="40" w:type="dxa"/>
+              <w:left w:w="60" w:type="dxa"/>
+              <w:right w:w="60" w:type="dxa"/>
+            </w:tcMar>
+          </w:tcPr>
           <w:p>
             <w:pPr>
               <w:pStyle w:val="Compact"/>
+              <w:spacing w:before="0" w:after="40" w:line="264" w:lineRule="auto"/>
               <w:jc w:val="left"/>
             </w:pPr>
             <w:r>
+              <w:rPr>
+                <w:rFonts w:ascii="Calibri" w:hAnsi="Calibri"/>
+                <w:b/>
+                <w:color w:val="FFFFFF"/>
+                <w:sz w:val="18"/>
+              </w:rPr>
               <w:t xml:space="preserve">Body / params</w:t>
             </w:r>
           </w:p>
         </w:tc>
         <w:tc>
-          <w:tcPr/>
+          <w:tcPr>
+            <w:tcMar>
+              <w:top w:w="40" w:type="dxa"/>
+              <w:bottom w:w="40" w:type="dxa"/>
+              <w:left w:w="60" w:type="dxa"/>
+              <w:right w:w="60" w:type="dxa"/>
+            </w:tcMar>
+            <w:shd w:fill="1A365D" w:val="clear"/>
+            <w:tcMar>
+              <w:top w:w="40" w:type="dxa"/>
+              <w:bottom w:w="40" w:type="dxa"/>
+              <w:left w:w="60" w:type="dxa"/>
+              <w:right w:w="60" w:type="dxa"/>
+            </w:tcMar>
+          </w:tcPr>
           <w:p>
             <w:pPr>
               <w:pStyle w:val="Compact"/>
+              <w:spacing w:before="0" w:after="40" w:line="264" w:lineRule="auto"/>
               <w:jc w:val="left"/>
             </w:pPr>
             <w:r>
+              <w:rPr>
+                <w:rFonts w:ascii="Calibri" w:hAnsi="Calibri"/>
+                <w:b/>
+                <w:color w:val="FFFFFF"/>
+                <w:sz w:val="18"/>
+              </w:rPr>
               <w:t xml:space="preserve">Response</w:t>
             </w:r>
           </w:p>
@@ -234,89 +349,185 @@
       </w:tr>
       <w:tr>
         <w:tc>
-          <w:tcPr/>
+          <w:tcPr>
+            <w:tcMar>
+              <w:top w:w="40" w:type="dxa"/>
+              <w:bottom w:w="40" w:type="dxa"/>
+              <w:left w:w="60" w:type="dxa"/>
+              <w:right w:w="60" w:type="dxa"/>
+            </w:tcMar>
+            <w:tcMar>
+              <w:top w:w="40" w:type="dxa"/>
+              <w:bottom w:w="40" w:type="dxa"/>
+              <w:left w:w="60" w:type="dxa"/>
+              <w:right w:w="60" w:type="dxa"/>
+            </w:tcMar>
+          </w:tcPr>
           <w:p>
             <w:pPr>
               <w:pStyle w:val="Compact"/>
+              <w:spacing w:before="0" w:after="40" w:line="264" w:lineRule="auto"/>
               <w:jc w:val="left"/>
             </w:pPr>
             <w:r>
+              <w:rPr>
+                <w:rFonts w:ascii="Calibri" w:hAnsi="Calibri"/>
+                <w:sz w:val="18"/>
+              </w:rPr>
               <w:t xml:space="preserve">POST</w:t>
             </w:r>
           </w:p>
         </w:tc>
         <w:tc>
-          <w:tcPr/>
+          <w:tcPr>
+            <w:tcMar>
+              <w:top w:w="40" w:type="dxa"/>
+              <w:bottom w:w="40" w:type="dxa"/>
+              <w:left w:w="60" w:type="dxa"/>
+              <w:right w:w="60" w:type="dxa"/>
+            </w:tcMar>
+            <w:tcMar>
+              <w:top w:w="40" w:type="dxa"/>
+              <w:bottom w:w="40" w:type="dxa"/>
+              <w:left w:w="60" w:type="dxa"/>
+              <w:right w:w="60" w:type="dxa"/>
+            </w:tcMar>
+          </w:tcPr>
           <w:p>
             <w:pPr>
               <w:pStyle w:val="Compact"/>
+              <w:spacing w:before="0" w:after="40" w:line="264" w:lineRule="auto"/>
               <w:jc w:val="left"/>
             </w:pPr>
             <w:r>
               <w:rPr>
                 <w:rStyle w:val="VerbatimChar"/>
+                <w:rFonts w:ascii="Calibri" w:hAnsi="Calibri"/>
+                <w:sz w:val="18"/>
               </w:rPr>
               <w:t xml:space="preserve">/auth/login</w:t>
             </w:r>
           </w:p>
         </w:tc>
         <w:tc>
-          <w:tcPr/>
+          <w:tcPr>
+            <w:tcMar>
+              <w:top w:w="40" w:type="dxa"/>
+              <w:bottom w:w="40" w:type="dxa"/>
+              <w:left w:w="60" w:type="dxa"/>
+              <w:right w:w="60" w:type="dxa"/>
+            </w:tcMar>
+            <w:tcMar>
+              <w:top w:w="40" w:type="dxa"/>
+              <w:bottom w:w="40" w:type="dxa"/>
+              <w:left w:w="60" w:type="dxa"/>
+              <w:right w:w="60" w:type="dxa"/>
+            </w:tcMar>
+          </w:tcPr>
           <w:p>
             <w:pPr>
               <w:pStyle w:val="Compact"/>
+              <w:spacing w:before="0" w:after="40" w:line="264" w:lineRule="auto"/>
               <w:jc w:val="left"/>
             </w:pPr>
             <w:r>
               <w:rPr>
+                <w:rFonts w:ascii="Calibri" w:hAnsi="Calibri"/>
                 <w:b/>
                 <w:bCs/>
+                <w:sz w:val="18"/>
               </w:rPr>
               <w:t xml:space="preserve">Public</w:t>
             </w:r>
           </w:p>
         </w:tc>
         <w:tc>
-          <w:tcPr/>
+          <w:tcPr>
+            <w:tcMar>
+              <w:top w:w="40" w:type="dxa"/>
+              <w:bottom w:w="40" w:type="dxa"/>
+              <w:left w:w="60" w:type="dxa"/>
+              <w:right w:w="60" w:type="dxa"/>
+            </w:tcMar>
+            <w:tcMar>
+              <w:top w:w="40" w:type="dxa"/>
+              <w:bottom w:w="40" w:type="dxa"/>
+              <w:left w:w="60" w:type="dxa"/>
+              <w:right w:w="60" w:type="dxa"/>
+            </w:tcMar>
+          </w:tcPr>
           <w:p>
             <w:pPr>
               <w:pStyle w:val="Compact"/>
+              <w:spacing w:before="0" w:after="40" w:line="264" w:lineRule="auto"/>
               <w:jc w:val="left"/>
             </w:pPr>
             <w:r>
               <w:rPr>
                 <w:rStyle w:val="VerbatimChar"/>
+                <w:rFonts w:ascii="Calibri" w:hAnsi="Calibri"/>
+                <w:sz w:val="18"/>
               </w:rPr>
               <w:t xml:space="preserve">{ username, password }</w:t>
             </w:r>
           </w:p>
         </w:tc>
         <w:tc>
-          <w:tcPr/>
+          <w:tcPr>
+            <w:tcMar>
+              <w:top w:w="40" w:type="dxa"/>
+              <w:bottom w:w="40" w:type="dxa"/>
+              <w:left w:w="60" w:type="dxa"/>
+              <w:right w:w="60" w:type="dxa"/>
+            </w:tcMar>
+            <w:tcMar>
+              <w:top w:w="40" w:type="dxa"/>
+              <w:bottom w:w="40" w:type="dxa"/>
+              <w:left w:w="60" w:type="dxa"/>
+              <w:right w:w="60" w:type="dxa"/>
+            </w:tcMar>
+          </w:tcPr>
           <w:p>
             <w:pPr>
               <w:pStyle w:val="Compact"/>
+              <w:spacing w:before="0" w:after="40" w:line="264" w:lineRule="auto"/>
               <w:jc w:val="left"/>
             </w:pPr>
             <w:r>
               <w:rPr>
                 <w:rStyle w:val="VerbatimChar"/>
+                <w:rFonts w:ascii="Calibri" w:hAnsi="Calibri"/>
+                <w:sz w:val="18"/>
               </w:rPr>
               <w:t xml:space="preserve">{ token, ... }</w:t>
             </w:r>
             <w:r>
+              <w:rPr>
+                <w:rFonts w:ascii="Calibri" w:hAnsi="Calibri"/>
+                <w:sz w:val="18"/>
+              </w:rPr>
               <w:t xml:space="preserve"> </w:t>
             </w:r>
             <w:r>
+              <w:rPr>
+                <w:rFonts w:ascii="Calibri" w:hAnsi="Calibri"/>
+                <w:sz w:val="18"/>
+              </w:rPr>
               <w:t xml:space="preserve">(</w:t>
             </w:r>
             <w:r>
               <w:rPr>
                 <w:rStyle w:val="VerbatimChar"/>
+                <w:rFonts w:ascii="Calibri" w:hAnsi="Calibri"/>
+                <w:sz w:val="18"/>
               </w:rPr>
               <w:t xml:space="preserve">LoginResponse</w:t>
             </w:r>
             <w:r>
+              <w:rPr>
+                <w:rFonts w:ascii="Calibri" w:hAnsi="Calibri"/>
+                <w:sz w:val="18"/>
+              </w:rPr>
               <w:t xml:space="preserve">)</w:t>
             </w:r>
           </w:p>
@@ -324,70 +535,166 @@
       </w:tr>
       <w:tr>
         <w:tc>
-          <w:tcPr/>
+          <w:tcPr>
+            <w:tcMar>
+              <w:top w:w="40" w:type="dxa"/>
+              <w:bottom w:w="40" w:type="dxa"/>
+              <w:left w:w="60" w:type="dxa"/>
+              <w:right w:w="60" w:type="dxa"/>
+            </w:tcMar>
+            <w:tcMar>
+              <w:top w:w="40" w:type="dxa"/>
+              <w:bottom w:w="40" w:type="dxa"/>
+              <w:left w:w="60" w:type="dxa"/>
+              <w:right w:w="60" w:type="dxa"/>
+            </w:tcMar>
+          </w:tcPr>
           <w:p>
             <w:pPr>
               <w:pStyle w:val="Compact"/>
+              <w:spacing w:before="0" w:after="40" w:line="264" w:lineRule="auto"/>
               <w:jc w:val="left"/>
             </w:pPr>
             <w:r>
+              <w:rPr>
+                <w:rFonts w:ascii="Calibri" w:hAnsi="Calibri"/>
+                <w:sz w:val="18"/>
+              </w:rPr>
               <w:t xml:space="preserve">POST</w:t>
             </w:r>
           </w:p>
         </w:tc>
         <w:tc>
-          <w:tcPr/>
+          <w:tcPr>
+            <w:tcMar>
+              <w:top w:w="40" w:type="dxa"/>
+              <w:bottom w:w="40" w:type="dxa"/>
+              <w:left w:w="60" w:type="dxa"/>
+              <w:right w:w="60" w:type="dxa"/>
+            </w:tcMar>
+            <w:tcMar>
+              <w:top w:w="40" w:type="dxa"/>
+              <w:bottom w:w="40" w:type="dxa"/>
+              <w:left w:w="60" w:type="dxa"/>
+              <w:right w:w="60" w:type="dxa"/>
+            </w:tcMar>
+          </w:tcPr>
           <w:p>
             <w:pPr>
               <w:pStyle w:val="Compact"/>
+              <w:spacing w:before="0" w:after="40" w:line="264" w:lineRule="auto"/>
               <w:jc w:val="left"/>
             </w:pPr>
             <w:r>
               <w:rPr>
                 <w:rStyle w:val="VerbatimChar"/>
+                <w:rFonts w:ascii="Calibri" w:hAnsi="Calibri"/>
+                <w:sz w:val="18"/>
               </w:rPr>
               <w:t xml:space="preserve">/auth/logout</w:t>
             </w:r>
           </w:p>
         </w:tc>
         <w:tc>
-          <w:tcPr/>
+          <w:tcPr>
+            <w:tcMar>
+              <w:top w:w="40" w:type="dxa"/>
+              <w:bottom w:w="40" w:type="dxa"/>
+              <w:left w:w="60" w:type="dxa"/>
+              <w:right w:w="60" w:type="dxa"/>
+            </w:tcMar>
+            <w:tcMar>
+              <w:top w:w="40" w:type="dxa"/>
+              <w:bottom w:w="40" w:type="dxa"/>
+              <w:left w:w="60" w:type="dxa"/>
+              <w:right w:w="60" w:type="dxa"/>
+            </w:tcMar>
+          </w:tcPr>
           <w:p>
             <w:pPr>
               <w:pStyle w:val="Compact"/>
+              <w:spacing w:before="0" w:after="40" w:line="264" w:lineRule="auto"/>
               <w:jc w:val="left"/>
             </w:pPr>
             <w:r>
+              <w:rPr>
+                <w:rFonts w:ascii="Calibri" w:hAnsi="Calibri"/>
+                <w:sz w:val="18"/>
+              </w:rPr>
               <w:t xml:space="preserve">Authenticated</w:t>
             </w:r>
           </w:p>
         </w:tc>
         <w:tc>
-          <w:tcPr/>
+          <w:tcPr>
+            <w:tcMar>
+              <w:top w:w="40" w:type="dxa"/>
+              <w:bottom w:w="40" w:type="dxa"/>
+              <w:left w:w="60" w:type="dxa"/>
+              <w:right w:w="60" w:type="dxa"/>
+            </w:tcMar>
+            <w:tcMar>
+              <w:top w:w="40" w:type="dxa"/>
+              <w:bottom w:w="40" w:type="dxa"/>
+              <w:left w:w="60" w:type="dxa"/>
+              <w:right w:w="60" w:type="dxa"/>
+            </w:tcMar>
+          </w:tcPr>
           <w:p>
             <w:pPr>
               <w:pStyle w:val="Compact"/>
+              <w:spacing w:before="0" w:after="40" w:line="264" w:lineRule="auto"/>
               <w:jc w:val="left"/>
             </w:pPr>
             <w:r>
+              <w:rPr>
+                <w:rFonts w:ascii="Calibri" w:hAnsi="Calibri"/>
+                <w:sz w:val="18"/>
+              </w:rPr>
               <w:t xml:space="preserve">—</w:t>
             </w:r>
           </w:p>
         </w:tc>
         <w:tc>
-          <w:tcPr/>
+          <w:tcPr>
+            <w:tcMar>
+              <w:top w:w="40" w:type="dxa"/>
+              <w:bottom w:w="40" w:type="dxa"/>
+              <w:left w:w="60" w:type="dxa"/>
+              <w:right w:w="60" w:type="dxa"/>
+            </w:tcMar>
+            <w:tcMar>
+              <w:top w:w="40" w:type="dxa"/>
+              <w:bottom w:w="40" w:type="dxa"/>
+              <w:left w:w="60" w:type="dxa"/>
+              <w:right w:w="60" w:type="dxa"/>
+            </w:tcMar>
+          </w:tcPr>
           <w:p>
             <w:pPr>
               <w:pStyle w:val="Compact"/>
+              <w:spacing w:before="0" w:after="40" w:line="264" w:lineRule="auto"/>
               <w:jc w:val="left"/>
             </w:pPr>
             <w:r>
+              <w:rPr>
+                <w:rFonts w:ascii="Calibri" w:hAnsi="Calibri"/>
+                <w:sz w:val="18"/>
+              </w:rPr>
               <w:t xml:space="preserve">204 (writes AUTH</w:t>
             </w:r>
             <w:r>
+              <w:rPr>
+                <w:rFonts w:ascii="Calibri" w:hAnsi="Calibri"/>
+                <w:sz w:val="18"/>
+              </w:rPr>
               <w:t xml:space="preserve"> </w:t>
             </w:r>
             <w:r>
+              <w:rPr>
+                <w:rFonts w:ascii="Calibri" w:hAnsi="Calibri"/>
+                <w:sz w:val="18"/>
+              </w:rPr>
               <w:t xml:space="preserve">LOGOUT audit)</w:t>
             </w:r>
           </w:p>
@@ -395,66 +702,152 @@
       </w:tr>
       <w:tr>
         <w:tc>
-          <w:tcPr/>
+          <w:tcPr>
+            <w:tcMar>
+              <w:top w:w="40" w:type="dxa"/>
+              <w:bottom w:w="40" w:type="dxa"/>
+              <w:left w:w="60" w:type="dxa"/>
+              <w:right w:w="60" w:type="dxa"/>
+            </w:tcMar>
+            <w:tcMar>
+              <w:top w:w="40" w:type="dxa"/>
+              <w:bottom w:w="40" w:type="dxa"/>
+              <w:left w:w="60" w:type="dxa"/>
+              <w:right w:w="60" w:type="dxa"/>
+            </w:tcMar>
+          </w:tcPr>
           <w:p>
             <w:pPr>
               <w:pStyle w:val="Compact"/>
+              <w:spacing w:before="0" w:after="40" w:line="264" w:lineRule="auto"/>
               <w:jc w:val="left"/>
             </w:pPr>
             <w:r>
+              <w:rPr>
+                <w:rFonts w:ascii="Calibri" w:hAnsi="Calibri"/>
+                <w:sz w:val="18"/>
+              </w:rPr>
               <w:t xml:space="preserve">GET</w:t>
             </w:r>
           </w:p>
         </w:tc>
         <w:tc>
-          <w:tcPr/>
+          <w:tcPr>
+            <w:tcMar>
+              <w:top w:w="40" w:type="dxa"/>
+              <w:bottom w:w="40" w:type="dxa"/>
+              <w:left w:w="60" w:type="dxa"/>
+              <w:right w:w="60" w:type="dxa"/>
+            </w:tcMar>
+            <w:tcMar>
+              <w:top w:w="40" w:type="dxa"/>
+              <w:bottom w:w="40" w:type="dxa"/>
+              <w:left w:w="60" w:type="dxa"/>
+              <w:right w:w="60" w:type="dxa"/>
+            </w:tcMar>
+          </w:tcPr>
           <w:p>
             <w:pPr>
               <w:pStyle w:val="Compact"/>
+              <w:spacing w:before="0" w:after="40" w:line="264" w:lineRule="auto"/>
               <w:jc w:val="left"/>
             </w:pPr>
             <w:r>
               <w:rPr>
                 <w:rStyle w:val="VerbatimChar"/>
+                <w:rFonts w:ascii="Calibri" w:hAnsi="Calibri"/>
+                <w:sz w:val="18"/>
               </w:rPr>
               <w:t xml:space="preserve">/auth/me</w:t>
             </w:r>
           </w:p>
         </w:tc>
         <w:tc>
-          <w:tcPr/>
+          <w:tcPr>
+            <w:tcMar>
+              <w:top w:w="40" w:type="dxa"/>
+              <w:bottom w:w="40" w:type="dxa"/>
+              <w:left w:w="60" w:type="dxa"/>
+              <w:right w:w="60" w:type="dxa"/>
+            </w:tcMar>
+            <w:tcMar>
+              <w:top w:w="40" w:type="dxa"/>
+              <w:bottom w:w="40" w:type="dxa"/>
+              <w:left w:w="60" w:type="dxa"/>
+              <w:right w:w="60" w:type="dxa"/>
+            </w:tcMar>
+          </w:tcPr>
           <w:p>
             <w:pPr>
               <w:pStyle w:val="Compact"/>
+              <w:spacing w:before="0" w:after="40" w:line="264" w:lineRule="auto"/>
               <w:jc w:val="left"/>
             </w:pPr>
             <w:r>
+              <w:rPr>
+                <w:rFonts w:ascii="Calibri" w:hAnsi="Calibri"/>
+                <w:sz w:val="18"/>
+              </w:rPr>
               <w:t xml:space="preserve">Authenticated</w:t>
             </w:r>
           </w:p>
         </w:tc>
         <w:tc>
-          <w:tcPr/>
+          <w:tcPr>
+            <w:tcMar>
+              <w:top w:w="40" w:type="dxa"/>
+              <w:bottom w:w="40" w:type="dxa"/>
+              <w:left w:w="60" w:type="dxa"/>
+              <w:right w:w="60" w:type="dxa"/>
+            </w:tcMar>
+            <w:tcMar>
+              <w:top w:w="40" w:type="dxa"/>
+              <w:bottom w:w="40" w:type="dxa"/>
+              <w:left w:w="60" w:type="dxa"/>
+              <w:right w:w="60" w:type="dxa"/>
+            </w:tcMar>
+          </w:tcPr>
           <w:p>
             <w:pPr>
               <w:pStyle w:val="Compact"/>
+              <w:spacing w:before="0" w:after="40" w:line="264" w:lineRule="auto"/>
               <w:jc w:val="left"/>
             </w:pPr>
             <w:r>
+              <w:rPr>
+                <w:rFonts w:ascii="Calibri" w:hAnsi="Calibri"/>
+                <w:sz w:val="18"/>
+              </w:rPr>
               <w:t xml:space="preserve">—</w:t>
             </w:r>
           </w:p>
         </w:tc>
         <w:tc>
-          <w:tcPr/>
+          <w:tcPr>
+            <w:tcMar>
+              <w:top w:w="40" w:type="dxa"/>
+              <w:bottom w:w="40" w:type="dxa"/>
+              <w:left w:w="60" w:type="dxa"/>
+              <w:right w:w="60" w:type="dxa"/>
+            </w:tcMar>
+            <w:tcMar>
+              <w:top w:w="40" w:type="dxa"/>
+              <w:bottom w:w="40" w:type="dxa"/>
+              <w:left w:w="60" w:type="dxa"/>
+              <w:right w:w="60" w:type="dxa"/>
+            </w:tcMar>
+          </w:tcPr>
           <w:p>
             <w:pPr>
               <w:pStyle w:val="Compact"/>
+              <w:spacing w:before="0" w:after="40" w:line="264" w:lineRule="auto"/>
               <w:jc w:val="left"/>
             </w:pPr>
             <w:r>
               <w:rPr>
                 <w:rStyle w:val="VerbatimChar"/>
+                <w:rFonts w:ascii="Calibri" w:hAnsi="Calibri"/>
+                <w:sz w:val="18"/>
               </w:rPr>
               <w:t xml:space="preserve">UserProfileResponse</w:t>
             </w:r>
@@ -463,67 +856,153 @@
       </w:tr>
       <w:tr>
         <w:tc>
-          <w:tcPr/>
+          <w:tcPr>
+            <w:tcMar>
+              <w:top w:w="40" w:type="dxa"/>
+              <w:bottom w:w="40" w:type="dxa"/>
+              <w:left w:w="60" w:type="dxa"/>
+              <w:right w:w="60" w:type="dxa"/>
+            </w:tcMar>
+            <w:tcMar>
+              <w:top w:w="40" w:type="dxa"/>
+              <w:bottom w:w="40" w:type="dxa"/>
+              <w:left w:w="60" w:type="dxa"/>
+              <w:right w:w="60" w:type="dxa"/>
+            </w:tcMar>
+          </w:tcPr>
           <w:p>
             <w:pPr>
               <w:pStyle w:val="Compact"/>
+              <w:spacing w:before="0" w:after="40" w:line="264" w:lineRule="auto"/>
               <w:jc w:val="left"/>
             </w:pPr>
             <w:r>
+              <w:rPr>
+                <w:rFonts w:ascii="Calibri" w:hAnsi="Calibri"/>
+                <w:sz w:val="18"/>
+              </w:rPr>
               <w:t xml:space="preserve">PUT</w:t>
             </w:r>
           </w:p>
         </w:tc>
         <w:tc>
-          <w:tcPr/>
+          <w:tcPr>
+            <w:tcMar>
+              <w:top w:w="40" w:type="dxa"/>
+              <w:bottom w:w="40" w:type="dxa"/>
+              <w:left w:w="60" w:type="dxa"/>
+              <w:right w:w="60" w:type="dxa"/>
+            </w:tcMar>
+            <w:tcMar>
+              <w:top w:w="40" w:type="dxa"/>
+              <w:bottom w:w="40" w:type="dxa"/>
+              <w:left w:w="60" w:type="dxa"/>
+              <w:right w:w="60" w:type="dxa"/>
+            </w:tcMar>
+          </w:tcPr>
           <w:p>
             <w:pPr>
               <w:pStyle w:val="Compact"/>
+              <w:spacing w:before="0" w:after="40" w:line="264" w:lineRule="auto"/>
               <w:jc w:val="left"/>
             </w:pPr>
             <w:r>
               <w:rPr>
                 <w:rStyle w:val="VerbatimChar"/>
+                <w:rFonts w:ascii="Calibri" w:hAnsi="Calibri"/>
+                <w:sz w:val="18"/>
               </w:rPr>
               <w:t xml:space="preserve">/auth/password</w:t>
             </w:r>
           </w:p>
         </w:tc>
         <w:tc>
-          <w:tcPr/>
+          <w:tcPr>
+            <w:tcMar>
+              <w:top w:w="40" w:type="dxa"/>
+              <w:bottom w:w="40" w:type="dxa"/>
+              <w:left w:w="60" w:type="dxa"/>
+              <w:right w:w="60" w:type="dxa"/>
+            </w:tcMar>
+            <w:tcMar>
+              <w:top w:w="40" w:type="dxa"/>
+              <w:bottom w:w="40" w:type="dxa"/>
+              <w:left w:w="60" w:type="dxa"/>
+              <w:right w:w="60" w:type="dxa"/>
+            </w:tcMar>
+          </w:tcPr>
           <w:p>
             <w:pPr>
               <w:pStyle w:val="Compact"/>
+              <w:spacing w:before="0" w:after="40" w:line="264" w:lineRule="auto"/>
               <w:jc w:val="left"/>
             </w:pPr>
             <w:r>
+              <w:rPr>
+                <w:rFonts w:ascii="Calibri" w:hAnsi="Calibri"/>
+                <w:sz w:val="18"/>
+              </w:rPr>
               <w:t xml:space="preserve">Authenticated</w:t>
             </w:r>
           </w:p>
         </w:tc>
         <w:tc>
-          <w:tcPr/>
+          <w:tcPr>
+            <w:tcMar>
+              <w:top w:w="40" w:type="dxa"/>
+              <w:bottom w:w="40" w:type="dxa"/>
+              <w:left w:w="60" w:type="dxa"/>
+              <w:right w:w="60" w:type="dxa"/>
+            </w:tcMar>
+            <w:tcMar>
+              <w:top w:w="40" w:type="dxa"/>
+              <w:bottom w:w="40" w:type="dxa"/>
+              <w:left w:w="60" w:type="dxa"/>
+              <w:right w:w="60" w:type="dxa"/>
+            </w:tcMar>
+          </w:tcPr>
           <w:p>
             <w:pPr>
               <w:pStyle w:val="Compact"/>
+              <w:spacing w:before="0" w:after="40" w:line="264" w:lineRule="auto"/>
               <w:jc w:val="left"/>
             </w:pPr>
             <w:r>
               <w:rPr>
                 <w:rStyle w:val="VerbatimChar"/>
+                <w:rFonts w:ascii="Calibri" w:hAnsi="Calibri"/>
+                <w:sz w:val="18"/>
               </w:rPr>
               <w:t xml:space="preserve">ChangePasswordRequest</w:t>
             </w:r>
           </w:p>
         </w:tc>
         <w:tc>
-          <w:tcPr/>
+          <w:tcPr>
+            <w:tcMar>
+              <w:top w:w="40" w:type="dxa"/>
+              <w:bottom w:w="40" w:type="dxa"/>
+              <w:left w:w="60" w:type="dxa"/>
+              <w:right w:w="60" w:type="dxa"/>
+            </w:tcMar>
+            <w:tcMar>
+              <w:top w:w="40" w:type="dxa"/>
+              <w:bottom w:w="40" w:type="dxa"/>
+              <w:left w:w="60" w:type="dxa"/>
+              <w:right w:w="60" w:type="dxa"/>
+            </w:tcMar>
+          </w:tcPr>
           <w:p>
             <w:pPr>
               <w:pStyle w:val="Compact"/>
+              <w:spacing w:before="0" w:after="40" w:line="264" w:lineRule="auto"/>
               <w:jc w:val="left"/>
             </w:pPr>
             <w:r>
+              <w:rPr>
+                <w:rFonts w:ascii="Calibri" w:hAnsi="Calibri"/>
+                <w:sz w:val="18"/>
+              </w:rPr>
               <w:t xml:space="preserve">204</w:t>
             </w:r>
           </w:p>
@@ -531,7 +1010,7 @@
       </w:tr>
     </w:tbl>
     <w:bookmarkEnd w:id="9"/>
-    <w:bookmarkStart w:id="10" w:name="dashboard-dashboard"/>
+    <w:bookmarkStart w:id="11" w:name="dashboard-dashboard"/>
     <w:p>
       <w:pPr>
         <w:pStyle w:val="Heading2"/>
@@ -552,64 +1031,156 @@
     <w:tbl>
       <w:tblPr>
         <w:tblStyle w:val="Table"/>
-        <w:tblW w:type="pct" w:w="4444"/>
-        <w:tblLayout w:type="fixed"/>
+        <w:tblW w:type="pct" w:w="5000"/>
+        <w:tblLayout w:type="autofit"/>
         <w:tblLook w:firstRow="1" w:lastRow="0" w:firstColumn="0" w:lastColumn="0" w:noHBand="0" w:noVBand="0" w:val="0020"/>
+        <w:tblBorders>
+          <w:top w:val="single" w:sz="4" w:space="0" w:color="CBD5E0"/>
+          <w:left w:val="single" w:sz="4" w:space="0" w:color="CBD5E0"/>
+          <w:bottom w:val="single" w:sz="4" w:space="0" w:color="CBD5E0"/>
+          <w:right w:val="single" w:sz="4" w:space="0" w:color="CBD5E0"/>
+          <w:insideH w:val="single" w:sz="4" w:space="0" w:color="CBD5E0"/>
+          <w:insideV w:val="single" w:sz="4" w:space="0" w:color="CBD5E0"/>
+        </w:tblBorders>
       </w:tblPr>
       <w:tblGrid>
-        <w:gridCol w:w="1760"/>
-        <w:gridCol w:w="1760"/>
-        <w:gridCol w:w="1760"/>
-        <w:gridCol w:w="1760"/>
+        <w:gridCol w:w="1712"/>
+        <w:gridCol w:w="1712"/>
+        <w:gridCol w:w="1712"/>
+        <w:gridCol w:w="2568"/>
       </w:tblGrid>
       <w:tr>
         <w:trPr>
           <w:tblHeader w:val="on"/>
         </w:trPr>
         <w:tc>
-          <w:tcPr/>
+          <w:tcPr>
+            <w:tcMar>
+              <w:top w:w="40" w:type="dxa"/>
+              <w:bottom w:w="40" w:type="dxa"/>
+              <w:left w:w="60" w:type="dxa"/>
+              <w:right w:w="60" w:type="dxa"/>
+            </w:tcMar>
+            <w:shd w:fill="1A365D" w:val="clear"/>
+            <w:tcMar>
+              <w:top w:w="40" w:type="dxa"/>
+              <w:bottom w:w="40" w:type="dxa"/>
+              <w:left w:w="60" w:type="dxa"/>
+              <w:right w:w="60" w:type="dxa"/>
+            </w:tcMar>
+          </w:tcPr>
           <w:p>
             <w:pPr>
               <w:pStyle w:val="Compact"/>
+              <w:spacing w:before="0" w:after="40" w:line="264" w:lineRule="auto"/>
               <w:jc w:val="left"/>
             </w:pPr>
             <w:r>
+              <w:rPr>
+                <w:rFonts w:ascii="Calibri" w:hAnsi="Calibri"/>
+                <w:b/>
+                <w:color w:val="FFFFFF"/>
+                <w:sz w:val="18"/>
+              </w:rPr>
               <w:t xml:space="preserve">Method</w:t>
             </w:r>
           </w:p>
         </w:tc>
         <w:tc>
-          <w:tcPr/>
+          <w:tcPr>
+            <w:tcMar>
+              <w:top w:w="40" w:type="dxa"/>
+              <w:bottom w:w="40" w:type="dxa"/>
+              <w:left w:w="60" w:type="dxa"/>
+              <w:right w:w="60" w:type="dxa"/>
+            </w:tcMar>
+            <w:shd w:fill="1A365D" w:val="clear"/>
+            <w:tcMar>
+              <w:top w:w="40" w:type="dxa"/>
+              <w:bottom w:w="40" w:type="dxa"/>
+              <w:left w:w="60" w:type="dxa"/>
+              <w:right w:w="60" w:type="dxa"/>
+            </w:tcMar>
+          </w:tcPr>
           <w:p>
             <w:pPr>
               <w:pStyle w:val="Compact"/>
+              <w:spacing w:before="0" w:after="40" w:line="264" w:lineRule="auto"/>
               <w:jc w:val="left"/>
             </w:pPr>
             <w:r>
+              <w:rPr>
+                <w:rFonts w:ascii="Calibri" w:hAnsi="Calibri"/>
+                <w:b/>
+                <w:color w:val="FFFFFF"/>
+                <w:sz w:val="18"/>
+              </w:rPr>
               <w:t xml:space="preserve">Path</w:t>
             </w:r>
           </w:p>
         </w:tc>
         <w:tc>
-          <w:tcPr/>
+          <w:tcPr>
+            <w:tcMar>
+              <w:top w:w="40" w:type="dxa"/>
+              <w:bottom w:w="40" w:type="dxa"/>
+              <w:left w:w="60" w:type="dxa"/>
+              <w:right w:w="60" w:type="dxa"/>
+            </w:tcMar>
+            <w:shd w:fill="1A365D" w:val="clear"/>
+            <w:tcMar>
+              <w:top w:w="40" w:type="dxa"/>
+              <w:bottom w:w="40" w:type="dxa"/>
+              <w:left w:w="60" w:type="dxa"/>
+              <w:right w:w="60" w:type="dxa"/>
+            </w:tcMar>
+          </w:tcPr>
           <w:p>
             <w:pPr>
               <w:pStyle w:val="Compact"/>
+              <w:spacing w:before="0" w:after="40" w:line="264" w:lineRule="auto"/>
               <w:jc w:val="left"/>
             </w:pPr>
             <w:r>
-              <w:t xml:space="preserve">Roles</w:t>
+              <w:rPr>
+                <w:rFonts w:ascii="Calibri" w:hAnsi="Calibri"/>
+                <w:b/>
+                <w:color w:val="FFFFFF"/>
+                <w:sz w:val="18"/>
+              </w:rPr>
+              <w:t xml:space="preserve">Auth</w:t>
             </w:r>
           </w:p>
         </w:tc>
         <w:tc>
-          <w:tcPr/>
+          <w:tcPr>
+            <w:tcMar>
+              <w:top w:w="40" w:type="dxa"/>
+              <w:bottom w:w="40" w:type="dxa"/>
+              <w:left w:w="60" w:type="dxa"/>
+              <w:right w:w="60" w:type="dxa"/>
+            </w:tcMar>
+            <w:shd w:fill="1A365D" w:val="clear"/>
+            <w:tcMar>
+              <w:top w:w="40" w:type="dxa"/>
+              <w:bottom w:w="40" w:type="dxa"/>
+              <w:left w:w="60" w:type="dxa"/>
+              <w:right w:w="60" w:type="dxa"/>
+            </w:tcMar>
+          </w:tcPr>
           <w:p>
             <w:pPr>
               <w:pStyle w:val="Compact"/>
+              <w:spacing w:before="0" w:after="40" w:line="264" w:lineRule="auto"/>
               <w:jc w:val="left"/>
             </w:pPr>
             <w:r>
+              <w:rPr>
+                <w:rFonts w:ascii="Calibri" w:hAnsi="Calibri"/>
+                <w:b/>
+                <w:color w:val="FFFFFF"/>
+                <w:sz w:val="18"/>
+              </w:rPr>
               <w:t xml:space="preserve">Response</w:t>
             </w:r>
           </w:p>
@@ -617,66 +1188,236 @@
       </w:tr>
       <w:tr>
         <w:tc>
-          <w:tcPr/>
+          <w:tcPr>
+            <w:tcMar>
+              <w:top w:w="40" w:type="dxa"/>
+              <w:bottom w:w="40" w:type="dxa"/>
+              <w:left w:w="60" w:type="dxa"/>
+              <w:right w:w="60" w:type="dxa"/>
+            </w:tcMar>
+            <w:tcMar>
+              <w:top w:w="40" w:type="dxa"/>
+              <w:bottom w:w="40" w:type="dxa"/>
+              <w:left w:w="60" w:type="dxa"/>
+              <w:right w:w="60" w:type="dxa"/>
+            </w:tcMar>
+          </w:tcPr>
           <w:p>
             <w:pPr>
               <w:pStyle w:val="Compact"/>
+              <w:spacing w:before="0" w:after="40" w:line="264" w:lineRule="auto"/>
               <w:jc w:val="left"/>
             </w:pPr>
             <w:r>
+              <w:rPr>
+                <w:rFonts w:ascii="Calibri" w:hAnsi="Calibri"/>
+                <w:sz w:val="18"/>
+              </w:rPr>
               <w:t xml:space="preserve">GET</w:t>
             </w:r>
           </w:p>
         </w:tc>
         <w:tc>
-          <w:tcPr/>
+          <w:tcPr>
+            <w:tcMar>
+              <w:top w:w="40" w:type="dxa"/>
+              <w:bottom w:w="40" w:type="dxa"/>
+              <w:left w:w="60" w:type="dxa"/>
+              <w:right w:w="60" w:type="dxa"/>
+            </w:tcMar>
+            <w:tcMar>
+              <w:top w:w="40" w:type="dxa"/>
+              <w:bottom w:w="40" w:type="dxa"/>
+              <w:left w:w="60" w:type="dxa"/>
+              <w:right w:w="60" w:type="dxa"/>
+            </w:tcMar>
+          </w:tcPr>
           <w:p>
             <w:pPr>
               <w:pStyle w:val="Compact"/>
+              <w:spacing w:before="0" w:after="40" w:line="264" w:lineRule="auto"/>
               <w:jc w:val="left"/>
             </w:pPr>
             <w:r>
               <w:rPr>
                 <w:rStyle w:val="VerbatimChar"/>
+                <w:rFonts w:ascii="Calibri" w:hAnsi="Calibri"/>
+                <w:sz w:val="18"/>
               </w:rPr>
               <w:t xml:space="preserve">/dashboard</w:t>
             </w:r>
           </w:p>
         </w:tc>
         <w:tc>
-          <w:tcPr/>
+          <w:tcPr>
+            <w:tcMar>
+              <w:top w:w="40" w:type="dxa"/>
+              <w:bottom w:w="40" w:type="dxa"/>
+              <w:left w:w="60" w:type="dxa"/>
+              <w:right w:w="60" w:type="dxa"/>
+            </w:tcMar>
+            <w:tcMar>
+              <w:top w:w="40" w:type="dxa"/>
+              <w:bottom w:w="40" w:type="dxa"/>
+              <w:left w:w="60" w:type="dxa"/>
+              <w:right w:w="60" w:type="dxa"/>
+            </w:tcMar>
+          </w:tcPr>
           <w:p>
             <w:pPr>
               <w:pStyle w:val="Compact"/>
+              <w:spacing w:before="0" w:after="40" w:line="264" w:lineRule="auto"/>
               <w:jc w:val="left"/>
             </w:pPr>
             <w:r>
+              <w:rPr>
+                <w:rFonts w:ascii="Calibri" w:hAnsi="Calibri"/>
+                <w:sz w:val="18"/>
+              </w:rPr>
               <w:t xml:space="preserve">Authenticated</w:t>
             </w:r>
           </w:p>
         </w:tc>
         <w:tc>
-          <w:tcPr/>
+          <w:tcPr>
+            <w:tcMar>
+              <w:top w:w="40" w:type="dxa"/>
+              <w:bottom w:w="40" w:type="dxa"/>
+              <w:left w:w="60" w:type="dxa"/>
+              <w:right w:w="60" w:type="dxa"/>
+            </w:tcMar>
+            <w:tcMar>
+              <w:top w:w="40" w:type="dxa"/>
+              <w:bottom w:w="40" w:type="dxa"/>
+              <w:left w:w="60" w:type="dxa"/>
+              <w:right w:w="60" w:type="dxa"/>
+            </w:tcMar>
+          </w:tcPr>
           <w:p>
             <w:pPr>
               <w:pStyle w:val="Compact"/>
+              <w:spacing w:before="0" w:after="40" w:line="264" w:lineRule="auto"/>
               <w:jc w:val="left"/>
             </w:pPr>
             <w:r>
+              <w:rPr>
+                <w:rFonts w:ascii="Calibri" w:hAnsi="Calibri"/>
+                <w:sz w:val="18"/>
+              </w:rPr>
               <w:t xml:space="preserve">Dashboard</w:t>
             </w:r>
             <w:r>
+              <w:rPr>
+                <w:rFonts w:ascii="Calibri" w:hAnsi="Calibri"/>
+                <w:sz w:val="18"/>
+              </w:rPr>
               <w:t xml:space="preserve"> </w:t>
             </w:r>
             <w:r>
+              <w:rPr>
+                <w:rFonts w:ascii="Calibri" w:hAnsi="Calibri"/>
+                <w:sz w:val="18"/>
+              </w:rPr>
               <w:t xml:space="preserve">summary DTO</w:t>
             </w:r>
           </w:p>
         </w:tc>
       </w:tr>
     </w:tbl>
-    <w:bookmarkEnd w:id="10"/>
-    <w:bookmarkStart w:id="12" w:name="customers-customers"/>
+    <w:p>
+      <w:pPr>
+        <w:pStyle w:val="BodyText"/>
+      </w:pPr>
+      <w:r>
+        <w:rPr>
+          <w:b/>
+          <w:bCs/>
+        </w:rPr>
+        <w:t xml:space="preserve">Caching (local):</w:t>
+      </w:r>
+      <w:r>
+        <w:t xml:space="preserve"> </w:t>
+      </w:r>
+      <w:r>
+        <w:t xml:space="preserve">response may be served from Redis</w:t>
+      </w:r>
+      <w:r>
+        <w:t xml:space="preserve"> </w:t>
+      </w:r>
+      <w:r>
+        <w:t xml:space="preserve">(</w:t>
+      </w:r>
+      <w:r>
+        <w:rPr>
+          <w:rStyle w:val="VerbatimChar"/>
+        </w:rPr>
+        <w:t xml:space="preserve">dashboard</w:t>
+      </w:r>
+      <w:r>
+        <w:t xml:space="preserve"> </w:t>
+      </w:r>
+      <w:r>
+        <w:t xml:space="preserve">/</w:t>
+      </w:r>
+      <w:r>
+        <w:t xml:space="preserve"> </w:t>
+      </w:r>
+      <w:r>
+        <w:rPr>
+          <w:rStyle w:val="VerbatimChar"/>
+        </w:rPr>
+        <w:t xml:space="preserve">summary</w:t>
+      </w:r>
+      <w:r>
+        <w:t xml:space="preserve">, ~60s TTL) when</w:t>
+      </w:r>
+      <w:r>
+        <w:t xml:space="preserve"> </w:t>
+      </w:r>
+      <w:r>
+        <w:rPr>
+          <w:rStyle w:val="VerbatimChar"/>
+        </w:rPr>
+        <w:t xml:space="preserve">app.cache.redis-enabled=true</w:t>
+      </w:r>
+      <w:r>
+        <w:t xml:space="preserve">.</w:t>
+      </w:r>
+      <w:r>
+        <w:t xml:space="preserve"> </w:t>
+      </w:r>
+      <w:r>
+        <w:t xml:space="preserve">See</w:t>
+      </w:r>
+      <w:r>
+        <w:t xml:space="preserve"> </w:t>
+      </w:r>
+      <w:hyperlink r:id="rId10">
+        <w:r>
+          <w:rPr>
+            <w:rStyle w:val="Hyperlink"/>
+          </w:rPr>
+          <w:t xml:space="preserve">MODULES/Caching.md</w:t>
+        </w:r>
+      </w:hyperlink>
+      <w:r>
+        <w:t xml:space="preserve">. Other major GET list /</w:t>
+      </w:r>
+      <w:r>
+        <w:t xml:space="preserve"> </w:t>
+      </w:r>
+      <w:r>
+        <w:t xml:space="preserve">by-id APIs (customers, accounts, roles, …) use the same cache-aside</w:t>
+      </w:r>
+      <w:r>
+        <w:t xml:space="preserve"> </w:t>
+      </w:r>
+      <w:r>
+        <w:t xml:space="preserve">pattern with per-region TTLs and write-time eviction.</w:t>
+      </w:r>
+    </w:p>
+    <w:bookmarkEnd w:id="11"/>
+    <w:bookmarkStart w:id="13" w:name="customers-customers"/>
     <w:p>
       <w:pPr>
         <w:pStyle w:val="Heading2"/>
@@ -697,9 +1438,17 @@
     <w:tbl>
       <w:tblPr>
         <w:tblStyle w:val="Table"/>
-        <w:tblW w:type="pct" w:w="4914"/>
-        <w:tblLayout w:type="fixed"/>
+        <w:tblW w:type="pct" w:w="5000"/>
+        <w:tblLayout w:type="autofit"/>
         <w:tblLook w:firstRow="1" w:lastRow="0" w:firstColumn="0" w:lastColumn="0" w:noHBand="0" w:noVBand="0" w:val="0020"/>
+        <w:tblBorders>
+          <w:top w:val="single" w:sz="4" w:space="0" w:color="CBD5E0"/>
+          <w:left w:val="single" w:sz="4" w:space="0" w:color="CBD5E0"/>
+          <w:bottom w:val="single" w:sz="4" w:space="0" w:color="CBD5E0"/>
+          <w:right w:val="single" w:sz="4" w:space="0" w:color="CBD5E0"/>
+          <w:insideH w:val="single" w:sz="4" w:space="0" w:color="CBD5E0"/>
+          <w:insideV w:val="single" w:sz="4" w:space="0" w:color="CBD5E0"/>
+        </w:tblBorders>
       </w:tblPr>
       <w:tblGrid>
         <w:gridCol w:w="1228"/>
@@ -712,49 +1461,133 @@
           <w:tblHeader w:val="on"/>
         </w:trPr>
         <w:tc>
-          <w:tcPr/>
+          <w:tcPr>
+            <w:tcMar>
+              <w:top w:w="40" w:type="dxa"/>
+              <w:bottom w:w="40" w:type="dxa"/>
+              <w:left w:w="60" w:type="dxa"/>
+              <w:right w:w="60" w:type="dxa"/>
+            </w:tcMar>
+            <w:shd w:fill="1A365D" w:val="clear"/>
+            <w:tcMar>
+              <w:top w:w="40" w:type="dxa"/>
+              <w:bottom w:w="40" w:type="dxa"/>
+              <w:left w:w="60" w:type="dxa"/>
+              <w:right w:w="60" w:type="dxa"/>
+            </w:tcMar>
+          </w:tcPr>
           <w:p>
             <w:pPr>
               <w:pStyle w:val="Compact"/>
+              <w:spacing w:before="0" w:after="40" w:line="264" w:lineRule="auto"/>
               <w:jc w:val="left"/>
             </w:pPr>
             <w:r>
+              <w:rPr>
+                <w:rFonts w:ascii="Calibri" w:hAnsi="Calibri"/>
+                <w:b/>
+                <w:color w:val="FFFFFF"/>
+                <w:sz w:val="18"/>
+              </w:rPr>
               <w:t xml:space="preserve">Method</w:t>
             </w:r>
           </w:p>
         </w:tc>
         <w:tc>
-          <w:tcPr/>
+          <w:tcPr>
+            <w:tcMar>
+              <w:top w:w="40" w:type="dxa"/>
+              <w:bottom w:w="40" w:type="dxa"/>
+              <w:left w:w="60" w:type="dxa"/>
+              <w:right w:w="60" w:type="dxa"/>
+            </w:tcMar>
+            <w:shd w:fill="1A365D" w:val="clear"/>
+            <w:tcMar>
+              <w:top w:w="40" w:type="dxa"/>
+              <w:bottom w:w="40" w:type="dxa"/>
+              <w:left w:w="60" w:type="dxa"/>
+              <w:right w:w="60" w:type="dxa"/>
+            </w:tcMar>
+          </w:tcPr>
           <w:p>
             <w:pPr>
               <w:pStyle w:val="Compact"/>
+              <w:spacing w:before="0" w:after="40" w:line="264" w:lineRule="auto"/>
               <w:jc w:val="left"/>
             </w:pPr>
             <w:r>
+              <w:rPr>
+                <w:rFonts w:ascii="Calibri" w:hAnsi="Calibri"/>
+                <w:b/>
+                <w:color w:val="FFFFFF"/>
+                <w:sz w:val="18"/>
+              </w:rPr>
               <w:t xml:space="preserve">Path</w:t>
             </w:r>
           </w:p>
         </w:tc>
         <w:tc>
-          <w:tcPr/>
+          <w:tcPr>
+            <w:tcMar>
+              <w:top w:w="40" w:type="dxa"/>
+              <w:bottom w:w="40" w:type="dxa"/>
+              <w:left w:w="60" w:type="dxa"/>
+              <w:right w:w="60" w:type="dxa"/>
+            </w:tcMar>
+            <w:shd w:fill="1A365D" w:val="clear"/>
+            <w:tcMar>
+              <w:top w:w="40" w:type="dxa"/>
+              <w:bottom w:w="40" w:type="dxa"/>
+              <w:left w:w="60" w:type="dxa"/>
+              <w:right w:w="60" w:type="dxa"/>
+            </w:tcMar>
+          </w:tcPr>
           <w:p>
             <w:pPr>
               <w:pStyle w:val="Compact"/>
+              <w:spacing w:before="0" w:after="40" w:line="264" w:lineRule="auto"/>
               <w:jc w:val="left"/>
             </w:pPr>
             <w:r>
+              <w:rPr>
+                <w:rFonts w:ascii="Calibri" w:hAnsi="Calibri"/>
+                <w:b/>
+                <w:color w:val="FFFFFF"/>
+                <w:sz w:val="18"/>
+              </w:rPr>
               <w:t xml:space="preserve">Roles</w:t>
             </w:r>
           </w:p>
         </w:tc>
         <w:tc>
-          <w:tcPr/>
+          <w:tcPr>
+            <w:tcMar>
+              <w:top w:w="40" w:type="dxa"/>
+              <w:bottom w:w="40" w:type="dxa"/>
+              <w:left w:w="60" w:type="dxa"/>
+              <w:right w:w="60" w:type="dxa"/>
+            </w:tcMar>
+            <w:shd w:fill="1A365D" w:val="clear"/>
+            <w:tcMar>
+              <w:top w:w="40" w:type="dxa"/>
+              <w:bottom w:w="40" w:type="dxa"/>
+              <w:left w:w="60" w:type="dxa"/>
+              <w:right w:w="60" w:type="dxa"/>
+            </w:tcMar>
+          </w:tcPr>
           <w:p>
             <w:pPr>
               <w:pStyle w:val="Compact"/>
+              <w:spacing w:before="0" w:after="40" w:line="264" w:lineRule="auto"/>
               <w:jc w:val="left"/>
             </w:pPr>
             <w:r>
+              <w:rPr>
+                <w:rFonts w:ascii="Calibri" w:hAnsi="Calibri"/>
+                <w:b/>
+                <w:color w:val="FFFFFF"/>
+                <w:sz w:val="18"/>
+              </w:rPr>
               <w:t xml:space="preserve">Notes</w:t>
             </w:r>
           </w:p>
@@ -762,72 +1595,164 @@
       </w:tr>
       <w:tr>
         <w:tc>
-          <w:tcPr/>
+          <w:tcPr>
+            <w:tcMar>
+              <w:top w:w="40" w:type="dxa"/>
+              <w:bottom w:w="40" w:type="dxa"/>
+              <w:left w:w="60" w:type="dxa"/>
+              <w:right w:w="60" w:type="dxa"/>
+            </w:tcMar>
+            <w:tcMar>
+              <w:top w:w="40" w:type="dxa"/>
+              <w:bottom w:w="40" w:type="dxa"/>
+              <w:left w:w="60" w:type="dxa"/>
+              <w:right w:w="60" w:type="dxa"/>
+            </w:tcMar>
+          </w:tcPr>
           <w:p>
             <w:pPr>
               <w:pStyle w:val="Compact"/>
+              <w:spacing w:before="0" w:after="40" w:line="264" w:lineRule="auto"/>
               <w:jc w:val="left"/>
             </w:pPr>
             <w:r>
+              <w:rPr>
+                <w:rFonts w:ascii="Calibri" w:hAnsi="Calibri"/>
+                <w:sz w:val="18"/>
+              </w:rPr>
               <w:t xml:space="preserve">GET</w:t>
             </w:r>
           </w:p>
         </w:tc>
         <w:tc>
-          <w:tcPr/>
+          <w:tcPr>
+            <w:tcMar>
+              <w:top w:w="40" w:type="dxa"/>
+              <w:bottom w:w="40" w:type="dxa"/>
+              <w:left w:w="60" w:type="dxa"/>
+              <w:right w:w="60" w:type="dxa"/>
+            </w:tcMar>
+            <w:tcMar>
+              <w:top w:w="40" w:type="dxa"/>
+              <w:bottom w:w="40" w:type="dxa"/>
+              <w:left w:w="60" w:type="dxa"/>
+              <w:right w:w="60" w:type="dxa"/>
+            </w:tcMar>
+          </w:tcPr>
           <w:p>
             <w:pPr>
               <w:pStyle w:val="Compact"/>
+              <w:spacing w:before="0" w:after="40" w:line="264" w:lineRule="auto"/>
               <w:jc w:val="left"/>
             </w:pPr>
             <w:r>
               <w:rPr>
                 <w:rStyle w:val="VerbatimChar"/>
+                <w:rFonts w:ascii="Calibri" w:hAnsi="Calibri"/>
+                <w:sz w:val="18"/>
               </w:rPr>
               <w:t xml:space="preserve">/customers?search&amp;page&amp;size&amp;sortBy&amp;sortDir</w:t>
             </w:r>
           </w:p>
         </w:tc>
         <w:tc>
-          <w:tcPr/>
+          <w:tcPr>
+            <w:tcMar>
+              <w:top w:w="40" w:type="dxa"/>
+              <w:bottom w:w="40" w:type="dxa"/>
+              <w:left w:w="60" w:type="dxa"/>
+              <w:right w:w="60" w:type="dxa"/>
+            </w:tcMar>
+            <w:tcMar>
+              <w:top w:w="40" w:type="dxa"/>
+              <w:bottom w:w="40" w:type="dxa"/>
+              <w:left w:w="60" w:type="dxa"/>
+              <w:right w:w="60" w:type="dxa"/>
+            </w:tcMar>
+          </w:tcPr>
           <w:p>
             <w:pPr>
               <w:pStyle w:val="Compact"/>
+              <w:spacing w:before="0" w:after="40" w:line="264" w:lineRule="auto"/>
               <w:jc w:val="left"/>
             </w:pPr>
             <w:r>
+              <w:rPr>
+                <w:rFonts w:ascii="Calibri" w:hAnsi="Calibri"/>
+                <w:sz w:val="18"/>
+              </w:rPr>
               <w:t xml:space="preserve">ADMIN,</w:t>
             </w:r>
             <w:r>
+              <w:rPr>
+                <w:rFonts w:ascii="Calibri" w:hAnsi="Calibri"/>
+                <w:sz w:val="18"/>
+              </w:rPr>
               <w:t xml:space="preserve"> </w:t>
             </w:r>
             <w:r>
+              <w:rPr>
+                <w:rFonts w:ascii="Calibri" w:hAnsi="Calibri"/>
+                <w:sz w:val="18"/>
+              </w:rPr>
               <w:t xml:space="preserve">EMPLOYEE,</w:t>
             </w:r>
             <w:r>
+              <w:rPr>
+                <w:rFonts w:ascii="Calibri" w:hAnsi="Calibri"/>
+                <w:sz w:val="18"/>
+              </w:rPr>
               <w:t xml:space="preserve"> </w:t>
             </w:r>
             <w:r>
+              <w:rPr>
+                <w:rFonts w:ascii="Calibri" w:hAnsi="Calibri"/>
+                <w:sz w:val="18"/>
+              </w:rPr>
               <w:t xml:space="preserve">MANAGER</w:t>
             </w:r>
           </w:p>
         </w:tc>
         <w:tc>
-          <w:tcPr/>
+          <w:tcPr>
+            <w:tcMar>
+              <w:top w:w="40" w:type="dxa"/>
+              <w:bottom w:w="40" w:type="dxa"/>
+              <w:left w:w="60" w:type="dxa"/>
+              <w:right w:w="60" w:type="dxa"/>
+            </w:tcMar>
+            <w:tcMar>
+              <w:top w:w="40" w:type="dxa"/>
+              <w:bottom w:w="40" w:type="dxa"/>
+              <w:left w:w="60" w:type="dxa"/>
+              <w:right w:w="60" w:type="dxa"/>
+            </w:tcMar>
+          </w:tcPr>
           <w:p>
             <w:pPr>
               <w:pStyle w:val="Compact"/>
+              <w:spacing w:before="0" w:after="40" w:line="264" w:lineRule="auto"/>
               <w:jc w:val="left"/>
             </w:pPr>
             <w:r>
+              <w:rPr>
+                <w:rFonts w:ascii="Calibri" w:hAnsi="Calibri"/>
+                <w:sz w:val="18"/>
+              </w:rPr>
               <w:t xml:space="preserve">Page of</w:t>
             </w:r>
             <w:r>
+              <w:rPr>
+                <w:rFonts w:ascii="Calibri" w:hAnsi="Calibri"/>
+                <w:sz w:val="18"/>
+              </w:rPr>
               <w:t xml:space="preserve"> </w:t>
             </w:r>
             <w:r>
               <w:rPr>
                 <w:rStyle w:val="VerbatimChar"/>
+                <w:rFonts w:ascii="Calibri" w:hAnsi="Calibri"/>
+                <w:sz w:val="18"/>
               </w:rPr>
               <w:t xml:space="preserve">Customer</w:t>
             </w:r>
@@ -836,122 +1761,280 @@
       </w:tr>
       <w:tr>
         <w:tc>
-          <w:tcPr/>
+          <w:tcPr>
+            <w:tcMar>
+              <w:top w:w="40" w:type="dxa"/>
+              <w:bottom w:w="40" w:type="dxa"/>
+              <w:left w:w="60" w:type="dxa"/>
+              <w:right w:w="60" w:type="dxa"/>
+            </w:tcMar>
+            <w:tcMar>
+              <w:top w:w="40" w:type="dxa"/>
+              <w:bottom w:w="40" w:type="dxa"/>
+              <w:left w:w="60" w:type="dxa"/>
+              <w:right w:w="60" w:type="dxa"/>
+            </w:tcMar>
+          </w:tcPr>
           <w:p>
             <w:pPr>
               <w:pStyle w:val="Compact"/>
+              <w:spacing w:before="0" w:after="40" w:line="264" w:lineRule="auto"/>
               <w:jc w:val="left"/>
             </w:pPr>
             <w:r>
+              <w:rPr>
+                <w:rFonts w:ascii="Calibri" w:hAnsi="Calibri"/>
+                <w:sz w:val="18"/>
+              </w:rPr>
               <w:t xml:space="preserve">GET</w:t>
             </w:r>
           </w:p>
         </w:tc>
         <w:tc>
-          <w:tcPr/>
+          <w:tcPr>
+            <w:tcMar>
+              <w:top w:w="40" w:type="dxa"/>
+              <w:bottom w:w="40" w:type="dxa"/>
+              <w:left w:w="60" w:type="dxa"/>
+              <w:right w:w="60" w:type="dxa"/>
+            </w:tcMar>
+            <w:tcMar>
+              <w:top w:w="40" w:type="dxa"/>
+              <w:bottom w:w="40" w:type="dxa"/>
+              <w:left w:w="60" w:type="dxa"/>
+              <w:right w:w="60" w:type="dxa"/>
+            </w:tcMar>
+          </w:tcPr>
           <w:p>
             <w:pPr>
               <w:pStyle w:val="Compact"/>
+              <w:spacing w:before="0" w:after="40" w:line="264" w:lineRule="auto"/>
               <w:jc w:val="left"/>
             </w:pPr>
             <w:r>
               <w:rPr>
                 <w:rStyle w:val="VerbatimChar"/>
+                <w:rFonts w:ascii="Calibri" w:hAnsi="Calibri"/>
+                <w:sz w:val="18"/>
               </w:rPr>
               <w:t xml:space="preserve">/customers/{id}</w:t>
             </w:r>
           </w:p>
         </w:tc>
         <w:tc>
-          <w:tcPr/>
+          <w:tcPr>
+            <w:tcMar>
+              <w:top w:w="40" w:type="dxa"/>
+              <w:bottom w:w="40" w:type="dxa"/>
+              <w:left w:w="60" w:type="dxa"/>
+              <w:right w:w="60" w:type="dxa"/>
+            </w:tcMar>
+            <w:tcMar>
+              <w:top w:w="40" w:type="dxa"/>
+              <w:bottom w:w="40" w:type="dxa"/>
+              <w:left w:w="60" w:type="dxa"/>
+              <w:right w:w="60" w:type="dxa"/>
+            </w:tcMar>
+          </w:tcPr>
           <w:p>
             <w:pPr>
               <w:pStyle w:val="Compact"/>
+              <w:spacing w:before="0" w:after="40" w:line="264" w:lineRule="auto"/>
               <w:jc w:val="left"/>
             </w:pPr>
             <w:r>
+              <w:rPr>
+                <w:rFonts w:ascii="Calibri" w:hAnsi="Calibri"/>
+                <w:sz w:val="18"/>
+              </w:rPr>
               <w:t xml:space="preserve">ADMIN,</w:t>
             </w:r>
             <w:r>
+              <w:rPr>
+                <w:rFonts w:ascii="Calibri" w:hAnsi="Calibri"/>
+                <w:sz w:val="18"/>
+              </w:rPr>
               <w:t xml:space="preserve"> </w:t>
             </w:r>
             <w:r>
+              <w:rPr>
+                <w:rFonts w:ascii="Calibri" w:hAnsi="Calibri"/>
+                <w:sz w:val="18"/>
+              </w:rPr>
               <w:t xml:space="preserve">EMPLOYEE,</w:t>
             </w:r>
             <w:r>
+              <w:rPr>
+                <w:rFonts w:ascii="Calibri" w:hAnsi="Calibri"/>
+                <w:sz w:val="18"/>
+              </w:rPr>
               <w:t xml:space="preserve"> </w:t>
             </w:r>
             <w:r>
+              <w:rPr>
+                <w:rFonts w:ascii="Calibri" w:hAnsi="Calibri"/>
+                <w:sz w:val="18"/>
+              </w:rPr>
               <w:t xml:space="preserve">MANAGER</w:t>
             </w:r>
           </w:p>
         </w:tc>
         <w:tc>
-          <w:tcPr/>
+          <w:tcPr>
+            <w:tcMar>
+              <w:top w:w="40" w:type="dxa"/>
+              <w:bottom w:w="40" w:type="dxa"/>
+              <w:left w:w="60" w:type="dxa"/>
+              <w:right w:w="60" w:type="dxa"/>
+            </w:tcMar>
+            <w:tcMar>
+              <w:top w:w="40" w:type="dxa"/>
+              <w:bottom w:w="40" w:type="dxa"/>
+              <w:left w:w="60" w:type="dxa"/>
+              <w:right w:w="60" w:type="dxa"/>
+            </w:tcMar>
+          </w:tcPr>
           <w:p>
             <w:pPr>
               <w:pStyle w:val="Compact"/>
+              <w:spacing w:before="0" w:after="40" w:line="264" w:lineRule="auto"/>
             </w:pPr>
           </w:p>
         </w:tc>
       </w:tr>
       <w:tr>
         <w:tc>
-          <w:tcPr/>
+          <w:tcPr>
+            <w:tcMar>
+              <w:top w:w="40" w:type="dxa"/>
+              <w:bottom w:w="40" w:type="dxa"/>
+              <w:left w:w="60" w:type="dxa"/>
+              <w:right w:w="60" w:type="dxa"/>
+            </w:tcMar>
+            <w:tcMar>
+              <w:top w:w="40" w:type="dxa"/>
+              <w:bottom w:w="40" w:type="dxa"/>
+              <w:left w:w="60" w:type="dxa"/>
+              <w:right w:w="60" w:type="dxa"/>
+            </w:tcMar>
+          </w:tcPr>
           <w:p>
             <w:pPr>
               <w:pStyle w:val="Compact"/>
+              <w:spacing w:before="0" w:after="40" w:line="264" w:lineRule="auto"/>
               <w:jc w:val="left"/>
             </w:pPr>
             <w:r>
+              <w:rPr>
+                <w:rFonts w:ascii="Calibri" w:hAnsi="Calibri"/>
+                <w:sz w:val="18"/>
+              </w:rPr>
               <w:t xml:space="preserve">POST</w:t>
             </w:r>
           </w:p>
         </w:tc>
         <w:tc>
-          <w:tcPr/>
+          <w:tcPr>
+            <w:tcMar>
+              <w:top w:w="40" w:type="dxa"/>
+              <w:bottom w:w="40" w:type="dxa"/>
+              <w:left w:w="60" w:type="dxa"/>
+              <w:right w:w="60" w:type="dxa"/>
+            </w:tcMar>
+            <w:tcMar>
+              <w:top w:w="40" w:type="dxa"/>
+              <w:bottom w:w="40" w:type="dxa"/>
+              <w:left w:w="60" w:type="dxa"/>
+              <w:right w:w="60" w:type="dxa"/>
+            </w:tcMar>
+          </w:tcPr>
           <w:p>
             <w:pPr>
               <w:pStyle w:val="Compact"/>
+              <w:spacing w:before="0" w:after="40" w:line="264" w:lineRule="auto"/>
               <w:jc w:val="left"/>
             </w:pPr>
             <w:r>
               <w:rPr>
                 <w:rStyle w:val="VerbatimChar"/>
+                <w:rFonts w:ascii="Calibri" w:hAnsi="Calibri"/>
+                <w:sz w:val="18"/>
               </w:rPr>
               <w:t xml:space="preserve">/customers</w:t>
             </w:r>
           </w:p>
         </w:tc>
         <w:tc>
-          <w:tcPr/>
+          <w:tcPr>
+            <w:tcMar>
+              <w:top w:w="40" w:type="dxa"/>
+              <w:bottom w:w="40" w:type="dxa"/>
+              <w:left w:w="60" w:type="dxa"/>
+              <w:right w:w="60" w:type="dxa"/>
+            </w:tcMar>
+            <w:tcMar>
+              <w:top w:w="40" w:type="dxa"/>
+              <w:bottom w:w="40" w:type="dxa"/>
+              <w:left w:w="60" w:type="dxa"/>
+              <w:right w:w="60" w:type="dxa"/>
+            </w:tcMar>
+          </w:tcPr>
           <w:p>
             <w:pPr>
               <w:pStyle w:val="Compact"/>
+              <w:spacing w:before="0" w:after="40" w:line="264" w:lineRule="auto"/>
               <w:jc w:val="left"/>
             </w:pPr>
             <w:r>
+              <w:rPr>
+                <w:rFonts w:ascii="Calibri" w:hAnsi="Calibri"/>
+                <w:sz w:val="18"/>
+              </w:rPr>
               <w:t xml:space="preserve">ADMIN, EMPLOYEE</w:t>
             </w:r>
           </w:p>
         </w:tc>
         <w:tc>
-          <w:tcPr/>
+          <w:tcPr>
+            <w:tcMar>
+              <w:top w:w="40" w:type="dxa"/>
+              <w:bottom w:w="40" w:type="dxa"/>
+              <w:left w:w="60" w:type="dxa"/>
+              <w:right w:w="60" w:type="dxa"/>
+            </w:tcMar>
+            <w:tcMar>
+              <w:top w:w="40" w:type="dxa"/>
+              <w:bottom w:w="40" w:type="dxa"/>
+              <w:left w:w="60" w:type="dxa"/>
+              <w:right w:w="60" w:type="dxa"/>
+            </w:tcMar>
+          </w:tcPr>
           <w:p>
             <w:pPr>
               <w:pStyle w:val="Compact"/>
+              <w:spacing w:before="0" w:after="40" w:line="264" w:lineRule="auto"/>
               <w:jc w:val="left"/>
             </w:pPr>
             <w:r>
               <w:rPr>
                 <w:rStyle w:val="VerbatimChar"/>
+                <w:rFonts w:ascii="Calibri" w:hAnsi="Calibri"/>
+                <w:sz w:val="18"/>
               </w:rPr>
               <w:t xml:space="preserve">CreateCustomerRequest</w:t>
             </w:r>
             <w:r>
+              <w:rPr>
+                <w:rFonts w:ascii="Calibri" w:hAnsi="Calibri"/>
+                <w:sz w:val="18"/>
+              </w:rPr>
               <w:t xml:space="preserve"> </w:t>
             </w:r>
             <w:r>
+              <w:rPr>
+                <w:rFonts w:ascii="Calibri" w:hAnsi="Calibri"/>
+                <w:sz w:val="18"/>
+              </w:rPr>
               <w:t xml:space="preserve">(optional account fields)</w:t>
             </w:r>
           </w:p>
@@ -959,54 +2042,122 @@
       </w:tr>
       <w:tr>
         <w:tc>
-          <w:tcPr/>
+          <w:tcPr>
+            <w:tcMar>
+              <w:top w:w="40" w:type="dxa"/>
+              <w:bottom w:w="40" w:type="dxa"/>
+              <w:left w:w="60" w:type="dxa"/>
+              <w:right w:w="60" w:type="dxa"/>
+            </w:tcMar>
+            <w:tcMar>
+              <w:top w:w="40" w:type="dxa"/>
+              <w:bottom w:w="40" w:type="dxa"/>
+              <w:left w:w="60" w:type="dxa"/>
+              <w:right w:w="60" w:type="dxa"/>
+            </w:tcMar>
+          </w:tcPr>
           <w:p>
             <w:pPr>
               <w:pStyle w:val="Compact"/>
+              <w:spacing w:before="0" w:after="40" w:line="264" w:lineRule="auto"/>
               <w:jc w:val="left"/>
             </w:pPr>
             <w:r>
+              <w:rPr>
+                <w:rFonts w:ascii="Calibri" w:hAnsi="Calibri"/>
+                <w:sz w:val="18"/>
+              </w:rPr>
               <w:t xml:space="preserve">PUT</w:t>
             </w:r>
           </w:p>
         </w:tc>
         <w:tc>
-          <w:tcPr/>
+          <w:tcPr>
+            <w:tcMar>
+              <w:top w:w="40" w:type="dxa"/>
+              <w:bottom w:w="40" w:type="dxa"/>
+              <w:left w:w="60" w:type="dxa"/>
+              <w:right w:w="60" w:type="dxa"/>
+            </w:tcMar>
+            <w:tcMar>
+              <w:top w:w="40" w:type="dxa"/>
+              <w:bottom w:w="40" w:type="dxa"/>
+              <w:left w:w="60" w:type="dxa"/>
+              <w:right w:w="60" w:type="dxa"/>
+            </w:tcMar>
+          </w:tcPr>
           <w:p>
             <w:pPr>
               <w:pStyle w:val="Compact"/>
+              <w:spacing w:before="0" w:after="40" w:line="264" w:lineRule="auto"/>
               <w:jc w:val="left"/>
             </w:pPr>
             <w:r>
               <w:rPr>
                 <w:rStyle w:val="VerbatimChar"/>
+                <w:rFonts w:ascii="Calibri" w:hAnsi="Calibri"/>
+                <w:sz w:val="18"/>
               </w:rPr>
               <w:t xml:space="preserve">/customers/{id}</w:t>
             </w:r>
           </w:p>
         </w:tc>
         <w:tc>
-          <w:tcPr/>
+          <w:tcPr>
+            <w:tcMar>
+              <w:top w:w="40" w:type="dxa"/>
+              <w:bottom w:w="40" w:type="dxa"/>
+              <w:left w:w="60" w:type="dxa"/>
+              <w:right w:w="60" w:type="dxa"/>
+            </w:tcMar>
+            <w:tcMar>
+              <w:top w:w="40" w:type="dxa"/>
+              <w:bottom w:w="40" w:type="dxa"/>
+              <w:left w:w="60" w:type="dxa"/>
+              <w:right w:w="60" w:type="dxa"/>
+            </w:tcMar>
+          </w:tcPr>
           <w:p>
             <w:pPr>
               <w:pStyle w:val="Compact"/>
+              <w:spacing w:before="0" w:after="40" w:line="264" w:lineRule="auto"/>
               <w:jc w:val="left"/>
             </w:pPr>
             <w:r>
+              <w:rPr>
+                <w:rFonts w:ascii="Calibri" w:hAnsi="Calibri"/>
+                <w:sz w:val="18"/>
+              </w:rPr>
               <w:t xml:space="preserve">ADMIN, EMPLOYEE</w:t>
             </w:r>
           </w:p>
         </w:tc>
         <w:tc>
-          <w:tcPr/>
+          <w:tcPr>
+            <w:tcMar>
+              <w:top w:w="40" w:type="dxa"/>
+              <w:bottom w:w="40" w:type="dxa"/>
+              <w:left w:w="60" w:type="dxa"/>
+              <w:right w:w="60" w:type="dxa"/>
+            </w:tcMar>
+            <w:tcMar>
+              <w:top w:w="40" w:type="dxa"/>
+              <w:bottom w:w="40" w:type="dxa"/>
+              <w:left w:w="60" w:type="dxa"/>
+              <w:right w:w="60" w:type="dxa"/>
+            </w:tcMar>
+          </w:tcPr>
           <w:p>
             <w:pPr>
               <w:pStyle w:val="Compact"/>
+              <w:spacing w:before="0" w:after="40" w:line="264" w:lineRule="auto"/>
               <w:jc w:val="left"/>
             </w:pPr>
             <w:r>
               <w:rPr>
                 <w:rStyle w:val="VerbatimChar"/>
+                <w:rFonts w:ascii="Calibri" w:hAnsi="Calibri"/>
+                <w:sz w:val="18"/>
               </w:rPr>
               <w:t xml:space="preserve">@Valid UpdateCustomerRequest</w:t>
             </w:r>
@@ -1015,55 +2166,121 @@
       </w:tr>
       <w:tr>
         <w:tc>
-          <w:tcPr/>
+          <w:tcPr>
+            <w:tcMar>
+              <w:top w:w="40" w:type="dxa"/>
+              <w:bottom w:w="40" w:type="dxa"/>
+              <w:left w:w="60" w:type="dxa"/>
+              <w:right w:w="60" w:type="dxa"/>
+            </w:tcMar>
+            <w:tcMar>
+              <w:top w:w="40" w:type="dxa"/>
+              <w:bottom w:w="40" w:type="dxa"/>
+              <w:left w:w="60" w:type="dxa"/>
+              <w:right w:w="60" w:type="dxa"/>
+            </w:tcMar>
+          </w:tcPr>
           <w:p>
             <w:pPr>
               <w:pStyle w:val="Compact"/>
+              <w:spacing w:before="0" w:after="40" w:line="264" w:lineRule="auto"/>
               <w:jc w:val="left"/>
             </w:pPr>
             <w:r>
+              <w:rPr>
+                <w:rFonts w:ascii="Calibri" w:hAnsi="Calibri"/>
+                <w:sz w:val="18"/>
+              </w:rPr>
               <w:t xml:space="preserve">DELETE</w:t>
             </w:r>
           </w:p>
         </w:tc>
         <w:tc>
-          <w:tcPr/>
+          <w:tcPr>
+            <w:tcMar>
+              <w:top w:w="40" w:type="dxa"/>
+              <w:bottom w:w="40" w:type="dxa"/>
+              <w:left w:w="60" w:type="dxa"/>
+              <w:right w:w="60" w:type="dxa"/>
+            </w:tcMar>
+            <w:tcMar>
+              <w:top w:w="40" w:type="dxa"/>
+              <w:bottom w:w="40" w:type="dxa"/>
+              <w:left w:w="60" w:type="dxa"/>
+              <w:right w:w="60" w:type="dxa"/>
+            </w:tcMar>
+          </w:tcPr>
           <w:p>
             <w:pPr>
               <w:pStyle w:val="Compact"/>
+              <w:spacing w:before="0" w:after="40" w:line="264" w:lineRule="auto"/>
               <w:jc w:val="left"/>
             </w:pPr>
             <w:r>
               <w:rPr>
                 <w:rStyle w:val="VerbatimChar"/>
+                <w:rFonts w:ascii="Calibri" w:hAnsi="Calibri"/>
+                <w:sz w:val="18"/>
               </w:rPr>
               <w:t xml:space="preserve">/customers/{id}</w:t>
             </w:r>
           </w:p>
         </w:tc>
         <w:tc>
-          <w:tcPr/>
+          <w:tcPr>
+            <w:tcMar>
+              <w:top w:w="40" w:type="dxa"/>
+              <w:bottom w:w="40" w:type="dxa"/>
+              <w:left w:w="60" w:type="dxa"/>
+              <w:right w:w="60" w:type="dxa"/>
+            </w:tcMar>
+            <w:tcMar>
+              <w:top w:w="40" w:type="dxa"/>
+              <w:bottom w:w="40" w:type="dxa"/>
+              <w:left w:w="60" w:type="dxa"/>
+              <w:right w:w="60" w:type="dxa"/>
+            </w:tcMar>
+          </w:tcPr>
           <w:p>
             <w:pPr>
               <w:pStyle w:val="Compact"/>
+              <w:spacing w:before="0" w:after="40" w:line="264" w:lineRule="auto"/>
               <w:jc w:val="left"/>
             </w:pPr>
             <w:r>
+              <w:rPr>
+                <w:rFonts w:ascii="Calibri" w:hAnsi="Calibri"/>
+                <w:sz w:val="18"/>
+              </w:rPr>
               <w:t xml:space="preserve">ADMIN</w:t>
             </w:r>
           </w:p>
         </w:tc>
         <w:tc>
-          <w:tcPr/>
+          <w:tcPr>
+            <w:tcMar>
+              <w:top w:w="40" w:type="dxa"/>
+              <w:bottom w:w="40" w:type="dxa"/>
+              <w:left w:w="60" w:type="dxa"/>
+              <w:right w:w="60" w:type="dxa"/>
+            </w:tcMar>
+            <w:tcMar>
+              <w:top w:w="40" w:type="dxa"/>
+              <w:bottom w:w="40" w:type="dxa"/>
+              <w:left w:w="60" w:type="dxa"/>
+              <w:right w:w="60" w:type="dxa"/>
+            </w:tcMar>
+          </w:tcPr>
           <w:p>
             <w:pPr>
               <w:pStyle w:val="Compact"/>
+              <w:spacing w:before="0" w:after="40" w:line="264" w:lineRule="auto"/>
             </w:pPr>
           </w:p>
         </w:tc>
       </w:tr>
     </w:tbl>
-    <w:bookmarkStart w:id="11" w:name="createcustomerrequest-key-fields"/>
+    <w:bookmarkStart w:id="12" w:name="createcustomerrequest-key-fields"/>
     <w:p>
       <w:pPr>
         <w:pStyle w:val="Heading3"/>
@@ -1075,6 +2292,8 @@
     <w:p>
       <w:pPr>
         <w:pStyle w:val="FirstParagraph"/>
+        <w:spacing w:after="160" w:line="276" w:lineRule="auto"/>
+        <w:jc w:val="left"/>
       </w:pPr>
       <w:r>
         <w:rPr>
@@ -1203,9 +2422,9 @@
         <w:t xml:space="preserve">openingDeposit</w:t>
       </w:r>
     </w:p>
-    <w:bookmarkEnd w:id="11"/>
     <w:bookmarkEnd w:id="12"/>
-    <w:bookmarkStart w:id="16" w:name="accounts-accounts"/>
+    <w:bookmarkEnd w:id="13"/>
+    <w:bookmarkStart w:id="17" w:name="accounts-accounts"/>
     <w:p>
       <w:pPr>
         <w:pStyle w:val="Heading2"/>
@@ -1226,9 +2445,17 @@
     <w:tbl>
       <w:tblPr>
         <w:tblStyle w:val="Table"/>
-        <w:tblW w:type="pct" w:w="4922"/>
-        <w:tblLayout w:type="fixed"/>
+        <w:tblW w:type="pct" w:w="5000"/>
+        <w:tblLayout w:type="autofit"/>
         <w:tblLook w:firstRow="1" w:lastRow="0" w:firstColumn="0" w:lastColumn="0" w:noHBand="0" w:noVBand="0" w:val="0020"/>
+        <w:tblBorders>
+          <w:top w:val="single" w:sz="4" w:space="0" w:color="CBD5E0"/>
+          <w:left w:val="single" w:sz="4" w:space="0" w:color="CBD5E0"/>
+          <w:bottom w:val="single" w:sz="4" w:space="0" w:color="CBD5E0"/>
+          <w:right w:val="single" w:sz="4" w:space="0" w:color="CBD5E0"/>
+          <w:insideH w:val="single" w:sz="4" w:space="0" w:color="CBD5E0"/>
+          <w:insideV w:val="single" w:sz="4" w:space="0" w:color="CBD5E0"/>
+        </w:tblBorders>
       </w:tblPr>
       <w:tblGrid>
         <w:gridCol w:w="1113"/>
@@ -1241,49 +2468,133 @@
           <w:tblHeader w:val="on"/>
         </w:trPr>
         <w:tc>
-          <w:tcPr/>
+          <w:tcPr>
+            <w:tcMar>
+              <w:top w:w="40" w:type="dxa"/>
+              <w:bottom w:w="40" w:type="dxa"/>
+              <w:left w:w="60" w:type="dxa"/>
+              <w:right w:w="60" w:type="dxa"/>
+            </w:tcMar>
+            <w:shd w:fill="1A365D" w:val="clear"/>
+            <w:tcMar>
+              <w:top w:w="40" w:type="dxa"/>
+              <w:bottom w:w="40" w:type="dxa"/>
+              <w:left w:w="60" w:type="dxa"/>
+              <w:right w:w="60" w:type="dxa"/>
+            </w:tcMar>
+          </w:tcPr>
           <w:p>
             <w:pPr>
               <w:pStyle w:val="Compact"/>
+              <w:spacing w:before="0" w:after="40" w:line="264" w:lineRule="auto"/>
               <w:jc w:val="left"/>
             </w:pPr>
             <w:r>
+              <w:rPr>
+                <w:rFonts w:ascii="Calibri" w:hAnsi="Calibri"/>
+                <w:b/>
+                <w:color w:val="FFFFFF"/>
+                <w:sz w:val="18"/>
+              </w:rPr>
               <w:t xml:space="preserve">Method</w:t>
             </w:r>
           </w:p>
         </w:tc>
         <w:tc>
-          <w:tcPr/>
+          <w:tcPr>
+            <w:tcMar>
+              <w:top w:w="40" w:type="dxa"/>
+              <w:bottom w:w="40" w:type="dxa"/>
+              <w:left w:w="60" w:type="dxa"/>
+              <w:right w:w="60" w:type="dxa"/>
+            </w:tcMar>
+            <w:shd w:fill="1A365D" w:val="clear"/>
+            <w:tcMar>
+              <w:top w:w="40" w:type="dxa"/>
+              <w:bottom w:w="40" w:type="dxa"/>
+              <w:left w:w="60" w:type="dxa"/>
+              <w:right w:w="60" w:type="dxa"/>
+            </w:tcMar>
+          </w:tcPr>
           <w:p>
             <w:pPr>
               <w:pStyle w:val="Compact"/>
+              <w:spacing w:before="0" w:after="40" w:line="264" w:lineRule="auto"/>
               <w:jc w:val="left"/>
             </w:pPr>
             <w:r>
+              <w:rPr>
+                <w:rFonts w:ascii="Calibri" w:hAnsi="Calibri"/>
+                <w:b/>
+                <w:color w:val="FFFFFF"/>
+                <w:sz w:val="18"/>
+              </w:rPr>
               <w:t xml:space="preserve">Path</w:t>
             </w:r>
           </w:p>
         </w:tc>
         <w:tc>
-          <w:tcPr/>
+          <w:tcPr>
+            <w:tcMar>
+              <w:top w:w="40" w:type="dxa"/>
+              <w:bottom w:w="40" w:type="dxa"/>
+              <w:left w:w="60" w:type="dxa"/>
+              <w:right w:w="60" w:type="dxa"/>
+            </w:tcMar>
+            <w:shd w:fill="1A365D" w:val="clear"/>
+            <w:tcMar>
+              <w:top w:w="40" w:type="dxa"/>
+              <w:bottom w:w="40" w:type="dxa"/>
+              <w:left w:w="60" w:type="dxa"/>
+              <w:right w:w="60" w:type="dxa"/>
+            </w:tcMar>
+          </w:tcPr>
           <w:p>
             <w:pPr>
               <w:pStyle w:val="Compact"/>
+              <w:spacing w:before="0" w:after="40" w:line="264" w:lineRule="auto"/>
               <w:jc w:val="left"/>
             </w:pPr>
             <w:r>
+              <w:rPr>
+                <w:rFonts w:ascii="Calibri" w:hAnsi="Calibri"/>
+                <w:b/>
+                <w:color w:val="FFFFFF"/>
+                <w:sz w:val="18"/>
+              </w:rPr>
               <w:t xml:space="preserve">Roles</w:t>
             </w:r>
           </w:p>
         </w:tc>
         <w:tc>
-          <w:tcPr/>
+          <w:tcPr>
+            <w:tcMar>
+              <w:top w:w="40" w:type="dxa"/>
+              <w:bottom w:w="40" w:type="dxa"/>
+              <w:left w:w="60" w:type="dxa"/>
+              <w:right w:w="60" w:type="dxa"/>
+            </w:tcMar>
+            <w:shd w:fill="1A365D" w:val="clear"/>
+            <w:tcMar>
+              <w:top w:w="40" w:type="dxa"/>
+              <w:bottom w:w="40" w:type="dxa"/>
+              <w:left w:w="60" w:type="dxa"/>
+              <w:right w:w="60" w:type="dxa"/>
+            </w:tcMar>
+          </w:tcPr>
           <w:p>
             <w:pPr>
               <w:pStyle w:val="Compact"/>
+              <w:spacing w:before="0" w:after="40" w:line="264" w:lineRule="auto"/>
               <w:jc w:val="left"/>
             </w:pPr>
             <w:r>
+              <w:rPr>
+                <w:rFonts w:ascii="Calibri" w:hAnsi="Calibri"/>
+                <w:b/>
+                <w:color w:val="FFFFFF"/>
+                <w:sz w:val="18"/>
+              </w:rPr>
               <w:t xml:space="preserve">Notes</w:t>
             </w:r>
           </w:p>
@@ -1291,54 +2602,122 @@
       </w:tr>
       <w:tr>
         <w:tc>
-          <w:tcPr/>
+          <w:tcPr>
+            <w:tcMar>
+              <w:top w:w="40" w:type="dxa"/>
+              <w:bottom w:w="40" w:type="dxa"/>
+              <w:left w:w="60" w:type="dxa"/>
+              <w:right w:w="60" w:type="dxa"/>
+            </w:tcMar>
+            <w:tcMar>
+              <w:top w:w="40" w:type="dxa"/>
+              <w:bottom w:w="40" w:type="dxa"/>
+              <w:left w:w="60" w:type="dxa"/>
+              <w:right w:w="60" w:type="dxa"/>
+            </w:tcMar>
+          </w:tcPr>
           <w:p>
             <w:pPr>
               <w:pStyle w:val="Compact"/>
+              <w:spacing w:before="0" w:after="40" w:line="264" w:lineRule="auto"/>
               <w:jc w:val="left"/>
             </w:pPr>
             <w:r>
+              <w:rPr>
+                <w:rFonts w:ascii="Calibri" w:hAnsi="Calibri"/>
+                <w:sz w:val="18"/>
+              </w:rPr>
               <w:t xml:space="preserve">POST</w:t>
             </w:r>
           </w:p>
         </w:tc>
         <w:tc>
-          <w:tcPr/>
+          <w:tcPr>
+            <w:tcMar>
+              <w:top w:w="40" w:type="dxa"/>
+              <w:bottom w:w="40" w:type="dxa"/>
+              <w:left w:w="60" w:type="dxa"/>
+              <w:right w:w="60" w:type="dxa"/>
+            </w:tcMar>
+            <w:tcMar>
+              <w:top w:w="40" w:type="dxa"/>
+              <w:bottom w:w="40" w:type="dxa"/>
+              <w:left w:w="60" w:type="dxa"/>
+              <w:right w:w="60" w:type="dxa"/>
+            </w:tcMar>
+          </w:tcPr>
           <w:p>
             <w:pPr>
               <w:pStyle w:val="Compact"/>
+              <w:spacing w:before="0" w:after="40" w:line="264" w:lineRule="auto"/>
               <w:jc w:val="left"/>
             </w:pPr>
             <w:r>
               <w:rPr>
                 <w:rStyle w:val="VerbatimChar"/>
+                <w:rFonts w:ascii="Calibri" w:hAnsi="Calibri"/>
+                <w:sz w:val="18"/>
               </w:rPr>
               <w:t xml:space="preserve">/accounts</w:t>
             </w:r>
           </w:p>
         </w:tc>
         <w:tc>
-          <w:tcPr/>
+          <w:tcPr>
+            <w:tcMar>
+              <w:top w:w="40" w:type="dxa"/>
+              <w:bottom w:w="40" w:type="dxa"/>
+              <w:left w:w="60" w:type="dxa"/>
+              <w:right w:w="60" w:type="dxa"/>
+            </w:tcMar>
+            <w:tcMar>
+              <w:top w:w="40" w:type="dxa"/>
+              <w:bottom w:w="40" w:type="dxa"/>
+              <w:left w:w="60" w:type="dxa"/>
+              <w:right w:w="60" w:type="dxa"/>
+            </w:tcMar>
+          </w:tcPr>
           <w:p>
             <w:pPr>
               <w:pStyle w:val="Compact"/>
+              <w:spacing w:before="0" w:after="40" w:line="264" w:lineRule="auto"/>
               <w:jc w:val="left"/>
             </w:pPr>
             <w:r>
+              <w:rPr>
+                <w:rFonts w:ascii="Calibri" w:hAnsi="Calibri"/>
+                <w:sz w:val="18"/>
+              </w:rPr>
               <w:t xml:space="preserve">ADMIN, EMPLOYEE</w:t>
             </w:r>
           </w:p>
         </w:tc>
         <w:tc>
-          <w:tcPr/>
+          <w:tcPr>
+            <w:tcMar>
+              <w:top w:w="40" w:type="dxa"/>
+              <w:bottom w:w="40" w:type="dxa"/>
+              <w:left w:w="60" w:type="dxa"/>
+              <w:right w:w="60" w:type="dxa"/>
+            </w:tcMar>
+            <w:tcMar>
+              <w:top w:w="40" w:type="dxa"/>
+              <w:bottom w:w="40" w:type="dxa"/>
+              <w:left w:w="60" w:type="dxa"/>
+              <w:right w:w="60" w:type="dxa"/>
+            </w:tcMar>
+          </w:tcPr>
           <w:p>
             <w:pPr>
               <w:pStyle w:val="Compact"/>
+              <w:spacing w:before="0" w:after="40" w:line="264" w:lineRule="auto"/>
               <w:jc w:val="left"/>
             </w:pPr>
             <w:r>
               <w:rPr>
                 <w:rStyle w:val="VerbatimChar"/>
+                <w:rFonts w:ascii="Calibri" w:hAnsi="Calibri"/>
+                <w:sz w:val="18"/>
               </w:rPr>
               <w:t xml:space="preserve">OpenAccountRequest</w:t>
             </w:r>
@@ -1347,64 +2726,150 @@
       </w:tr>
       <w:tr>
         <w:tc>
-          <w:tcPr/>
+          <w:tcPr>
+            <w:tcMar>
+              <w:top w:w="40" w:type="dxa"/>
+              <w:bottom w:w="40" w:type="dxa"/>
+              <w:left w:w="60" w:type="dxa"/>
+              <w:right w:w="60" w:type="dxa"/>
+            </w:tcMar>
+            <w:tcMar>
+              <w:top w:w="40" w:type="dxa"/>
+              <w:bottom w:w="40" w:type="dxa"/>
+              <w:left w:w="60" w:type="dxa"/>
+              <w:right w:w="60" w:type="dxa"/>
+            </w:tcMar>
+          </w:tcPr>
           <w:p>
             <w:pPr>
               <w:pStyle w:val="Compact"/>
+              <w:spacing w:before="0" w:after="40" w:line="264" w:lineRule="auto"/>
               <w:jc w:val="left"/>
             </w:pPr>
             <w:r>
+              <w:rPr>
+                <w:rFonts w:ascii="Calibri" w:hAnsi="Calibri"/>
+                <w:sz w:val="18"/>
+              </w:rPr>
               <w:t xml:space="preserve">GET</w:t>
             </w:r>
           </w:p>
         </w:tc>
         <w:tc>
-          <w:tcPr/>
+          <w:tcPr>
+            <w:tcMar>
+              <w:top w:w="40" w:type="dxa"/>
+              <w:bottom w:w="40" w:type="dxa"/>
+              <w:left w:w="60" w:type="dxa"/>
+              <w:right w:w="60" w:type="dxa"/>
+            </w:tcMar>
+            <w:tcMar>
+              <w:top w:w="40" w:type="dxa"/>
+              <w:bottom w:w="40" w:type="dxa"/>
+              <w:left w:w="60" w:type="dxa"/>
+              <w:right w:w="60" w:type="dxa"/>
+            </w:tcMar>
+          </w:tcPr>
           <w:p>
             <w:pPr>
               <w:pStyle w:val="Compact"/>
+              <w:spacing w:before="0" w:after="40" w:line="264" w:lineRule="auto"/>
               <w:jc w:val="left"/>
             </w:pPr>
             <w:r>
               <w:rPr>
                 <w:rStyle w:val="VerbatimChar"/>
+                <w:rFonts w:ascii="Calibri" w:hAnsi="Calibri"/>
+                <w:sz w:val="18"/>
               </w:rPr>
               <w:t xml:space="preserve">/accounts?search&amp;page&amp;size&amp;sortBy&amp;sortDir</w:t>
             </w:r>
           </w:p>
         </w:tc>
         <w:tc>
-          <w:tcPr/>
+          <w:tcPr>
+            <w:tcMar>
+              <w:top w:w="40" w:type="dxa"/>
+              <w:bottom w:w="40" w:type="dxa"/>
+              <w:left w:w="60" w:type="dxa"/>
+              <w:right w:w="60" w:type="dxa"/>
+            </w:tcMar>
+            <w:tcMar>
+              <w:top w:w="40" w:type="dxa"/>
+              <w:bottom w:w="40" w:type="dxa"/>
+              <w:left w:w="60" w:type="dxa"/>
+              <w:right w:w="60" w:type="dxa"/>
+            </w:tcMar>
+          </w:tcPr>
           <w:p>
             <w:pPr>
               <w:pStyle w:val="Compact"/>
+              <w:spacing w:before="0" w:after="40" w:line="264" w:lineRule="auto"/>
               <w:jc w:val="left"/>
             </w:pPr>
             <w:r>
+              <w:rPr>
+                <w:rFonts w:ascii="Calibri" w:hAnsi="Calibri"/>
+                <w:sz w:val="18"/>
+              </w:rPr>
               <w:t xml:space="preserve">ADMIN,</w:t>
             </w:r>
             <w:r>
+              <w:rPr>
+                <w:rFonts w:ascii="Calibri" w:hAnsi="Calibri"/>
+                <w:sz w:val="18"/>
+              </w:rPr>
               <w:t xml:space="preserve"> </w:t>
             </w:r>
             <w:r>
+              <w:rPr>
+                <w:rFonts w:ascii="Calibri" w:hAnsi="Calibri"/>
+                <w:sz w:val="18"/>
+              </w:rPr>
               <w:t xml:space="preserve">EMPLOYEE,</w:t>
             </w:r>
             <w:r>
+              <w:rPr>
+                <w:rFonts w:ascii="Calibri" w:hAnsi="Calibri"/>
+                <w:sz w:val="18"/>
+              </w:rPr>
               <w:t xml:space="preserve"> </w:t>
             </w:r>
             <w:r>
+              <w:rPr>
+                <w:rFonts w:ascii="Calibri" w:hAnsi="Calibri"/>
+                <w:sz w:val="18"/>
+              </w:rPr>
               <w:t xml:space="preserve">MANAGER</w:t>
             </w:r>
           </w:p>
         </w:tc>
         <w:tc>
-          <w:tcPr/>
+          <w:tcPr>
+            <w:tcMar>
+              <w:top w:w="40" w:type="dxa"/>
+              <w:bottom w:w="40" w:type="dxa"/>
+              <w:left w:w="60" w:type="dxa"/>
+              <w:right w:w="60" w:type="dxa"/>
+            </w:tcMar>
+            <w:tcMar>
+              <w:top w:w="40" w:type="dxa"/>
+              <w:bottom w:w="40" w:type="dxa"/>
+              <w:left w:w="60" w:type="dxa"/>
+              <w:right w:w="60" w:type="dxa"/>
+            </w:tcMar>
+          </w:tcPr>
           <w:p>
             <w:pPr>
               <w:pStyle w:val="Compact"/>
+              <w:spacing w:before="0" w:after="40" w:line="264" w:lineRule="auto"/>
               <w:jc w:val="left"/>
             </w:pPr>
             <w:r>
+              <w:rPr>
+                <w:rFonts w:ascii="Calibri" w:hAnsi="Calibri"/>
+                <w:sz w:val="18"/>
+              </w:rPr>
               <w:t xml:space="preserve">Search page</w:t>
             </w:r>
           </w:p>
@@ -1412,133 +2877,307 @@
       </w:tr>
       <w:tr>
         <w:tc>
-          <w:tcPr/>
+          <w:tcPr>
+            <w:tcMar>
+              <w:top w:w="40" w:type="dxa"/>
+              <w:bottom w:w="40" w:type="dxa"/>
+              <w:left w:w="60" w:type="dxa"/>
+              <w:right w:w="60" w:type="dxa"/>
+            </w:tcMar>
+            <w:tcMar>
+              <w:top w:w="40" w:type="dxa"/>
+              <w:bottom w:w="40" w:type="dxa"/>
+              <w:left w:w="60" w:type="dxa"/>
+              <w:right w:w="60" w:type="dxa"/>
+            </w:tcMar>
+          </w:tcPr>
           <w:p>
             <w:pPr>
               <w:pStyle w:val="Compact"/>
+              <w:spacing w:before="0" w:after="40" w:line="264" w:lineRule="auto"/>
               <w:jc w:val="left"/>
             </w:pPr>
             <w:r>
+              <w:rPr>
+                <w:rFonts w:ascii="Calibri" w:hAnsi="Calibri"/>
+                <w:sz w:val="18"/>
+              </w:rPr>
               <w:t xml:space="preserve">GET</w:t>
             </w:r>
           </w:p>
         </w:tc>
         <w:tc>
-          <w:tcPr/>
+          <w:tcPr>
+            <w:tcMar>
+              <w:top w:w="40" w:type="dxa"/>
+              <w:bottom w:w="40" w:type="dxa"/>
+              <w:left w:w="60" w:type="dxa"/>
+              <w:right w:w="60" w:type="dxa"/>
+            </w:tcMar>
+            <w:tcMar>
+              <w:top w:w="40" w:type="dxa"/>
+              <w:bottom w:w="40" w:type="dxa"/>
+              <w:left w:w="60" w:type="dxa"/>
+              <w:right w:w="60" w:type="dxa"/>
+            </w:tcMar>
+          </w:tcPr>
           <w:p>
             <w:pPr>
               <w:pStyle w:val="Compact"/>
+              <w:spacing w:before="0" w:after="40" w:line="264" w:lineRule="auto"/>
               <w:jc w:val="left"/>
             </w:pPr>
             <w:r>
               <w:rPr>
                 <w:rStyle w:val="VerbatimChar"/>
+                <w:rFonts w:ascii="Calibri" w:hAnsi="Calibri"/>
+                <w:sz w:val="18"/>
               </w:rPr>
               <w:t xml:space="preserve">/accounts/customer/{customerId}?page&amp;size&amp;sortBy&amp;sortDir</w:t>
             </w:r>
           </w:p>
         </w:tc>
         <w:tc>
-          <w:tcPr/>
+          <w:tcPr>
+            <w:tcMar>
+              <w:top w:w="40" w:type="dxa"/>
+              <w:bottom w:w="40" w:type="dxa"/>
+              <w:left w:w="60" w:type="dxa"/>
+              <w:right w:w="60" w:type="dxa"/>
+            </w:tcMar>
+            <w:tcMar>
+              <w:top w:w="40" w:type="dxa"/>
+              <w:bottom w:w="40" w:type="dxa"/>
+              <w:left w:w="60" w:type="dxa"/>
+              <w:right w:w="60" w:type="dxa"/>
+            </w:tcMar>
+          </w:tcPr>
           <w:p>
             <w:pPr>
               <w:pStyle w:val="Compact"/>
+              <w:spacing w:before="0" w:after="40" w:line="264" w:lineRule="auto"/>
               <w:jc w:val="left"/>
             </w:pPr>
             <w:r>
+              <w:rPr>
+                <w:rFonts w:ascii="Calibri" w:hAnsi="Calibri"/>
+                <w:sz w:val="18"/>
+              </w:rPr>
               <w:t xml:space="preserve">ADMIN,</w:t>
             </w:r>
             <w:r>
+              <w:rPr>
+                <w:rFonts w:ascii="Calibri" w:hAnsi="Calibri"/>
+                <w:sz w:val="18"/>
+              </w:rPr>
               <w:t xml:space="preserve"> </w:t>
             </w:r>
             <w:r>
+              <w:rPr>
+                <w:rFonts w:ascii="Calibri" w:hAnsi="Calibri"/>
+                <w:sz w:val="18"/>
+              </w:rPr>
               <w:t xml:space="preserve">EMPLOYEE,</w:t>
             </w:r>
             <w:r>
+              <w:rPr>
+                <w:rFonts w:ascii="Calibri" w:hAnsi="Calibri"/>
+                <w:sz w:val="18"/>
+              </w:rPr>
               <w:t xml:space="preserve"> </w:t>
             </w:r>
             <w:r>
+              <w:rPr>
+                <w:rFonts w:ascii="Calibri" w:hAnsi="Calibri"/>
+                <w:sz w:val="18"/>
+              </w:rPr>
               <w:t xml:space="preserve">MANAGER</w:t>
             </w:r>
           </w:p>
         </w:tc>
         <w:tc>
-          <w:tcPr/>
+          <w:tcPr>
+            <w:tcMar>
+              <w:top w:w="40" w:type="dxa"/>
+              <w:bottom w:w="40" w:type="dxa"/>
+              <w:left w:w="60" w:type="dxa"/>
+              <w:right w:w="60" w:type="dxa"/>
+            </w:tcMar>
+            <w:tcMar>
+              <w:top w:w="40" w:type="dxa"/>
+              <w:bottom w:w="40" w:type="dxa"/>
+              <w:left w:w="60" w:type="dxa"/>
+              <w:right w:w="60" w:type="dxa"/>
+            </w:tcMar>
+          </w:tcPr>
           <w:p>
             <w:pPr>
               <w:pStyle w:val="Compact"/>
+              <w:spacing w:before="0" w:after="40" w:line="264" w:lineRule="auto"/>
             </w:pPr>
           </w:p>
         </w:tc>
       </w:tr>
       <w:tr>
         <w:tc>
-          <w:tcPr/>
+          <w:tcPr>
+            <w:tcMar>
+              <w:top w:w="40" w:type="dxa"/>
+              <w:bottom w:w="40" w:type="dxa"/>
+              <w:left w:w="60" w:type="dxa"/>
+              <w:right w:w="60" w:type="dxa"/>
+            </w:tcMar>
+            <w:tcMar>
+              <w:top w:w="40" w:type="dxa"/>
+              <w:bottom w:w="40" w:type="dxa"/>
+              <w:left w:w="60" w:type="dxa"/>
+              <w:right w:w="60" w:type="dxa"/>
+            </w:tcMar>
+          </w:tcPr>
           <w:p>
             <w:pPr>
               <w:pStyle w:val="Compact"/>
+              <w:spacing w:before="0" w:after="40" w:line="264" w:lineRule="auto"/>
               <w:jc w:val="left"/>
             </w:pPr>
             <w:r>
+              <w:rPr>
+                <w:rFonts w:ascii="Calibri" w:hAnsi="Calibri"/>
+                <w:sz w:val="18"/>
+              </w:rPr>
               <w:t xml:space="preserve">GET</w:t>
             </w:r>
           </w:p>
         </w:tc>
         <w:tc>
-          <w:tcPr/>
+          <w:tcPr>
+            <w:tcMar>
+              <w:top w:w="40" w:type="dxa"/>
+              <w:bottom w:w="40" w:type="dxa"/>
+              <w:left w:w="60" w:type="dxa"/>
+              <w:right w:w="60" w:type="dxa"/>
+            </w:tcMar>
+            <w:tcMar>
+              <w:top w:w="40" w:type="dxa"/>
+              <w:bottom w:w="40" w:type="dxa"/>
+              <w:left w:w="60" w:type="dxa"/>
+              <w:right w:w="60" w:type="dxa"/>
+            </w:tcMar>
+          </w:tcPr>
           <w:p>
             <w:pPr>
               <w:pStyle w:val="Compact"/>
+              <w:spacing w:before="0" w:after="40" w:line="264" w:lineRule="auto"/>
               <w:jc w:val="left"/>
             </w:pPr>
             <w:r>
               <w:rPr>
                 <w:rStyle w:val="VerbatimChar"/>
+                <w:rFonts w:ascii="Calibri" w:hAnsi="Calibri"/>
+                <w:sz w:val="18"/>
               </w:rPr>
               <w:t xml:space="preserve">/accounts/{accountId}</w:t>
             </w:r>
           </w:p>
         </w:tc>
         <w:tc>
-          <w:tcPr/>
+          <w:tcPr>
+            <w:tcMar>
+              <w:top w:w="40" w:type="dxa"/>
+              <w:bottom w:w="40" w:type="dxa"/>
+              <w:left w:w="60" w:type="dxa"/>
+              <w:right w:w="60" w:type="dxa"/>
+            </w:tcMar>
+            <w:tcMar>
+              <w:top w:w="40" w:type="dxa"/>
+              <w:bottom w:w="40" w:type="dxa"/>
+              <w:left w:w="60" w:type="dxa"/>
+              <w:right w:w="60" w:type="dxa"/>
+            </w:tcMar>
+          </w:tcPr>
           <w:p>
             <w:pPr>
               <w:pStyle w:val="Compact"/>
+              <w:spacing w:before="0" w:after="40" w:line="264" w:lineRule="auto"/>
               <w:jc w:val="left"/>
             </w:pPr>
             <w:r>
+              <w:rPr>
+                <w:rFonts w:ascii="Calibri" w:hAnsi="Calibri"/>
+                <w:sz w:val="18"/>
+              </w:rPr>
               <w:t xml:space="preserve">ADMIN,</w:t>
             </w:r>
             <w:r>
+              <w:rPr>
+                <w:rFonts w:ascii="Calibri" w:hAnsi="Calibri"/>
+                <w:sz w:val="18"/>
+              </w:rPr>
               <w:t xml:space="preserve"> </w:t>
             </w:r>
             <w:r>
+              <w:rPr>
+                <w:rFonts w:ascii="Calibri" w:hAnsi="Calibri"/>
+                <w:sz w:val="18"/>
+              </w:rPr>
               <w:t xml:space="preserve">EMPLOYEE,</w:t>
             </w:r>
             <w:r>
+              <w:rPr>
+                <w:rFonts w:ascii="Calibri" w:hAnsi="Calibri"/>
+                <w:sz w:val="18"/>
+              </w:rPr>
               <w:t xml:space="preserve"> </w:t>
             </w:r>
             <w:r>
+              <w:rPr>
+                <w:rFonts w:ascii="Calibri" w:hAnsi="Calibri"/>
+                <w:sz w:val="18"/>
+              </w:rPr>
               <w:t xml:space="preserve">MANAGER</w:t>
             </w:r>
           </w:p>
         </w:tc>
         <w:tc>
-          <w:tcPr/>
+          <w:tcPr>
+            <w:tcMar>
+              <w:top w:w="40" w:type="dxa"/>
+              <w:bottom w:w="40" w:type="dxa"/>
+              <w:left w:w="60" w:type="dxa"/>
+              <w:right w:w="60" w:type="dxa"/>
+            </w:tcMar>
+            <w:tcMar>
+              <w:top w:w="40" w:type="dxa"/>
+              <w:bottom w:w="40" w:type="dxa"/>
+              <w:left w:w="60" w:type="dxa"/>
+              <w:right w:w="60" w:type="dxa"/>
+            </w:tcMar>
+          </w:tcPr>
           <w:p>
             <w:pPr>
               <w:pStyle w:val="Compact"/>
+              <w:spacing w:before="0" w:after="40" w:line="264" w:lineRule="auto"/>
               <w:jc w:val="left"/>
             </w:pPr>
             <w:r>
+              <w:rPr>
+                <w:rFonts w:ascii="Calibri" w:hAnsi="Calibri"/>
+                <w:sz w:val="18"/>
+              </w:rPr>
               <w:t xml:space="preserve">Single</w:t>
             </w:r>
             <w:r>
+              <w:rPr>
+                <w:rFonts w:ascii="Calibri" w:hAnsi="Calibri"/>
+                <w:sz w:val="18"/>
+              </w:rPr>
               <w:t xml:space="preserve"> </w:t>
             </w:r>
             <w:r>
               <w:rPr>
                 <w:rStyle w:val="VerbatimChar"/>
+                <w:rFonts w:ascii="Calibri" w:hAnsi="Calibri"/>
+                <w:sz w:val="18"/>
               </w:rPr>
               <w:t xml:space="preserve">AccountResponse</w:t>
             </w:r>
@@ -1547,72 +3186,164 @@
       </w:tr>
       <w:tr>
         <w:tc>
-          <w:tcPr/>
+          <w:tcPr>
+            <w:tcMar>
+              <w:top w:w="40" w:type="dxa"/>
+              <w:bottom w:w="40" w:type="dxa"/>
+              <w:left w:w="60" w:type="dxa"/>
+              <w:right w:w="60" w:type="dxa"/>
+            </w:tcMar>
+            <w:tcMar>
+              <w:top w:w="40" w:type="dxa"/>
+              <w:bottom w:w="40" w:type="dxa"/>
+              <w:left w:w="60" w:type="dxa"/>
+              <w:right w:w="60" w:type="dxa"/>
+            </w:tcMar>
+          </w:tcPr>
           <w:p>
             <w:pPr>
               <w:pStyle w:val="Compact"/>
+              <w:spacing w:before="0" w:after="40" w:line="264" w:lineRule="auto"/>
               <w:jc w:val="left"/>
             </w:pPr>
             <w:r>
+              <w:rPr>
+                <w:rFonts w:ascii="Calibri" w:hAnsi="Calibri"/>
+                <w:sz w:val="18"/>
+              </w:rPr>
               <w:t xml:space="preserve">GET</w:t>
             </w:r>
           </w:p>
         </w:tc>
         <w:tc>
-          <w:tcPr/>
+          <w:tcPr>
+            <w:tcMar>
+              <w:top w:w="40" w:type="dxa"/>
+              <w:bottom w:w="40" w:type="dxa"/>
+              <w:left w:w="60" w:type="dxa"/>
+              <w:right w:w="60" w:type="dxa"/>
+            </w:tcMar>
+            <w:tcMar>
+              <w:top w:w="40" w:type="dxa"/>
+              <w:bottom w:w="40" w:type="dxa"/>
+              <w:left w:w="60" w:type="dxa"/>
+              <w:right w:w="60" w:type="dxa"/>
+            </w:tcMar>
+          </w:tcPr>
           <w:p>
             <w:pPr>
               <w:pStyle w:val="Compact"/>
+              <w:spacing w:before="0" w:after="40" w:line="264" w:lineRule="auto"/>
               <w:jc w:val="left"/>
             </w:pPr>
             <w:r>
               <w:rPr>
                 <w:rStyle w:val="VerbatimChar"/>
+                <w:rFonts w:ascii="Calibri" w:hAnsi="Calibri"/>
+                <w:sz w:val="18"/>
               </w:rPr>
               <w:t xml:space="preserve">/accounts/{accountId}/transactions?page&amp;size&amp;sortBy&amp;sortDir</w:t>
             </w:r>
           </w:p>
         </w:tc>
         <w:tc>
-          <w:tcPr/>
+          <w:tcPr>
+            <w:tcMar>
+              <w:top w:w="40" w:type="dxa"/>
+              <w:bottom w:w="40" w:type="dxa"/>
+              <w:left w:w="60" w:type="dxa"/>
+              <w:right w:w="60" w:type="dxa"/>
+            </w:tcMar>
+            <w:tcMar>
+              <w:top w:w="40" w:type="dxa"/>
+              <w:bottom w:w="40" w:type="dxa"/>
+              <w:left w:w="60" w:type="dxa"/>
+              <w:right w:w="60" w:type="dxa"/>
+            </w:tcMar>
+          </w:tcPr>
           <w:p>
             <w:pPr>
               <w:pStyle w:val="Compact"/>
+              <w:spacing w:before="0" w:after="40" w:line="264" w:lineRule="auto"/>
               <w:jc w:val="left"/>
             </w:pPr>
             <w:r>
+              <w:rPr>
+                <w:rFonts w:ascii="Calibri" w:hAnsi="Calibri"/>
+                <w:sz w:val="18"/>
+              </w:rPr>
               <w:t xml:space="preserve">ADMIN, P</w:t>
             </w:r>
             <w:r>
+              <w:rPr>
+                <w:rFonts w:ascii="Calibri" w:hAnsi="Calibri"/>
+                <w:sz w:val="18"/>
+              </w:rPr>
               <w:t xml:space="preserve"> </w:t>
             </w:r>
             <w:r>
+              <w:rPr>
+                <w:rFonts w:ascii="Calibri" w:hAnsi="Calibri"/>
+                <w:sz w:val="18"/>
+              </w:rPr>
               <w:t xml:space="preserve">EMPLOYEE,</w:t>
             </w:r>
             <w:r>
+              <w:rPr>
+                <w:rFonts w:ascii="Calibri" w:hAnsi="Calibri"/>
+                <w:sz w:val="18"/>
+              </w:rPr>
               <w:t xml:space="preserve"> </w:t>
             </w:r>
             <w:r>
+              <w:rPr>
+                <w:rFonts w:ascii="Calibri" w:hAnsi="Calibri"/>
+                <w:sz w:val="18"/>
+              </w:rPr>
               <w:t xml:space="preserve">MANAGER</w:t>
             </w:r>
           </w:p>
         </w:tc>
         <w:tc>
-          <w:tcPr/>
+          <w:tcPr>
+            <w:tcMar>
+              <w:top w:w="40" w:type="dxa"/>
+              <w:bottom w:w="40" w:type="dxa"/>
+              <w:left w:w="60" w:type="dxa"/>
+              <w:right w:w="60" w:type="dxa"/>
+            </w:tcMar>
+            <w:tcMar>
+              <w:top w:w="40" w:type="dxa"/>
+              <w:bottom w:w="40" w:type="dxa"/>
+              <w:left w:w="60" w:type="dxa"/>
+              <w:right w:w="60" w:type="dxa"/>
+            </w:tcMar>
+          </w:tcPr>
           <w:p>
             <w:pPr>
               <w:pStyle w:val="Compact"/>
+              <w:spacing w:before="0" w:after="40" w:line="264" w:lineRule="auto"/>
               <w:jc w:val="left"/>
             </w:pPr>
             <w:r>
+              <w:rPr>
+                <w:rFonts w:ascii="Calibri" w:hAnsi="Calibri"/>
+                <w:sz w:val="18"/>
+              </w:rPr>
               <w:t xml:space="preserve">age of</w:t>
             </w:r>
             <w:r>
+              <w:rPr>
+                <w:rFonts w:ascii="Calibri" w:hAnsi="Calibri"/>
+                <w:sz w:val="18"/>
+              </w:rPr>
               <w:t xml:space="preserve"> </w:t>
             </w:r>
             <w:r>
               <w:rPr>
                 <w:rStyle w:val="VerbatimChar"/>
+                <w:rFonts w:ascii="Calibri" w:hAnsi="Calibri"/>
+                <w:sz w:val="18"/>
               </w:rPr>
               <w:t xml:space="preserve">TransactionResponse</w:t>
             </w:r>
@@ -1621,54 +3352,122 @@
       </w:tr>
       <w:tr>
         <w:tc>
-          <w:tcPr/>
+          <w:tcPr>
+            <w:tcMar>
+              <w:top w:w="40" w:type="dxa"/>
+              <w:bottom w:w="40" w:type="dxa"/>
+              <w:left w:w="60" w:type="dxa"/>
+              <w:right w:w="60" w:type="dxa"/>
+            </w:tcMar>
+            <w:tcMar>
+              <w:top w:w="40" w:type="dxa"/>
+              <w:bottom w:w="40" w:type="dxa"/>
+              <w:left w:w="60" w:type="dxa"/>
+              <w:right w:w="60" w:type="dxa"/>
+            </w:tcMar>
+          </w:tcPr>
           <w:p>
             <w:pPr>
               <w:pStyle w:val="Compact"/>
+              <w:spacing w:before="0" w:after="40" w:line="264" w:lineRule="auto"/>
               <w:jc w:val="left"/>
             </w:pPr>
             <w:r>
+              <w:rPr>
+                <w:rFonts w:ascii="Calibri" w:hAnsi="Calibri"/>
+                <w:sz w:val="18"/>
+              </w:rPr>
               <w:t xml:space="preserve">PUT</w:t>
             </w:r>
           </w:p>
         </w:tc>
         <w:tc>
-          <w:tcPr/>
+          <w:tcPr>
+            <w:tcMar>
+              <w:top w:w="40" w:type="dxa"/>
+              <w:bottom w:w="40" w:type="dxa"/>
+              <w:left w:w="60" w:type="dxa"/>
+              <w:right w:w="60" w:type="dxa"/>
+            </w:tcMar>
+            <w:tcMar>
+              <w:top w:w="40" w:type="dxa"/>
+              <w:bottom w:w="40" w:type="dxa"/>
+              <w:left w:w="60" w:type="dxa"/>
+              <w:right w:w="60" w:type="dxa"/>
+            </w:tcMar>
+          </w:tcPr>
           <w:p>
             <w:pPr>
               <w:pStyle w:val="Compact"/>
+              <w:spacing w:before="0" w:after="40" w:line="264" w:lineRule="auto"/>
               <w:jc w:val="left"/>
             </w:pPr>
             <w:r>
               <w:rPr>
                 <w:rStyle w:val="VerbatimChar"/>
+                <w:rFonts w:ascii="Calibri" w:hAnsi="Calibri"/>
+                <w:sz w:val="18"/>
               </w:rPr>
               <w:t xml:space="preserve">/accounts/{accountId}/status</w:t>
             </w:r>
           </w:p>
         </w:tc>
         <w:tc>
-          <w:tcPr/>
+          <w:tcPr>
+            <w:tcMar>
+              <w:top w:w="40" w:type="dxa"/>
+              <w:bottom w:w="40" w:type="dxa"/>
+              <w:left w:w="60" w:type="dxa"/>
+              <w:right w:w="60" w:type="dxa"/>
+            </w:tcMar>
+            <w:tcMar>
+              <w:top w:w="40" w:type="dxa"/>
+              <w:bottom w:w="40" w:type="dxa"/>
+              <w:left w:w="60" w:type="dxa"/>
+              <w:right w:w="60" w:type="dxa"/>
+            </w:tcMar>
+          </w:tcPr>
           <w:p>
             <w:pPr>
               <w:pStyle w:val="Compact"/>
+              <w:spacing w:before="0" w:after="40" w:line="264" w:lineRule="auto"/>
               <w:jc w:val="left"/>
             </w:pPr>
             <w:r>
+              <w:rPr>
+                <w:rFonts w:ascii="Calibri" w:hAnsi="Calibri"/>
+                <w:sz w:val="18"/>
+              </w:rPr>
               <w:t xml:space="preserve">ADMIN, EMPLOYEE</w:t>
             </w:r>
           </w:p>
         </w:tc>
         <w:tc>
-          <w:tcPr/>
+          <w:tcPr>
+            <w:tcMar>
+              <w:top w:w="40" w:type="dxa"/>
+              <w:bottom w:w="40" w:type="dxa"/>
+              <w:left w:w="60" w:type="dxa"/>
+              <w:right w:w="60" w:type="dxa"/>
+            </w:tcMar>
+            <w:tcMar>
+              <w:top w:w="40" w:type="dxa"/>
+              <w:bottom w:w="40" w:type="dxa"/>
+              <w:left w:w="60" w:type="dxa"/>
+              <w:right w:w="60" w:type="dxa"/>
+            </w:tcMar>
+          </w:tcPr>
           <w:p>
             <w:pPr>
               <w:pStyle w:val="Compact"/>
+              <w:spacing w:before="0" w:after="40" w:line="264" w:lineRule="auto"/>
               <w:jc w:val="left"/>
             </w:pPr>
             <w:r>
               <w:rPr>
                 <w:rStyle w:val="VerbatimChar"/>
+                <w:rFonts w:ascii="Calibri" w:hAnsi="Calibri"/>
+                <w:sz w:val="18"/>
               </w:rPr>
               <w:t xml:space="preserve">UpdateAccountStatusRequest</w:t>
             </w:r>
@@ -1677,63 +3476,137 @@
       </w:tr>
       <w:tr>
         <w:tc>
-          <w:tcPr/>
+          <w:tcPr>
+            <w:tcMar>
+              <w:top w:w="40" w:type="dxa"/>
+              <w:bottom w:w="40" w:type="dxa"/>
+              <w:left w:w="60" w:type="dxa"/>
+              <w:right w:w="60" w:type="dxa"/>
+            </w:tcMar>
+            <w:tcMar>
+              <w:top w:w="40" w:type="dxa"/>
+              <w:bottom w:w="40" w:type="dxa"/>
+              <w:left w:w="60" w:type="dxa"/>
+              <w:right w:w="60" w:type="dxa"/>
+            </w:tcMar>
+          </w:tcPr>
           <w:p>
             <w:pPr>
               <w:pStyle w:val="Compact"/>
+              <w:spacing w:before="0" w:after="40" w:line="264" w:lineRule="auto"/>
               <w:jc w:val="left"/>
             </w:pPr>
             <w:r>
+              <w:rPr>
+                <w:rFonts w:ascii="Calibri" w:hAnsi="Calibri"/>
+                <w:sz w:val="18"/>
+              </w:rPr>
               <w:t xml:space="preserve">POST</w:t>
             </w:r>
           </w:p>
         </w:tc>
         <w:tc>
-          <w:tcPr/>
+          <w:tcPr>
+            <w:tcMar>
+              <w:top w:w="40" w:type="dxa"/>
+              <w:bottom w:w="40" w:type="dxa"/>
+              <w:left w:w="60" w:type="dxa"/>
+              <w:right w:w="60" w:type="dxa"/>
+            </w:tcMar>
+            <w:tcMar>
+              <w:top w:w="40" w:type="dxa"/>
+              <w:bottom w:w="40" w:type="dxa"/>
+              <w:left w:w="60" w:type="dxa"/>
+              <w:right w:w="60" w:type="dxa"/>
+            </w:tcMar>
+          </w:tcPr>
           <w:p>
             <w:pPr>
               <w:pStyle w:val="Compact"/>
+              <w:spacing w:before="0" w:after="40" w:line="264" w:lineRule="auto"/>
               <w:jc w:val="left"/>
             </w:pPr>
             <w:r>
               <w:rPr>
                 <w:rStyle w:val="VerbatimChar"/>
+                <w:rFonts w:ascii="Calibri" w:hAnsi="Calibri"/>
+                <w:sz w:val="18"/>
               </w:rPr>
               <w:t xml:space="preserve">/accounts/{accountId}/deposit</w:t>
             </w:r>
           </w:p>
         </w:tc>
         <w:tc>
-          <w:tcPr/>
+          <w:tcPr>
+            <w:tcMar>
+              <w:top w:w="40" w:type="dxa"/>
+              <w:bottom w:w="40" w:type="dxa"/>
+              <w:left w:w="60" w:type="dxa"/>
+              <w:right w:w="60" w:type="dxa"/>
+            </w:tcMar>
+            <w:tcMar>
+              <w:top w:w="40" w:type="dxa"/>
+              <w:bottom w:w="40" w:type="dxa"/>
+              <w:left w:w="60" w:type="dxa"/>
+              <w:right w:w="60" w:type="dxa"/>
+            </w:tcMar>
+          </w:tcPr>
           <w:p>
             <w:pPr>
               <w:pStyle w:val="Compact"/>
+              <w:spacing w:before="0" w:after="40" w:line="264" w:lineRule="auto"/>
               <w:jc w:val="left"/>
             </w:pPr>
             <w:r>
+              <w:rPr>
+                <w:rFonts w:ascii="Calibri" w:hAnsi="Calibri"/>
+                <w:sz w:val="18"/>
+              </w:rPr>
               <w:t xml:space="preserve">ADMIN, EMPLOYEE</w:t>
             </w:r>
           </w:p>
         </w:tc>
         <w:tc>
-          <w:tcPr/>
+          <w:tcPr>
+            <w:tcMar>
+              <w:top w:w="40" w:type="dxa"/>
+              <w:bottom w:w="40" w:type="dxa"/>
+              <w:left w:w="60" w:type="dxa"/>
+              <w:right w:w="60" w:type="dxa"/>
+            </w:tcMar>
+            <w:tcMar>
+              <w:top w:w="40" w:type="dxa"/>
+              <w:bottom w:w="40" w:type="dxa"/>
+              <w:left w:w="60" w:type="dxa"/>
+              <w:right w:w="60" w:type="dxa"/>
+            </w:tcMar>
+          </w:tcPr>
           <w:p>
             <w:pPr>
               <w:pStyle w:val="Compact"/>
+              <w:spacing w:before="0" w:after="40" w:line="264" w:lineRule="auto"/>
               <w:jc w:val="left"/>
             </w:pPr>
             <w:r>
               <w:rPr>
                 <w:rStyle w:val="VerbatimChar"/>
+                <w:rFonts w:ascii="Calibri" w:hAnsi="Calibri"/>
+                <w:sz w:val="18"/>
               </w:rPr>
               <w:t xml:space="preserve">DepositRequest</w:t>
             </w:r>
             <w:r>
+              <w:rPr>
+                <w:rFonts w:ascii="Calibri" w:hAnsi="Calibri"/>
+                <w:sz w:val="18"/>
+              </w:rPr>
               <w:t xml:space="preserve"> </w:t>
             </w:r>
             <w:r>
               <w:rPr>
                 <w:rStyle w:val="VerbatimChar"/>
+                <w:rFonts w:ascii="Calibri" w:hAnsi="Calibri"/>
+                <w:sz w:val="18"/>
               </w:rPr>
               <w:t xml:space="preserve">{ amount }</w:t>
             </w:r>
@@ -1742,63 +3615,137 @@
       </w:tr>
       <w:tr>
         <w:tc>
-          <w:tcPr/>
+          <w:tcPr>
+            <w:tcMar>
+              <w:top w:w="40" w:type="dxa"/>
+              <w:bottom w:w="40" w:type="dxa"/>
+              <w:left w:w="60" w:type="dxa"/>
+              <w:right w:w="60" w:type="dxa"/>
+            </w:tcMar>
+            <w:tcMar>
+              <w:top w:w="40" w:type="dxa"/>
+              <w:bottom w:w="40" w:type="dxa"/>
+              <w:left w:w="60" w:type="dxa"/>
+              <w:right w:w="60" w:type="dxa"/>
+            </w:tcMar>
+          </w:tcPr>
           <w:p>
             <w:pPr>
               <w:pStyle w:val="Compact"/>
+              <w:spacing w:before="0" w:after="40" w:line="264" w:lineRule="auto"/>
               <w:jc w:val="left"/>
             </w:pPr>
             <w:r>
+              <w:rPr>
+                <w:rFonts w:ascii="Calibri" w:hAnsi="Calibri"/>
+                <w:sz w:val="18"/>
+              </w:rPr>
               <w:t xml:space="preserve">POST</w:t>
             </w:r>
           </w:p>
         </w:tc>
         <w:tc>
-          <w:tcPr/>
+          <w:tcPr>
+            <w:tcMar>
+              <w:top w:w="40" w:type="dxa"/>
+              <w:bottom w:w="40" w:type="dxa"/>
+              <w:left w:w="60" w:type="dxa"/>
+              <w:right w:w="60" w:type="dxa"/>
+            </w:tcMar>
+            <w:tcMar>
+              <w:top w:w="40" w:type="dxa"/>
+              <w:bottom w:w="40" w:type="dxa"/>
+              <w:left w:w="60" w:type="dxa"/>
+              <w:right w:w="60" w:type="dxa"/>
+            </w:tcMar>
+          </w:tcPr>
           <w:p>
             <w:pPr>
               <w:pStyle w:val="Compact"/>
+              <w:spacing w:before="0" w:after="40" w:line="264" w:lineRule="auto"/>
               <w:jc w:val="left"/>
             </w:pPr>
             <w:r>
               <w:rPr>
                 <w:rStyle w:val="VerbatimChar"/>
+                <w:rFonts w:ascii="Calibri" w:hAnsi="Calibri"/>
+                <w:sz w:val="18"/>
               </w:rPr>
               <w:t xml:space="preserve">/accounts/{accountId}/withdraw</w:t>
             </w:r>
           </w:p>
         </w:tc>
         <w:tc>
-          <w:tcPr/>
+          <w:tcPr>
+            <w:tcMar>
+              <w:top w:w="40" w:type="dxa"/>
+              <w:bottom w:w="40" w:type="dxa"/>
+              <w:left w:w="60" w:type="dxa"/>
+              <w:right w:w="60" w:type="dxa"/>
+            </w:tcMar>
+            <w:tcMar>
+              <w:top w:w="40" w:type="dxa"/>
+              <w:bottom w:w="40" w:type="dxa"/>
+              <w:left w:w="60" w:type="dxa"/>
+              <w:right w:w="60" w:type="dxa"/>
+            </w:tcMar>
+          </w:tcPr>
           <w:p>
             <w:pPr>
               <w:pStyle w:val="Compact"/>
+              <w:spacing w:before="0" w:after="40" w:line="264" w:lineRule="auto"/>
               <w:jc w:val="left"/>
             </w:pPr>
             <w:r>
+              <w:rPr>
+                <w:rFonts w:ascii="Calibri" w:hAnsi="Calibri"/>
+                <w:sz w:val="18"/>
+              </w:rPr>
               <w:t xml:space="preserve">ADMIN, EMPLOYEE</w:t>
             </w:r>
           </w:p>
         </w:tc>
         <w:tc>
-          <w:tcPr/>
+          <w:tcPr>
+            <w:tcMar>
+              <w:top w:w="40" w:type="dxa"/>
+              <w:bottom w:w="40" w:type="dxa"/>
+              <w:left w:w="60" w:type="dxa"/>
+              <w:right w:w="60" w:type="dxa"/>
+            </w:tcMar>
+            <w:tcMar>
+              <w:top w:w="40" w:type="dxa"/>
+              <w:bottom w:w="40" w:type="dxa"/>
+              <w:left w:w="60" w:type="dxa"/>
+              <w:right w:w="60" w:type="dxa"/>
+            </w:tcMar>
+          </w:tcPr>
           <w:p>
             <w:pPr>
               <w:pStyle w:val="Compact"/>
+              <w:spacing w:before="0" w:after="40" w:line="264" w:lineRule="auto"/>
               <w:jc w:val="left"/>
             </w:pPr>
             <w:r>
               <w:rPr>
                 <w:rStyle w:val="VerbatimChar"/>
+                <w:rFonts w:ascii="Calibri" w:hAnsi="Calibri"/>
+                <w:sz w:val="18"/>
               </w:rPr>
               <w:t xml:space="preserve">WithdrawRequest</w:t>
             </w:r>
             <w:r>
+              <w:rPr>
+                <w:rFonts w:ascii="Calibri" w:hAnsi="Calibri"/>
+                <w:sz w:val="18"/>
+              </w:rPr>
               <w:t xml:space="preserve"> </w:t>
             </w:r>
             <w:r>
               <w:rPr>
                 <w:rStyle w:val="VerbatimChar"/>
+                <w:rFonts w:ascii="Calibri" w:hAnsi="Calibri"/>
+                <w:sz w:val="18"/>
               </w:rPr>
               <w:t xml:space="preserve">{ amount }</w:t>
             </w:r>
@@ -1807,63 +3754,137 @@
       </w:tr>
       <w:tr>
         <w:tc>
-          <w:tcPr/>
+          <w:tcPr>
+            <w:tcMar>
+              <w:top w:w="40" w:type="dxa"/>
+              <w:bottom w:w="40" w:type="dxa"/>
+              <w:left w:w="60" w:type="dxa"/>
+              <w:right w:w="60" w:type="dxa"/>
+            </w:tcMar>
+            <w:tcMar>
+              <w:top w:w="40" w:type="dxa"/>
+              <w:bottom w:w="40" w:type="dxa"/>
+              <w:left w:w="60" w:type="dxa"/>
+              <w:right w:w="60" w:type="dxa"/>
+            </w:tcMar>
+          </w:tcPr>
           <w:p>
             <w:pPr>
               <w:pStyle w:val="Compact"/>
+              <w:spacing w:before="0" w:after="40" w:line="264" w:lineRule="auto"/>
               <w:jc w:val="left"/>
             </w:pPr>
             <w:r>
+              <w:rPr>
+                <w:rFonts w:ascii="Calibri" w:hAnsi="Calibri"/>
+                <w:sz w:val="18"/>
+              </w:rPr>
               <w:t xml:space="preserve">POST</w:t>
             </w:r>
           </w:p>
         </w:tc>
         <w:tc>
-          <w:tcPr/>
+          <w:tcPr>
+            <w:tcMar>
+              <w:top w:w="40" w:type="dxa"/>
+              <w:bottom w:w="40" w:type="dxa"/>
+              <w:left w:w="60" w:type="dxa"/>
+              <w:right w:w="60" w:type="dxa"/>
+            </w:tcMar>
+            <w:tcMar>
+              <w:top w:w="40" w:type="dxa"/>
+              <w:bottom w:w="40" w:type="dxa"/>
+              <w:left w:w="60" w:type="dxa"/>
+              <w:right w:w="60" w:type="dxa"/>
+            </w:tcMar>
+          </w:tcPr>
           <w:p>
             <w:pPr>
               <w:pStyle w:val="Compact"/>
+              <w:spacing w:before="0" w:after="40" w:line="264" w:lineRule="auto"/>
               <w:jc w:val="left"/>
             </w:pPr>
             <w:r>
               <w:rPr>
                 <w:rStyle w:val="VerbatimChar"/>
+                <w:rFonts w:ascii="Calibri" w:hAnsi="Calibri"/>
+                <w:sz w:val="18"/>
               </w:rPr>
               <w:t xml:space="preserve">/accounts/{accountId}/transfer</w:t>
             </w:r>
           </w:p>
         </w:tc>
         <w:tc>
-          <w:tcPr/>
+          <w:tcPr>
+            <w:tcMar>
+              <w:top w:w="40" w:type="dxa"/>
+              <w:bottom w:w="40" w:type="dxa"/>
+              <w:left w:w="60" w:type="dxa"/>
+              <w:right w:w="60" w:type="dxa"/>
+            </w:tcMar>
+            <w:tcMar>
+              <w:top w:w="40" w:type="dxa"/>
+              <w:bottom w:w="40" w:type="dxa"/>
+              <w:left w:w="60" w:type="dxa"/>
+              <w:right w:w="60" w:type="dxa"/>
+            </w:tcMar>
+          </w:tcPr>
           <w:p>
             <w:pPr>
               <w:pStyle w:val="Compact"/>
+              <w:spacing w:before="0" w:after="40" w:line="264" w:lineRule="auto"/>
               <w:jc w:val="left"/>
             </w:pPr>
             <w:r>
+              <w:rPr>
+                <w:rFonts w:ascii="Calibri" w:hAnsi="Calibri"/>
+                <w:sz w:val="18"/>
+              </w:rPr>
               <w:t xml:space="preserve">ADMIN, EMPLOYEE</w:t>
             </w:r>
           </w:p>
         </w:tc>
         <w:tc>
-          <w:tcPr/>
+          <w:tcPr>
+            <w:tcMar>
+              <w:top w:w="40" w:type="dxa"/>
+              <w:bottom w:w="40" w:type="dxa"/>
+              <w:left w:w="60" w:type="dxa"/>
+              <w:right w:w="60" w:type="dxa"/>
+            </w:tcMar>
+            <w:tcMar>
+              <w:top w:w="40" w:type="dxa"/>
+              <w:bottom w:w="40" w:type="dxa"/>
+              <w:left w:w="60" w:type="dxa"/>
+              <w:right w:w="60" w:type="dxa"/>
+            </w:tcMar>
+          </w:tcPr>
           <w:p>
             <w:pPr>
               <w:pStyle w:val="Compact"/>
+              <w:spacing w:before="0" w:after="40" w:line="264" w:lineRule="auto"/>
               <w:jc w:val="left"/>
             </w:pPr>
             <w:r>
               <w:rPr>
                 <w:rStyle w:val="VerbatimChar"/>
+                <w:rFonts w:ascii="Calibri" w:hAnsi="Calibri"/>
+                <w:sz w:val="18"/>
               </w:rPr>
               <w:t xml:space="preserve">TransferRequest</w:t>
             </w:r>
             <w:r>
+              <w:rPr>
+                <w:rFonts w:ascii="Calibri" w:hAnsi="Calibri"/>
+                <w:sz w:val="18"/>
+              </w:rPr>
               <w:t xml:space="preserve"> </w:t>
             </w:r>
             <w:r>
               <w:rPr>
                 <w:rStyle w:val="VerbatimChar"/>
+                <w:rFonts w:ascii="Calibri" w:hAnsi="Calibri"/>
+                <w:sz w:val="18"/>
               </w:rPr>
               <w:t xml:space="preserve">{ toAccountId, amount }</w:t>
             </w:r>
@@ -1871,7 +3892,7 @@
         </w:tc>
       </w:tr>
     </w:tbl>
-    <w:bookmarkStart w:id="13" w:name="openaccountrequest"/>
+    <w:bookmarkStart w:id="14" w:name="openaccountrequest"/>
     <w:p>
       <w:pPr>
         <w:pStyle w:val="Heading3"/>
@@ -1883,6 +3904,8 @@
     <w:p>
       <w:pPr>
         <w:pStyle w:val="FirstParagraph"/>
+        <w:spacing w:after="160" w:line="276" w:lineRule="auto"/>
+        <w:jc w:val="left"/>
       </w:pPr>
       <w:r>
         <w:rPr>
@@ -1951,8 +3974,8 @@
         <w:t xml:space="preserve">createdBy</w:t>
       </w:r>
     </w:p>
-    <w:bookmarkEnd w:id="13"/>
-    <w:bookmarkStart w:id="14" w:name="accountresponse"/>
+    <w:bookmarkEnd w:id="14"/>
+    <w:bookmarkStart w:id="15" w:name="accountresponse"/>
     <w:p>
       <w:pPr>
         <w:pStyle w:val="Heading3"/>
@@ -1964,6 +3987,8 @@
     <w:p>
       <w:pPr>
         <w:pStyle w:val="FirstParagraph"/>
+        <w:spacing w:after="160" w:line="276" w:lineRule="auto"/>
+        <w:jc w:val="left"/>
       </w:pPr>
       <w:r>
         <w:t xml:space="preserve">Includes</w:t>
@@ -2023,8 +4048,8 @@
         <w:t xml:space="preserve">timestamps, etc.</w:t>
       </w:r>
     </w:p>
-    <w:bookmarkEnd w:id="14"/>
-    <w:bookmarkStart w:id="15" w:name="transactionresponse-list-under-account"/>
+    <w:bookmarkEnd w:id="15"/>
+    <w:bookmarkStart w:id="16" w:name="transactionresponse-list-under-account"/>
     <w:p>
       <w:pPr>
         <w:pStyle w:val="Heading3"/>
@@ -2036,6 +4061,8 @@
     <w:p>
       <w:pPr>
         <w:pStyle w:val="FirstParagraph"/>
+        <w:spacing w:after="160" w:line="276" w:lineRule="auto"/>
+        <w:jc w:val="left"/>
       </w:pPr>
       <w:r>
         <w:rPr>
@@ -2223,9 +4250,9 @@
         <w:t xml:space="preserve">if account id does not exist.</w:t>
       </w:r>
     </w:p>
-    <w:bookmarkEnd w:id="15"/>
     <w:bookmarkEnd w:id="16"/>
-    <w:bookmarkStart w:id="18" w:name="account-policies-account-policies"/>
+    <w:bookmarkEnd w:id="17"/>
+    <w:bookmarkStart w:id="19" w:name="account-policies-account-policies"/>
     <w:p>
       <w:pPr>
         <w:pStyle w:val="Heading2"/>
@@ -2246,9 +4273,17 @@
     <w:tbl>
       <w:tblPr>
         <w:tblStyle w:val="Table"/>
-        <w:tblW w:type="pct" w:w="4923"/>
-        <w:tblLayout w:type="fixed"/>
+        <w:tblW w:type="pct" w:w="5000"/>
+        <w:tblLayout w:type="autofit"/>
         <w:tblLook w:firstRow="1" w:lastRow="0" w:firstColumn="0" w:lastColumn="0" w:noHBand="0" w:noVBand="0" w:val="0020"/>
+        <w:tblBorders>
+          <w:top w:val="single" w:sz="4" w:space="0" w:color="CBD5E0"/>
+          <w:left w:val="single" w:sz="4" w:space="0" w:color="CBD5E0"/>
+          <w:bottom w:val="single" w:sz="4" w:space="0" w:color="CBD5E0"/>
+          <w:right w:val="single" w:sz="4" w:space="0" w:color="CBD5E0"/>
+          <w:insideH w:val="single" w:sz="4" w:space="0" w:color="CBD5E0"/>
+          <w:insideV w:val="single" w:sz="4" w:space="0" w:color="CBD5E0"/>
+        </w:tblBorders>
       </w:tblPr>
       <w:tblGrid>
         <w:gridCol w:w="1096"/>
@@ -2261,49 +4296,133 @@
           <w:tblHeader w:val="on"/>
         </w:trPr>
         <w:tc>
-          <w:tcPr/>
+          <w:tcPr>
+            <w:tcMar>
+              <w:top w:w="40" w:type="dxa"/>
+              <w:bottom w:w="40" w:type="dxa"/>
+              <w:left w:w="60" w:type="dxa"/>
+              <w:right w:w="60" w:type="dxa"/>
+            </w:tcMar>
+            <w:shd w:fill="1A365D" w:val="clear"/>
+            <w:tcMar>
+              <w:top w:w="40" w:type="dxa"/>
+              <w:bottom w:w="40" w:type="dxa"/>
+              <w:left w:w="60" w:type="dxa"/>
+              <w:right w:w="60" w:type="dxa"/>
+            </w:tcMar>
+          </w:tcPr>
           <w:p>
             <w:pPr>
               <w:pStyle w:val="Compact"/>
+              <w:spacing w:before="0" w:after="40" w:line="264" w:lineRule="auto"/>
               <w:jc w:val="left"/>
             </w:pPr>
             <w:r>
+              <w:rPr>
+                <w:rFonts w:ascii="Calibri" w:hAnsi="Calibri"/>
+                <w:b/>
+                <w:color w:val="FFFFFF"/>
+                <w:sz w:val="18"/>
+              </w:rPr>
               <w:t xml:space="preserve">Method</w:t>
             </w:r>
           </w:p>
         </w:tc>
         <w:tc>
-          <w:tcPr/>
+          <w:tcPr>
+            <w:tcMar>
+              <w:top w:w="40" w:type="dxa"/>
+              <w:bottom w:w="40" w:type="dxa"/>
+              <w:left w:w="60" w:type="dxa"/>
+              <w:right w:w="60" w:type="dxa"/>
+            </w:tcMar>
+            <w:shd w:fill="1A365D" w:val="clear"/>
+            <w:tcMar>
+              <w:top w:w="40" w:type="dxa"/>
+              <w:bottom w:w="40" w:type="dxa"/>
+              <w:left w:w="60" w:type="dxa"/>
+              <w:right w:w="60" w:type="dxa"/>
+            </w:tcMar>
+          </w:tcPr>
           <w:p>
             <w:pPr>
               <w:pStyle w:val="Compact"/>
+              <w:spacing w:before="0" w:after="40" w:line="264" w:lineRule="auto"/>
               <w:jc w:val="left"/>
             </w:pPr>
             <w:r>
+              <w:rPr>
+                <w:rFonts w:ascii="Calibri" w:hAnsi="Calibri"/>
+                <w:b/>
+                <w:color w:val="FFFFFF"/>
+                <w:sz w:val="18"/>
+              </w:rPr>
               <w:t xml:space="preserve">Path</w:t>
             </w:r>
           </w:p>
         </w:tc>
         <w:tc>
-          <w:tcPr/>
+          <w:tcPr>
+            <w:tcMar>
+              <w:top w:w="40" w:type="dxa"/>
+              <w:bottom w:w="40" w:type="dxa"/>
+              <w:left w:w="60" w:type="dxa"/>
+              <w:right w:w="60" w:type="dxa"/>
+            </w:tcMar>
+            <w:shd w:fill="1A365D" w:val="clear"/>
+            <w:tcMar>
+              <w:top w:w="40" w:type="dxa"/>
+              <w:bottom w:w="40" w:type="dxa"/>
+              <w:left w:w="60" w:type="dxa"/>
+              <w:right w:w="60" w:type="dxa"/>
+            </w:tcMar>
+          </w:tcPr>
           <w:p>
             <w:pPr>
               <w:pStyle w:val="Compact"/>
+              <w:spacing w:before="0" w:after="40" w:line="264" w:lineRule="auto"/>
               <w:jc w:val="left"/>
             </w:pPr>
             <w:r>
+              <w:rPr>
+                <w:rFonts w:ascii="Calibri" w:hAnsi="Calibri"/>
+                <w:b/>
+                <w:color w:val="FFFFFF"/>
+                <w:sz w:val="18"/>
+              </w:rPr>
               <w:t xml:space="preserve">Access</w:t>
             </w:r>
           </w:p>
         </w:tc>
         <w:tc>
-          <w:tcPr/>
+          <w:tcPr>
+            <w:tcMar>
+              <w:top w:w="40" w:type="dxa"/>
+              <w:bottom w:w="40" w:type="dxa"/>
+              <w:left w:w="60" w:type="dxa"/>
+              <w:right w:w="60" w:type="dxa"/>
+            </w:tcMar>
+            <w:shd w:fill="1A365D" w:val="clear"/>
+            <w:tcMar>
+              <w:top w:w="40" w:type="dxa"/>
+              <w:bottom w:w="40" w:type="dxa"/>
+              <w:left w:w="60" w:type="dxa"/>
+              <w:right w:w="60" w:type="dxa"/>
+            </w:tcMar>
+          </w:tcPr>
           <w:p>
             <w:pPr>
               <w:pStyle w:val="Compact"/>
+              <w:spacing w:before="0" w:after="40" w:line="264" w:lineRule="auto"/>
               <w:jc w:val="left"/>
             </w:pPr>
             <w:r>
+              <w:rPr>
+                <w:rFonts w:ascii="Calibri" w:hAnsi="Calibri"/>
+                <w:b/>
+                <w:color w:val="FFFFFF"/>
+                <w:sz w:val="18"/>
+              </w:rPr>
               <w:t xml:space="preserve">Notes</w:t>
             </w:r>
           </w:p>
@@ -2311,72 +4430,164 @@
       </w:tr>
       <w:tr>
         <w:tc>
-          <w:tcPr/>
+          <w:tcPr>
+            <w:tcMar>
+              <w:top w:w="40" w:type="dxa"/>
+              <w:bottom w:w="40" w:type="dxa"/>
+              <w:left w:w="60" w:type="dxa"/>
+              <w:right w:w="60" w:type="dxa"/>
+            </w:tcMar>
+            <w:tcMar>
+              <w:top w:w="40" w:type="dxa"/>
+              <w:bottom w:w="40" w:type="dxa"/>
+              <w:left w:w="60" w:type="dxa"/>
+              <w:right w:w="60" w:type="dxa"/>
+            </w:tcMar>
+          </w:tcPr>
           <w:p>
             <w:pPr>
               <w:pStyle w:val="Compact"/>
+              <w:spacing w:before="0" w:after="40" w:line="264" w:lineRule="auto"/>
               <w:jc w:val="left"/>
             </w:pPr>
             <w:r>
+              <w:rPr>
+                <w:rFonts w:ascii="Calibri" w:hAnsi="Calibri"/>
+                <w:sz w:val="18"/>
+              </w:rPr>
               <w:t xml:space="preserve">GET</w:t>
             </w:r>
           </w:p>
         </w:tc>
         <w:tc>
-          <w:tcPr/>
+          <w:tcPr>
+            <w:tcMar>
+              <w:top w:w="40" w:type="dxa"/>
+              <w:bottom w:w="40" w:type="dxa"/>
+              <w:left w:w="60" w:type="dxa"/>
+              <w:right w:w="60" w:type="dxa"/>
+            </w:tcMar>
+            <w:tcMar>
+              <w:top w:w="40" w:type="dxa"/>
+              <w:bottom w:w="40" w:type="dxa"/>
+              <w:left w:w="60" w:type="dxa"/>
+              <w:right w:w="60" w:type="dxa"/>
+            </w:tcMar>
+          </w:tcPr>
           <w:p>
             <w:pPr>
               <w:pStyle w:val="Compact"/>
+              <w:spacing w:before="0" w:after="40" w:line="264" w:lineRule="auto"/>
               <w:jc w:val="left"/>
             </w:pPr>
             <w:r>
               <w:rPr>
                 <w:rStyle w:val="VerbatimChar"/>
+                <w:rFonts w:ascii="Calibri" w:hAnsi="Calibri"/>
+                <w:sz w:val="18"/>
               </w:rPr>
               <w:t xml:space="preserve">/account-policies?accountType=&amp;currencyCode=</w:t>
             </w:r>
           </w:p>
         </w:tc>
         <w:tc>
-          <w:tcPr/>
+          <w:tcPr>
+            <w:tcMar>
+              <w:top w:w="40" w:type="dxa"/>
+              <w:bottom w:w="40" w:type="dxa"/>
+              <w:left w:w="60" w:type="dxa"/>
+              <w:right w:w="60" w:type="dxa"/>
+            </w:tcMar>
+            <w:tcMar>
+              <w:top w:w="40" w:type="dxa"/>
+              <w:bottom w:w="40" w:type="dxa"/>
+              <w:left w:w="60" w:type="dxa"/>
+              <w:right w:w="60" w:type="dxa"/>
+            </w:tcMar>
+          </w:tcPr>
           <w:p>
             <w:pPr>
               <w:pStyle w:val="Compact"/>
+              <w:spacing w:before="0" w:after="40" w:line="264" w:lineRule="auto"/>
               <w:jc w:val="left"/>
             </w:pPr>
             <w:r>
+              <w:rPr>
+                <w:rFonts w:ascii="Calibri" w:hAnsi="Calibri"/>
+                <w:sz w:val="18"/>
+              </w:rPr>
               <w:t xml:space="preserve">POLICIES_MANAGE or</w:t>
             </w:r>
             <w:r>
+              <w:rPr>
+                <w:rFonts w:ascii="Calibri" w:hAnsi="Calibri"/>
+                <w:sz w:val="18"/>
+              </w:rPr>
               <w:t xml:space="preserve"> </w:t>
             </w:r>
             <w:r>
+              <w:rPr>
+                <w:rFonts w:ascii="Calibri" w:hAnsi="Calibri"/>
+                <w:sz w:val="18"/>
+              </w:rPr>
               <w:t xml:space="preserve">ACCOUNTS_READ/WRITE</w:t>
             </w:r>
           </w:p>
         </w:tc>
         <w:tc>
-          <w:tcPr/>
+          <w:tcPr>
+            <w:tcMar>
+              <w:top w:w="40" w:type="dxa"/>
+              <w:bottom w:w="40" w:type="dxa"/>
+              <w:left w:w="60" w:type="dxa"/>
+              <w:right w:w="60" w:type="dxa"/>
+            </w:tcMar>
+            <w:tcMar>
+              <w:top w:w="40" w:type="dxa"/>
+              <w:bottom w:w="40" w:type="dxa"/>
+              <w:left w:w="60" w:type="dxa"/>
+              <w:right w:w="60" w:type="dxa"/>
+            </w:tcMar>
+          </w:tcPr>
           <w:p>
             <w:pPr>
               <w:pStyle w:val="Compact"/>
+              <w:spacing w:before="0" w:after="40" w:line="264" w:lineRule="auto"/>
               <w:jc w:val="left"/>
             </w:pPr>
             <w:r>
+              <w:rPr>
+                <w:rFonts w:ascii="Calibri" w:hAnsi="Calibri"/>
+                <w:sz w:val="18"/>
+              </w:rPr>
               <w:t xml:space="preserve">Active policy; default</w:t>
             </w:r>
             <w:r>
+              <w:rPr>
+                <w:rFonts w:ascii="Calibri" w:hAnsi="Calibri"/>
+                <w:sz w:val="18"/>
+              </w:rPr>
               <w:t xml:space="preserve"> </w:t>
             </w:r>
             <w:r>
+              <w:rPr>
+                <w:rFonts w:ascii="Calibri" w:hAnsi="Calibri"/>
+                <w:sz w:val="18"/>
+              </w:rPr>
               <w:t xml:space="preserve">currency</w:t>
             </w:r>
             <w:r>
+              <w:rPr>
+                <w:rFonts w:ascii="Calibri" w:hAnsi="Calibri"/>
+                <w:sz w:val="18"/>
+              </w:rPr>
               <w:t xml:space="preserve"> </w:t>
             </w:r>
             <w:r>
               <w:rPr>
                 <w:rStyle w:val="VerbatimChar"/>
+                <w:rFonts w:ascii="Calibri" w:hAnsi="Calibri"/>
+                <w:sz w:val="18"/>
               </w:rPr>
               <w:t xml:space="preserve">INR</w:t>
             </w:r>
@@ -2385,52 +4596,122 @@
       </w:tr>
       <w:tr>
         <w:tc>
-          <w:tcPr/>
+          <w:tcPr>
+            <w:tcMar>
+              <w:top w:w="40" w:type="dxa"/>
+              <w:bottom w:w="40" w:type="dxa"/>
+              <w:left w:w="60" w:type="dxa"/>
+              <w:right w:w="60" w:type="dxa"/>
+            </w:tcMar>
+            <w:tcMar>
+              <w:top w:w="40" w:type="dxa"/>
+              <w:bottom w:w="40" w:type="dxa"/>
+              <w:left w:w="60" w:type="dxa"/>
+              <w:right w:w="60" w:type="dxa"/>
+            </w:tcMar>
+          </w:tcPr>
           <w:p>
             <w:pPr>
               <w:pStyle w:val="Compact"/>
+              <w:spacing w:before="0" w:after="40" w:line="264" w:lineRule="auto"/>
               <w:jc w:val="left"/>
             </w:pPr>
             <w:r>
+              <w:rPr>
+                <w:rFonts w:ascii="Calibri" w:hAnsi="Calibri"/>
+                <w:sz w:val="18"/>
+              </w:rPr>
               <w:t xml:space="preserve">GET</w:t>
             </w:r>
           </w:p>
         </w:tc>
         <w:tc>
-          <w:tcPr/>
+          <w:tcPr>
+            <w:tcMar>
+              <w:top w:w="40" w:type="dxa"/>
+              <w:bottom w:w="40" w:type="dxa"/>
+              <w:left w:w="60" w:type="dxa"/>
+              <w:right w:w="60" w:type="dxa"/>
+            </w:tcMar>
+            <w:tcMar>
+              <w:top w:w="40" w:type="dxa"/>
+              <w:bottom w:w="40" w:type="dxa"/>
+              <w:left w:w="60" w:type="dxa"/>
+              <w:right w:w="60" w:type="dxa"/>
+            </w:tcMar>
+          </w:tcPr>
           <w:p>
             <w:pPr>
               <w:pStyle w:val="Compact"/>
+              <w:spacing w:before="0" w:after="40" w:line="264" w:lineRule="auto"/>
               <w:jc w:val="left"/>
             </w:pPr>
             <w:r>
               <w:rPr>
                 <w:rStyle w:val="VerbatimChar"/>
+                <w:rFonts w:ascii="Calibri" w:hAnsi="Calibri"/>
+                <w:sz w:val="18"/>
               </w:rPr>
               <w:t xml:space="preserve">/account-policies/all</w:t>
             </w:r>
           </w:p>
         </w:tc>
         <w:tc>
-          <w:tcPr/>
+          <w:tcPr>
+            <w:tcMar>
+              <w:top w:w="40" w:type="dxa"/>
+              <w:bottom w:w="40" w:type="dxa"/>
+              <w:left w:w="60" w:type="dxa"/>
+              <w:right w:w="60" w:type="dxa"/>
+            </w:tcMar>
+            <w:tcMar>
+              <w:top w:w="40" w:type="dxa"/>
+              <w:bottom w:w="40" w:type="dxa"/>
+              <w:left w:w="60" w:type="dxa"/>
+              <w:right w:w="60" w:type="dxa"/>
+            </w:tcMar>
+          </w:tcPr>
           <w:p>
             <w:pPr>
               <w:pStyle w:val="Compact"/>
+              <w:spacing w:before="0" w:after="40" w:line="264" w:lineRule="auto"/>
               <w:jc w:val="left"/>
             </w:pPr>
             <w:r>
+              <w:rPr>
+                <w:rFonts w:ascii="Calibri" w:hAnsi="Calibri"/>
+                <w:sz w:val="18"/>
+              </w:rPr>
               <w:t xml:space="preserve">same</w:t>
             </w:r>
           </w:p>
         </w:tc>
         <w:tc>
-          <w:tcPr/>
+          <w:tcPr>
+            <w:tcMar>
+              <w:top w:w="40" w:type="dxa"/>
+              <w:bottom w:w="40" w:type="dxa"/>
+              <w:left w:w="60" w:type="dxa"/>
+              <w:right w:w="60" w:type="dxa"/>
+            </w:tcMar>
+            <w:tcMar>
+              <w:top w:w="40" w:type="dxa"/>
+              <w:bottom w:w="40" w:type="dxa"/>
+              <w:left w:w="60" w:type="dxa"/>
+              <w:right w:w="60" w:type="dxa"/>
+            </w:tcMar>
+          </w:tcPr>
           <w:p>
             <w:pPr>
               <w:pStyle w:val="Compact"/>
+              <w:spacing w:before="0" w:after="40" w:line="264" w:lineRule="auto"/>
               <w:jc w:val="left"/>
             </w:pPr>
             <w:r>
+              <w:rPr>
+                <w:rFonts w:ascii="Calibri" w:hAnsi="Calibri"/>
+                <w:sz w:val="18"/>
+              </w:rPr>
               <w:t xml:space="preserve">All policies (mgmt UI)</w:t>
             </w:r>
           </w:p>
@@ -2438,52 +4719,122 @@
       </w:tr>
       <w:tr>
         <w:tc>
-          <w:tcPr/>
+          <w:tcPr>
+            <w:tcMar>
+              <w:top w:w="40" w:type="dxa"/>
+              <w:bottom w:w="40" w:type="dxa"/>
+              <w:left w:w="60" w:type="dxa"/>
+              <w:right w:w="60" w:type="dxa"/>
+            </w:tcMar>
+            <w:tcMar>
+              <w:top w:w="40" w:type="dxa"/>
+              <w:bottom w:w="40" w:type="dxa"/>
+              <w:left w:w="60" w:type="dxa"/>
+              <w:right w:w="60" w:type="dxa"/>
+            </w:tcMar>
+          </w:tcPr>
           <w:p>
             <w:pPr>
               <w:pStyle w:val="Compact"/>
+              <w:spacing w:before="0" w:after="40" w:line="264" w:lineRule="auto"/>
               <w:jc w:val="left"/>
             </w:pPr>
             <w:r>
+              <w:rPr>
+                <w:rFonts w:ascii="Calibri" w:hAnsi="Calibri"/>
+                <w:sz w:val="18"/>
+              </w:rPr>
               <w:t xml:space="preserve">PUT</w:t>
             </w:r>
           </w:p>
         </w:tc>
         <w:tc>
-          <w:tcPr/>
+          <w:tcPr>
+            <w:tcMar>
+              <w:top w:w="40" w:type="dxa"/>
+              <w:bottom w:w="40" w:type="dxa"/>
+              <w:left w:w="60" w:type="dxa"/>
+              <w:right w:w="60" w:type="dxa"/>
+            </w:tcMar>
+            <w:tcMar>
+              <w:top w:w="40" w:type="dxa"/>
+              <w:bottom w:w="40" w:type="dxa"/>
+              <w:left w:w="60" w:type="dxa"/>
+              <w:right w:w="60" w:type="dxa"/>
+            </w:tcMar>
+          </w:tcPr>
           <w:p>
             <w:pPr>
               <w:pStyle w:val="Compact"/>
+              <w:spacing w:before="0" w:after="40" w:line="264" w:lineRule="auto"/>
               <w:jc w:val="left"/>
             </w:pPr>
             <w:r>
               <w:rPr>
                 <w:rStyle w:val="VerbatimChar"/>
+                <w:rFonts w:ascii="Calibri" w:hAnsi="Calibri"/>
+                <w:sz w:val="18"/>
               </w:rPr>
               <w:t xml:space="preserve">/account-policies/{id}</w:t>
             </w:r>
           </w:p>
         </w:tc>
         <w:tc>
-          <w:tcPr/>
+          <w:tcPr>
+            <w:tcMar>
+              <w:top w:w="40" w:type="dxa"/>
+              <w:bottom w:w="40" w:type="dxa"/>
+              <w:left w:w="60" w:type="dxa"/>
+              <w:right w:w="60" w:type="dxa"/>
+            </w:tcMar>
+            <w:tcMar>
+              <w:top w:w="40" w:type="dxa"/>
+              <w:bottom w:w="40" w:type="dxa"/>
+              <w:left w:w="60" w:type="dxa"/>
+              <w:right w:w="60" w:type="dxa"/>
+            </w:tcMar>
+          </w:tcPr>
           <w:p>
             <w:pPr>
               <w:pStyle w:val="Compact"/>
+              <w:spacing w:before="0" w:after="40" w:line="264" w:lineRule="auto"/>
               <w:jc w:val="left"/>
             </w:pPr>
             <w:r>
+              <w:rPr>
+                <w:rFonts w:ascii="Calibri" w:hAnsi="Calibri"/>
+                <w:sz w:val="18"/>
+              </w:rPr>
               <w:t xml:space="preserve">POLICIES_MANAGE</w:t>
             </w:r>
           </w:p>
         </w:tc>
         <w:tc>
-          <w:tcPr/>
+          <w:tcPr>
+            <w:tcMar>
+              <w:top w:w="40" w:type="dxa"/>
+              <w:bottom w:w="40" w:type="dxa"/>
+              <w:left w:w="60" w:type="dxa"/>
+              <w:right w:w="60" w:type="dxa"/>
+            </w:tcMar>
+            <w:tcMar>
+              <w:top w:w="40" w:type="dxa"/>
+              <w:bottom w:w="40" w:type="dxa"/>
+              <w:left w:w="60" w:type="dxa"/>
+              <w:right w:w="60" w:type="dxa"/>
+            </w:tcMar>
+          </w:tcPr>
           <w:p>
             <w:pPr>
               <w:pStyle w:val="Compact"/>
+              <w:spacing w:before="0" w:after="40" w:line="264" w:lineRule="auto"/>
               <w:jc w:val="left"/>
             </w:pPr>
             <w:r>
+              <w:rPr>
+                <w:rFonts w:ascii="Calibri" w:hAnsi="Calibri"/>
+                <w:sz w:val="18"/>
+              </w:rPr>
               <w:t xml:space="preserve">Update policy</w:t>
             </w:r>
           </w:p>
@@ -2491,59 +4842,129 @@
       </w:tr>
       <w:tr>
         <w:tc>
-          <w:tcPr/>
+          <w:tcPr>
+            <w:tcMar>
+              <w:top w:w="40" w:type="dxa"/>
+              <w:bottom w:w="40" w:type="dxa"/>
+              <w:left w:w="60" w:type="dxa"/>
+              <w:right w:w="60" w:type="dxa"/>
+            </w:tcMar>
+            <w:tcMar>
+              <w:top w:w="40" w:type="dxa"/>
+              <w:bottom w:w="40" w:type="dxa"/>
+              <w:left w:w="60" w:type="dxa"/>
+              <w:right w:w="60" w:type="dxa"/>
+            </w:tcMar>
+          </w:tcPr>
           <w:p>
             <w:pPr>
               <w:pStyle w:val="Compact"/>
+              <w:spacing w:before="0" w:after="40" w:line="264" w:lineRule="auto"/>
               <w:jc w:val="left"/>
             </w:pPr>
             <w:r>
+              <w:rPr>
+                <w:rFonts w:ascii="Calibri" w:hAnsi="Calibri"/>
+                <w:sz w:val="18"/>
+              </w:rPr>
               <w:t xml:space="preserve">POST</w:t>
             </w:r>
           </w:p>
         </w:tc>
         <w:tc>
-          <w:tcPr/>
+          <w:tcPr>
+            <w:tcMar>
+              <w:top w:w="40" w:type="dxa"/>
+              <w:bottom w:w="40" w:type="dxa"/>
+              <w:left w:w="60" w:type="dxa"/>
+              <w:right w:w="60" w:type="dxa"/>
+            </w:tcMar>
+            <w:tcMar>
+              <w:top w:w="40" w:type="dxa"/>
+              <w:bottom w:w="40" w:type="dxa"/>
+              <w:left w:w="60" w:type="dxa"/>
+              <w:right w:w="60" w:type="dxa"/>
+            </w:tcMar>
+          </w:tcPr>
           <w:p>
             <w:pPr>
               <w:pStyle w:val="Compact"/>
+              <w:spacing w:before="0" w:after="40" w:line="264" w:lineRule="auto"/>
               <w:jc w:val="left"/>
             </w:pPr>
             <w:r>
               <w:rPr>
                 <w:rStyle w:val="VerbatimChar"/>
+                <w:rFonts w:ascii="Calibri" w:hAnsi="Calibri"/>
+                <w:sz w:val="18"/>
               </w:rPr>
               <w:t xml:space="preserve">/account-policies</w:t>
             </w:r>
           </w:p>
         </w:tc>
         <w:tc>
-          <w:tcPr/>
+          <w:tcPr>
+            <w:tcMar>
+              <w:top w:w="40" w:type="dxa"/>
+              <w:bottom w:w="40" w:type="dxa"/>
+              <w:left w:w="60" w:type="dxa"/>
+              <w:right w:w="60" w:type="dxa"/>
+            </w:tcMar>
+            <w:tcMar>
+              <w:top w:w="40" w:type="dxa"/>
+              <w:bottom w:w="40" w:type="dxa"/>
+              <w:left w:w="60" w:type="dxa"/>
+              <w:right w:w="60" w:type="dxa"/>
+            </w:tcMar>
+          </w:tcPr>
           <w:p>
             <w:pPr>
               <w:pStyle w:val="Compact"/>
+              <w:spacing w:before="0" w:after="40" w:line="264" w:lineRule="auto"/>
               <w:jc w:val="left"/>
             </w:pPr>
             <w:r>
+              <w:rPr>
+                <w:rFonts w:ascii="Calibri" w:hAnsi="Calibri"/>
+                <w:sz w:val="18"/>
+              </w:rPr>
               <w:t xml:space="preserve">POLICIES_MANAGE</w:t>
             </w:r>
           </w:p>
         </w:tc>
         <w:tc>
-          <w:tcPr/>
+          <w:tcPr>
+            <w:tcMar>
+              <w:top w:w="40" w:type="dxa"/>
+              <w:bottom w:w="40" w:type="dxa"/>
+              <w:left w:w="60" w:type="dxa"/>
+              <w:right w:w="60" w:type="dxa"/>
+            </w:tcMar>
+            <w:tcMar>
+              <w:top w:w="40" w:type="dxa"/>
+              <w:bottom w:w="40" w:type="dxa"/>
+              <w:left w:w="60" w:type="dxa"/>
+              <w:right w:w="60" w:type="dxa"/>
+            </w:tcMar>
+          </w:tcPr>
           <w:p>
             <w:pPr>
               <w:pStyle w:val="Compact"/>
+              <w:spacing w:before="0" w:after="40" w:line="264" w:lineRule="auto"/>
               <w:jc w:val="left"/>
             </w:pPr>
             <w:r>
+              <w:rPr>
+                <w:rFonts w:ascii="Calibri" w:hAnsi="Calibri"/>
+                <w:sz w:val="18"/>
+              </w:rPr>
               <w:t xml:space="preserve">Create (if exposed)</w:t>
             </w:r>
           </w:p>
         </w:tc>
       </w:tr>
     </w:tbl>
-    <w:bookmarkStart w:id="17" w:name="accountpolicyresponse"/>
+    <w:bookmarkStart w:id="18" w:name="accountpolicyresponse"/>
     <w:p>
       <w:pPr>
         <w:pStyle w:val="Heading3"/>
@@ -2555,6 +4976,8 @@
     <w:p>
       <w:pPr>
         <w:pStyle w:val="FirstParagraph"/>
+        <w:spacing w:after="160" w:line="276" w:lineRule="auto"/>
+        <w:jc w:val="left"/>
       </w:pPr>
       <w:r>
         <w:rPr>
@@ -2659,9 +5082,9 @@
         <w:t xml:space="preserve">effectiveTo</w:t>
       </w:r>
     </w:p>
-    <w:bookmarkEnd w:id="17"/>
     <w:bookmarkEnd w:id="18"/>
-    <w:bookmarkStart w:id="19" w:name="users-employees-users"/>
+    <w:bookmarkEnd w:id="19"/>
+    <w:bookmarkStart w:id="20" w:name="users-employees-users"/>
     <w:p>
       <w:pPr>
         <w:pStyle w:val="Heading2"/>
@@ -2682,6 +5105,8 @@
     <w:p>
       <w:pPr>
         <w:pStyle w:val="FirstParagraph"/>
+        <w:spacing w:after="160" w:line="276" w:lineRule="auto"/>
+        <w:jc w:val="left"/>
       </w:pPr>
       <w:r>
         <w:t xml:space="preserve">Requires</w:t>
@@ -2705,9 +5130,17 @@
     <w:tbl>
       <w:tblPr>
         <w:tblStyle w:val="Table"/>
-        <w:tblW w:type="pct" w:w="4444"/>
-        <w:tblLayout w:type="fixed"/>
+        <w:tblW w:type="pct" w:w="5000"/>
+        <w:tblLayout w:type="autofit"/>
         <w:tblLook w:firstRow="1" w:lastRow="0" w:firstColumn="0" w:lastColumn="0" w:noHBand="0" w:noVBand="0" w:val="0020"/>
+        <w:tblBorders>
+          <w:top w:val="single" w:sz="4" w:space="0" w:color="CBD5E0"/>
+          <w:left w:val="single" w:sz="4" w:space="0" w:color="CBD5E0"/>
+          <w:bottom w:val="single" w:sz="4" w:space="0" w:color="CBD5E0"/>
+          <w:right w:val="single" w:sz="4" w:space="0" w:color="CBD5E0"/>
+          <w:insideH w:val="single" w:sz="4" w:space="0" w:color="CBD5E0"/>
+          <w:insideV w:val="single" w:sz="4" w:space="0" w:color="CBD5E0"/>
+        </w:tblBorders>
       </w:tblPr>
       <w:tblGrid>
         <w:gridCol w:w="1760"/>
@@ -2719,37 +5152,100 @@
           <w:tblHeader w:val="on"/>
         </w:trPr>
         <w:tc>
-          <w:tcPr/>
+          <w:tcPr>
+            <w:tcMar>
+              <w:top w:w="40" w:type="dxa"/>
+              <w:bottom w:w="40" w:type="dxa"/>
+              <w:left w:w="60" w:type="dxa"/>
+              <w:right w:w="60" w:type="dxa"/>
+            </w:tcMar>
+            <w:shd w:fill="1A365D" w:val="clear"/>
+            <w:tcMar>
+              <w:top w:w="40" w:type="dxa"/>
+              <w:bottom w:w="40" w:type="dxa"/>
+              <w:left w:w="60" w:type="dxa"/>
+              <w:right w:w="60" w:type="dxa"/>
+            </w:tcMar>
+          </w:tcPr>
           <w:p>
             <w:pPr>
               <w:pStyle w:val="Compact"/>
+              <w:spacing w:before="0" w:after="40" w:line="264" w:lineRule="auto"/>
               <w:jc w:val="left"/>
             </w:pPr>
             <w:r>
+              <w:rPr>
+                <w:rFonts w:ascii="Calibri" w:hAnsi="Calibri"/>
+                <w:b/>
+                <w:color w:val="FFFFFF"/>
+                <w:sz w:val="18"/>
+              </w:rPr>
               <w:t xml:space="preserve">Method</w:t>
             </w:r>
           </w:p>
         </w:tc>
         <w:tc>
-          <w:tcPr/>
+          <w:tcPr>
+            <w:tcMar>
+              <w:top w:w="40" w:type="dxa"/>
+              <w:bottom w:w="40" w:type="dxa"/>
+              <w:left w:w="60" w:type="dxa"/>
+              <w:right w:w="60" w:type="dxa"/>
+            </w:tcMar>
+            <w:shd w:fill="1A365D" w:val="clear"/>
+            <w:tcMar>
+              <w:top w:w="40" w:type="dxa"/>
+              <w:bottom w:w="40" w:type="dxa"/>
+              <w:left w:w="60" w:type="dxa"/>
+              <w:right w:w="60" w:type="dxa"/>
+            </w:tcMar>
+          </w:tcPr>
           <w:p>
             <w:pPr>
               <w:pStyle w:val="Compact"/>
+              <w:spacing w:before="0" w:after="40" w:line="264" w:lineRule="auto"/>
               <w:jc w:val="left"/>
             </w:pPr>
             <w:r>
+              <w:rPr>
+                <w:rFonts w:ascii="Calibri" w:hAnsi="Calibri"/>
+                <w:b/>
+                <w:color w:val="FFFFFF"/>
+                <w:sz w:val="18"/>
+              </w:rPr>
               <w:t xml:space="preserve">Path</w:t>
             </w:r>
           </w:p>
         </w:tc>
         <w:tc>
-          <w:tcPr/>
+          <w:tcPr>
+            <w:tcMar>
+              <w:top w:w="40" w:type="dxa"/>
+              <w:bottom w:w="40" w:type="dxa"/>
+              <w:left w:w="60" w:type="dxa"/>
+              <w:right w:w="60" w:type="dxa"/>
+            </w:tcMar>
+            <w:shd w:fill="1A365D" w:val="clear"/>
+            <w:tcMar>
+              <w:top w:w="40" w:type="dxa"/>
+              <w:bottom w:w="40" w:type="dxa"/>
+              <w:left w:w="60" w:type="dxa"/>
+              <w:right w:w="60" w:type="dxa"/>
+            </w:tcMar>
+          </w:tcPr>
           <w:p>
             <w:pPr>
               <w:pStyle w:val="Compact"/>
+              <w:spacing w:before="0" w:after="40" w:line="264" w:lineRule="auto"/>
               <w:jc w:val="left"/>
             </w:pPr>
             <w:r>
+              <w:rPr>
+                <w:rFonts w:ascii="Calibri" w:hAnsi="Calibri"/>
+                <w:b/>
+                <w:color w:val="FFFFFF"/>
+                <w:sz w:val="18"/>
+              </w:rPr>
               <w:t xml:space="preserve">Notes</w:t>
             </w:r>
           </w:p>
@@ -2757,40 +5253,92 @@
       </w:tr>
       <w:tr>
         <w:tc>
-          <w:tcPr/>
+          <w:tcPr>
+            <w:tcMar>
+              <w:top w:w="40" w:type="dxa"/>
+              <w:bottom w:w="40" w:type="dxa"/>
+              <w:left w:w="60" w:type="dxa"/>
+              <w:right w:w="60" w:type="dxa"/>
+            </w:tcMar>
+            <w:tcMar>
+              <w:top w:w="40" w:type="dxa"/>
+              <w:bottom w:w="40" w:type="dxa"/>
+              <w:left w:w="60" w:type="dxa"/>
+              <w:right w:w="60" w:type="dxa"/>
+            </w:tcMar>
+          </w:tcPr>
           <w:p>
             <w:pPr>
               <w:pStyle w:val="Compact"/>
+              <w:spacing w:before="0" w:after="40" w:line="264" w:lineRule="auto"/>
               <w:jc w:val="left"/>
             </w:pPr>
             <w:r>
+              <w:rPr>
+                <w:rFonts w:ascii="Calibri" w:hAnsi="Calibri"/>
+                <w:sz w:val="18"/>
+              </w:rPr>
               <w:t xml:space="preserve">GET</w:t>
             </w:r>
           </w:p>
         </w:tc>
         <w:tc>
-          <w:tcPr/>
+          <w:tcPr>
+            <w:tcMar>
+              <w:top w:w="40" w:type="dxa"/>
+              <w:bottom w:w="40" w:type="dxa"/>
+              <w:left w:w="60" w:type="dxa"/>
+              <w:right w:w="60" w:type="dxa"/>
+            </w:tcMar>
+            <w:tcMar>
+              <w:top w:w="40" w:type="dxa"/>
+              <w:bottom w:w="40" w:type="dxa"/>
+              <w:left w:w="60" w:type="dxa"/>
+              <w:right w:w="60" w:type="dxa"/>
+            </w:tcMar>
+          </w:tcPr>
           <w:p>
             <w:pPr>
               <w:pStyle w:val="Compact"/>
+              <w:spacing w:before="0" w:after="40" w:line="264" w:lineRule="auto"/>
               <w:jc w:val="left"/>
             </w:pPr>
             <w:r>
               <w:rPr>
                 <w:rStyle w:val="VerbatimChar"/>
+                <w:rFonts w:ascii="Calibri" w:hAnsi="Calibri"/>
+                <w:sz w:val="18"/>
               </w:rPr>
               <w:t xml:space="preserve">/users</w:t>
             </w:r>
           </w:p>
         </w:tc>
         <w:tc>
-          <w:tcPr/>
+          <w:tcPr>
+            <w:tcMar>
+              <w:top w:w="40" w:type="dxa"/>
+              <w:bottom w:w="40" w:type="dxa"/>
+              <w:left w:w="60" w:type="dxa"/>
+              <w:right w:w="60" w:type="dxa"/>
+            </w:tcMar>
+            <w:tcMar>
+              <w:top w:w="40" w:type="dxa"/>
+              <w:bottom w:w="40" w:type="dxa"/>
+              <w:left w:w="60" w:type="dxa"/>
+              <w:right w:w="60" w:type="dxa"/>
+            </w:tcMar>
+          </w:tcPr>
           <w:p>
             <w:pPr>
               <w:pStyle w:val="Compact"/>
+              <w:spacing w:before="0" w:after="40" w:line="264" w:lineRule="auto"/>
               <w:jc w:val="left"/>
             </w:pPr>
             <w:r>
+              <w:rPr>
+                <w:rFonts w:ascii="Calibri" w:hAnsi="Calibri"/>
+                <w:sz w:val="18"/>
+              </w:rPr>
               <w:t xml:space="preserve">Paged employees + search</w:t>
             </w:r>
           </w:p>
@@ -2798,67 +5346,143 @@
       </w:tr>
       <w:tr>
         <w:tc>
-          <w:tcPr/>
+          <w:tcPr>
+            <w:tcMar>
+              <w:top w:w="40" w:type="dxa"/>
+              <w:bottom w:w="40" w:type="dxa"/>
+              <w:left w:w="60" w:type="dxa"/>
+              <w:right w:w="60" w:type="dxa"/>
+            </w:tcMar>
+            <w:tcMar>
+              <w:top w:w="40" w:type="dxa"/>
+              <w:bottom w:w="40" w:type="dxa"/>
+              <w:left w:w="60" w:type="dxa"/>
+              <w:right w:w="60" w:type="dxa"/>
+            </w:tcMar>
+          </w:tcPr>
           <w:p>
             <w:pPr>
               <w:pStyle w:val="Compact"/>
+              <w:spacing w:before="0" w:after="40" w:line="264" w:lineRule="auto"/>
               <w:jc w:val="left"/>
             </w:pPr>
             <w:r>
+              <w:rPr>
+                <w:rFonts w:ascii="Calibri" w:hAnsi="Calibri"/>
+                <w:sz w:val="18"/>
+              </w:rPr>
               <w:t xml:space="preserve">POST</w:t>
             </w:r>
           </w:p>
         </w:tc>
         <w:tc>
-          <w:tcPr/>
+          <w:tcPr>
+            <w:tcMar>
+              <w:top w:w="40" w:type="dxa"/>
+              <w:bottom w:w="40" w:type="dxa"/>
+              <w:left w:w="60" w:type="dxa"/>
+              <w:right w:w="60" w:type="dxa"/>
+            </w:tcMar>
+            <w:tcMar>
+              <w:top w:w="40" w:type="dxa"/>
+              <w:bottom w:w="40" w:type="dxa"/>
+              <w:left w:w="60" w:type="dxa"/>
+              <w:right w:w="60" w:type="dxa"/>
+            </w:tcMar>
+          </w:tcPr>
           <w:p>
             <w:pPr>
               <w:pStyle w:val="Compact"/>
+              <w:spacing w:before="0" w:after="40" w:line="264" w:lineRule="auto"/>
               <w:jc w:val="left"/>
             </w:pPr>
             <w:r>
               <w:rPr>
                 <w:rStyle w:val="VerbatimChar"/>
+                <w:rFonts w:ascii="Calibri" w:hAnsi="Calibri"/>
+                <w:sz w:val="18"/>
               </w:rPr>
               <w:t xml:space="preserve">/users</w:t>
             </w:r>
           </w:p>
         </w:tc>
         <w:tc>
-          <w:tcPr/>
+          <w:tcPr>
+            <w:tcMar>
+              <w:top w:w="40" w:type="dxa"/>
+              <w:bottom w:w="40" w:type="dxa"/>
+              <w:left w:w="60" w:type="dxa"/>
+              <w:right w:w="60" w:type="dxa"/>
+            </w:tcMar>
+            <w:tcMar>
+              <w:top w:w="40" w:type="dxa"/>
+              <w:bottom w:w="40" w:type="dxa"/>
+              <w:left w:w="60" w:type="dxa"/>
+              <w:right w:w="60" w:type="dxa"/>
+            </w:tcMar>
+          </w:tcPr>
           <w:p>
             <w:pPr>
               <w:pStyle w:val="Compact"/>
+              <w:spacing w:before="0" w:after="40" w:line="264" w:lineRule="auto"/>
               <w:jc w:val="left"/>
             </w:pPr>
             <w:r>
+              <w:rPr>
+                <w:rFonts w:ascii="Calibri" w:hAnsi="Calibri"/>
+                <w:sz w:val="18"/>
+              </w:rPr>
               <w:t xml:space="preserve">Staff or portal user</w:t>
             </w:r>
             <w:r>
+              <w:rPr>
+                <w:rFonts w:ascii="Calibri" w:hAnsi="Calibri"/>
+                <w:sz w:val="18"/>
+              </w:rPr>
               <w:t xml:space="preserve"> </w:t>
             </w:r>
             <w:r>
+              <w:rPr>
+                <w:rFonts w:ascii="Calibri" w:hAnsi="Calibri"/>
+                <w:sz w:val="18"/>
+              </w:rPr>
               <w:t xml:space="preserve">(</w:t>
             </w:r>
             <w:r>
               <w:rPr>
                 <w:rStyle w:val="VerbatimChar"/>
+                <w:rFonts w:ascii="Calibri" w:hAnsi="Calibri"/>
+                <w:sz w:val="18"/>
               </w:rPr>
               <w:t xml:space="preserve">userType</w:t>
             </w:r>
             <w:r>
+              <w:rPr>
+                <w:rFonts w:ascii="Calibri" w:hAnsi="Calibri"/>
+                <w:sz w:val="18"/>
+              </w:rPr>
               <w:t xml:space="preserve">,</w:t>
             </w:r>
             <w:r>
+              <w:rPr>
+                <w:rFonts w:ascii="Calibri" w:hAnsi="Calibri"/>
+                <w:sz w:val="18"/>
+              </w:rPr>
               <w:t xml:space="preserve"> </w:t>
             </w:r>
             <w:r>
               <w:rPr>
                 <w:rStyle w:val="VerbatimChar"/>
+                <w:rFonts w:ascii="Calibri" w:hAnsi="Calibri"/>
+                <w:sz w:val="18"/>
               </w:rPr>
               <w:t xml:space="preserve">roleNames[]</w:t>
             </w:r>
             <w:r>
+              <w:rPr>
+                <w:rFonts w:ascii="Calibri" w:hAnsi="Calibri"/>
+                <w:sz w:val="18"/>
+              </w:rPr>
               <w:t xml:space="preserve">)</w:t>
             </w:r>
           </w:p>
@@ -2866,54 +5490,114 @@
       </w:tr>
       <w:tr>
         <w:tc>
-          <w:tcPr/>
+          <w:tcPr>
+            <w:tcMar>
+              <w:top w:w="40" w:type="dxa"/>
+              <w:bottom w:w="40" w:type="dxa"/>
+              <w:left w:w="60" w:type="dxa"/>
+              <w:right w:w="60" w:type="dxa"/>
+            </w:tcMar>
+            <w:tcMar>
+              <w:top w:w="40" w:type="dxa"/>
+              <w:bottom w:w="40" w:type="dxa"/>
+              <w:left w:w="60" w:type="dxa"/>
+              <w:right w:w="60" w:type="dxa"/>
+            </w:tcMar>
+          </w:tcPr>
           <w:p>
             <w:pPr>
               <w:pStyle w:val="Compact"/>
+              <w:spacing w:before="0" w:after="40" w:line="264" w:lineRule="auto"/>
               <w:jc w:val="left"/>
             </w:pPr>
             <w:r>
+              <w:rPr>
+                <w:rFonts w:ascii="Calibri" w:hAnsi="Calibri"/>
+                <w:sz w:val="18"/>
+              </w:rPr>
               <w:t xml:space="preserve">PUT</w:t>
             </w:r>
           </w:p>
         </w:tc>
         <w:tc>
-          <w:tcPr/>
+          <w:tcPr>
+            <w:tcMar>
+              <w:top w:w="40" w:type="dxa"/>
+              <w:bottom w:w="40" w:type="dxa"/>
+              <w:left w:w="60" w:type="dxa"/>
+              <w:right w:w="60" w:type="dxa"/>
+            </w:tcMar>
+            <w:tcMar>
+              <w:top w:w="40" w:type="dxa"/>
+              <w:bottom w:w="40" w:type="dxa"/>
+              <w:left w:w="60" w:type="dxa"/>
+              <w:right w:w="60" w:type="dxa"/>
+            </w:tcMar>
+          </w:tcPr>
           <w:p>
             <w:pPr>
               <w:pStyle w:val="Compact"/>
+              <w:spacing w:before="0" w:after="40" w:line="264" w:lineRule="auto"/>
               <w:jc w:val="left"/>
             </w:pPr>
             <w:r>
               <w:rPr>
                 <w:rStyle w:val="VerbatimChar"/>
+                <w:rFonts w:ascii="Calibri" w:hAnsi="Calibri"/>
+                <w:sz w:val="18"/>
               </w:rPr>
               <w:t xml:space="preserve">/users/{id}</w:t>
             </w:r>
           </w:p>
         </w:tc>
         <w:tc>
-          <w:tcPr/>
+          <w:tcPr>
+            <w:tcMar>
+              <w:top w:w="40" w:type="dxa"/>
+              <w:bottom w:w="40" w:type="dxa"/>
+              <w:left w:w="60" w:type="dxa"/>
+              <w:right w:w="60" w:type="dxa"/>
+            </w:tcMar>
+            <w:tcMar>
+              <w:top w:w="40" w:type="dxa"/>
+              <w:bottom w:w="40" w:type="dxa"/>
+              <w:left w:w="60" w:type="dxa"/>
+              <w:right w:w="60" w:type="dxa"/>
+            </w:tcMar>
+          </w:tcPr>
           <w:p>
             <w:pPr>
               <w:pStyle w:val="Compact"/>
+              <w:spacing w:before="0" w:after="40" w:line="264" w:lineRule="auto"/>
               <w:jc w:val="left"/>
             </w:pPr>
             <w:r>
+              <w:rPr>
+                <w:rFonts w:ascii="Calibri" w:hAnsi="Calibri"/>
+                <w:sz w:val="18"/>
+              </w:rPr>
               <w:t xml:space="preserve">Update profile / roles /</w:t>
             </w:r>
             <w:r>
+              <w:rPr>
+                <w:rFonts w:ascii="Calibri" w:hAnsi="Calibri"/>
+                <w:sz w:val="18"/>
+              </w:rPr>
               <w:t xml:space="preserve"> </w:t>
             </w:r>
             <w:r>
+              <w:rPr>
+                <w:rFonts w:ascii="Calibri" w:hAnsi="Calibri"/>
+                <w:sz w:val="18"/>
+              </w:rPr>
               <w:t xml:space="preserve">enabled</w:t>
             </w:r>
           </w:p>
         </w:tc>
       </w:tr>
     </w:tbl>
-    <w:bookmarkEnd w:id="19"/>
-    <w:bookmarkStart w:id="20" w:name="roles-roles"/>
+    <w:bookmarkEnd w:id="20"/>
+    <w:bookmarkStart w:id="21" w:name="roles-roles"/>
     <w:p>
       <w:pPr>
         <w:pStyle w:val="Heading2"/>
@@ -2934,6 +5618,8 @@
     <w:p>
       <w:pPr>
         <w:pStyle w:val="FirstParagraph"/>
+        <w:spacing w:after="160" w:line="276" w:lineRule="auto"/>
+        <w:jc w:val="left"/>
       </w:pPr>
       <w:r>
         <w:rPr>
@@ -2963,9 +5649,17 @@
     <w:tbl>
       <w:tblPr>
         <w:tblStyle w:val="Table"/>
-        <w:tblW w:type="pct" w:w="4444"/>
-        <w:tblLayout w:type="fixed"/>
+        <w:tblW w:type="pct" w:w="5000"/>
+        <w:tblLayout w:type="autofit"/>
         <w:tblLook w:firstRow="1" w:lastRow="0" w:firstColumn="0" w:lastColumn="0" w:noHBand="0" w:noVBand="0" w:val="0020"/>
+        <w:tblBorders>
+          <w:top w:val="single" w:sz="4" w:space="0" w:color="CBD5E0"/>
+          <w:left w:val="single" w:sz="4" w:space="0" w:color="CBD5E0"/>
+          <w:bottom w:val="single" w:sz="4" w:space="0" w:color="CBD5E0"/>
+          <w:right w:val="single" w:sz="4" w:space="0" w:color="CBD5E0"/>
+          <w:insideH w:val="single" w:sz="4" w:space="0" w:color="CBD5E0"/>
+          <w:insideV w:val="single" w:sz="4" w:space="0" w:color="CBD5E0"/>
+        </w:tblBorders>
       </w:tblPr>
       <w:tblGrid>
         <w:gridCol w:w="1760"/>
@@ -2977,37 +5671,100 @@
           <w:tblHeader w:val="on"/>
         </w:trPr>
         <w:tc>
-          <w:tcPr/>
+          <w:tcPr>
+            <w:tcMar>
+              <w:top w:w="40" w:type="dxa"/>
+              <w:bottom w:w="40" w:type="dxa"/>
+              <w:left w:w="60" w:type="dxa"/>
+              <w:right w:w="60" w:type="dxa"/>
+            </w:tcMar>
+            <w:shd w:fill="1A365D" w:val="clear"/>
+            <w:tcMar>
+              <w:top w:w="40" w:type="dxa"/>
+              <w:bottom w:w="40" w:type="dxa"/>
+              <w:left w:w="60" w:type="dxa"/>
+              <w:right w:w="60" w:type="dxa"/>
+            </w:tcMar>
+          </w:tcPr>
           <w:p>
             <w:pPr>
               <w:pStyle w:val="Compact"/>
+              <w:spacing w:before="0" w:after="40" w:line="264" w:lineRule="auto"/>
               <w:jc w:val="left"/>
             </w:pPr>
             <w:r>
+              <w:rPr>
+                <w:rFonts w:ascii="Calibri" w:hAnsi="Calibri"/>
+                <w:b/>
+                <w:color w:val="FFFFFF"/>
+                <w:sz w:val="18"/>
+              </w:rPr>
               <w:t xml:space="preserve">Method</w:t>
             </w:r>
           </w:p>
         </w:tc>
         <w:tc>
-          <w:tcPr/>
+          <w:tcPr>
+            <w:tcMar>
+              <w:top w:w="40" w:type="dxa"/>
+              <w:bottom w:w="40" w:type="dxa"/>
+              <w:left w:w="60" w:type="dxa"/>
+              <w:right w:w="60" w:type="dxa"/>
+            </w:tcMar>
+            <w:shd w:fill="1A365D" w:val="clear"/>
+            <w:tcMar>
+              <w:top w:w="40" w:type="dxa"/>
+              <w:bottom w:w="40" w:type="dxa"/>
+              <w:left w:w="60" w:type="dxa"/>
+              <w:right w:w="60" w:type="dxa"/>
+            </w:tcMar>
+          </w:tcPr>
           <w:p>
             <w:pPr>
               <w:pStyle w:val="Compact"/>
+              <w:spacing w:before="0" w:after="40" w:line="264" w:lineRule="auto"/>
               <w:jc w:val="left"/>
             </w:pPr>
             <w:r>
+              <w:rPr>
+                <w:rFonts w:ascii="Calibri" w:hAnsi="Calibri"/>
+                <w:b/>
+                <w:color w:val="FFFFFF"/>
+                <w:sz w:val="18"/>
+              </w:rPr>
               <w:t xml:space="preserve">Path</w:t>
             </w:r>
           </w:p>
         </w:tc>
         <w:tc>
-          <w:tcPr/>
+          <w:tcPr>
+            <w:tcMar>
+              <w:top w:w="40" w:type="dxa"/>
+              <w:bottom w:w="40" w:type="dxa"/>
+              <w:left w:w="60" w:type="dxa"/>
+              <w:right w:w="60" w:type="dxa"/>
+            </w:tcMar>
+            <w:shd w:fill="1A365D" w:val="clear"/>
+            <w:tcMar>
+              <w:top w:w="40" w:type="dxa"/>
+              <w:bottom w:w="40" w:type="dxa"/>
+              <w:left w:w="60" w:type="dxa"/>
+              <w:right w:w="60" w:type="dxa"/>
+            </w:tcMar>
+          </w:tcPr>
           <w:p>
             <w:pPr>
               <w:pStyle w:val="Compact"/>
+              <w:spacing w:before="0" w:after="40" w:line="264" w:lineRule="auto"/>
               <w:jc w:val="left"/>
             </w:pPr>
             <w:r>
+              <w:rPr>
+                <w:rFonts w:ascii="Calibri" w:hAnsi="Calibri"/>
+                <w:b/>
+                <w:color w:val="FFFFFF"/>
+                <w:sz w:val="18"/>
+              </w:rPr>
               <w:t xml:space="preserve">Notes</w:t>
             </w:r>
           </w:p>
@@ -3015,40 +5772,92 @@
       </w:tr>
       <w:tr>
         <w:tc>
-          <w:tcPr/>
+          <w:tcPr>
+            <w:tcMar>
+              <w:top w:w="40" w:type="dxa"/>
+              <w:bottom w:w="40" w:type="dxa"/>
+              <w:left w:w="60" w:type="dxa"/>
+              <w:right w:w="60" w:type="dxa"/>
+            </w:tcMar>
+            <w:tcMar>
+              <w:top w:w="40" w:type="dxa"/>
+              <w:bottom w:w="40" w:type="dxa"/>
+              <w:left w:w="60" w:type="dxa"/>
+              <w:right w:w="60" w:type="dxa"/>
+            </w:tcMar>
+          </w:tcPr>
           <w:p>
             <w:pPr>
               <w:pStyle w:val="Compact"/>
+              <w:spacing w:before="0" w:after="40" w:line="264" w:lineRule="auto"/>
               <w:jc w:val="left"/>
             </w:pPr>
             <w:r>
+              <w:rPr>
+                <w:rFonts w:ascii="Calibri" w:hAnsi="Calibri"/>
+                <w:sz w:val="18"/>
+              </w:rPr>
               <w:t xml:space="preserve">GET</w:t>
             </w:r>
           </w:p>
         </w:tc>
         <w:tc>
-          <w:tcPr/>
+          <w:tcPr>
+            <w:tcMar>
+              <w:top w:w="40" w:type="dxa"/>
+              <w:bottom w:w="40" w:type="dxa"/>
+              <w:left w:w="60" w:type="dxa"/>
+              <w:right w:w="60" w:type="dxa"/>
+            </w:tcMar>
+            <w:tcMar>
+              <w:top w:w="40" w:type="dxa"/>
+              <w:bottom w:w="40" w:type="dxa"/>
+              <w:left w:w="60" w:type="dxa"/>
+              <w:right w:w="60" w:type="dxa"/>
+            </w:tcMar>
+          </w:tcPr>
           <w:p>
             <w:pPr>
               <w:pStyle w:val="Compact"/>
+              <w:spacing w:before="0" w:after="40" w:line="264" w:lineRule="auto"/>
               <w:jc w:val="left"/>
             </w:pPr>
             <w:r>
               <w:rPr>
                 <w:rStyle w:val="VerbatimChar"/>
+                <w:rFonts w:ascii="Calibri" w:hAnsi="Calibri"/>
+                <w:sz w:val="18"/>
               </w:rPr>
               <w:t xml:space="preserve">/roles</w:t>
             </w:r>
           </w:p>
         </w:tc>
         <w:tc>
-          <w:tcPr/>
+          <w:tcPr>
+            <w:tcMar>
+              <w:top w:w="40" w:type="dxa"/>
+              <w:bottom w:w="40" w:type="dxa"/>
+              <w:left w:w="60" w:type="dxa"/>
+              <w:right w:w="60" w:type="dxa"/>
+            </w:tcMar>
+            <w:tcMar>
+              <w:top w:w="40" w:type="dxa"/>
+              <w:bottom w:w="40" w:type="dxa"/>
+              <w:left w:w="60" w:type="dxa"/>
+              <w:right w:w="60" w:type="dxa"/>
+            </w:tcMar>
+          </w:tcPr>
           <w:p>
             <w:pPr>
               <w:pStyle w:val="Compact"/>
+              <w:spacing w:before="0" w:after="40" w:line="264" w:lineRule="auto"/>
               <w:jc w:val="left"/>
             </w:pPr>
             <w:r>
+              <w:rPr>
+                <w:rFonts w:ascii="Calibri" w:hAnsi="Calibri"/>
+                <w:sz w:val="18"/>
+              </w:rPr>
               <w:t xml:space="preserve">List roles + access codes</w:t>
             </w:r>
           </w:p>
@@ -3056,40 +5865,92 @@
       </w:tr>
       <w:tr>
         <w:tc>
-          <w:tcPr/>
+          <w:tcPr>
+            <w:tcMar>
+              <w:top w:w="40" w:type="dxa"/>
+              <w:bottom w:w="40" w:type="dxa"/>
+              <w:left w:w="60" w:type="dxa"/>
+              <w:right w:w="60" w:type="dxa"/>
+            </w:tcMar>
+            <w:tcMar>
+              <w:top w:w="40" w:type="dxa"/>
+              <w:bottom w:w="40" w:type="dxa"/>
+              <w:left w:w="60" w:type="dxa"/>
+              <w:right w:w="60" w:type="dxa"/>
+            </w:tcMar>
+          </w:tcPr>
           <w:p>
             <w:pPr>
               <w:pStyle w:val="Compact"/>
+              <w:spacing w:before="0" w:after="40" w:line="264" w:lineRule="auto"/>
               <w:jc w:val="left"/>
             </w:pPr>
             <w:r>
+              <w:rPr>
+                <w:rFonts w:ascii="Calibri" w:hAnsi="Calibri"/>
+                <w:sz w:val="18"/>
+              </w:rPr>
               <w:t xml:space="preserve">GET</w:t>
             </w:r>
           </w:p>
         </w:tc>
         <w:tc>
-          <w:tcPr/>
+          <w:tcPr>
+            <w:tcMar>
+              <w:top w:w="40" w:type="dxa"/>
+              <w:bottom w:w="40" w:type="dxa"/>
+              <w:left w:w="60" w:type="dxa"/>
+              <w:right w:w="60" w:type="dxa"/>
+            </w:tcMar>
+            <w:tcMar>
+              <w:top w:w="40" w:type="dxa"/>
+              <w:bottom w:w="40" w:type="dxa"/>
+              <w:left w:w="60" w:type="dxa"/>
+              <w:right w:w="60" w:type="dxa"/>
+            </w:tcMar>
+          </w:tcPr>
           <w:p>
             <w:pPr>
               <w:pStyle w:val="Compact"/>
+              <w:spacing w:before="0" w:after="40" w:line="264" w:lineRule="auto"/>
               <w:jc w:val="left"/>
             </w:pPr>
             <w:r>
               <w:rPr>
                 <w:rStyle w:val="VerbatimChar"/>
+                <w:rFonts w:ascii="Calibri" w:hAnsi="Calibri"/>
+                <w:sz w:val="18"/>
               </w:rPr>
               <w:t xml:space="preserve">/roles/{id}</w:t>
             </w:r>
           </w:p>
         </w:tc>
         <w:tc>
-          <w:tcPr/>
+          <w:tcPr>
+            <w:tcMar>
+              <w:top w:w="40" w:type="dxa"/>
+              <w:bottom w:w="40" w:type="dxa"/>
+              <w:left w:w="60" w:type="dxa"/>
+              <w:right w:w="60" w:type="dxa"/>
+            </w:tcMar>
+            <w:tcMar>
+              <w:top w:w="40" w:type="dxa"/>
+              <w:bottom w:w="40" w:type="dxa"/>
+              <w:left w:w="60" w:type="dxa"/>
+              <w:right w:w="60" w:type="dxa"/>
+            </w:tcMar>
+          </w:tcPr>
           <w:p>
             <w:pPr>
               <w:pStyle w:val="Compact"/>
+              <w:spacing w:before="0" w:after="40" w:line="264" w:lineRule="auto"/>
               <w:jc w:val="left"/>
             </w:pPr>
             <w:r>
+              <w:rPr>
+                <w:rFonts w:ascii="Calibri" w:hAnsi="Calibri"/>
+                <w:sz w:val="18"/>
+              </w:rPr>
               <w:t xml:space="preserve">Detail</w:t>
             </w:r>
           </w:p>
@@ -3097,40 +5958,92 @@
       </w:tr>
       <w:tr>
         <w:tc>
-          <w:tcPr/>
+          <w:tcPr>
+            <w:tcMar>
+              <w:top w:w="40" w:type="dxa"/>
+              <w:bottom w:w="40" w:type="dxa"/>
+              <w:left w:w="60" w:type="dxa"/>
+              <w:right w:w="60" w:type="dxa"/>
+            </w:tcMar>
+            <w:tcMar>
+              <w:top w:w="40" w:type="dxa"/>
+              <w:bottom w:w="40" w:type="dxa"/>
+              <w:left w:w="60" w:type="dxa"/>
+              <w:right w:w="60" w:type="dxa"/>
+            </w:tcMar>
+          </w:tcPr>
           <w:p>
             <w:pPr>
               <w:pStyle w:val="Compact"/>
+              <w:spacing w:before="0" w:after="40" w:line="264" w:lineRule="auto"/>
               <w:jc w:val="left"/>
             </w:pPr>
             <w:r>
+              <w:rPr>
+                <w:rFonts w:ascii="Calibri" w:hAnsi="Calibri"/>
+                <w:sz w:val="18"/>
+              </w:rPr>
               <w:t xml:space="preserve">POST</w:t>
             </w:r>
           </w:p>
         </w:tc>
         <w:tc>
-          <w:tcPr/>
+          <w:tcPr>
+            <w:tcMar>
+              <w:top w:w="40" w:type="dxa"/>
+              <w:bottom w:w="40" w:type="dxa"/>
+              <w:left w:w="60" w:type="dxa"/>
+              <w:right w:w="60" w:type="dxa"/>
+            </w:tcMar>
+            <w:tcMar>
+              <w:top w:w="40" w:type="dxa"/>
+              <w:bottom w:w="40" w:type="dxa"/>
+              <w:left w:w="60" w:type="dxa"/>
+              <w:right w:w="60" w:type="dxa"/>
+            </w:tcMar>
+          </w:tcPr>
           <w:p>
             <w:pPr>
               <w:pStyle w:val="Compact"/>
+              <w:spacing w:before="0" w:after="40" w:line="264" w:lineRule="auto"/>
               <w:jc w:val="left"/>
             </w:pPr>
             <w:r>
               <w:rPr>
                 <w:rStyle w:val="VerbatimChar"/>
+                <w:rFonts w:ascii="Calibri" w:hAnsi="Calibri"/>
+                <w:sz w:val="18"/>
               </w:rPr>
               <w:t xml:space="preserve">/roles</w:t>
             </w:r>
           </w:p>
         </w:tc>
         <w:tc>
-          <w:tcPr/>
+          <w:tcPr>
+            <w:tcMar>
+              <w:top w:w="40" w:type="dxa"/>
+              <w:bottom w:w="40" w:type="dxa"/>
+              <w:left w:w="60" w:type="dxa"/>
+              <w:right w:w="60" w:type="dxa"/>
+            </w:tcMar>
+            <w:tcMar>
+              <w:top w:w="40" w:type="dxa"/>
+              <w:bottom w:w="40" w:type="dxa"/>
+              <w:left w:w="60" w:type="dxa"/>
+              <w:right w:w="60" w:type="dxa"/>
+            </w:tcMar>
+          </w:tcPr>
           <w:p>
             <w:pPr>
               <w:pStyle w:val="Compact"/>
+              <w:spacing w:before="0" w:after="40" w:line="264" w:lineRule="auto"/>
               <w:jc w:val="left"/>
             </w:pPr>
             <w:r>
+              <w:rPr>
+                <w:rFonts w:ascii="Calibri" w:hAnsi="Calibri"/>
+                <w:sz w:val="18"/>
+              </w:rPr>
               <w:t xml:space="preserve">Create</w:t>
             </w:r>
           </w:p>
@@ -3138,48 +6051,100 @@
       </w:tr>
       <w:tr>
         <w:tc>
-          <w:tcPr/>
+          <w:tcPr>
+            <w:tcMar>
+              <w:top w:w="40" w:type="dxa"/>
+              <w:bottom w:w="40" w:type="dxa"/>
+              <w:left w:w="60" w:type="dxa"/>
+              <w:right w:w="60" w:type="dxa"/>
+            </w:tcMar>
+            <w:tcMar>
+              <w:top w:w="40" w:type="dxa"/>
+              <w:bottom w:w="40" w:type="dxa"/>
+              <w:left w:w="60" w:type="dxa"/>
+              <w:right w:w="60" w:type="dxa"/>
+            </w:tcMar>
+          </w:tcPr>
           <w:p>
             <w:pPr>
               <w:pStyle w:val="Compact"/>
+              <w:spacing w:before="0" w:after="40" w:line="264" w:lineRule="auto"/>
               <w:jc w:val="left"/>
             </w:pPr>
             <w:r>
+              <w:rPr>
+                <w:rFonts w:ascii="Calibri" w:hAnsi="Calibri"/>
+                <w:sz w:val="18"/>
+              </w:rPr>
               <w:t xml:space="preserve">PUT</w:t>
             </w:r>
           </w:p>
         </w:tc>
         <w:tc>
-          <w:tcPr/>
+          <w:tcPr>
+            <w:tcMar>
+              <w:top w:w="40" w:type="dxa"/>
+              <w:bottom w:w="40" w:type="dxa"/>
+              <w:left w:w="60" w:type="dxa"/>
+              <w:right w:w="60" w:type="dxa"/>
+            </w:tcMar>
+            <w:tcMar>
+              <w:top w:w="40" w:type="dxa"/>
+              <w:bottom w:w="40" w:type="dxa"/>
+              <w:left w:w="60" w:type="dxa"/>
+              <w:right w:w="60" w:type="dxa"/>
+            </w:tcMar>
+          </w:tcPr>
           <w:p>
             <w:pPr>
               <w:pStyle w:val="Compact"/>
+              <w:spacing w:before="0" w:after="40" w:line="264" w:lineRule="auto"/>
               <w:jc w:val="left"/>
             </w:pPr>
             <w:r>
               <w:rPr>
                 <w:rStyle w:val="VerbatimChar"/>
+                <w:rFonts w:ascii="Calibri" w:hAnsi="Calibri"/>
+                <w:sz w:val="18"/>
               </w:rPr>
               <w:t xml:space="preserve">/roles/{id}</w:t>
             </w:r>
           </w:p>
         </w:tc>
         <w:tc>
-          <w:tcPr/>
+          <w:tcPr>
+            <w:tcMar>
+              <w:top w:w="40" w:type="dxa"/>
+              <w:bottom w:w="40" w:type="dxa"/>
+              <w:left w:w="60" w:type="dxa"/>
+              <w:right w:w="60" w:type="dxa"/>
+            </w:tcMar>
+            <w:tcMar>
+              <w:top w:w="40" w:type="dxa"/>
+              <w:bottom w:w="40" w:type="dxa"/>
+              <w:left w:w="60" w:type="dxa"/>
+              <w:right w:w="60" w:type="dxa"/>
+            </w:tcMar>
+          </w:tcPr>
           <w:p>
             <w:pPr>
               <w:pStyle w:val="Compact"/>
+              <w:spacing w:before="0" w:after="40" w:line="264" w:lineRule="auto"/>
               <w:jc w:val="left"/>
             </w:pPr>
             <w:r>
+              <w:rPr>
+                <w:rFonts w:ascii="Calibri" w:hAnsi="Calibri"/>
+                <w:sz w:val="18"/>
+              </w:rPr>
               <w:t xml:space="preserve">Update description / accesses</w:t>
             </w:r>
           </w:p>
         </w:tc>
       </w:tr>
     </w:tbl>
-    <w:bookmarkEnd w:id="20"/>
-    <w:bookmarkStart w:id="21" w:name="transactions-staff-transactions"/>
+    <w:bookmarkEnd w:id="21"/>
+    <w:bookmarkStart w:id="22" w:name="transactions-staff-transactions"/>
     <w:p>
       <w:pPr>
         <w:pStyle w:val="Heading2"/>
@@ -3200,6 +6165,8 @@
     <w:p>
       <w:pPr>
         <w:pStyle w:val="FirstParagraph"/>
+        <w:spacing w:after="160" w:line="276" w:lineRule="auto"/>
+        <w:jc w:val="left"/>
       </w:pPr>
       <w:r>
         <w:rPr>
@@ -3228,8 +6195,8 @@
         <w:t xml:space="preserve">/transactions?accountId&amp;txType&amp;search&amp;page&amp;size&amp;sortBy&amp;sortDir</w:t>
       </w:r>
     </w:p>
-    <w:bookmarkEnd w:id="21"/>
-    <w:bookmarkStart w:id="23" w:name="portal-portal"/>
+    <w:bookmarkEnd w:id="22"/>
+    <w:bookmarkStart w:id="24" w:name="portal-portal"/>
     <w:p>
       <w:pPr>
         <w:pStyle w:val="Heading2"/>
@@ -3250,6 +6217,8 @@
     <w:p>
       <w:pPr>
         <w:pStyle w:val="FirstParagraph"/>
+        <w:spacing w:after="160" w:line="276" w:lineRule="auto"/>
+        <w:jc w:val="left"/>
       </w:pPr>
       <w:r>
         <w:rPr>
@@ -3263,7 +6232,7 @@
       <w:r>
         <w:t xml:space="preserve"> </w:t>
       </w:r>
-      <w:hyperlink r:id="rId22">
+      <w:hyperlink r:id="rId23">
         <w:r>
           <w:rPr>
             <w:rStyle w:val="Hyperlink"/>
@@ -3275,8 +6244,8 @@
         <w:t xml:space="preserve">.</w:t>
       </w:r>
     </w:p>
-    <w:bookmarkEnd w:id="23"/>
-    <w:bookmarkStart w:id="24" w:name="transfer-approvals-transfer-approvals"/>
+    <w:bookmarkEnd w:id="24"/>
+    <w:bookmarkStart w:id="25" w:name="transfer-approvals-transfer-approvals"/>
     <w:p>
       <w:pPr>
         <w:pStyle w:val="Heading2"/>
@@ -3297,6 +6266,8 @@
     <w:p>
       <w:pPr>
         <w:pStyle w:val="FirstParagraph"/>
+        <w:spacing w:after="160" w:line="276" w:lineRule="auto"/>
+        <w:jc w:val="left"/>
       </w:pPr>
       <w:r>
         <w:rPr>
@@ -3314,8 +6285,8 @@
         <w:t xml:space="preserve">See Portal module doc.</w:t>
       </w:r>
     </w:p>
-    <w:bookmarkEnd w:id="24"/>
-    <w:bookmarkStart w:id="26" w:name="audit-audit"/>
+    <w:bookmarkEnd w:id="25"/>
+    <w:bookmarkStart w:id="27" w:name="audit-audit"/>
     <w:p>
       <w:pPr>
         <w:pStyle w:val="Heading2"/>
@@ -3336,6 +6307,8 @@
     <w:p>
       <w:pPr>
         <w:pStyle w:val="FirstParagraph"/>
+        <w:spacing w:after="160" w:line="276" w:lineRule="auto"/>
+        <w:jc w:val="left"/>
       </w:pPr>
       <w:r>
         <w:t xml:space="preserve">ADMIN | MANAGER | AUDITOR. See</w:t>
@@ -3343,7 +6316,7 @@
       <w:r>
         <w:t xml:space="preserve"> </w:t>
       </w:r>
-      <w:hyperlink r:id="rId25">
+      <w:hyperlink r:id="rId26">
         <w:r>
           <w:rPr>
             <w:rStyle w:val="Hyperlink"/>
@@ -3408,8 +6381,8 @@
         <w:t xml:space="preserve">(ADMIN)</w:t>
       </w:r>
     </w:p>
-    <w:bookmarkEnd w:id="26"/>
-    <w:bookmarkStart w:id="28" w:name="reports-reports"/>
+    <w:bookmarkEnd w:id="27"/>
+    <w:bookmarkStart w:id="29" w:name="reports-reports"/>
     <w:p>
       <w:pPr>
         <w:pStyle w:val="Heading2"/>
@@ -3430,6 +6403,8 @@
     <w:p>
       <w:pPr>
         <w:pStyle w:val="FirstParagraph"/>
+        <w:spacing w:after="160" w:line="276" w:lineRule="auto"/>
+        <w:jc w:val="left"/>
       </w:pPr>
       <w:r>
         <w:t xml:space="preserve">See</w:t>
@@ -3437,7 +6412,7 @@
       <w:r>
         <w:t xml:space="preserve"> </w:t>
       </w:r>
-      <w:hyperlink r:id="rId27">
+      <w:hyperlink r:id="rId28">
         <w:r>
           <w:rPr>
             <w:rStyle w:val="Hyperlink"/>
@@ -3550,8 +6525,8 @@
         <w:t xml:space="preserve">) — Admin/Manager/Auditor</w:t>
       </w:r>
     </w:p>
-    <w:bookmarkEnd w:id="28"/>
-    <w:bookmarkStart w:id="29" w:name="misc"/>
+    <w:bookmarkEnd w:id="29"/>
+    <w:bookmarkStart w:id="30" w:name="misc"/>
     <w:p>
       <w:pPr>
         <w:pStyle w:val="Heading2"/>
@@ -3563,9 +6538,17 @@
     <w:tbl>
       <w:tblPr>
         <w:tblStyle w:val="Table"/>
-        <w:tblW w:type="pct" w:w="4375"/>
-        <w:tblLayout w:type="fixed"/>
+        <w:tblW w:type="pct" w:w="5000"/>
+        <w:tblLayout w:type="autofit"/>
         <w:tblLook w:firstRow="1" w:lastRow="0" w:firstColumn="0" w:lastColumn="0" w:noHBand="0" w:noVBand="0" w:val="0020"/>
+        <w:tblBorders>
+          <w:top w:val="single" w:sz="4" w:space="0" w:color="CBD5E0"/>
+          <w:left w:val="single" w:sz="4" w:space="0" w:color="CBD5E0"/>
+          <w:bottom w:val="single" w:sz="4" w:space="0" w:color="CBD5E0"/>
+          <w:right w:val="single" w:sz="4" w:space="0" w:color="CBD5E0"/>
+          <w:insideH w:val="single" w:sz="4" w:space="0" w:color="CBD5E0"/>
+          <w:insideV w:val="single" w:sz="4" w:space="0" w:color="CBD5E0"/>
+        </w:tblBorders>
       </w:tblPr>
       <w:tblGrid>
         <w:gridCol w:w="2310"/>
@@ -3577,37 +6560,100 @@
           <w:tblHeader w:val="on"/>
         </w:trPr>
         <w:tc>
-          <w:tcPr/>
+          <w:tcPr>
+            <w:tcMar>
+              <w:top w:w="40" w:type="dxa"/>
+              <w:bottom w:w="40" w:type="dxa"/>
+              <w:left w:w="60" w:type="dxa"/>
+              <w:right w:w="60" w:type="dxa"/>
+            </w:tcMar>
+            <w:shd w:fill="1A365D" w:val="clear"/>
+            <w:tcMar>
+              <w:top w:w="40" w:type="dxa"/>
+              <w:bottom w:w="40" w:type="dxa"/>
+              <w:left w:w="60" w:type="dxa"/>
+              <w:right w:w="60" w:type="dxa"/>
+            </w:tcMar>
+          </w:tcPr>
           <w:p>
             <w:pPr>
               <w:pStyle w:val="Compact"/>
+              <w:spacing w:before="0" w:after="40" w:line="264" w:lineRule="auto"/>
               <w:jc w:val="left"/>
             </w:pPr>
             <w:r>
+              <w:rPr>
+                <w:rFonts w:ascii="Calibri" w:hAnsi="Calibri"/>
+                <w:b/>
+                <w:color w:val="FFFFFF"/>
+                <w:sz w:val="18"/>
+              </w:rPr>
               <w:t xml:space="preserve">Method</w:t>
             </w:r>
           </w:p>
         </w:tc>
         <w:tc>
-          <w:tcPr/>
+          <w:tcPr>
+            <w:tcMar>
+              <w:top w:w="40" w:type="dxa"/>
+              <w:bottom w:w="40" w:type="dxa"/>
+              <w:left w:w="60" w:type="dxa"/>
+              <w:right w:w="60" w:type="dxa"/>
+            </w:tcMar>
+            <w:shd w:fill="1A365D" w:val="clear"/>
+            <w:tcMar>
+              <w:top w:w="40" w:type="dxa"/>
+              <w:bottom w:w="40" w:type="dxa"/>
+              <w:left w:w="60" w:type="dxa"/>
+              <w:right w:w="60" w:type="dxa"/>
+            </w:tcMar>
+          </w:tcPr>
           <w:p>
             <w:pPr>
               <w:pStyle w:val="Compact"/>
+              <w:spacing w:before="0" w:after="40" w:line="264" w:lineRule="auto"/>
               <w:jc w:val="left"/>
             </w:pPr>
             <w:r>
+              <w:rPr>
+                <w:rFonts w:ascii="Calibri" w:hAnsi="Calibri"/>
+                <w:b/>
+                <w:color w:val="FFFFFF"/>
+                <w:sz w:val="18"/>
+              </w:rPr>
               <w:t xml:space="preserve">Path</w:t>
             </w:r>
           </w:p>
         </w:tc>
         <w:tc>
-          <w:tcPr/>
+          <w:tcPr>
+            <w:tcMar>
+              <w:top w:w="40" w:type="dxa"/>
+              <w:bottom w:w="40" w:type="dxa"/>
+              <w:left w:w="60" w:type="dxa"/>
+              <w:right w:w="60" w:type="dxa"/>
+            </w:tcMar>
+            <w:shd w:fill="1A365D" w:val="clear"/>
+            <w:tcMar>
+              <w:top w:w="40" w:type="dxa"/>
+              <w:bottom w:w="40" w:type="dxa"/>
+              <w:left w:w="60" w:type="dxa"/>
+              <w:right w:w="60" w:type="dxa"/>
+            </w:tcMar>
+          </w:tcPr>
           <w:p>
             <w:pPr>
               <w:pStyle w:val="Compact"/>
+              <w:spacing w:before="0" w:after="40" w:line="264" w:lineRule="auto"/>
               <w:jc w:val="left"/>
             </w:pPr>
             <w:r>
+              <w:rPr>
+                <w:rFonts w:ascii="Calibri" w:hAnsi="Calibri"/>
+                <w:b/>
+                <w:color w:val="FFFFFF"/>
+                <w:sz w:val="18"/>
+              </w:rPr>
               <w:t xml:space="preserve">Roles</w:t>
             </w:r>
           </w:p>
@@ -3615,48 +6661,100 @@
       </w:tr>
       <w:tr>
         <w:tc>
-          <w:tcPr/>
+          <w:tcPr>
+            <w:tcMar>
+              <w:top w:w="40" w:type="dxa"/>
+              <w:bottom w:w="40" w:type="dxa"/>
+              <w:left w:w="60" w:type="dxa"/>
+              <w:right w:w="60" w:type="dxa"/>
+            </w:tcMar>
+            <w:tcMar>
+              <w:top w:w="40" w:type="dxa"/>
+              <w:bottom w:w="40" w:type="dxa"/>
+              <w:left w:w="60" w:type="dxa"/>
+              <w:right w:w="60" w:type="dxa"/>
+            </w:tcMar>
+          </w:tcPr>
           <w:p>
             <w:pPr>
               <w:pStyle w:val="Compact"/>
+              <w:spacing w:before="0" w:after="40" w:line="264" w:lineRule="auto"/>
               <w:jc w:val="left"/>
             </w:pPr>
             <w:r>
+              <w:rPr>
+                <w:rFonts w:ascii="Calibri" w:hAnsi="Calibri"/>
+                <w:sz w:val="18"/>
+              </w:rPr>
               <w:t xml:space="preserve">GET</w:t>
             </w:r>
           </w:p>
         </w:tc>
         <w:tc>
-          <w:tcPr/>
+          <w:tcPr>
+            <w:tcMar>
+              <w:top w:w="40" w:type="dxa"/>
+              <w:bottom w:w="40" w:type="dxa"/>
+              <w:left w:w="60" w:type="dxa"/>
+              <w:right w:w="60" w:type="dxa"/>
+            </w:tcMar>
+            <w:tcMar>
+              <w:top w:w="40" w:type="dxa"/>
+              <w:bottom w:w="40" w:type="dxa"/>
+              <w:left w:w="60" w:type="dxa"/>
+              <w:right w:w="60" w:type="dxa"/>
+            </w:tcMar>
+          </w:tcPr>
           <w:p>
             <w:pPr>
               <w:pStyle w:val="Compact"/>
+              <w:spacing w:before="0" w:after="40" w:line="264" w:lineRule="auto"/>
               <w:jc w:val="left"/>
             </w:pPr>
             <w:r>
               <w:rPr>
                 <w:rStyle w:val="VerbatimChar"/>
+                <w:rFonts w:ascii="Calibri" w:hAnsi="Calibri"/>
+                <w:sz w:val="18"/>
               </w:rPr>
               <w:t xml:space="preserve">/api/hello</w:t>
             </w:r>
           </w:p>
         </w:tc>
         <w:tc>
-          <w:tcPr/>
+          <w:tcPr>
+            <w:tcMar>
+              <w:top w:w="40" w:type="dxa"/>
+              <w:bottom w:w="40" w:type="dxa"/>
+              <w:left w:w="60" w:type="dxa"/>
+              <w:right w:w="60" w:type="dxa"/>
+            </w:tcMar>
+            <w:tcMar>
+              <w:top w:w="40" w:type="dxa"/>
+              <w:bottom w:w="40" w:type="dxa"/>
+              <w:left w:w="60" w:type="dxa"/>
+              <w:right w:w="60" w:type="dxa"/>
+            </w:tcMar>
+          </w:tcPr>
           <w:p>
             <w:pPr>
               <w:pStyle w:val="Compact"/>
+              <w:spacing w:before="0" w:after="40" w:line="264" w:lineRule="auto"/>
               <w:jc w:val="left"/>
             </w:pPr>
             <w:r>
+              <w:rPr>
+                <w:rFonts w:ascii="Calibri" w:hAnsi="Calibri"/>
+                <w:sz w:val="18"/>
+              </w:rPr>
               <w:t xml:space="preserve">Authenticated</w:t>
             </w:r>
           </w:p>
         </w:tc>
       </w:tr>
     </w:tbl>
-    <w:bookmarkEnd w:id="29"/>
-    <w:bookmarkStart w:id="31" w:name="error-shape"/>
+    <w:bookmarkEnd w:id="30"/>
+    <w:bookmarkStart w:id="32" w:name="error-shape"/>
     <w:p>
       <w:pPr>
         <w:pStyle w:val="Heading2"/>
@@ -3668,6 +6766,8 @@
     <w:p>
       <w:pPr>
         <w:pStyle w:val="FirstParagraph"/>
+        <w:spacing w:after="160" w:line="276" w:lineRule="auto"/>
+        <w:jc w:val="left"/>
       </w:pPr>
       <w:r>
         <w:t xml:space="preserve">Handled by</w:t>
@@ -3720,7 +6820,7 @@
       <w:r>
         <w:t xml:space="preserve">(</w:t>
       </w:r>
-      <w:hyperlink r:id="rId30">
+      <w:hyperlink r:id="rId31">
         <w:r>
           <w:rPr>
             <w:rStyle w:val="Hyperlink"/>
@@ -3732,8 +6832,8 @@
         <w:t xml:space="preserve">).</w:t>
       </w:r>
     </w:p>
-    <w:bookmarkEnd w:id="31"/>
-    <w:bookmarkStart w:id="32" w:name="frontend-api-clients"/>
+    <w:bookmarkEnd w:id="32"/>
+    <w:bookmarkStart w:id="33" w:name="frontend-api-clients"/>
     <w:p>
       <w:pPr>
         <w:pStyle w:val="Heading2"/>
@@ -3745,9 +6845,17 @@
     <w:tbl>
       <w:tblPr>
         <w:tblStyle w:val="Table"/>
-        <w:tblW w:type="pct" w:w="4881"/>
-        <w:tblLayout w:type="fixed"/>
+        <w:tblW w:type="pct" w:w="5000"/>
+        <w:tblLayout w:type="autofit"/>
         <w:tblLook w:firstRow="1" w:lastRow="0" w:firstColumn="0" w:lastColumn="0" w:noHBand="0" w:noVBand="0" w:val="0020"/>
+        <w:tblBorders>
+          <w:top w:val="single" w:sz="4" w:space="0" w:color="CBD5E0"/>
+          <w:left w:val="single" w:sz="4" w:space="0" w:color="CBD5E0"/>
+          <w:bottom w:val="single" w:sz="4" w:space="0" w:color="CBD5E0"/>
+          <w:right w:val="single" w:sz="4" w:space="0" w:color="CBD5E0"/>
+          <w:insideH w:val="single" w:sz="4" w:space="0" w:color="CBD5E0"/>
+          <w:insideV w:val="single" w:sz="4" w:space="0" w:color="CBD5E0"/>
+        </w:tblBorders>
       </w:tblPr>
       <w:tblGrid>
         <w:gridCol w:w="2922"/>
@@ -3758,25 +6866,67 @@
           <w:tblHeader w:val="on"/>
         </w:trPr>
         <w:tc>
-          <w:tcPr/>
+          <w:tcPr>
+            <w:tcMar>
+              <w:top w:w="40" w:type="dxa"/>
+              <w:bottom w:w="40" w:type="dxa"/>
+              <w:left w:w="60" w:type="dxa"/>
+              <w:right w:w="60" w:type="dxa"/>
+            </w:tcMar>
+            <w:shd w:fill="1A365D" w:val="clear"/>
+            <w:tcMar>
+              <w:top w:w="40" w:type="dxa"/>
+              <w:bottom w:w="40" w:type="dxa"/>
+              <w:left w:w="60" w:type="dxa"/>
+              <w:right w:w="60" w:type="dxa"/>
+            </w:tcMar>
+          </w:tcPr>
           <w:p>
             <w:pPr>
               <w:pStyle w:val="Compact"/>
+              <w:spacing w:before="0" w:after="40" w:line="264" w:lineRule="auto"/>
               <w:jc w:val="left"/>
             </w:pPr>
             <w:r>
+              <w:rPr>
+                <w:rFonts w:ascii="Calibri" w:hAnsi="Calibri"/>
+                <w:b/>
+                <w:color w:val="FFFFFF"/>
+                <w:sz w:val="18"/>
+              </w:rPr>
               <w:t xml:space="preserve">Service</w:t>
             </w:r>
           </w:p>
         </w:tc>
         <w:tc>
-          <w:tcPr/>
+          <w:tcPr>
+            <w:tcMar>
+              <w:top w:w="40" w:type="dxa"/>
+              <w:bottom w:w="40" w:type="dxa"/>
+              <w:left w:w="60" w:type="dxa"/>
+              <w:right w:w="60" w:type="dxa"/>
+            </w:tcMar>
+            <w:shd w:fill="1A365D" w:val="clear"/>
+            <w:tcMar>
+              <w:top w:w="40" w:type="dxa"/>
+              <w:bottom w:w="40" w:type="dxa"/>
+              <w:left w:w="60" w:type="dxa"/>
+              <w:right w:w="60" w:type="dxa"/>
+            </w:tcMar>
+          </w:tcPr>
           <w:p>
             <w:pPr>
               <w:pStyle w:val="Compact"/>
+              <w:spacing w:before="0" w:after="40" w:line="264" w:lineRule="auto"/>
               <w:jc w:val="left"/>
             </w:pPr>
             <w:r>
+              <w:rPr>
+                <w:rFonts w:ascii="Calibri" w:hAnsi="Calibri"/>
+                <w:b/>
+                <w:color w:val="FFFFFF"/>
+                <w:sz w:val="18"/>
+              </w:rPr>
               <w:t xml:space="preserve">File</w:t>
             </w:r>
           </w:p>
@@ -3784,27 +6934,61 @@
       </w:tr>
       <w:tr>
         <w:tc>
-          <w:tcPr/>
+          <w:tcPr>
+            <w:tcMar>
+              <w:top w:w="40" w:type="dxa"/>
+              <w:bottom w:w="40" w:type="dxa"/>
+              <w:left w:w="60" w:type="dxa"/>
+              <w:right w:w="60" w:type="dxa"/>
+            </w:tcMar>
+            <w:tcMar>
+              <w:top w:w="40" w:type="dxa"/>
+              <w:bottom w:w="40" w:type="dxa"/>
+              <w:left w:w="60" w:type="dxa"/>
+              <w:right w:w="60" w:type="dxa"/>
+            </w:tcMar>
+          </w:tcPr>
           <w:p>
             <w:pPr>
               <w:pStyle w:val="Compact"/>
+              <w:spacing w:before="0" w:after="40" w:line="264" w:lineRule="auto"/>
               <w:jc w:val="left"/>
             </w:pPr>
             <w:r>
+              <w:rPr>
+                <w:rFonts w:ascii="Calibri" w:hAnsi="Calibri"/>
+                <w:sz w:val="18"/>
+              </w:rPr>
               <w:t xml:space="preserve">Auth</w:t>
             </w:r>
           </w:p>
         </w:tc>
         <w:tc>
-          <w:tcPr/>
+          <w:tcPr>
+            <w:tcMar>
+              <w:top w:w="40" w:type="dxa"/>
+              <w:bottom w:w="40" w:type="dxa"/>
+              <w:left w:w="60" w:type="dxa"/>
+              <w:right w:w="60" w:type="dxa"/>
+            </w:tcMar>
+            <w:tcMar>
+              <w:top w:w="40" w:type="dxa"/>
+              <w:bottom w:w="40" w:type="dxa"/>
+              <w:left w:w="60" w:type="dxa"/>
+              <w:right w:w="60" w:type="dxa"/>
+            </w:tcMar>
+          </w:tcPr>
           <w:p>
             <w:pPr>
               <w:pStyle w:val="Compact"/>
+              <w:spacing w:before="0" w:after="40" w:line="264" w:lineRule="auto"/>
               <w:jc w:val="left"/>
             </w:pPr>
             <w:r>
               <w:rPr>
                 <w:rStyle w:val="VerbatimChar"/>
+                <w:rFonts w:ascii="Calibri" w:hAnsi="Calibri"/>
+                <w:sz w:val="18"/>
               </w:rPr>
               <w:t xml:space="preserve">BankOne-Frontend/src/app/core/services/auth.ts</w:t>
             </w:r>
@@ -3813,27 +6997,61 @@
       </w:tr>
       <w:tr>
         <w:tc>
-          <w:tcPr/>
+          <w:tcPr>
+            <w:tcMar>
+              <w:top w:w="40" w:type="dxa"/>
+              <w:bottom w:w="40" w:type="dxa"/>
+              <w:left w:w="60" w:type="dxa"/>
+              <w:right w:w="60" w:type="dxa"/>
+            </w:tcMar>
+            <w:tcMar>
+              <w:top w:w="40" w:type="dxa"/>
+              <w:bottom w:w="40" w:type="dxa"/>
+              <w:left w:w="60" w:type="dxa"/>
+              <w:right w:w="60" w:type="dxa"/>
+            </w:tcMar>
+          </w:tcPr>
           <w:p>
             <w:pPr>
               <w:pStyle w:val="Compact"/>
+              <w:spacing w:before="0" w:after="40" w:line="264" w:lineRule="auto"/>
               <w:jc w:val="left"/>
             </w:pPr>
             <w:r>
+              <w:rPr>
+                <w:rFonts w:ascii="Calibri" w:hAnsi="Calibri"/>
+                <w:sz w:val="18"/>
+              </w:rPr>
               <w:t xml:space="preserve">Customer</w:t>
             </w:r>
           </w:p>
         </w:tc>
         <w:tc>
-          <w:tcPr/>
+          <w:tcPr>
+            <w:tcMar>
+              <w:top w:w="40" w:type="dxa"/>
+              <w:bottom w:w="40" w:type="dxa"/>
+              <w:left w:w="60" w:type="dxa"/>
+              <w:right w:w="60" w:type="dxa"/>
+            </w:tcMar>
+            <w:tcMar>
+              <w:top w:w="40" w:type="dxa"/>
+              <w:bottom w:w="40" w:type="dxa"/>
+              <w:left w:w="60" w:type="dxa"/>
+              <w:right w:w="60" w:type="dxa"/>
+            </w:tcMar>
+          </w:tcPr>
           <w:p>
             <w:pPr>
               <w:pStyle w:val="Compact"/>
+              <w:spacing w:before="0" w:after="40" w:line="264" w:lineRule="auto"/>
               <w:jc w:val="left"/>
             </w:pPr>
             <w:r>
               <w:rPr>
                 <w:rStyle w:val="VerbatimChar"/>
+                <w:rFonts w:ascii="Calibri" w:hAnsi="Calibri"/>
+                <w:sz w:val="18"/>
               </w:rPr>
               <w:t xml:space="preserve">.../customer.ts</w:t>
             </w:r>
@@ -3842,27 +7060,61 @@
       </w:tr>
       <w:tr>
         <w:tc>
-          <w:tcPr/>
+          <w:tcPr>
+            <w:tcMar>
+              <w:top w:w="40" w:type="dxa"/>
+              <w:bottom w:w="40" w:type="dxa"/>
+              <w:left w:w="60" w:type="dxa"/>
+              <w:right w:w="60" w:type="dxa"/>
+            </w:tcMar>
+            <w:tcMar>
+              <w:top w:w="40" w:type="dxa"/>
+              <w:bottom w:w="40" w:type="dxa"/>
+              <w:left w:w="60" w:type="dxa"/>
+              <w:right w:w="60" w:type="dxa"/>
+            </w:tcMar>
+          </w:tcPr>
           <w:p>
             <w:pPr>
               <w:pStyle w:val="Compact"/>
+              <w:spacing w:before="0" w:after="40" w:line="264" w:lineRule="auto"/>
               <w:jc w:val="left"/>
             </w:pPr>
             <w:r>
+              <w:rPr>
+                <w:rFonts w:ascii="Calibri" w:hAnsi="Calibri"/>
+                <w:sz w:val="18"/>
+              </w:rPr>
               <w:t xml:space="preserve">Account</w:t>
             </w:r>
           </w:p>
         </w:tc>
         <w:tc>
-          <w:tcPr/>
+          <w:tcPr>
+            <w:tcMar>
+              <w:top w:w="40" w:type="dxa"/>
+              <w:bottom w:w="40" w:type="dxa"/>
+              <w:left w:w="60" w:type="dxa"/>
+              <w:right w:w="60" w:type="dxa"/>
+            </w:tcMar>
+            <w:tcMar>
+              <w:top w:w="40" w:type="dxa"/>
+              <w:bottom w:w="40" w:type="dxa"/>
+              <w:left w:w="60" w:type="dxa"/>
+              <w:right w:w="60" w:type="dxa"/>
+            </w:tcMar>
+          </w:tcPr>
           <w:p>
             <w:pPr>
               <w:pStyle w:val="Compact"/>
+              <w:spacing w:before="0" w:after="40" w:line="264" w:lineRule="auto"/>
               <w:jc w:val="left"/>
             </w:pPr>
             <w:r>
               <w:rPr>
                 <w:rStyle w:val="VerbatimChar"/>
+                <w:rFonts w:ascii="Calibri" w:hAnsi="Calibri"/>
+                <w:sz w:val="18"/>
               </w:rPr>
               <w:t xml:space="preserve">.../account.ts</w:t>
             </w:r>
@@ -3871,27 +7123,61 @@
       </w:tr>
       <w:tr>
         <w:tc>
-          <w:tcPr/>
+          <w:tcPr>
+            <w:tcMar>
+              <w:top w:w="40" w:type="dxa"/>
+              <w:bottom w:w="40" w:type="dxa"/>
+              <w:left w:w="60" w:type="dxa"/>
+              <w:right w:w="60" w:type="dxa"/>
+            </w:tcMar>
+            <w:tcMar>
+              <w:top w:w="40" w:type="dxa"/>
+              <w:bottom w:w="40" w:type="dxa"/>
+              <w:left w:w="60" w:type="dxa"/>
+              <w:right w:w="60" w:type="dxa"/>
+            </w:tcMar>
+          </w:tcPr>
           <w:p>
             <w:pPr>
               <w:pStyle w:val="Compact"/>
+              <w:spacing w:before="0" w:after="40" w:line="264" w:lineRule="auto"/>
               <w:jc w:val="left"/>
             </w:pPr>
             <w:r>
+              <w:rPr>
+                <w:rFonts w:ascii="Calibri" w:hAnsi="Calibri"/>
+                <w:sz w:val="18"/>
+              </w:rPr>
               <w:t xml:space="preserve">Account policy</w:t>
             </w:r>
           </w:p>
         </w:tc>
         <w:tc>
-          <w:tcPr/>
+          <w:tcPr>
+            <w:tcMar>
+              <w:top w:w="40" w:type="dxa"/>
+              <w:bottom w:w="40" w:type="dxa"/>
+              <w:left w:w="60" w:type="dxa"/>
+              <w:right w:w="60" w:type="dxa"/>
+            </w:tcMar>
+            <w:tcMar>
+              <w:top w:w="40" w:type="dxa"/>
+              <w:bottom w:w="40" w:type="dxa"/>
+              <w:left w:w="60" w:type="dxa"/>
+              <w:right w:w="60" w:type="dxa"/>
+            </w:tcMar>
+          </w:tcPr>
           <w:p>
             <w:pPr>
               <w:pStyle w:val="Compact"/>
+              <w:spacing w:before="0" w:after="40" w:line="264" w:lineRule="auto"/>
               <w:jc w:val="left"/>
             </w:pPr>
             <w:r>
               <w:rPr>
                 <w:rStyle w:val="VerbatimChar"/>
+                <w:rFonts w:ascii="Calibri" w:hAnsi="Calibri"/>
+                <w:sz w:val="18"/>
               </w:rPr>
               <w:t xml:space="preserve">.../account-policy.ts</w:t>
             </w:r>
@@ -3900,27 +7186,61 @@
       </w:tr>
       <w:tr>
         <w:tc>
-          <w:tcPr/>
+          <w:tcPr>
+            <w:tcMar>
+              <w:top w:w="40" w:type="dxa"/>
+              <w:bottom w:w="40" w:type="dxa"/>
+              <w:left w:w="60" w:type="dxa"/>
+              <w:right w:w="60" w:type="dxa"/>
+            </w:tcMar>
+            <w:tcMar>
+              <w:top w:w="40" w:type="dxa"/>
+              <w:bottom w:w="40" w:type="dxa"/>
+              <w:left w:w="60" w:type="dxa"/>
+              <w:right w:w="60" w:type="dxa"/>
+            </w:tcMar>
+          </w:tcPr>
           <w:p>
             <w:pPr>
               <w:pStyle w:val="Compact"/>
+              <w:spacing w:before="0" w:after="40" w:line="264" w:lineRule="auto"/>
               <w:jc w:val="left"/>
             </w:pPr>
             <w:r>
+              <w:rPr>
+                <w:rFonts w:ascii="Calibri" w:hAnsi="Calibri"/>
+                <w:sz w:val="18"/>
+              </w:rPr>
               <w:t xml:space="preserve">User</w:t>
             </w:r>
           </w:p>
         </w:tc>
         <w:tc>
-          <w:tcPr/>
+          <w:tcPr>
+            <w:tcMar>
+              <w:top w:w="40" w:type="dxa"/>
+              <w:bottom w:w="40" w:type="dxa"/>
+              <w:left w:w="60" w:type="dxa"/>
+              <w:right w:w="60" w:type="dxa"/>
+            </w:tcMar>
+            <w:tcMar>
+              <w:top w:w="40" w:type="dxa"/>
+              <w:bottom w:w="40" w:type="dxa"/>
+              <w:left w:w="60" w:type="dxa"/>
+              <w:right w:w="60" w:type="dxa"/>
+            </w:tcMar>
+          </w:tcPr>
           <w:p>
             <w:pPr>
               <w:pStyle w:val="Compact"/>
+              <w:spacing w:before="0" w:after="40" w:line="264" w:lineRule="auto"/>
               <w:jc w:val="left"/>
             </w:pPr>
             <w:r>
               <w:rPr>
                 <w:rStyle w:val="VerbatimChar"/>
+                <w:rFonts w:ascii="Calibri" w:hAnsi="Calibri"/>
+                <w:sz w:val="18"/>
               </w:rPr>
               <w:t xml:space="preserve">.../user.ts</w:t>
             </w:r>
@@ -3929,27 +7249,61 @@
       </w:tr>
       <w:tr>
         <w:tc>
-          <w:tcPr/>
+          <w:tcPr>
+            <w:tcMar>
+              <w:top w:w="40" w:type="dxa"/>
+              <w:bottom w:w="40" w:type="dxa"/>
+              <w:left w:w="60" w:type="dxa"/>
+              <w:right w:w="60" w:type="dxa"/>
+            </w:tcMar>
+            <w:tcMar>
+              <w:top w:w="40" w:type="dxa"/>
+              <w:bottom w:w="40" w:type="dxa"/>
+              <w:left w:w="60" w:type="dxa"/>
+              <w:right w:w="60" w:type="dxa"/>
+            </w:tcMar>
+          </w:tcPr>
           <w:p>
             <w:pPr>
               <w:pStyle w:val="Compact"/>
+              <w:spacing w:before="0" w:after="40" w:line="264" w:lineRule="auto"/>
               <w:jc w:val="left"/>
             </w:pPr>
             <w:r>
+              <w:rPr>
+                <w:rFonts w:ascii="Calibri" w:hAnsi="Calibri"/>
+                <w:sz w:val="18"/>
+              </w:rPr>
               <w:t xml:space="preserve">Dashboard</w:t>
             </w:r>
           </w:p>
         </w:tc>
         <w:tc>
-          <w:tcPr/>
+          <w:tcPr>
+            <w:tcMar>
+              <w:top w:w="40" w:type="dxa"/>
+              <w:bottom w:w="40" w:type="dxa"/>
+              <w:left w:w="60" w:type="dxa"/>
+              <w:right w:w="60" w:type="dxa"/>
+            </w:tcMar>
+            <w:tcMar>
+              <w:top w:w="40" w:type="dxa"/>
+              <w:bottom w:w="40" w:type="dxa"/>
+              <w:left w:w="60" w:type="dxa"/>
+              <w:right w:w="60" w:type="dxa"/>
+            </w:tcMar>
+          </w:tcPr>
           <w:p>
             <w:pPr>
               <w:pStyle w:val="Compact"/>
+              <w:spacing w:before="0" w:after="40" w:line="264" w:lineRule="auto"/>
               <w:jc w:val="left"/>
             </w:pPr>
             <w:r>
               <w:rPr>
                 <w:rStyle w:val="VerbatimChar"/>
+                <w:rFonts w:ascii="Calibri" w:hAnsi="Calibri"/>
+                <w:sz w:val="18"/>
               </w:rPr>
               <w:t xml:space="preserve">.../dashboard.service.ts</w:t>
             </w:r>
@@ -3958,27 +7312,61 @@
       </w:tr>
       <w:tr>
         <w:tc>
-          <w:tcPr/>
+          <w:tcPr>
+            <w:tcMar>
+              <w:top w:w="40" w:type="dxa"/>
+              <w:bottom w:w="40" w:type="dxa"/>
+              <w:left w:w="60" w:type="dxa"/>
+              <w:right w:w="60" w:type="dxa"/>
+            </w:tcMar>
+            <w:tcMar>
+              <w:top w:w="40" w:type="dxa"/>
+              <w:bottom w:w="40" w:type="dxa"/>
+              <w:left w:w="60" w:type="dxa"/>
+              <w:right w:w="60" w:type="dxa"/>
+            </w:tcMar>
+          </w:tcPr>
           <w:p>
             <w:pPr>
               <w:pStyle w:val="Compact"/>
+              <w:spacing w:before="0" w:after="40" w:line="264" w:lineRule="auto"/>
               <w:jc w:val="left"/>
             </w:pPr>
             <w:r>
+              <w:rPr>
+                <w:rFonts w:ascii="Calibri" w:hAnsi="Calibri"/>
+                <w:sz w:val="18"/>
+              </w:rPr>
               <w:t xml:space="preserve">Portal / approvals / audit</w:t>
             </w:r>
           </w:p>
         </w:tc>
         <w:tc>
-          <w:tcPr/>
+          <w:tcPr>
+            <w:tcMar>
+              <w:top w:w="40" w:type="dxa"/>
+              <w:bottom w:w="40" w:type="dxa"/>
+              <w:left w:w="60" w:type="dxa"/>
+              <w:right w:w="60" w:type="dxa"/>
+            </w:tcMar>
+            <w:tcMar>
+              <w:top w:w="40" w:type="dxa"/>
+              <w:bottom w:w="40" w:type="dxa"/>
+              <w:left w:w="60" w:type="dxa"/>
+              <w:right w:w="60" w:type="dxa"/>
+            </w:tcMar>
+          </w:tcPr>
           <w:p>
             <w:pPr>
               <w:pStyle w:val="Compact"/>
+              <w:spacing w:before="0" w:after="40" w:line="264" w:lineRule="auto"/>
               <w:jc w:val="left"/>
             </w:pPr>
             <w:r>
               <w:rPr>
                 <w:rStyle w:val="VerbatimChar"/>
+                <w:rFonts w:ascii="Calibri" w:hAnsi="Calibri"/>
+                <w:sz w:val="18"/>
               </w:rPr>
               <w:t xml:space="preserve">.../portal.ts</w:t>
             </w:r>
@@ -3987,42 +7375,84 @@
       </w:tr>
       <w:tr>
         <w:tc>
-          <w:tcPr/>
+          <w:tcPr>
+            <w:tcMar>
+              <w:top w:w="40" w:type="dxa"/>
+              <w:bottom w:w="40" w:type="dxa"/>
+              <w:left w:w="60" w:type="dxa"/>
+              <w:right w:w="60" w:type="dxa"/>
+            </w:tcMar>
+            <w:tcMar>
+              <w:top w:w="40" w:type="dxa"/>
+              <w:bottom w:w="40" w:type="dxa"/>
+              <w:left w:w="60" w:type="dxa"/>
+              <w:right w:w="60" w:type="dxa"/>
+            </w:tcMar>
+          </w:tcPr>
           <w:p>
             <w:pPr>
               <w:pStyle w:val="Compact"/>
+              <w:spacing w:before="0" w:after="40" w:line="264" w:lineRule="auto"/>
               <w:jc w:val="left"/>
             </w:pPr>
             <w:r>
+              <w:rPr>
+                <w:rFonts w:ascii="Calibri" w:hAnsi="Calibri"/>
+                <w:sz w:val="18"/>
+              </w:rPr>
               <w:t xml:space="preserve">Reports</w:t>
             </w:r>
           </w:p>
         </w:tc>
         <w:tc>
-          <w:tcPr/>
+          <w:tcPr>
+            <w:tcMar>
+              <w:top w:w="40" w:type="dxa"/>
+              <w:bottom w:w="40" w:type="dxa"/>
+              <w:left w:w="60" w:type="dxa"/>
+              <w:right w:w="60" w:type="dxa"/>
+            </w:tcMar>
+            <w:tcMar>
+              <w:top w:w="40" w:type="dxa"/>
+              <w:bottom w:w="40" w:type="dxa"/>
+              <w:left w:w="60" w:type="dxa"/>
+              <w:right w:w="60" w:type="dxa"/>
+            </w:tcMar>
+          </w:tcPr>
           <w:p>
             <w:pPr>
               <w:pStyle w:val="Compact"/>
+              <w:spacing w:before="0" w:after="40" w:line="264" w:lineRule="auto"/>
               <w:jc w:val="left"/>
             </w:pPr>
             <w:r>
               <w:rPr>
                 <w:rStyle w:val="VerbatimChar"/>
+                <w:rFonts w:ascii="Calibri" w:hAnsi="Calibri"/>
+                <w:sz w:val="18"/>
               </w:rPr>
               <w:t xml:space="preserve">features/reports</w:t>
             </w:r>
             <w:r>
+              <w:rPr>
+                <w:rFonts w:ascii="Calibri" w:hAnsi="Calibri"/>
+                <w:sz w:val="18"/>
+              </w:rPr>
               <w:t xml:space="preserve"> </w:t>
             </w:r>
             <w:r>
+              <w:rPr>
+                <w:rFonts w:ascii="Calibri" w:hAnsi="Calibri"/>
+                <w:sz w:val="18"/>
+              </w:rPr>
               <w:t xml:space="preserve">(+ HTTP in component/service)</w:t>
             </w:r>
           </w:p>
         </w:tc>
       </w:tr>
     </w:tbl>
-    <w:bookmarkEnd w:id="32"/>
     <w:bookmarkEnd w:id="33"/>
+    <w:bookmarkEnd w:id="34"/>
     <w:sectPr>
       <w:pgSz w:h="16838" w:w="11906"/>
       <w:pgMar w:bottom="1134" w:footer="720" w:gutter="0" w:header="720" w:left="1247" w:right="1247" w:top="1134"/>
